--- a/docs/Entrega 2/Microproyecto_Entrega_2.docx
+++ b/docs/Entrega 2/Microproyecto_Entrega_2.docx
@@ -323,8 +323,9 @@
           <w:sz w:val="22"/>
           <w:szCs w:val="22"/>
         </w:rPr>
-        <w:t>Jared Foster Orduz</w:t>
-      </w:r>
+        <w:t xml:space="preserve">Jared Foster </w:t>
+      </w:r>
+      <w:proofErr w:type="gramStart"/>
       <w:r>
         <w:rPr>
           <w:rFonts w:ascii="Bahnschrift" w:hAnsi="Bahnschrift" w:cs="Arial"/>
@@ -332,7 +333,26 @@
           <w:sz w:val="22"/>
           <w:szCs w:val="22"/>
         </w:rPr>
-        <w:t xml:space="preserve">  -  </w:t>
+        <w:t>Orduz</w:t>
+      </w:r>
+      <w:r>
+        <w:rPr>
+          <w:rFonts w:ascii="Bahnschrift" w:hAnsi="Bahnschrift" w:cs="Arial"/>
+          <w:color w:val="5F5E5A"/>
+          <w:sz w:val="22"/>
+          <w:szCs w:val="22"/>
+        </w:rPr>
+        <w:t xml:space="preserve">  -</w:t>
+      </w:r>
+      <w:proofErr w:type="gramEnd"/>
+      <w:r>
+        <w:rPr>
+          <w:rFonts w:ascii="Bahnschrift" w:hAnsi="Bahnschrift" w:cs="Arial"/>
+          <w:color w:val="5F5E5A"/>
+          <w:sz w:val="22"/>
+          <w:szCs w:val="22"/>
+        </w:rPr>
+        <w:t xml:space="preserve">  </w:t>
       </w:r>
       <w:r>
         <w:rPr>
@@ -361,8 +381,9 @@
           <w:sz w:val="22"/>
           <w:szCs w:val="22"/>
         </w:rPr>
-        <w:t>Andres Felipe Florez Garces</w:t>
-      </w:r>
+        <w:t xml:space="preserve">Andres Felipe Florez </w:t>
+      </w:r>
+      <w:proofErr w:type="gramStart"/>
       <w:r>
         <w:rPr>
           <w:rFonts w:ascii="Bahnschrift" w:hAnsi="Bahnschrift" w:cs="Arial"/>
@@ -370,7 +391,26 @@
           <w:sz w:val="22"/>
           <w:szCs w:val="22"/>
         </w:rPr>
-        <w:t xml:space="preserve">  -  </w:t>
+        <w:t>Garces</w:t>
+      </w:r>
+      <w:r>
+        <w:rPr>
+          <w:rFonts w:ascii="Bahnschrift" w:hAnsi="Bahnschrift" w:cs="Arial"/>
+          <w:color w:val="5F5E5A"/>
+          <w:sz w:val="22"/>
+          <w:szCs w:val="22"/>
+        </w:rPr>
+        <w:t xml:space="preserve">  -</w:t>
+      </w:r>
+      <w:proofErr w:type="gramEnd"/>
+      <w:r>
+        <w:rPr>
+          <w:rFonts w:ascii="Bahnschrift" w:hAnsi="Bahnschrift" w:cs="Arial"/>
+          <w:color w:val="5F5E5A"/>
+          <w:sz w:val="22"/>
+          <w:szCs w:val="22"/>
+        </w:rPr>
+        <w:t xml:space="preserve">  </w:t>
       </w:r>
       <w:r>
         <w:rPr>
@@ -470,7 +510,16 @@
           <w:sz w:val="22"/>
           <w:szCs w:val="22"/>
         </w:rPr>
-        <w:t>Agosto de 202</w:t>
+        <w:t>Septiembre</w:t>
+      </w:r>
+      <w:r>
+        <w:rPr>
+          <w:rFonts w:ascii="Bahnschrift" w:hAnsi="Bahnschrift" w:cs="Arial"/>
+          <w:color w:val="5F5E5A"/>
+          <w:sz w:val="22"/>
+          <w:szCs w:val="22"/>
+        </w:rPr>
+        <w:t xml:space="preserve"> de 202</w:t>
       </w:r>
       <w:r>
         <w:rPr>
@@ -631,6 +680,62 @@
           <w:sz w:val="22"/>
           <w:szCs w:val="22"/>
         </w:rPr>
+        <w:t>API (FastAPI</w:t>
+      </w:r>
+      <w:proofErr w:type="gramStart"/>
+      <w:r>
+        <w:rPr>
+          <w:rFonts w:ascii="Bahnschrift" w:hAnsi="Bahnschrift" w:cs="Arial"/>
+          <w:b/>
+          <w:bCs/>
+          <w:sz w:val="22"/>
+          <w:szCs w:val="22"/>
+        </w:rPr>
+        <w:t>) :</w:t>
+      </w:r>
+      <w:proofErr w:type="gramEnd"/>
+      <w:r>
+        <w:rPr>
+          <w:rFonts w:ascii="Bahnschrift" w:hAnsi="Bahnschrift" w:cs="Arial"/>
+          <w:sz w:val="22"/>
+          <w:szCs w:val="22"/>
+        </w:rPr>
+        <w:t xml:space="preserve"> </w:t>
+      </w:r>
+      <w:hyperlink r:id="rId11" w:history="1">
+        <w:r>
+          <w:rPr>
+            <w:rFonts w:ascii="Bahnschrift" w:hAnsi="Bahnschrift" w:cs="Arial"/>
+            <w:color w:val="4472C4" w:themeColor="accent1"/>
+            <w:sz w:val="22"/>
+            <w:szCs w:val="22"/>
+          </w:rPr>
+          <w:t>http://44.204.142.207:8000/docs</w:t>
+        </w:r>
+      </w:hyperlink>
+    </w:p>
+    <w:p>
+      <w:pPr>
+        <w:pStyle w:val="Prrafodelista"/>
+        <w:numPr>
+          <w:ilvl w:val="0"/>
+          <w:numId w:val="3"/>
+        </w:numPr>
+        <w:spacing w:after="120"/>
+        <w:rPr>
+          <w:rFonts w:ascii="Bahnschrift" w:hAnsi="Bahnschrift" w:cs="Arial"/>
+          <w:sz w:val="22"/>
+          <w:szCs w:val="22"/>
+        </w:rPr>
+      </w:pPr>
+      <w:r>
+        <w:rPr>
+          <w:rFonts w:ascii="Bahnschrift" w:hAnsi="Bahnschrift" w:cs="Arial"/>
+          <w:b/>
+          <w:bCs/>
+          <w:sz w:val="22"/>
+          <w:szCs w:val="22"/>
+        </w:rPr>
         <w:t>Tablero — Streamlit (instancia EC2):</w:t>
       </w:r>
       <w:r>
@@ -641,7 +746,7 @@
         </w:rPr>
         <w:t xml:space="preserve"> </w:t>
       </w:r>
-      <w:hyperlink r:id="rId11" w:history="1">
+      <w:hyperlink r:id="rId12" w:history="1">
         <w:r>
           <w:rPr>
             <w:rFonts w:ascii="Bahnschrift" w:hAnsi="Bahnschrift" w:cs="Arial"/>
@@ -762,13 +867,7 @@
         <w:rPr>
           <w:rFonts w:ascii="Bahnschrift" w:hAnsi="Bahnschrift" w:cs="Arial"/>
         </w:rPr>
-        <w:t>A</w:t>
-      </w:r>
-      <w:r>
-        <w:rPr>
-          <w:rFonts w:ascii="Bahnschrift" w:hAnsi="Bahnschrift" w:cs="Arial"/>
-        </w:rPr>
-        <w:t>lcance del proyecto</w:t>
+        <w:t>Alcance del proyecto</w:t>
       </w:r>
     </w:p>
     <w:p>
@@ -804,7 +903,7 @@
         </w:rPr>
         <w:t xml:space="preserve"> </w:t>
       </w:r>
-      <w:hyperlink r:id="rId12" w:history="1">
+      <w:hyperlink r:id="rId13" w:history="1">
         <w:r>
           <w:rPr>
             <w:rStyle w:val="Hipervnculo"/>
@@ -1051,7 +1150,6 @@
           <w:sz w:val="22"/>
           <w:szCs w:val="22"/>
         </w:rPr>
-        <w:lastRenderedPageBreak/>
         <w:t>Cambio respecto a la Entrega 1: de las 21 variables originales se seleccionó un subconjunto final de 11 predictores —HighBP, HighChol, BMI, Smoker, Stroke, HeartDiseaseorAttack, PhysActivity, GenHlth, DiffWalk, Age e Income—, priorizando las variables con mayor correlación (positiva o negativa) con la variable objetivo, y descartando variables redundantes o de bajo aporte, para simplificar el formulario del tablero sin perder poder predictivo. El detalle de esta selección se retoma en la sección 5.1.2.</w:t>
       </w:r>
     </w:p>
@@ -1345,7 +1443,7 @@
                     </pic:cNvPicPr>
                   </pic:nvPicPr>
                   <pic:blipFill>
-                    <a:blip r:embed="rId13"/>
+                    <a:blip r:embed="rId14"/>
                     <a:srcRect/>
                     <a:stretch>
                       <a:fillRect/>
@@ -1386,6 +1484,7 @@
           <w:sz w:val="16"/>
           <w:szCs w:val="16"/>
         </w:rPr>
+        <w:lastRenderedPageBreak/>
         <w:t>Figura 1. Correlación de cada variable con Diabetes_binary. En azul/naranja, las 11 variables seleccionadas como predictoras finales; en gris, las variables descartadas.</w:t>
       </w:r>
     </w:p>
@@ -1625,7 +1724,15 @@
                 <w:sz w:val="19"/>
                 <w:szCs w:val="19"/>
               </w:rPr>
-              <w:t>0.862</w:t>
+              <w:t>0.</w:t>
+            </w:r>
+            <w:r>
+              <w:rPr>
+                <w:rFonts w:ascii="Bahnschrift" w:hAnsi="Bahnschrift"/>
+                <w:sz w:val="19"/>
+                <w:szCs w:val="19"/>
+              </w:rPr>
+              <w:t>861</w:t>
             </w:r>
           </w:p>
         </w:tc>
@@ -1648,7 +1755,15 @@
                 <w:sz w:val="19"/>
                 <w:szCs w:val="19"/>
               </w:rPr>
-              <w:t>0.511</w:t>
+              <w:t>0.</w:t>
+            </w:r>
+            <w:r>
+              <w:rPr>
+                <w:rFonts w:ascii="Bahnschrift" w:hAnsi="Bahnschrift"/>
+                <w:sz w:val="19"/>
+                <w:szCs w:val="19"/>
+              </w:rPr>
+              <w:t>511</w:t>
             </w:r>
           </w:p>
         </w:tc>
@@ -1671,7 +1786,15 @@
                 <w:sz w:val="19"/>
                 <w:szCs w:val="19"/>
               </w:rPr>
-              <w:t>0.148</w:t>
+              <w:t>0.</w:t>
+            </w:r>
+            <w:r>
+              <w:rPr>
+                <w:rFonts w:ascii="Bahnschrift" w:hAnsi="Bahnschrift"/>
+                <w:sz w:val="19"/>
+                <w:szCs w:val="19"/>
+              </w:rPr>
+              <w:t>148</w:t>
             </w:r>
           </w:p>
         </w:tc>
@@ -1694,7 +1817,15 @@
                 <w:sz w:val="19"/>
                 <w:szCs w:val="19"/>
               </w:rPr>
-              <w:t>0.230</w:t>
+              <w:t>0.</w:t>
+            </w:r>
+            <w:r>
+              <w:rPr>
+                <w:rFonts w:ascii="Bahnschrift" w:hAnsi="Bahnschrift"/>
+                <w:sz w:val="19"/>
+                <w:szCs w:val="19"/>
+              </w:rPr>
+              <w:t>229</w:t>
             </w:r>
           </w:p>
         </w:tc>
@@ -1717,7 +1848,15 @@
                 <w:sz w:val="19"/>
                 <w:szCs w:val="19"/>
               </w:rPr>
-              <w:t>0.815</w:t>
+              <w:t>0.8</w:t>
+            </w:r>
+            <w:r>
+              <w:rPr>
+                <w:rFonts w:ascii="Bahnschrift" w:hAnsi="Bahnschrift"/>
+                <w:sz w:val="19"/>
+                <w:szCs w:val="19"/>
+              </w:rPr>
+              <w:t>14</w:t>
             </w:r>
           </w:p>
         </w:tc>
@@ -1766,7 +1905,15 @@
                 <w:sz w:val="19"/>
                 <w:szCs w:val="19"/>
               </w:rPr>
-              <w:t>0.727</w:t>
+              <w:t>0.</w:t>
+            </w:r>
+            <w:r>
+              <w:rPr>
+                <w:rFonts w:ascii="Bahnschrift" w:hAnsi="Bahnschrift"/>
+                <w:sz w:val="19"/>
+                <w:szCs w:val="19"/>
+              </w:rPr>
+              <w:t>726</w:t>
             </w:r>
           </w:p>
         </w:tc>
@@ -1789,7 +1936,15 @@
                 <w:sz w:val="19"/>
                 <w:szCs w:val="19"/>
               </w:rPr>
-              <w:t>0.306</w:t>
+              <w:t>0.</w:t>
+            </w:r>
+            <w:r>
+              <w:rPr>
+                <w:rFonts w:ascii="Bahnschrift" w:hAnsi="Bahnschrift"/>
+                <w:sz w:val="19"/>
+                <w:szCs w:val="19"/>
+              </w:rPr>
+              <w:t>306</w:t>
             </w:r>
           </w:p>
         </w:tc>
@@ -1812,7 +1967,15 @@
                 <w:sz w:val="19"/>
                 <w:szCs w:val="19"/>
               </w:rPr>
-              <w:t>0.757</w:t>
+              <w:t>0.</w:t>
+            </w:r>
+            <w:r>
+              <w:rPr>
+                <w:rFonts w:ascii="Bahnschrift" w:hAnsi="Bahnschrift"/>
+                <w:sz w:val="19"/>
+                <w:szCs w:val="19"/>
+              </w:rPr>
+              <w:t>757</w:t>
             </w:r>
           </w:p>
         </w:tc>
@@ -1835,7 +1998,15 @@
                 <w:sz w:val="19"/>
                 <w:szCs w:val="19"/>
               </w:rPr>
-              <w:t>0.436</w:t>
+              <w:t>0.</w:t>
+            </w:r>
+            <w:r>
+              <w:rPr>
+                <w:rFonts w:ascii="Bahnschrift" w:hAnsi="Bahnschrift"/>
+                <w:sz w:val="19"/>
+                <w:szCs w:val="19"/>
+              </w:rPr>
+              <w:t>435</w:t>
             </w:r>
           </w:p>
         </w:tc>
@@ -1858,7 +2029,15 @@
                 <w:sz w:val="19"/>
                 <w:szCs w:val="19"/>
               </w:rPr>
-              <w:t>0.814</w:t>
+              <w:t>0.8</w:t>
+            </w:r>
+            <w:r>
+              <w:rPr>
+                <w:rFonts w:ascii="Bahnschrift" w:hAnsi="Bahnschrift"/>
+                <w:sz w:val="19"/>
+                <w:szCs w:val="19"/>
+              </w:rPr>
+              <w:t>13</w:t>
             </w:r>
           </w:p>
         </w:tc>
@@ -1904,7 +2083,15 @@
                 <w:sz w:val="19"/>
                 <w:szCs w:val="19"/>
               </w:rPr>
-              <w:t>0.722</w:t>
+              <w:t>0.</w:t>
+            </w:r>
+            <w:r>
+              <w:rPr>
+                <w:rFonts w:ascii="Bahnschrift" w:hAnsi="Bahnschrift"/>
+                <w:sz w:val="19"/>
+                <w:szCs w:val="19"/>
+              </w:rPr>
+              <w:t>721</w:t>
             </w:r>
           </w:p>
         </w:tc>
@@ -1927,7 +2114,7 @@
                 <w:sz w:val="19"/>
                 <w:szCs w:val="19"/>
               </w:rPr>
-              <w:t>0.304</w:t>
+              <w:t>0.303</w:t>
             </w:r>
           </w:p>
         </w:tc>
@@ -1950,7 +2137,7 @@
                 <w:sz w:val="19"/>
                 <w:szCs w:val="19"/>
               </w:rPr>
-              <w:t>0.773</w:t>
+              <w:t>0.772</w:t>
             </w:r>
           </w:p>
         </w:tc>
@@ -1996,7 +2183,15 @@
                 <w:sz w:val="19"/>
                 <w:szCs w:val="19"/>
               </w:rPr>
-              <w:t>0.820</w:t>
+              <w:t>0.81</w:t>
+            </w:r>
+            <w:r>
+              <w:rPr>
+                <w:rFonts w:ascii="Bahnschrift" w:hAnsi="Bahnschrift"/>
+                <w:sz w:val="19"/>
+                <w:szCs w:val="19"/>
+              </w:rPr>
+              <w:t>9</w:t>
             </w:r>
           </w:p>
         </w:tc>
@@ -2045,7 +2240,15 @@
                 <w:sz w:val="19"/>
                 <w:szCs w:val="19"/>
               </w:rPr>
-              <w:t>0.788</w:t>
+              <w:t>0.7</w:t>
+            </w:r>
+            <w:r>
+              <w:rPr>
+                <w:rFonts w:ascii="Bahnschrift" w:hAnsi="Bahnschrift"/>
+                <w:sz w:val="19"/>
+                <w:szCs w:val="19"/>
+              </w:rPr>
+              <w:t>88</w:t>
             </w:r>
           </w:p>
         </w:tc>
@@ -2068,7 +2271,15 @@
                 <w:sz w:val="19"/>
                 <w:szCs w:val="19"/>
               </w:rPr>
-              <w:t>0.352</w:t>
+              <w:t>0.3</w:t>
+            </w:r>
+            <w:r>
+              <w:rPr>
+                <w:rFonts w:ascii="Bahnschrift" w:hAnsi="Bahnschrift"/>
+                <w:sz w:val="19"/>
+                <w:szCs w:val="19"/>
+              </w:rPr>
+              <w:t>52</w:t>
             </w:r>
           </w:p>
         </w:tc>
@@ -2091,7 +2302,15 @@
                 <w:sz w:val="19"/>
                 <w:szCs w:val="19"/>
               </w:rPr>
-              <w:t>0.618</w:t>
+              <w:t>0.</w:t>
+            </w:r>
+            <w:r>
+              <w:rPr>
+                <w:rFonts w:ascii="Bahnschrift" w:hAnsi="Bahnschrift"/>
+                <w:sz w:val="19"/>
+                <w:szCs w:val="19"/>
+              </w:rPr>
+              <w:t>617</w:t>
             </w:r>
           </w:p>
         </w:tc>
@@ -2114,7 +2333,15 @@
                 <w:sz w:val="19"/>
                 <w:szCs w:val="19"/>
               </w:rPr>
-              <w:t>0.449</w:t>
+              <w:t>0.4</w:t>
+            </w:r>
+            <w:r>
+              <w:rPr>
+                <w:rFonts w:ascii="Bahnschrift" w:hAnsi="Bahnschrift"/>
+                <w:sz w:val="19"/>
+                <w:szCs w:val="19"/>
+              </w:rPr>
+              <w:t>48</w:t>
             </w:r>
           </w:p>
         </w:tc>
@@ -2137,7 +2364,15 @@
                 <w:sz w:val="19"/>
                 <w:szCs w:val="19"/>
               </w:rPr>
-              <w:t>0.813</w:t>
+              <w:t>0.81</w:t>
+            </w:r>
+            <w:r>
+              <w:rPr>
+                <w:rFonts w:ascii="Bahnschrift" w:hAnsi="Bahnschrift"/>
+                <w:sz w:val="19"/>
+                <w:szCs w:val="19"/>
+              </w:rPr>
+              <w:t>2</w:t>
             </w:r>
           </w:p>
         </w:tc>
@@ -2175,7 +2410,7 @@
                     </pic:cNvPicPr>
                   </pic:nvPicPr>
                   <pic:blipFill>
-                    <a:blip r:embed="rId14"/>
+                    <a:blip r:embed="rId15"/>
                     <a:srcRect/>
                     <a:stretch>
                       <a:fillRect/>
@@ -2572,7 +2807,25 @@
           <w:sz w:val="22"/>
           <w:szCs w:val="22"/>
         </w:rPr>
-        <w:t>Cada corrida (run) queda registrada con su tipo de modelo (model_type), sus hiperparámetros completos (n_estimators, max_depth, etc., vía model.get_params()), y si se aplicó SMOTE o no (smote=True/False), permitiendo reproducir exactamente cómo se entrenó cada modelo.</w:t>
+        <w:t>Cada corrida (run) queda registrada con su tipo de modelo (model_type), sus hiperparámetros completos (n_estimators, max_depth, etc., vía model.get_</w:t>
+      </w:r>
+      <w:proofErr w:type="gramStart"/>
+      <w:r>
+        <w:rPr>
+          <w:rFonts w:ascii="Bahnschrift" w:hAnsi="Bahnschrift" w:cs="Arial"/>
+          <w:sz w:val="22"/>
+          <w:szCs w:val="22"/>
+        </w:rPr>
+        <w:t>params(</w:t>
+      </w:r>
+      <w:proofErr w:type="gramEnd"/>
+      <w:r>
+        <w:rPr>
+          <w:rFonts w:ascii="Bahnschrift" w:hAnsi="Bahnschrift" w:cs="Arial"/>
+          <w:sz w:val="22"/>
+          <w:szCs w:val="22"/>
+        </w:rPr>
+        <w:t>)), y si se aplicó SMOTE o no (smote=True/False), permitiendo reproducir exactamente cómo se entrenó cada modelo.</w:t>
       </w:r>
     </w:p>
     <w:p>
@@ -2590,77 +2843,6 @@
             <wp:extent cx="3619500" cy="1857375"/>
             <wp:effectExtent l="0" t="0" r="0" b="0"/>
             <wp:docPr id="158290593" name="Imagen 158290593"/>
-            <wp:cNvGraphicFramePr>
-              <a:graphicFrameLocks xmlns:a="http://schemas.openxmlformats.org/drawingml/2006/main" noChangeAspect="1"/>
-            </wp:cNvGraphicFramePr>
-            <a:graphic xmlns:a="http://schemas.openxmlformats.org/drawingml/2006/main">
-              <a:graphicData uri="http://schemas.openxmlformats.org/drawingml/2006/picture">
-                <pic:pic xmlns:pic="http://schemas.openxmlformats.org/drawingml/2006/picture">
-                  <pic:nvPicPr>
-                    <pic:cNvPr id="0" name=""/>
-                    <pic:cNvPicPr>
-                      <a:picLocks noChangeAspect="1" noChangeArrowheads="1"/>
-                    </pic:cNvPicPr>
-                  </pic:nvPicPr>
-                  <pic:blipFill>
-                    <a:blip r:embed="rId15"/>
-                    <a:srcRect/>
-                    <a:stretch>
-                      <a:fillRect/>
-                    </a:stretch>
-                  </pic:blipFill>
-                  <pic:spPr bwMode="auto">
-                    <a:xfrm>
-                      <a:off x="0" y="0"/>
-                      <a:ext cx="3619500" cy="1857375"/>
-                    </a:xfrm>
-                    <a:prstGeom prst="rect">
-                      <a:avLst/>
-                    </a:prstGeom>
-                  </pic:spPr>
-                </pic:pic>
-              </a:graphicData>
-            </a:graphic>
-          </wp:inline>
-        </w:drawing>
-      </w:r>
-    </w:p>
-    <w:p>
-      <w:pPr>
-        <w:spacing w:after="200"/>
-        <w:jc w:val="center"/>
-        <w:rPr>
-          <w:rFonts w:ascii="Bahnschrift" w:hAnsi="Bahnschrift"/>
-          <w:sz w:val="18"/>
-          <w:szCs w:val="18"/>
-        </w:rPr>
-      </w:pPr>
-      <w:r>
-        <w:rPr>
-          <w:rFonts w:ascii="Bahnschrift" w:hAnsi="Bahnschrift"/>
-          <w:i/>
-          <w:iCs/>
-          <w:color w:val="5F5E5A"/>
-          <w:sz w:val="16"/>
-          <w:szCs w:val="16"/>
-        </w:rPr>
-        <w:t>Figura 3. Terminal de la instancia EC2 (usuario ubuntu, IP pública 44.204.142.207 visible en el panel inferior) mostrando el entrenamiento y las métricas de las 4 corridas.</w:t>
-      </w:r>
-    </w:p>
-    <w:p>
-      <w:pPr>
-        <w:spacing w:after="60"/>
-        <w:jc w:val="center"/>
-      </w:pPr>
-      <w:r>
-        <w:rPr>
-          <w:noProof/>
-        </w:rPr>
-        <w:drawing>
-          <wp:inline distT="0" distB="0" distL="0" distR="0" wp14:anchorId="24959A4A" wp14:editId="1A4CC14E">
-            <wp:extent cx="3810000" cy="2057400"/>
-            <wp:effectExtent l="0" t="0" r="0" b="0"/>
-            <wp:docPr id="873797597" name="Imagen 873797597"/>
             <wp:cNvGraphicFramePr>
               <a:graphicFrameLocks xmlns:a="http://schemas.openxmlformats.org/drawingml/2006/main" noChangeAspect="1"/>
             </wp:cNvGraphicFramePr>
@@ -2683,7 +2865,7 @@
                   <pic:spPr bwMode="auto">
                     <a:xfrm>
                       <a:off x="0" y="0"/>
-                      <a:ext cx="3810000" cy="2057400"/>
+                      <a:ext cx="3619500" cy="1857375"/>
                     </a:xfrm>
                     <a:prstGeom prst="rect">
                       <a:avLst/>
@@ -2715,35 +2897,7 @@
           <w:sz w:val="16"/>
           <w:szCs w:val="16"/>
         </w:rPr>
-        <w:t>Figura 4. Interfaz de MLflow accedida desde el navegador con la IP pública de la instancia EC2 (44.204.142.207:5000) en la URL, mostrando las 4 corridas del experimento diabetesrisk.</w:t>
-      </w:r>
-    </w:p>
-    <w:p>
-      <w:pPr>
-        <w:pStyle w:val="Ttulo3"/>
-        <w:spacing w:before="160" w:after="80"/>
-        <w:rPr>
-          <w:rFonts w:ascii="Bahnschrift" w:hAnsi="Bahnschrift"/>
-        </w:rPr>
-      </w:pPr>
-      <w:r>
-        <w:rPr>
-          <w:rFonts w:ascii="Bahnschrift" w:hAnsi="Bahnschrift"/>
-        </w:rPr>
-        <w:t>5.2.2 Selección de características</w:t>
-      </w:r>
-    </w:p>
-    <w:p>
-      <w:pPr>
-        <w:spacing w:after="120"/>
-      </w:pPr>
-      <w:r>
-        <w:rPr>
-          <w:rFonts w:ascii="Bahnschrift" w:hAnsi="Bahnschrift" w:cs="Arial"/>
-          <w:sz w:val="22"/>
-          <w:szCs w:val="22"/>
-        </w:rPr>
-        <w:t>A partir de esta entrega, el listado de variables usadas (features) y su cantidad (n_features) se registran explícitamente como parámetros de cada corrida en MLflow, además de quedar fijos en el código versionado (src/train.py), de modo que cualquier corrida futura sea trazable respecto a qué variables se usaron.</w:t>
+        <w:t>Figura 3. Terminal de la instancia EC2 (usuario ubuntu, IP pública 44.204.142.207 visible en el panel inferior) mostrando el entrenamiento y las métricas de las 4 corridas.</w:t>
       </w:r>
     </w:p>
     <w:p>
@@ -2756,10 +2910,10 @@
           <w:noProof/>
         </w:rPr>
         <w:drawing>
-          <wp:inline distT="0" distB="0" distL="0" distR="0" wp14:anchorId="0DA09E90" wp14:editId="65EFA9E4">
-            <wp:extent cx="4000500" cy="2171700"/>
+          <wp:inline distT="0" distB="0" distL="0" distR="0" wp14:anchorId="24959A4A" wp14:editId="1A4CC14E">
+            <wp:extent cx="3810000" cy="2057400"/>
             <wp:effectExtent l="0" t="0" r="0" b="0"/>
-            <wp:docPr id="1365221702" name="Imagen 1365221702"/>
+            <wp:docPr id="873797597" name="Imagen 873797597"/>
             <wp:cNvGraphicFramePr>
               <a:graphicFrameLocks xmlns:a="http://schemas.openxmlformats.org/drawingml/2006/main" noChangeAspect="1"/>
             </wp:cNvGraphicFramePr>
@@ -2782,6 +2936,105 @@
                   <pic:spPr bwMode="auto">
                     <a:xfrm>
                       <a:off x="0" y="0"/>
+                      <a:ext cx="3810000" cy="2057400"/>
+                    </a:xfrm>
+                    <a:prstGeom prst="rect">
+                      <a:avLst/>
+                    </a:prstGeom>
+                  </pic:spPr>
+                </pic:pic>
+              </a:graphicData>
+            </a:graphic>
+          </wp:inline>
+        </w:drawing>
+      </w:r>
+    </w:p>
+    <w:p>
+      <w:pPr>
+        <w:spacing w:after="200"/>
+        <w:jc w:val="center"/>
+        <w:rPr>
+          <w:rFonts w:ascii="Bahnschrift" w:hAnsi="Bahnschrift"/>
+          <w:sz w:val="18"/>
+          <w:szCs w:val="18"/>
+        </w:rPr>
+      </w:pPr>
+      <w:r>
+        <w:rPr>
+          <w:rFonts w:ascii="Bahnschrift" w:hAnsi="Bahnschrift"/>
+          <w:i/>
+          <w:iCs/>
+          <w:color w:val="5F5E5A"/>
+          <w:sz w:val="16"/>
+          <w:szCs w:val="16"/>
+        </w:rPr>
+        <w:t>Figura 4. Interfaz de MLflow accedida desde el navegador con la IP pública de la instancia EC2 (44.204.142.207:5000) en la URL, mostrando las 4 corridas del experimento diabetesrisk.</w:t>
+      </w:r>
+    </w:p>
+    <w:p>
+      <w:pPr>
+        <w:pStyle w:val="Ttulo3"/>
+        <w:spacing w:before="160" w:after="80"/>
+        <w:rPr>
+          <w:rFonts w:ascii="Bahnschrift" w:hAnsi="Bahnschrift"/>
+        </w:rPr>
+      </w:pPr>
+      <w:r>
+        <w:rPr>
+          <w:rFonts w:ascii="Bahnschrift" w:hAnsi="Bahnschrift"/>
+        </w:rPr>
+        <w:t>5.2.2 Selección de características</w:t>
+      </w:r>
+    </w:p>
+    <w:p>
+      <w:pPr>
+        <w:spacing w:after="120"/>
+      </w:pPr>
+      <w:r>
+        <w:rPr>
+          <w:rFonts w:ascii="Bahnschrift" w:hAnsi="Bahnschrift" w:cs="Arial"/>
+          <w:sz w:val="22"/>
+          <w:szCs w:val="22"/>
+        </w:rPr>
+        <w:t>A partir de esta entrega, el listado de variables usadas (features) y su cantidad (n_features) se registran explícitamente como parámetros de cada corrida en MLflow, además de quedar fijos en el código versionado (src/train.py), de modo que cualquier corrida futura sea trazable respecto a qué variables se usaron.</w:t>
+      </w:r>
+    </w:p>
+    <w:p>
+      <w:pPr>
+        <w:spacing w:after="60"/>
+        <w:jc w:val="center"/>
+      </w:pPr>
+      <w:r>
+        <w:rPr>
+          <w:noProof/>
+        </w:rPr>
+        <w:drawing>
+          <wp:inline distT="0" distB="0" distL="0" distR="0" wp14:anchorId="0DA09E90" wp14:editId="65EFA9E4">
+            <wp:extent cx="4000500" cy="2171700"/>
+            <wp:effectExtent l="0" t="0" r="0" b="0"/>
+            <wp:docPr id="1365221702" name="Imagen 1365221702"/>
+            <wp:cNvGraphicFramePr>
+              <a:graphicFrameLocks xmlns:a="http://schemas.openxmlformats.org/drawingml/2006/main" noChangeAspect="1"/>
+            </wp:cNvGraphicFramePr>
+            <a:graphic xmlns:a="http://schemas.openxmlformats.org/drawingml/2006/main">
+              <a:graphicData uri="http://schemas.openxmlformats.org/drawingml/2006/picture">
+                <pic:pic xmlns:pic="http://schemas.openxmlformats.org/drawingml/2006/picture">
+                  <pic:nvPicPr>
+                    <pic:cNvPr id="0" name=""/>
+                    <pic:cNvPicPr>
+                      <a:picLocks noChangeAspect="1" noChangeArrowheads="1"/>
+                    </pic:cNvPicPr>
+                  </pic:nvPicPr>
+                  <pic:blipFill>
+                    <a:blip r:embed="rId18"/>
+                    <a:srcRect/>
+                    <a:stretch>
+                      <a:fillRect/>
+                    </a:stretch>
+                  </pic:blipFill>
+                  <pic:spPr bwMode="auto">
+                    <a:xfrm>
+                      <a:off x="0" y="0"/>
                       <a:ext cx="4000500" cy="2171700"/>
                     </a:xfrm>
                     <a:prstGeom prst="rect">
@@ -2900,7 +3153,7 @@
                     </pic:cNvPicPr>
                   </pic:nvPicPr>
                   <pic:blipFill>
-                    <a:blip r:embed="rId18"/>
+                    <a:blip r:embed="rId19"/>
                     <a:srcRect/>
                     <a:stretch>
                       <a:fillRect/>
@@ -3531,7 +3784,7 @@
                     </pic:cNvPicPr>
                   </pic:nvPicPr>
                   <pic:blipFill>
-                    <a:blip r:embed="rId19"/>
+                    <a:blip r:embed="rId20"/>
                     <a:srcRect/>
                     <a:stretch>
                       <a:fillRect/>
@@ -3644,570 +3897,6 @@
             <wp:extent cx="3810000" cy="2781300"/>
             <wp:effectExtent l="0" t="0" r="0" b="0"/>
             <wp:docPr id="1286948006" name="Imagen 1286948006"/>
-            <wp:cNvGraphicFramePr>
-              <a:graphicFrameLocks xmlns:a="http://schemas.openxmlformats.org/drawingml/2006/main" noChangeAspect="1"/>
-            </wp:cNvGraphicFramePr>
-            <a:graphic xmlns:a="http://schemas.openxmlformats.org/drawingml/2006/main">
-              <a:graphicData uri="http://schemas.openxmlformats.org/drawingml/2006/picture">
-                <pic:pic xmlns:pic="http://schemas.openxmlformats.org/drawingml/2006/picture">
-                  <pic:nvPicPr>
-                    <pic:cNvPr id="0" name=""/>
-                    <pic:cNvPicPr>
-                      <a:picLocks noChangeAspect="1" noChangeArrowheads="1"/>
-                    </pic:cNvPicPr>
-                  </pic:nvPicPr>
-                  <pic:blipFill>
-                    <a:blip r:embed="rId20"/>
-                    <a:srcRect/>
-                    <a:stretch>
-                      <a:fillRect/>
-                    </a:stretch>
-                  </pic:blipFill>
-                  <pic:spPr bwMode="auto">
-                    <a:xfrm>
-                      <a:off x="0" y="0"/>
-                      <a:ext cx="3810000" cy="2781300"/>
-                    </a:xfrm>
-                    <a:prstGeom prst="rect">
-                      <a:avLst/>
-                    </a:prstGeom>
-                  </pic:spPr>
-                </pic:pic>
-              </a:graphicData>
-            </a:graphic>
-          </wp:inline>
-        </w:drawing>
-      </w:r>
-    </w:p>
-    <w:p>
-      <w:pPr>
-        <w:spacing w:after="200"/>
-        <w:jc w:val="center"/>
-        <w:rPr>
-          <w:rFonts w:ascii="Bahnschrift" w:hAnsi="Bahnschrift"/>
-          <w:sz w:val="18"/>
-          <w:szCs w:val="18"/>
-        </w:rPr>
-      </w:pPr>
-      <w:r>
-        <w:rPr>
-          <w:rFonts w:ascii="Bahnschrift" w:hAnsi="Bahnschrift"/>
-          <w:i/>
-          <w:iCs/>
-          <w:color w:val="5F5E5A"/>
-          <w:sz w:val="16"/>
-          <w:szCs w:val="16"/>
-        </w:rPr>
-        <w:t xml:space="preserve">Figura </w:t>
-      </w:r>
-      <w:r>
-        <w:rPr>
-          <w:rFonts w:ascii="Bahnschrift" w:hAnsi="Bahnschrift"/>
-          <w:i/>
-          <w:iCs/>
-          <w:color w:val="5F5E5A"/>
-          <w:sz w:val="16"/>
-          <w:szCs w:val="16"/>
-        </w:rPr>
-        <w:t>8</w:t>
-      </w:r>
-      <w:r>
-        <w:rPr>
-          <w:rFonts w:ascii="Bahnschrift" w:hAnsi="Bahnschrift"/>
-          <w:i/>
-          <w:iCs/>
-          <w:color w:val="5F5E5A"/>
-          <w:sz w:val="16"/>
-          <w:szCs w:val="16"/>
-        </w:rPr>
-        <w:t>. Importancia de cada variable en el modelo random_forest_balanced, medida como reducción promedio de impureza Gini.</w:t>
-      </w:r>
-    </w:p>
-    <w:p>
-      <w:pPr>
-        <w:pStyle w:val="Ttulo1"/>
-        <w:spacing w:before="240" w:after="120"/>
-        <w:rPr>
-          <w:rFonts w:ascii="Bahnschrift" w:hAnsi="Bahnschrift" w:cs="Arial"/>
-        </w:rPr>
-      </w:pPr>
-      <w:r>
-        <w:rPr>
-          <w:rFonts w:ascii="Bahnschrift" w:hAnsi="Bahnschrift" w:cs="Arial"/>
-        </w:rPr>
-        <w:t>6. Conclusiones de los modelos</w:t>
-      </w:r>
-    </w:p>
-    <w:p>
-      <w:pPr>
-        <w:pStyle w:val="Ttulo2"/>
-        <w:rPr>
-          <w:rFonts w:ascii="Bahnschrift" w:hAnsi="Bahnschrift"/>
-        </w:rPr>
-      </w:pPr>
-    </w:p>
-    <w:p>
-      <w:pPr>
-        <w:pStyle w:val="Prrafodelista"/>
-        <w:numPr>
-          <w:ilvl w:val="0"/>
-          <w:numId w:val="4"/>
-        </w:numPr>
-        <w:spacing w:after="60"/>
-        <w:rPr>
-          <w:rFonts w:ascii="Bahnschrift" w:hAnsi="Bahnschrift" w:cs="Arial"/>
-          <w:sz w:val="22"/>
-          <w:szCs w:val="22"/>
-        </w:rPr>
-      </w:pPr>
-      <w:r>
-        <w:rPr>
-          <w:rFonts w:ascii="Bahnschrift" w:hAnsi="Bahnschrift" w:cs="Arial"/>
-          <w:sz w:val="22"/>
-          <w:szCs w:val="22"/>
-        </w:rPr>
-        <w:lastRenderedPageBreak/>
-        <w:t>El modelo base (sin tratar el desbalance) alcanza una accuracy engañosamente alta (86.2%) pero un recall muy bajo (14.8%): el modelo aprende a predecir casi siempre "sin diabetes", que es la clase mayoritaria. Esto confirma la importancia de no usar accuracy como única métrica en problemas desbalanceados.</w:t>
-      </w:r>
-    </w:p>
-    <w:p>
-      <w:pPr>
-        <w:pStyle w:val="Prrafodelista"/>
-        <w:numPr>
-          <w:ilvl w:val="0"/>
-          <w:numId w:val="4"/>
-        </w:numPr>
-        <w:spacing w:after="60"/>
-        <w:rPr>
-          <w:rFonts w:ascii="Bahnschrift" w:hAnsi="Bahnschrift" w:cs="Arial"/>
-          <w:sz w:val="22"/>
-          <w:szCs w:val="22"/>
-        </w:rPr>
-      </w:pPr>
-      <w:r>
-        <w:rPr>
-          <w:rFonts w:ascii="Bahnschrift" w:hAnsi="Bahnschrift" w:cs="Arial"/>
-          <w:sz w:val="22"/>
-          <w:szCs w:val="22"/>
-        </w:rPr>
-        <w:t>Tanto SMOTE como class_weight='balanced' logran mejoras similares y sustanciales en recall (61.8%-77.3%), a costa de una caída esperada en precision y accuracy. Este es el trade-off correcto para un caso de uso de tamizaje, donde priorizar sensibilidad (no dejar pasar casos de riesgo) es más importante que la precisión exacta.</w:t>
-      </w:r>
-    </w:p>
-    <w:p>
-      <w:pPr>
-        <w:pStyle w:val="Prrafodelista"/>
-        <w:numPr>
-          <w:ilvl w:val="0"/>
-          <w:numId w:val="4"/>
-        </w:numPr>
-        <w:spacing w:after="60"/>
-        <w:rPr>
-          <w:rFonts w:ascii="Bahnschrift" w:hAnsi="Bahnschrift" w:cs="Arial"/>
-          <w:sz w:val="22"/>
-          <w:szCs w:val="22"/>
-        </w:rPr>
-      </w:pPr>
-      <w:r>
-        <w:rPr>
-          <w:rFonts w:ascii="Bahnschrift" w:hAnsi="Bahnschrift" w:cs="Arial"/>
-          <w:sz w:val="22"/>
-          <w:szCs w:val="22"/>
-        </w:rPr>
-        <w:t>El ROC-AUC se mantiene estable entre 0.813 y 0.820 en los 4 modelos, lo que indica que la capacidad de discriminación subyacente del modelo cambia poco; lo que sí cambia notablemente es el punto de operación (umbral) resultante de cada estrategia de balanceo.</w:t>
-      </w:r>
-    </w:p>
-    <w:p>
-      <w:pPr>
-        <w:pStyle w:val="Prrafodelista"/>
-        <w:numPr>
-          <w:ilvl w:val="0"/>
-          <w:numId w:val="4"/>
-        </w:numPr>
-        <w:spacing w:after="60"/>
-        <w:rPr>
-          <w:rFonts w:ascii="Bahnschrift" w:hAnsi="Bahnschrift" w:cs="Arial"/>
-          <w:sz w:val="22"/>
-          <w:szCs w:val="22"/>
-        </w:rPr>
-      </w:pPr>
-      <w:r>
-        <w:rPr>
-          <w:rFonts w:ascii="Bahnschrift" w:hAnsi="Bahnschrift" w:cs="Arial"/>
-          <w:sz w:val="22"/>
-          <w:szCs w:val="22"/>
-        </w:rPr>
-        <w:t>Las variables más influyentes son consistentes con los hallazgos de correlación: salud general percibida (GenHlth), presión arterial alta (HighBP) e IMC (BMI) concentran la mayor parte del poder predictivo.</w:t>
-      </w:r>
-    </w:p>
-    <w:p>
-      <w:pPr>
-        <w:pStyle w:val="Prrafodelista"/>
-        <w:numPr>
-          <w:ilvl w:val="0"/>
-          <w:numId w:val="4"/>
-        </w:numPr>
-        <w:spacing w:after="60"/>
-        <w:rPr>
-          <w:rFonts w:ascii="Bahnschrift" w:hAnsi="Bahnschrift" w:cs="Arial"/>
-          <w:sz w:val="22"/>
-          <w:szCs w:val="22"/>
-        </w:rPr>
-      </w:pPr>
-      <w:r>
-        <w:rPr>
-          <w:rFonts w:ascii="Bahnschrift" w:hAnsi="Bahnschrift" w:cs="Arial"/>
-          <w:b/>
-          <w:bCs/>
-          <w:sz w:val="22"/>
-          <w:szCs w:val="22"/>
-        </w:rPr>
-        <w:t>Próximos pasos:</w:t>
-      </w:r>
-      <w:r>
-        <w:rPr>
-          <w:rFonts w:ascii="Bahnschrift" w:hAnsi="Bahnschrift" w:cs="Arial"/>
-          <w:sz w:val="22"/>
-          <w:szCs w:val="22"/>
-        </w:rPr>
-        <w:t xml:space="preserve"> calibrar el umbral de decisión del modelo seleccionado, probar validación cruzada (en vez de una sola partición train/test) y explorar Gradient Boosting como alternativa adicional antes de empaquetar la versión final del modelo.</w:t>
-      </w:r>
-    </w:p>
-    <w:p>
-      <w:pPr>
-        <w:spacing w:after="120"/>
-        <w:rPr>
-          <w:rFonts w:ascii="Bahnschrift" w:hAnsi="Bahnschrift" w:cs="Arial"/>
-          <w:sz w:val="22"/>
-          <w:szCs w:val="22"/>
-        </w:rPr>
-      </w:pPr>
-    </w:p>
-    <w:p>
-      <w:pPr>
-        <w:pStyle w:val="Ttulo1"/>
-        <w:spacing w:before="240" w:after="120"/>
-        <w:rPr>
-          <w:rFonts w:ascii="Bahnschrift" w:hAnsi="Bahnschrift" w:cs="Arial"/>
-        </w:rPr>
-      </w:pPr>
-      <w:r>
-        <w:rPr>
-          <w:rFonts w:ascii="Bahnschrift" w:hAnsi="Bahnschrift" w:cs="Arial"/>
-        </w:rPr>
-        <w:t>7. Tablero desarrollado</w:t>
-      </w:r>
-    </w:p>
-    <w:p>
-      <w:pPr>
-        <w:pStyle w:val="Ttulo2"/>
-        <w:rPr>
-          <w:rFonts w:ascii="Bahnschrift" w:hAnsi="Bahnschrift"/>
-        </w:rPr>
-      </w:pPr>
-    </w:p>
-    <w:p>
-      <w:pPr>
-        <w:spacing w:after="120"/>
-        <w:rPr>
-          <w:rFonts w:ascii="Bahnschrift" w:hAnsi="Bahnschrift" w:cs="Arial"/>
-          <w:sz w:val="22"/>
-          <w:szCs w:val="22"/>
-        </w:rPr>
-      </w:pPr>
-      <w:r>
-        <w:rPr>
-          <w:rFonts w:ascii="Bahnschrift" w:hAnsi="Bahnschrift" w:cs="Arial"/>
-          <w:sz w:val="22"/>
-          <w:szCs w:val="22"/>
-        </w:rPr>
-        <w:t xml:space="preserve">El tablero es accesible en </w:t>
-      </w:r>
-      <w:r>
-        <w:rPr>
-          <w:rFonts w:ascii="Bahnschrift" w:hAnsi="Bahnschrift" w:cs="Arial"/>
-          <w:color w:val="4472C4" w:themeColor="accent1"/>
-          <w:sz w:val="22"/>
-          <w:szCs w:val="22"/>
-        </w:rPr>
-        <w:t>http://44.204.142.207:8501/</w:t>
-      </w:r>
-    </w:p>
-    <w:p>
-      <w:pPr>
-        <w:pStyle w:val="Ttulo2"/>
-        <w:rPr>
-          <w:rFonts w:ascii="Bahnschrift" w:hAnsi="Bahnschrift"/>
-        </w:rPr>
-      </w:pPr>
-      <w:r>
-        <w:rPr>
-          <w:rFonts w:ascii="Bahnschrift" w:hAnsi="Bahnschrift"/>
-        </w:rPr>
-        <w:t>7.1 Empaquetamiento del modelo</w:t>
-      </w:r>
-    </w:p>
-    <w:p>
-      <w:pPr>
-        <w:pStyle w:val="Ttulo2"/>
-        <w:rPr>
-          <w:rFonts w:ascii="Bahnschrift" w:hAnsi="Bahnschrift"/>
-        </w:rPr>
-      </w:pPr>
-    </w:p>
-    <w:p>
-      <w:pPr>
-        <w:spacing w:after="120"/>
-        <w:rPr>
-          <w:rFonts w:ascii="Bahnschrift" w:hAnsi="Bahnschrift" w:cs="Arial"/>
-          <w:sz w:val="22"/>
-          <w:szCs w:val="22"/>
-        </w:rPr>
-      </w:pPr>
-      <w:r>
-        <w:rPr>
-          <w:rFonts w:ascii="Bahnschrift" w:hAnsi="Bahnschrift" w:cs="Arial"/>
-          <w:sz w:val="22"/>
-          <w:szCs w:val="22"/>
-        </w:rPr>
-        <w:t>Al finalizar el entrenamiento, el script src/train.py selecciona automáticamente el modelo con mejor recall entre las 4 corridas (random_forest_balanced) y lo serializa con joblib en src/model.pkl, junto con el listado de features y el nombre del modelo, en un único artefacto: {model, features, model_name}. Esto permite que el tablero cargue el modelo correcto sin necesidad de conocer de antemano cuál fue el ganador.</w:t>
-      </w:r>
-    </w:p>
-    <w:p>
-      <w:pPr>
-        <w:spacing w:after="120"/>
-        <w:rPr>
-          <w:rFonts w:ascii="Bahnschrift" w:hAnsi="Bahnschrift" w:cs="Arial"/>
-          <w:sz w:val="22"/>
-          <w:szCs w:val="22"/>
-        </w:rPr>
-      </w:pPr>
-      <w:r>
-        <w:rPr>
-          <w:rFonts w:ascii="Bahnschrift" w:hAnsi="Bahnschrift" w:cs="Arial"/>
-          <w:sz w:val="22"/>
-          <w:szCs w:val="22"/>
-        </w:rPr>
-        <w:t>La confirmación de este empaquetamiento es visible en la Figura 3 (línea final: "Modelo guardado en src/model.pkl (modelo seleccionado: random_forest_balanced)").</w:t>
-      </w:r>
-    </w:p>
-    <w:p>
-      <w:pPr>
-        <w:pStyle w:val="Ttulo2"/>
-        <w:rPr>
-          <w:rFonts w:ascii="Bahnschrift" w:hAnsi="Bahnschrift"/>
-        </w:rPr>
-      </w:pPr>
-    </w:p>
-    <w:p>
-      <w:pPr>
-        <w:pStyle w:val="Ttulo2"/>
-        <w:rPr>
-          <w:rFonts w:ascii="Bahnschrift" w:hAnsi="Bahnschrift"/>
-        </w:rPr>
-      </w:pPr>
-      <w:r>
-        <w:rPr>
-          <w:rFonts w:ascii="Bahnschrift" w:hAnsi="Bahnschrift"/>
-        </w:rPr>
-        <w:t>7.2 Implementación del tablero</w:t>
-      </w:r>
-    </w:p>
-    <w:p>
-      <w:pPr>
-        <w:pStyle w:val="Ttulo2"/>
-        <w:rPr>
-          <w:rFonts w:ascii="Bahnschrift" w:hAnsi="Bahnschrift"/>
-        </w:rPr>
-      </w:pPr>
-    </w:p>
-    <w:p>
-      <w:pPr>
-        <w:spacing w:after="120"/>
-        <w:rPr>
-          <w:rFonts w:ascii="Bahnschrift" w:hAnsi="Bahnschrift" w:cs="Arial"/>
-          <w:sz w:val="22"/>
-          <w:szCs w:val="22"/>
-        </w:rPr>
-      </w:pPr>
-      <w:r>
-        <w:rPr>
-          <w:rFonts w:ascii="Bahnschrift" w:hAnsi="Bahnschrift" w:cs="Arial"/>
-          <w:sz w:val="22"/>
-          <w:szCs w:val="22"/>
-        </w:rPr>
-        <w:t>Se desarrolló el tablero en Streamlit siguiendo la maqueta diseñada en la Entrega 1, conectado directamente al modelo empaquetado (src/model.pkl), corriendo en la misma instancia EC2 usada para MLflow.</w:t>
-      </w:r>
-    </w:p>
-    <w:p>
-      <w:pPr>
-        <w:pStyle w:val="Prrafodelista"/>
-        <w:numPr>
-          <w:ilvl w:val="0"/>
-          <w:numId w:val="4"/>
-        </w:numPr>
-        <w:spacing w:after="60"/>
-        <w:rPr>
-          <w:rFonts w:ascii="Bahnschrift" w:hAnsi="Bahnschrift" w:cs="Arial"/>
-          <w:sz w:val="22"/>
-          <w:szCs w:val="22"/>
-        </w:rPr>
-      </w:pPr>
-      <w:r>
-        <w:rPr>
-          <w:rFonts w:ascii="Bahnschrift" w:hAnsi="Bahnschrift" w:cs="Arial"/>
-          <w:b/>
-          <w:bCs/>
-          <w:sz w:val="22"/>
-          <w:szCs w:val="22"/>
-        </w:rPr>
-        <w:t>Formulario de evaluación individual:</w:t>
-      </w:r>
-      <w:r>
-        <w:rPr>
-          <w:rFonts w:ascii="Bahnschrift" w:hAnsi="Bahnschrift" w:cs="Arial"/>
-          <w:sz w:val="22"/>
-          <w:szCs w:val="22"/>
-        </w:rPr>
-        <w:t xml:space="preserve"> recoge las 11 variables usadas por el modelo.</w:t>
-      </w:r>
-    </w:p>
-    <w:p>
-      <w:pPr>
-        <w:pStyle w:val="Prrafodelista"/>
-        <w:numPr>
-          <w:ilvl w:val="0"/>
-          <w:numId w:val="4"/>
-        </w:numPr>
-        <w:spacing w:after="60"/>
-        <w:rPr>
-          <w:rFonts w:ascii="Bahnschrift" w:hAnsi="Bahnschrift" w:cs="Arial"/>
-          <w:sz w:val="22"/>
-          <w:szCs w:val="22"/>
-        </w:rPr>
-      </w:pPr>
-      <w:r>
-        <w:rPr>
-          <w:rFonts w:ascii="Bahnschrift" w:hAnsi="Bahnschrift" w:cs="Arial"/>
-          <w:sz w:val="22"/>
-          <w:szCs w:val="22"/>
-        </w:rPr>
-        <w:t>Predicción en tiempo real: al enviar el formulario, el tablero llama directamente a model.predict_proba() y muestra el porcentaje de riesgo, clasificado en tres niveles (bajo &lt;20%, moderado 20-45%, alto &gt;45%) con su color correspondiente.</w:t>
-      </w:r>
-    </w:p>
-    <w:p>
-      <w:pPr>
-        <w:pStyle w:val="Prrafodelista"/>
-        <w:numPr>
-          <w:ilvl w:val="0"/>
-          <w:numId w:val="4"/>
-        </w:numPr>
-        <w:spacing w:after="60"/>
-        <w:rPr>
-          <w:rFonts w:ascii="Bahnschrift" w:hAnsi="Bahnschrift" w:cs="Arial"/>
-          <w:sz w:val="22"/>
-          <w:szCs w:val="22"/>
-        </w:rPr>
-      </w:pPr>
-      <w:r>
-        <w:rPr>
-          <w:rFonts w:ascii="Bahnschrift" w:hAnsi="Bahnschrift" w:cs="Arial"/>
-          <w:b/>
-          <w:bCs/>
-          <w:sz w:val="22"/>
-          <w:szCs w:val="22"/>
-        </w:rPr>
-        <w:t>Panel de estadísticas descriptivas:</w:t>
-      </w:r>
-      <w:r>
-        <w:rPr>
-          <w:rFonts w:ascii="Bahnschrift" w:hAnsi="Bahnschrift" w:cs="Arial"/>
-          <w:sz w:val="22"/>
-          <w:szCs w:val="22"/>
-        </w:rPr>
-        <w:t xml:space="preserve"> número de registros analizados, prevalencia general, nombre del modelo activo, y dos gráficas de prevalencia por IMC y por grupo de edad, calculadas en vivo sobre el dataset completo.</w:t>
-      </w:r>
-    </w:p>
-    <w:p>
-      <w:pPr>
-        <w:pStyle w:val="Prrafodelista"/>
-        <w:numPr>
-          <w:ilvl w:val="0"/>
-          <w:numId w:val="4"/>
-        </w:numPr>
-        <w:spacing w:after="60"/>
-        <w:rPr>
-          <w:rFonts w:ascii="Bahnschrift" w:hAnsi="Bahnschrift" w:cs="Arial"/>
-          <w:sz w:val="22"/>
-          <w:szCs w:val="22"/>
-        </w:rPr>
-      </w:pPr>
-      <w:r>
-        <w:rPr>
-          <w:rFonts w:ascii="Bahnschrift" w:hAnsi="Bahnschrift" w:cs="Arial"/>
-          <w:b/>
-          <w:bCs/>
-          <w:sz w:val="22"/>
-          <w:szCs w:val="22"/>
-        </w:rPr>
-        <w:lastRenderedPageBreak/>
-        <w:t>Mensaje de responsabilidad:</w:t>
-      </w:r>
-      <w:r>
-        <w:rPr>
-          <w:rFonts w:ascii="Bahnschrift" w:hAnsi="Bahnschrift" w:cs="Arial"/>
-          <w:sz w:val="22"/>
-          <w:szCs w:val="22"/>
-        </w:rPr>
-        <w:t xml:space="preserve"> se aclara que el resultado es una estimación de un prototipo académico, no un diagnóstico médico.</w:t>
-      </w:r>
-    </w:p>
-    <w:p>
-      <w:pPr>
-        <w:pStyle w:val="Prrafodelista"/>
-        <w:numPr>
-          <w:ilvl w:val="0"/>
-          <w:numId w:val="4"/>
-        </w:numPr>
-        <w:spacing w:after="60"/>
-        <w:rPr>
-          <w:rFonts w:ascii="Bahnschrift" w:hAnsi="Bahnschrift" w:cs="Arial"/>
-          <w:sz w:val="22"/>
-          <w:szCs w:val="22"/>
-        </w:rPr>
-      </w:pPr>
-      <w:r>
-        <w:rPr>
-          <w:rFonts w:ascii="Bahnschrift" w:hAnsi="Bahnschrift" w:cs="Arial"/>
-          <w:b/>
-          <w:bCs/>
-          <w:sz w:val="22"/>
-          <w:szCs w:val="22"/>
-        </w:rPr>
-        <w:t>Aislamiento de dependencias:</w:t>
-      </w:r>
-      <w:r>
-        <w:rPr>
-          <w:rFonts w:ascii="Bahnschrift" w:hAnsi="Bahnschrift" w:cs="Arial"/>
-          <w:sz w:val="22"/>
-          <w:szCs w:val="22"/>
-        </w:rPr>
-        <w:t xml:space="preserve"> el tablero corre en un entorno virtual de Python separado del usado para MLflow, porque Streamlit y MLflow requieren versiones incompatibles de la librería protobuf — un ensayo previo a la separación por contenedores Docker que vendrá en semanas siguientes.</w:t>
-      </w:r>
-    </w:p>
-    <w:p>
-      <w:pPr>
-        <w:spacing w:after="60"/>
-        <w:jc w:val="center"/>
-      </w:pPr>
-      <w:r>
-        <w:rPr>
-          <w:noProof/>
-        </w:rPr>
-        <w:drawing>
-          <wp:inline distT="0" distB="0" distL="0" distR="0" wp14:anchorId="25240045" wp14:editId="712B2537">
-            <wp:extent cx="4000500" cy="2162175"/>
-            <wp:effectExtent l="0" t="0" r="0" b="0"/>
-            <wp:docPr id="584399446" name="Imagen 584399446"/>
             <wp:cNvGraphicFramePr>
               <a:graphicFrameLocks xmlns:a="http://schemas.openxmlformats.org/drawingml/2006/main" noChangeAspect="1"/>
             </wp:cNvGraphicFramePr>
@@ -4230,6 +3919,606 @@
                   <pic:spPr bwMode="auto">
                     <a:xfrm>
                       <a:off x="0" y="0"/>
+                      <a:ext cx="3810000" cy="2781300"/>
+                    </a:xfrm>
+                    <a:prstGeom prst="rect">
+                      <a:avLst/>
+                    </a:prstGeom>
+                  </pic:spPr>
+                </pic:pic>
+              </a:graphicData>
+            </a:graphic>
+          </wp:inline>
+        </w:drawing>
+      </w:r>
+    </w:p>
+    <w:p>
+      <w:pPr>
+        <w:spacing w:after="200"/>
+        <w:jc w:val="center"/>
+        <w:rPr>
+          <w:rFonts w:ascii="Bahnschrift" w:hAnsi="Bahnschrift"/>
+          <w:sz w:val="18"/>
+          <w:szCs w:val="18"/>
+        </w:rPr>
+      </w:pPr>
+      <w:r>
+        <w:rPr>
+          <w:rFonts w:ascii="Bahnschrift" w:hAnsi="Bahnschrift"/>
+          <w:i/>
+          <w:iCs/>
+          <w:color w:val="5F5E5A"/>
+          <w:sz w:val="16"/>
+          <w:szCs w:val="16"/>
+        </w:rPr>
+        <w:t xml:space="preserve">Figura </w:t>
+      </w:r>
+      <w:r>
+        <w:rPr>
+          <w:rFonts w:ascii="Bahnschrift" w:hAnsi="Bahnschrift"/>
+          <w:i/>
+          <w:iCs/>
+          <w:color w:val="5F5E5A"/>
+          <w:sz w:val="16"/>
+          <w:szCs w:val="16"/>
+        </w:rPr>
+        <w:t>8</w:t>
+      </w:r>
+      <w:r>
+        <w:rPr>
+          <w:rFonts w:ascii="Bahnschrift" w:hAnsi="Bahnschrift"/>
+          <w:i/>
+          <w:iCs/>
+          <w:color w:val="5F5E5A"/>
+          <w:sz w:val="16"/>
+          <w:szCs w:val="16"/>
+        </w:rPr>
+        <w:t>. Importancia de cada variable en el modelo random_forest_balanced, medida como reducción promedio de impureza Gini.</w:t>
+      </w:r>
+    </w:p>
+    <w:p>
+      <w:pPr>
+        <w:pStyle w:val="Ttulo1"/>
+        <w:spacing w:before="240" w:after="120"/>
+        <w:rPr>
+          <w:rFonts w:ascii="Bahnschrift" w:hAnsi="Bahnschrift" w:cs="Arial"/>
+        </w:rPr>
+      </w:pPr>
+      <w:r>
+        <w:rPr>
+          <w:rFonts w:ascii="Bahnschrift" w:hAnsi="Bahnschrift" w:cs="Arial"/>
+        </w:rPr>
+        <w:t>6. Conclusiones de los modelos</w:t>
+      </w:r>
+    </w:p>
+    <w:p>
+      <w:pPr>
+        <w:pStyle w:val="Ttulo2"/>
+        <w:rPr>
+          <w:rFonts w:ascii="Bahnschrift" w:hAnsi="Bahnschrift"/>
+        </w:rPr>
+      </w:pPr>
+    </w:p>
+    <w:p>
+      <w:pPr>
+        <w:pStyle w:val="Prrafodelista"/>
+        <w:numPr>
+          <w:ilvl w:val="0"/>
+          <w:numId w:val="4"/>
+        </w:numPr>
+        <w:spacing w:after="60"/>
+        <w:rPr>
+          <w:rFonts w:ascii="Bahnschrift" w:hAnsi="Bahnschrift" w:cs="Arial"/>
+          <w:sz w:val="22"/>
+          <w:szCs w:val="22"/>
+        </w:rPr>
+      </w:pPr>
+      <w:r>
+        <w:rPr>
+          <w:rFonts w:ascii="Bahnschrift" w:hAnsi="Bahnschrift" w:cs="Arial"/>
+          <w:sz w:val="22"/>
+          <w:szCs w:val="22"/>
+        </w:rPr>
+        <w:lastRenderedPageBreak/>
+        <w:t>El modelo base (sin tratar el desbalance) alcanza una accuracy engañosamente alta (86.2%) pero un recall muy bajo (14.8%): el modelo aprende a predecir casi siempre "sin diabetes", que es la clase mayoritaria. Esto confirma la importancia de no usar accuracy como única métrica en problemas desbalanceados.</w:t>
+      </w:r>
+    </w:p>
+    <w:p>
+      <w:pPr>
+        <w:pStyle w:val="Prrafodelista"/>
+        <w:numPr>
+          <w:ilvl w:val="0"/>
+          <w:numId w:val="4"/>
+        </w:numPr>
+        <w:spacing w:after="60"/>
+        <w:rPr>
+          <w:rFonts w:ascii="Bahnschrift" w:hAnsi="Bahnschrift" w:cs="Arial"/>
+          <w:sz w:val="22"/>
+          <w:szCs w:val="22"/>
+        </w:rPr>
+      </w:pPr>
+      <w:r>
+        <w:rPr>
+          <w:rFonts w:ascii="Bahnschrift" w:hAnsi="Bahnschrift" w:cs="Arial"/>
+          <w:sz w:val="22"/>
+          <w:szCs w:val="22"/>
+        </w:rPr>
+        <w:t>Tanto SMOTE como class_weight='balanced' logran mejoras similares y sustanciales en recall (61.8%-77.3%), a costa de una caída esperada en precision y accuracy. Este es el trade-off correcto para un caso de uso de tamizaje, donde priorizar sensibilidad (no dejar pasar casos de riesgo) es más importante que la precisión exacta.</w:t>
+      </w:r>
+    </w:p>
+    <w:p>
+      <w:pPr>
+        <w:pStyle w:val="Prrafodelista"/>
+        <w:numPr>
+          <w:ilvl w:val="0"/>
+          <w:numId w:val="4"/>
+        </w:numPr>
+        <w:spacing w:after="60"/>
+        <w:rPr>
+          <w:rFonts w:ascii="Bahnschrift" w:hAnsi="Bahnschrift" w:cs="Arial"/>
+          <w:sz w:val="22"/>
+          <w:szCs w:val="22"/>
+        </w:rPr>
+      </w:pPr>
+      <w:r>
+        <w:rPr>
+          <w:rFonts w:ascii="Bahnschrift" w:hAnsi="Bahnschrift" w:cs="Arial"/>
+          <w:sz w:val="22"/>
+          <w:szCs w:val="22"/>
+        </w:rPr>
+        <w:t>El ROC-AUC se mantiene estable entre 0.813 y 0.820 en los 4 modelos, lo que indica que la capacidad de discriminación subyacente del modelo cambia poco; lo que sí cambia notablemente es el punto de operación (umbral) resultante de cada estrategia de balanceo.</w:t>
+      </w:r>
+    </w:p>
+    <w:p>
+      <w:pPr>
+        <w:pStyle w:val="Prrafodelista"/>
+        <w:numPr>
+          <w:ilvl w:val="0"/>
+          <w:numId w:val="4"/>
+        </w:numPr>
+        <w:spacing w:after="60"/>
+        <w:rPr>
+          <w:rFonts w:ascii="Bahnschrift" w:hAnsi="Bahnschrift" w:cs="Arial"/>
+          <w:sz w:val="22"/>
+          <w:szCs w:val="22"/>
+        </w:rPr>
+      </w:pPr>
+      <w:r>
+        <w:rPr>
+          <w:rFonts w:ascii="Bahnschrift" w:hAnsi="Bahnschrift" w:cs="Arial"/>
+          <w:sz w:val="22"/>
+          <w:szCs w:val="22"/>
+        </w:rPr>
+        <w:t>Las variables más influyentes son consistentes con los hallazgos de correlación: salud general percibida (GenHlth), presión arterial alta (HighBP) e IMC (BMI) concentran la mayor parte del poder predictivo.</w:t>
+      </w:r>
+    </w:p>
+    <w:p>
+      <w:pPr>
+        <w:pStyle w:val="Prrafodelista"/>
+        <w:numPr>
+          <w:ilvl w:val="0"/>
+          <w:numId w:val="4"/>
+        </w:numPr>
+        <w:spacing w:after="60"/>
+        <w:rPr>
+          <w:rFonts w:ascii="Bahnschrift" w:hAnsi="Bahnschrift" w:cs="Arial"/>
+          <w:sz w:val="22"/>
+          <w:szCs w:val="22"/>
+        </w:rPr>
+      </w:pPr>
+      <w:r>
+        <w:rPr>
+          <w:rFonts w:ascii="Bahnschrift" w:hAnsi="Bahnschrift" w:cs="Arial"/>
+          <w:b/>
+          <w:bCs/>
+          <w:sz w:val="22"/>
+          <w:szCs w:val="22"/>
+        </w:rPr>
+        <w:t>Próximos pasos:</w:t>
+      </w:r>
+      <w:r>
+        <w:rPr>
+          <w:rFonts w:ascii="Bahnschrift" w:hAnsi="Bahnschrift" w:cs="Arial"/>
+          <w:sz w:val="22"/>
+          <w:szCs w:val="22"/>
+        </w:rPr>
+        <w:t xml:space="preserve"> calibrar el umbral de decisión del modelo seleccionado, probar validación cruzada (en vez de una sola partición train/test) y explorar Gradient Boosting como alternativa adicional antes de empaquetar la versión final del modelo.</w:t>
+      </w:r>
+    </w:p>
+    <w:p>
+      <w:pPr>
+        <w:spacing w:after="120"/>
+        <w:rPr>
+          <w:rFonts w:ascii="Bahnschrift" w:hAnsi="Bahnschrift" w:cs="Arial"/>
+          <w:sz w:val="22"/>
+          <w:szCs w:val="22"/>
+        </w:rPr>
+      </w:pPr>
+    </w:p>
+    <w:p>
+      <w:pPr>
+        <w:pStyle w:val="Ttulo1"/>
+        <w:spacing w:before="240" w:after="120"/>
+        <w:rPr>
+          <w:rFonts w:ascii="Bahnschrift" w:hAnsi="Bahnschrift" w:cs="Arial"/>
+        </w:rPr>
+      </w:pPr>
+      <w:r>
+        <w:rPr>
+          <w:rFonts w:ascii="Bahnschrift" w:hAnsi="Bahnschrift" w:cs="Arial"/>
+        </w:rPr>
+        <w:t>7. Tablero desarrollado</w:t>
+      </w:r>
+    </w:p>
+    <w:p>
+      <w:pPr>
+        <w:pStyle w:val="Ttulo2"/>
+        <w:rPr>
+          <w:rFonts w:ascii="Bahnschrift" w:hAnsi="Bahnschrift"/>
+        </w:rPr>
+      </w:pPr>
+    </w:p>
+    <w:p>
+      <w:pPr>
+        <w:spacing w:after="120"/>
+        <w:rPr>
+          <w:rFonts w:ascii="Bahnschrift" w:hAnsi="Bahnschrift" w:cs="Arial"/>
+          <w:sz w:val="22"/>
+          <w:szCs w:val="22"/>
+        </w:rPr>
+      </w:pPr>
+      <w:r>
+        <w:rPr>
+          <w:rFonts w:ascii="Bahnschrift" w:hAnsi="Bahnschrift" w:cs="Arial"/>
+          <w:sz w:val="22"/>
+          <w:szCs w:val="22"/>
+        </w:rPr>
+        <w:t xml:space="preserve">El tablero es accesible en </w:t>
+      </w:r>
+      <w:r>
+        <w:rPr>
+          <w:rFonts w:ascii="Bahnschrift" w:hAnsi="Bahnschrift" w:cs="Arial"/>
+          <w:color w:val="4472C4" w:themeColor="accent1"/>
+          <w:sz w:val="22"/>
+          <w:szCs w:val="22"/>
+        </w:rPr>
+        <w:t>http://44.204.142.207:8501/</w:t>
+      </w:r>
+    </w:p>
+    <w:p>
+      <w:pPr>
+        <w:pStyle w:val="Ttulo2"/>
+        <w:rPr>
+          <w:rFonts w:ascii="Bahnschrift" w:hAnsi="Bahnschrift"/>
+        </w:rPr>
+      </w:pPr>
+      <w:r>
+        <w:rPr>
+          <w:rFonts w:ascii="Bahnschrift" w:hAnsi="Bahnschrift"/>
+        </w:rPr>
+        <w:t>7.1 Empaquetamiento del modelo</w:t>
+      </w:r>
+    </w:p>
+    <w:p>
+      <w:pPr>
+        <w:pStyle w:val="Ttulo2"/>
+        <w:rPr>
+          <w:rFonts w:ascii="Bahnschrift" w:hAnsi="Bahnschrift"/>
+        </w:rPr>
+      </w:pPr>
+    </w:p>
+    <w:p>
+      <w:pPr>
+        <w:spacing w:after="120"/>
+        <w:rPr>
+          <w:rFonts w:ascii="Bahnschrift" w:hAnsi="Bahnschrift" w:cs="Arial"/>
+          <w:sz w:val="22"/>
+          <w:szCs w:val="22"/>
+        </w:rPr>
+      </w:pPr>
+      <w:r>
+        <w:rPr>
+          <w:rFonts w:ascii="Bahnschrift" w:hAnsi="Bahnschrift" w:cs="Arial"/>
+          <w:sz w:val="22"/>
+          <w:szCs w:val="22"/>
+        </w:rPr>
+        <w:t>Al finalizar el entrenamiento, el script src/train.py selecciona automáticamente el modelo con mejor recall entre las 4 corridas (random_forest_balanced) y lo serializa con joblib en src/model.pkl, junto con el listado de features y el nombre del modelo, en un único artefacto: {model, features, model_name}. Esto permite que el tablero cargue el modelo correcto sin necesidad de conocer de antemano cuál fue el ganador.</w:t>
+      </w:r>
+    </w:p>
+    <w:p>
+      <w:pPr>
+        <w:spacing w:after="120"/>
+        <w:rPr>
+          <w:rFonts w:ascii="Bahnschrift" w:hAnsi="Bahnschrift" w:cs="Arial"/>
+          <w:sz w:val="22"/>
+          <w:szCs w:val="22"/>
+        </w:rPr>
+      </w:pPr>
+      <w:r>
+        <w:rPr>
+          <w:rFonts w:ascii="Bahnschrift" w:hAnsi="Bahnschrift" w:cs="Arial"/>
+          <w:sz w:val="22"/>
+          <w:szCs w:val="22"/>
+        </w:rPr>
+        <w:t>La confirmación de este empaquetamiento es visible en la Figura 3 (línea final: "Modelo guardado en src/model.pkl (modelo seleccionado: random_forest_balanced)").</w:t>
+      </w:r>
+    </w:p>
+    <w:p>
+      <w:pPr>
+        <w:pStyle w:val="Ttulo2"/>
+        <w:rPr>
+          <w:rFonts w:ascii="Bahnschrift" w:hAnsi="Bahnschrift"/>
+        </w:rPr>
+      </w:pPr>
+    </w:p>
+    <w:p>
+      <w:pPr>
+        <w:pStyle w:val="Ttulo2"/>
+        <w:rPr>
+          <w:rFonts w:ascii="Bahnschrift" w:hAnsi="Bahnschrift"/>
+        </w:rPr>
+      </w:pPr>
+      <w:r>
+        <w:rPr>
+          <w:rFonts w:ascii="Bahnschrift" w:hAnsi="Bahnschrift"/>
+        </w:rPr>
+        <w:t>7.2 Implementación del tablero</w:t>
+      </w:r>
+    </w:p>
+    <w:p>
+      <w:pPr>
+        <w:pStyle w:val="Ttulo2"/>
+        <w:rPr>
+          <w:rFonts w:ascii="Bahnschrift" w:hAnsi="Bahnschrift"/>
+        </w:rPr>
+      </w:pPr>
+    </w:p>
+    <w:p>
+      <w:pPr>
+        <w:spacing w:after="120"/>
+        <w:rPr>
+          <w:rFonts w:ascii="Bahnschrift" w:hAnsi="Bahnschrift" w:cs="Arial"/>
+          <w:sz w:val="22"/>
+          <w:szCs w:val="22"/>
+        </w:rPr>
+      </w:pPr>
+      <w:r>
+        <w:rPr>
+          <w:rFonts w:ascii="Bahnschrift" w:hAnsi="Bahnschrift" w:cs="Arial"/>
+          <w:sz w:val="22"/>
+          <w:szCs w:val="22"/>
+        </w:rPr>
+        <w:t>Se desarrolló el tablero en Streamlit siguiendo la maqueta diseñada en la Entrega 1, conectado directamente al modelo empaquetado (src/model.pkl), corriendo en la misma instancia EC2 usada para MLflow.</w:t>
+      </w:r>
+    </w:p>
+    <w:p>
+      <w:pPr>
+        <w:pStyle w:val="Prrafodelista"/>
+        <w:numPr>
+          <w:ilvl w:val="0"/>
+          <w:numId w:val="4"/>
+        </w:numPr>
+        <w:spacing w:after="60"/>
+        <w:rPr>
+          <w:rFonts w:ascii="Bahnschrift" w:hAnsi="Bahnschrift" w:cs="Arial"/>
+          <w:sz w:val="22"/>
+          <w:szCs w:val="22"/>
+        </w:rPr>
+      </w:pPr>
+      <w:r>
+        <w:rPr>
+          <w:rFonts w:ascii="Bahnschrift" w:hAnsi="Bahnschrift" w:cs="Arial"/>
+          <w:b/>
+          <w:bCs/>
+          <w:sz w:val="22"/>
+          <w:szCs w:val="22"/>
+        </w:rPr>
+        <w:t>Formulario de evaluación individual:</w:t>
+      </w:r>
+      <w:r>
+        <w:rPr>
+          <w:rFonts w:ascii="Bahnschrift" w:hAnsi="Bahnschrift" w:cs="Arial"/>
+          <w:sz w:val="22"/>
+          <w:szCs w:val="22"/>
+        </w:rPr>
+        <w:t xml:space="preserve"> recoge las 11 variables usadas por el modelo.</w:t>
+      </w:r>
+    </w:p>
+    <w:p>
+      <w:pPr>
+        <w:pStyle w:val="Prrafodelista"/>
+        <w:numPr>
+          <w:ilvl w:val="0"/>
+          <w:numId w:val="4"/>
+        </w:numPr>
+        <w:spacing w:after="60"/>
+        <w:rPr>
+          <w:rFonts w:ascii="Bahnschrift" w:hAnsi="Bahnschrift" w:cs="Arial"/>
+          <w:sz w:val="22"/>
+          <w:szCs w:val="22"/>
+        </w:rPr>
+      </w:pPr>
+      <w:r>
+        <w:rPr>
+          <w:rFonts w:ascii="Bahnschrift" w:hAnsi="Bahnschrift" w:cs="Arial"/>
+          <w:sz w:val="22"/>
+          <w:szCs w:val="22"/>
+        </w:rPr>
+        <w:t xml:space="preserve">Predicción en tiempo real: al enviar el formulario, el tablero llama directamente a </w:t>
+      </w:r>
+      <w:proofErr w:type="gramStart"/>
+      <w:r>
+        <w:rPr>
+          <w:rFonts w:ascii="Bahnschrift" w:hAnsi="Bahnschrift" w:cs="Arial"/>
+          <w:sz w:val="22"/>
+          <w:szCs w:val="22"/>
+        </w:rPr>
+        <w:t>model.predict</w:t>
+      </w:r>
+      <w:proofErr w:type="gramEnd"/>
+      <w:r>
+        <w:rPr>
+          <w:rFonts w:ascii="Bahnschrift" w:hAnsi="Bahnschrift" w:cs="Arial"/>
+          <w:sz w:val="22"/>
+          <w:szCs w:val="22"/>
+        </w:rPr>
+        <w:t>_</w:t>
+      </w:r>
+      <w:proofErr w:type="gramStart"/>
+      <w:r>
+        <w:rPr>
+          <w:rFonts w:ascii="Bahnschrift" w:hAnsi="Bahnschrift" w:cs="Arial"/>
+          <w:sz w:val="22"/>
+          <w:szCs w:val="22"/>
+        </w:rPr>
+        <w:t>proba(</w:t>
+      </w:r>
+      <w:proofErr w:type="gramEnd"/>
+      <w:r>
+        <w:rPr>
+          <w:rFonts w:ascii="Bahnschrift" w:hAnsi="Bahnschrift" w:cs="Arial"/>
+          <w:sz w:val="22"/>
+          <w:szCs w:val="22"/>
+        </w:rPr>
+        <w:t>) y muestra el porcentaje de riesgo, clasificado en tres niveles (bajo &lt;20%, moderado 20-45%, alto &gt;45%) con su color correspondiente.</w:t>
+      </w:r>
+    </w:p>
+    <w:p>
+      <w:pPr>
+        <w:pStyle w:val="Prrafodelista"/>
+        <w:numPr>
+          <w:ilvl w:val="0"/>
+          <w:numId w:val="4"/>
+        </w:numPr>
+        <w:spacing w:after="60"/>
+        <w:rPr>
+          <w:rFonts w:ascii="Bahnschrift" w:hAnsi="Bahnschrift" w:cs="Arial"/>
+          <w:sz w:val="22"/>
+          <w:szCs w:val="22"/>
+        </w:rPr>
+      </w:pPr>
+      <w:r>
+        <w:rPr>
+          <w:rFonts w:ascii="Bahnschrift" w:hAnsi="Bahnschrift" w:cs="Arial"/>
+          <w:b/>
+          <w:bCs/>
+          <w:sz w:val="22"/>
+          <w:szCs w:val="22"/>
+        </w:rPr>
+        <w:t>Panel de estadísticas descriptivas:</w:t>
+      </w:r>
+      <w:r>
+        <w:rPr>
+          <w:rFonts w:ascii="Bahnschrift" w:hAnsi="Bahnschrift" w:cs="Arial"/>
+          <w:sz w:val="22"/>
+          <w:szCs w:val="22"/>
+        </w:rPr>
+        <w:t xml:space="preserve"> número de registros analizados, prevalencia general, nombre del modelo activo, y dos gráficas de prevalencia por IMC y por grupo de edad, calculadas en vivo sobre el dataset completo.</w:t>
+      </w:r>
+    </w:p>
+    <w:p>
+      <w:pPr>
+        <w:pStyle w:val="Prrafodelista"/>
+        <w:numPr>
+          <w:ilvl w:val="0"/>
+          <w:numId w:val="4"/>
+        </w:numPr>
+        <w:spacing w:after="60"/>
+        <w:rPr>
+          <w:rFonts w:ascii="Bahnschrift" w:hAnsi="Bahnschrift" w:cs="Arial"/>
+          <w:sz w:val="22"/>
+          <w:szCs w:val="22"/>
+        </w:rPr>
+      </w:pPr>
+      <w:r>
+        <w:rPr>
+          <w:rFonts w:ascii="Bahnschrift" w:hAnsi="Bahnschrift" w:cs="Arial"/>
+          <w:b/>
+          <w:bCs/>
+          <w:sz w:val="22"/>
+          <w:szCs w:val="22"/>
+        </w:rPr>
+        <w:lastRenderedPageBreak/>
+        <w:t>Mensaje de responsabilidad:</w:t>
+      </w:r>
+      <w:r>
+        <w:rPr>
+          <w:rFonts w:ascii="Bahnschrift" w:hAnsi="Bahnschrift" w:cs="Arial"/>
+          <w:sz w:val="22"/>
+          <w:szCs w:val="22"/>
+        </w:rPr>
+        <w:t xml:space="preserve"> se aclara que el resultado es una estimación de un prototipo académico, no un diagnóstico médico.</w:t>
+      </w:r>
+    </w:p>
+    <w:p>
+      <w:pPr>
+        <w:pStyle w:val="Prrafodelista"/>
+        <w:numPr>
+          <w:ilvl w:val="0"/>
+          <w:numId w:val="4"/>
+        </w:numPr>
+        <w:spacing w:after="60"/>
+        <w:rPr>
+          <w:rFonts w:ascii="Bahnschrift" w:hAnsi="Bahnschrift" w:cs="Arial"/>
+          <w:sz w:val="22"/>
+          <w:szCs w:val="22"/>
+        </w:rPr>
+      </w:pPr>
+      <w:r>
+        <w:rPr>
+          <w:rFonts w:ascii="Bahnschrift" w:hAnsi="Bahnschrift" w:cs="Arial"/>
+          <w:b/>
+          <w:bCs/>
+          <w:sz w:val="22"/>
+          <w:szCs w:val="22"/>
+        </w:rPr>
+        <w:t>Aislamiento de dependencias:</w:t>
+      </w:r>
+      <w:r>
+        <w:rPr>
+          <w:rFonts w:ascii="Bahnschrift" w:hAnsi="Bahnschrift" w:cs="Arial"/>
+          <w:sz w:val="22"/>
+          <w:szCs w:val="22"/>
+        </w:rPr>
+        <w:t xml:space="preserve"> el tablero corre en un entorno virtual de Python separado del usado para MLflow, porque Streamlit y MLflow requieren versiones incompatibles de la librería protobuf — un ensayo previo a la separación por contenedores Docker que vendrá en semanas siguientes.</w:t>
+      </w:r>
+    </w:p>
+    <w:p>
+      <w:pPr>
+        <w:spacing w:after="60"/>
+        <w:jc w:val="center"/>
+      </w:pPr>
+      <w:r>
+        <w:rPr>
+          <w:noProof/>
+        </w:rPr>
+        <w:drawing>
+          <wp:inline distT="0" distB="0" distL="0" distR="0" wp14:anchorId="25240045" wp14:editId="712B2537">
+            <wp:extent cx="4000500" cy="2162175"/>
+            <wp:effectExtent l="0" t="0" r="0" b="0"/>
+            <wp:docPr id="584399446" name="Imagen 584399446"/>
+            <wp:cNvGraphicFramePr>
+              <a:graphicFrameLocks xmlns:a="http://schemas.openxmlformats.org/drawingml/2006/main" noChangeAspect="1"/>
+            </wp:cNvGraphicFramePr>
+            <a:graphic xmlns:a="http://schemas.openxmlformats.org/drawingml/2006/main">
+              <a:graphicData uri="http://schemas.openxmlformats.org/drawingml/2006/picture">
+                <pic:pic xmlns:pic="http://schemas.openxmlformats.org/drawingml/2006/picture">
+                  <pic:nvPicPr>
+                    <pic:cNvPr id="0" name=""/>
+                    <pic:cNvPicPr>
+                      <a:picLocks noChangeAspect="1" noChangeArrowheads="1"/>
+                    </pic:cNvPicPr>
+                  </pic:nvPicPr>
+                  <pic:blipFill>
+                    <a:blip r:embed="rId22"/>
+                    <a:srcRect/>
+                    <a:stretch>
+                      <a:fillRect/>
+                    </a:stretch>
+                  </pic:blipFill>
+                  <pic:spPr bwMode="auto">
+                    <a:xfrm>
+                      <a:off x="0" y="0"/>
                       <a:ext cx="4000500" cy="2162175"/>
                     </a:xfrm>
                     <a:prstGeom prst="rect">
@@ -4518,7 +4807,7 @@
         </w:rPr>
         <w:t xml:space="preserve"> </w:t>
       </w:r>
-      <w:hyperlink r:id="rId22" w:history="1">
+      <w:hyperlink r:id="rId23" w:history="1">
         <w:r>
           <w:rPr>
             <w:rFonts w:ascii="Bahnschrift" w:hAnsi="Bahnschrift" w:cs="Arial"/>
@@ -4575,6 +4864,7 @@
           <w:rFonts w:ascii="Bahnschrift" w:hAnsi="Bahnschrift" w:cs="Arial"/>
           <w:sz w:val="22"/>
           <w:szCs w:val="22"/>
+          <w:lang w:val="en-US"/>
         </w:rPr>
       </w:pPr>
       <w:r>
@@ -4584,6 +4874,7 @@
           <w:bCs/>
           <w:sz w:val="22"/>
           <w:szCs w:val="22"/>
+          <w:lang w:val="en-US"/>
         </w:rPr>
         <w:t>Modelo empaquetado:</w:t>
       </w:r>
@@ -4592,6 +4883,7 @@
           <w:rFonts w:ascii="Bahnschrift" w:hAnsi="Bahnschrift" w:cs="Arial"/>
           <w:sz w:val="22"/>
           <w:szCs w:val="22"/>
+          <w:lang w:val="en-US"/>
         </w:rPr>
         <w:t xml:space="preserve"> src/model.pkl (Random Forest, class_weight balanceado)</w:t>
       </w:r>
@@ -4693,25 +4985,6 @@
     </w:p>
     <w:p>
       <w:pPr>
-        <w:pStyle w:val="Ttulo2"/>
-        <w:rPr>
-          <w:rFonts w:ascii="Bahnschrift" w:hAnsi="Bahnschrift"/>
-        </w:rPr>
-      </w:pPr>
-    </w:p>
-    <w:p>
-      <w:pPr>
-        <w:spacing w:after="120"/>
-        <w:jc w:val="both"/>
-        <w:rPr>
-          <w:rFonts w:ascii="Bahnschrift" w:hAnsi="Bahnschrift" w:cs="Arial"/>
-          <w:sz w:val="22"/>
-          <w:szCs w:val="22"/>
-        </w:rPr>
-      </w:pPr>
-    </w:p>
-    <w:p>
-      <w:pPr>
         <w:spacing w:after="120"/>
         <w:jc w:val="both"/>
         <w:rPr>
@@ -4891,7 +5164,7 @@
       </w:pPr>
     </w:p>
     <w:sectPr>
-      <w:headerReference w:type="default" r:id="rId23"/>
+      <w:headerReference w:type="default" r:id="rId24"/>
       <w:pgSz w:w="12240" w:h="15840"/>
       <w:pgMar w:top="1000" w:right="1100" w:bottom="1000" w:left="1100" w:header="708" w:footer="708" w:gutter="0"/>
       <w:cols w:space="720"/>
@@ -5449,15 +5722,6 @@
   </w:num>
   <w:num w:numId="2" w16cid:durableId="1889492085">
     <w:abstractNumId w:val="1"/>
-    <w:lvlOverride w:ilvl="0"/>
-    <w:lvlOverride w:ilvl="1"/>
-    <w:lvlOverride w:ilvl="2"/>
-    <w:lvlOverride w:ilvl="3"/>
-    <w:lvlOverride w:ilvl="4"/>
-    <w:lvlOverride w:ilvl="5"/>
-    <w:lvlOverride w:ilvl="6"/>
-    <w:lvlOverride w:ilvl="7"/>
-    <w:lvlOverride w:ilvl="8"/>
   </w:num>
   <w:num w:numId="3" w16cid:durableId="1256013687">
     <w:abstractNumId w:val="3"/>

--- a/docs/Entrega 2/Microproyecto_Entrega_2.docx
+++ b/docs/Entrega 2/Microproyecto_Entrega_2.docx
@@ -323,9 +323,8 @@
           <w:sz w:val="22"/>
           <w:szCs w:val="22"/>
         </w:rPr>
-        <w:t xml:space="preserve">Jared Foster </w:t>
-      </w:r>
-      <w:proofErr w:type="gramStart"/>
+        <w:t>Jared Foster Orduz</w:t>
+      </w:r>
       <w:r>
         <w:rPr>
           <w:rFonts w:ascii="Bahnschrift" w:hAnsi="Bahnschrift" w:cs="Arial"/>
@@ -333,26 +332,7 @@
           <w:sz w:val="22"/>
           <w:szCs w:val="22"/>
         </w:rPr>
-        <w:t>Orduz</w:t>
-      </w:r>
-      <w:r>
-        <w:rPr>
-          <w:rFonts w:ascii="Bahnschrift" w:hAnsi="Bahnschrift" w:cs="Arial"/>
-          <w:color w:val="5F5E5A"/>
-          <w:sz w:val="22"/>
-          <w:szCs w:val="22"/>
-        </w:rPr>
-        <w:t xml:space="preserve">  -</w:t>
-      </w:r>
-      <w:proofErr w:type="gramEnd"/>
-      <w:r>
-        <w:rPr>
-          <w:rFonts w:ascii="Bahnschrift" w:hAnsi="Bahnschrift" w:cs="Arial"/>
-          <w:color w:val="5F5E5A"/>
-          <w:sz w:val="22"/>
-          <w:szCs w:val="22"/>
-        </w:rPr>
-        <w:t xml:space="preserve">  </w:t>
+        <w:t xml:space="preserve">  -  </w:t>
       </w:r>
       <w:r>
         <w:rPr>
@@ -381,9 +361,8 @@
           <w:sz w:val="22"/>
           <w:szCs w:val="22"/>
         </w:rPr>
-        <w:t xml:space="preserve">Andres Felipe Florez </w:t>
-      </w:r>
-      <w:proofErr w:type="gramStart"/>
+        <w:t>Andres Felipe Florez Garces</w:t>
+      </w:r>
       <w:r>
         <w:rPr>
           <w:rFonts w:ascii="Bahnschrift" w:hAnsi="Bahnschrift" w:cs="Arial"/>
@@ -391,26 +370,7 @@
           <w:sz w:val="22"/>
           <w:szCs w:val="22"/>
         </w:rPr>
-        <w:t>Garces</w:t>
-      </w:r>
-      <w:r>
-        <w:rPr>
-          <w:rFonts w:ascii="Bahnschrift" w:hAnsi="Bahnschrift" w:cs="Arial"/>
-          <w:color w:val="5F5E5A"/>
-          <w:sz w:val="22"/>
-          <w:szCs w:val="22"/>
-        </w:rPr>
-        <w:t xml:space="preserve">  -</w:t>
-      </w:r>
-      <w:proofErr w:type="gramEnd"/>
-      <w:r>
-        <w:rPr>
-          <w:rFonts w:ascii="Bahnschrift" w:hAnsi="Bahnschrift" w:cs="Arial"/>
-          <w:color w:val="5F5E5A"/>
-          <w:sz w:val="22"/>
-          <w:szCs w:val="22"/>
-        </w:rPr>
-        <w:t xml:space="preserve">  </w:t>
+        <w:t xml:space="preserve">  -  </w:t>
       </w:r>
       <w:r>
         <w:rPr>
@@ -680,20 +640,8 @@
           <w:sz w:val="22"/>
           <w:szCs w:val="22"/>
         </w:rPr>
-        <w:t>API (FastAPI</w:t>
-      </w:r>
-      <w:proofErr w:type="gramStart"/>
-      <w:r>
-        <w:rPr>
-          <w:rFonts w:ascii="Bahnschrift" w:hAnsi="Bahnschrift" w:cs="Arial"/>
-          <w:b/>
-          <w:bCs/>
-          <w:sz w:val="22"/>
-          <w:szCs w:val="22"/>
-        </w:rPr>
-        <w:t>) :</w:t>
-      </w:r>
-      <w:proofErr w:type="gramEnd"/>
+        <w:t>API (FastAPI) :</w:t>
+      </w:r>
       <w:r>
         <w:rPr>
           <w:rFonts w:ascii="Bahnschrift" w:hAnsi="Bahnschrift" w:cs="Arial"/>
@@ -2807,25 +2755,7 @@
           <w:sz w:val="22"/>
           <w:szCs w:val="22"/>
         </w:rPr>
-        <w:t>Cada corrida (run) queda registrada con su tipo de modelo (model_type), sus hiperparámetros completos (n_estimators, max_depth, etc., vía model.get_</w:t>
-      </w:r>
-      <w:proofErr w:type="gramStart"/>
-      <w:r>
-        <w:rPr>
-          <w:rFonts w:ascii="Bahnschrift" w:hAnsi="Bahnschrift" w:cs="Arial"/>
-          <w:sz w:val="22"/>
-          <w:szCs w:val="22"/>
-        </w:rPr>
-        <w:t>params(</w:t>
-      </w:r>
-      <w:proofErr w:type="gramEnd"/>
-      <w:r>
-        <w:rPr>
-          <w:rFonts w:ascii="Bahnschrift" w:hAnsi="Bahnschrift" w:cs="Arial"/>
-          <w:sz w:val="22"/>
-          <w:szCs w:val="22"/>
-        </w:rPr>
-        <w:t>)), y si se aplicó SMOTE o no (smote=True/False), permitiendo reproducir exactamente cómo se entrenó cada modelo.</w:t>
+        <w:t>Cada corrida (run) queda registrada con su tipo de modelo (model_type), sus hiperparámetros completos (n_estimators, max_depth, etc., vía model.get_params()), y si se aplicó SMOTE o no (smote=True/False), permitiendo reproducir exactamente cómo se entrenó cada modelo.</w:t>
       </w:r>
     </w:p>
     <w:p>
@@ -2839,9 +2769,9 @@
         </w:rPr>
         <w:lastRenderedPageBreak/>
         <w:drawing>
-          <wp:inline distT="0" distB="0" distL="0" distR="0" wp14:anchorId="3B3741B3" wp14:editId="51E04A77">
-            <wp:extent cx="3619500" cy="1857375"/>
-            <wp:effectExtent l="0" t="0" r="0" b="0"/>
+          <wp:inline distT="0" distB="0" distL="0" distR="0" wp14:anchorId="3B3741B3" wp14:editId="2EA5B9DE">
+            <wp:extent cx="3858218" cy="1979875"/>
+            <wp:effectExtent l="0" t="0" r="0" b="1905"/>
             <wp:docPr id="158290593" name="Imagen 158290593"/>
             <wp:cNvGraphicFramePr>
               <a:graphicFrameLocks xmlns:a="http://schemas.openxmlformats.org/drawingml/2006/main" noChangeAspect="1"/>
@@ -2865,7 +2795,7 @@
                   <pic:spPr bwMode="auto">
                     <a:xfrm>
                       <a:off x="0" y="0"/>
-                      <a:ext cx="3619500" cy="1857375"/>
+                      <a:ext cx="3863004" cy="1982331"/>
                     </a:xfrm>
                     <a:prstGeom prst="rect">
                       <a:avLst/>
@@ -2906,14 +2836,11 @@
         <w:jc w:val="center"/>
       </w:pPr>
       <w:r>
-        <w:rPr>
-          <w:noProof/>
-        </w:rPr>
         <w:drawing>
-          <wp:inline distT="0" distB="0" distL="0" distR="0" wp14:anchorId="24959A4A" wp14:editId="1A4CC14E">
-            <wp:extent cx="3810000" cy="2057400"/>
+          <wp:inline distT="0" distB="0" distL="0" distR="0" wp14:anchorId="1118BDAD" wp14:editId="0DEC0DC0">
+            <wp:extent cx="3967701" cy="2155758"/>
             <wp:effectExtent l="0" t="0" r="0" b="0"/>
-            <wp:docPr id="873797597" name="Imagen 873797597"/>
+            <wp:docPr id="647727562" name="Imagen 1"/>
             <wp:cNvGraphicFramePr>
               <a:graphicFrameLocks xmlns:a="http://schemas.openxmlformats.org/drawingml/2006/main" noChangeAspect="1"/>
             </wp:cNvGraphicFramePr>
@@ -2921,22 +2848,19 @@
               <a:graphicData uri="http://schemas.openxmlformats.org/drawingml/2006/picture">
                 <pic:pic xmlns:pic="http://schemas.openxmlformats.org/drawingml/2006/picture">
                   <pic:nvPicPr>
-                    <pic:cNvPr id="0" name=""/>
-                    <pic:cNvPicPr>
-                      <a:picLocks noChangeAspect="1" noChangeArrowheads="1"/>
-                    </pic:cNvPicPr>
+                    <pic:cNvPr id="647727562" name=""/>
+                    <pic:cNvPicPr/>
                   </pic:nvPicPr>
                   <pic:blipFill>
                     <a:blip r:embed="rId17"/>
-                    <a:srcRect/>
                     <a:stretch>
                       <a:fillRect/>
                     </a:stretch>
                   </pic:blipFill>
-                  <pic:spPr bwMode="auto">
+                  <pic:spPr>
                     <a:xfrm>
                       <a:off x="0" y="0"/>
-                      <a:ext cx="3810000" cy="2057400"/>
+                      <a:ext cx="3990518" cy="2168155"/>
                     </a:xfrm>
                     <a:prstGeom prst="rect">
                       <a:avLst/>
@@ -3005,14 +2929,11 @@
         <w:jc w:val="center"/>
       </w:pPr>
       <w:r>
-        <w:rPr>
-          <w:noProof/>
-        </w:rPr>
         <w:drawing>
-          <wp:inline distT="0" distB="0" distL="0" distR="0" wp14:anchorId="0DA09E90" wp14:editId="65EFA9E4">
-            <wp:extent cx="4000500" cy="2171700"/>
-            <wp:effectExtent l="0" t="0" r="0" b="0"/>
-            <wp:docPr id="1365221702" name="Imagen 1365221702"/>
+          <wp:inline distT="0" distB="0" distL="0" distR="0" wp14:anchorId="0CCF4D0F" wp14:editId="6B97FD0B">
+            <wp:extent cx="3896139" cy="2107563"/>
+            <wp:effectExtent l="0" t="0" r="0" b="7620"/>
+            <wp:docPr id="1218424250" name="Imagen 1"/>
             <wp:cNvGraphicFramePr>
               <a:graphicFrameLocks xmlns:a="http://schemas.openxmlformats.org/drawingml/2006/main" noChangeAspect="1"/>
             </wp:cNvGraphicFramePr>
@@ -3020,22 +2941,19 @@
               <a:graphicData uri="http://schemas.openxmlformats.org/drawingml/2006/picture">
                 <pic:pic xmlns:pic="http://schemas.openxmlformats.org/drawingml/2006/picture">
                   <pic:nvPicPr>
-                    <pic:cNvPr id="0" name=""/>
-                    <pic:cNvPicPr>
-                      <a:picLocks noChangeAspect="1" noChangeArrowheads="1"/>
-                    </pic:cNvPicPr>
+                    <pic:cNvPr id="1218424250" name=""/>
+                    <pic:cNvPicPr/>
                   </pic:nvPicPr>
                   <pic:blipFill>
                     <a:blip r:embed="rId18"/>
-                    <a:srcRect/>
                     <a:stretch>
                       <a:fillRect/>
                     </a:stretch>
                   </pic:blipFill>
-                  <pic:spPr bwMode="auto">
+                  <pic:spPr>
                     <a:xfrm>
                       <a:off x="0" y="0"/>
-                      <a:ext cx="4000500" cy="2171700"/>
+                      <a:ext cx="3906350" cy="2113087"/>
                     </a:xfrm>
                     <a:prstGeom prst="rect">
                       <a:avLst/>
@@ -3067,6 +2985,7 @@
           <w:sz w:val="16"/>
           <w:szCs w:val="16"/>
         </w:rPr>
+        <w:lastRenderedPageBreak/>
         <w:t xml:space="preserve">Figura </w:t>
       </w:r>
       <w:r>
@@ -3104,7 +3023,6 @@
         <w:rPr>
           <w:rFonts w:ascii="Bahnschrift" w:hAnsi="Bahnschrift"/>
         </w:rPr>
-        <w:lastRenderedPageBreak/>
         <w:t>5.2.3 Evaluación de los modelos</w:t>
       </w:r>
     </w:p>
@@ -3132,14 +3050,11 @@
         <w:jc w:val="center"/>
       </w:pPr>
       <w:r>
-        <w:rPr>
-          <w:noProof/>
-        </w:rPr>
         <w:drawing>
-          <wp:inline distT="0" distB="0" distL="0" distR="0" wp14:anchorId="365576C8" wp14:editId="07BAA02A">
-            <wp:extent cx="4000500" cy="2162175"/>
+          <wp:inline distT="0" distB="0" distL="0" distR="0" wp14:anchorId="77159270" wp14:editId="4CEA5B9A">
+            <wp:extent cx="4121354" cy="2234316"/>
             <wp:effectExtent l="0" t="0" r="0" b="0"/>
-            <wp:docPr id="515002252" name="Imagen 515002252"/>
+            <wp:docPr id="1168552434" name="Imagen 1"/>
             <wp:cNvGraphicFramePr>
               <a:graphicFrameLocks xmlns:a="http://schemas.openxmlformats.org/drawingml/2006/main" noChangeAspect="1"/>
             </wp:cNvGraphicFramePr>
@@ -3147,22 +3062,19 @@
               <a:graphicData uri="http://schemas.openxmlformats.org/drawingml/2006/picture">
                 <pic:pic xmlns:pic="http://schemas.openxmlformats.org/drawingml/2006/picture">
                   <pic:nvPicPr>
-                    <pic:cNvPr id="0" name=""/>
-                    <pic:cNvPicPr>
-                      <a:picLocks noChangeAspect="1" noChangeArrowheads="1"/>
-                    </pic:cNvPicPr>
+                    <pic:cNvPr id="1168552434" name=""/>
+                    <pic:cNvPicPr/>
                   </pic:nvPicPr>
                   <pic:blipFill>
                     <a:blip r:embed="rId19"/>
-                    <a:srcRect/>
                     <a:stretch>
                       <a:fillRect/>
                     </a:stretch>
                   </pic:blipFill>
-                  <pic:spPr bwMode="auto">
+                  <pic:spPr>
                     <a:xfrm>
                       <a:off x="0" y="0"/>
-                      <a:ext cx="4000500" cy="2162175"/>
+                      <a:ext cx="4135567" cy="2242021"/>
                     </a:xfrm>
                     <a:prstGeom prst="rect">
                       <a:avLst/>
@@ -4344,43 +4256,7 @@
           <w:sz w:val="22"/>
           <w:szCs w:val="22"/>
         </w:rPr>
-        <w:t xml:space="preserve">Predicción en tiempo real: al enviar el formulario, el tablero llama directamente a </w:t>
-      </w:r>
-      <w:proofErr w:type="gramStart"/>
-      <w:r>
-        <w:rPr>
-          <w:rFonts w:ascii="Bahnschrift" w:hAnsi="Bahnschrift" w:cs="Arial"/>
-          <w:sz w:val="22"/>
-          <w:szCs w:val="22"/>
-        </w:rPr>
-        <w:t>model.predict</w:t>
-      </w:r>
-      <w:proofErr w:type="gramEnd"/>
-      <w:r>
-        <w:rPr>
-          <w:rFonts w:ascii="Bahnschrift" w:hAnsi="Bahnschrift" w:cs="Arial"/>
-          <w:sz w:val="22"/>
-          <w:szCs w:val="22"/>
-        </w:rPr>
-        <w:t>_</w:t>
-      </w:r>
-      <w:proofErr w:type="gramStart"/>
-      <w:r>
-        <w:rPr>
-          <w:rFonts w:ascii="Bahnschrift" w:hAnsi="Bahnschrift" w:cs="Arial"/>
-          <w:sz w:val="22"/>
-          <w:szCs w:val="22"/>
-        </w:rPr>
-        <w:t>proba(</w:t>
-      </w:r>
-      <w:proofErr w:type="gramEnd"/>
-      <w:r>
-        <w:rPr>
-          <w:rFonts w:ascii="Bahnschrift" w:hAnsi="Bahnschrift" w:cs="Arial"/>
-          <w:sz w:val="22"/>
-          <w:szCs w:val="22"/>
-        </w:rPr>
-        <w:t>) y muestra el porcentaje de riesgo, clasificado en tres niveles (bajo &lt;20%, moderado 20-45%, alto &gt;45%) con su color correspondiente.</w:t>
+        <w:t>Predicción en tiempo real: al enviar el formulario, el tablero llama directamente a model.predict_proba() y muestra el porcentaje de riesgo, clasificado en tres niveles (bajo &lt;20%, moderado 20-45%, alto &gt;45%) con su color correspondiente.</w:t>
       </w:r>
     </w:p>
     <w:p>
@@ -6215,6 +6091,7 @@
   <w:style w:type="character" w:default="1" w:styleId="Fuentedeprrafopredeter">
     <w:name w:val="Default Paragraph Font"/>
     <w:uiPriority w:val="1"/>
+    <w:semiHidden/>
     <w:unhideWhenUsed/>
   </w:style>
   <w:style w:type="table" w:default="1" w:styleId="Tablanormal">

--- a/docs/Entrega 2/Microproyecto_Entrega_2.docx
+++ b/docs/Entrega 2/Microproyecto_Entrega_2.docx
@@ -71,6 +71,7 @@
           <w:szCs w:val="72"/>
         </w:rPr>
       </w:pPr>
+      <w:proofErr w:type="spellStart"/>
       <w:r>
         <w:rPr>
           <w:rFonts w:ascii="Bahnschrift" w:hAnsi="Bahnschrift" w:cs="Arial"/>
@@ -81,6 +82,7 @@
         </w:rPr>
         <w:t>DiabetesRisk</w:t>
       </w:r>
+      <w:proofErr w:type="spellEnd"/>
     </w:p>
     <w:p>
       <w:pPr>
@@ -323,9 +325,8 @@
           <w:sz w:val="22"/>
           <w:szCs w:val="22"/>
         </w:rPr>
-        <w:t xml:space="preserve">Jared Foster </w:t>
-      </w:r>
-      <w:proofErr w:type="gramStart"/>
+        <w:t>Jared Foster Orduz</w:t>
+      </w:r>
       <w:r>
         <w:rPr>
           <w:rFonts w:ascii="Bahnschrift" w:hAnsi="Bahnschrift" w:cs="Arial"/>
@@ -333,26 +334,7 @@
           <w:sz w:val="22"/>
           <w:szCs w:val="22"/>
         </w:rPr>
-        <w:t>Orduz</w:t>
-      </w:r>
-      <w:r>
-        <w:rPr>
-          <w:rFonts w:ascii="Bahnschrift" w:hAnsi="Bahnschrift" w:cs="Arial"/>
-          <w:color w:val="5F5E5A"/>
-          <w:sz w:val="22"/>
-          <w:szCs w:val="22"/>
-        </w:rPr>
-        <w:t xml:space="preserve">  -</w:t>
-      </w:r>
-      <w:proofErr w:type="gramEnd"/>
-      <w:r>
-        <w:rPr>
-          <w:rFonts w:ascii="Bahnschrift" w:hAnsi="Bahnschrift" w:cs="Arial"/>
-          <w:color w:val="5F5E5A"/>
-          <w:sz w:val="22"/>
-          <w:szCs w:val="22"/>
-        </w:rPr>
-        <w:t xml:space="preserve">  </w:t>
+        <w:t xml:space="preserve">  -  </w:t>
       </w:r>
       <w:r>
         <w:rPr>
@@ -374,6 +356,7 @@
           <w:szCs w:val="22"/>
         </w:rPr>
       </w:pPr>
+      <w:proofErr w:type="spellStart"/>
       <w:r>
         <w:rPr>
           <w:rFonts w:ascii="Bahnschrift" w:hAnsi="Bahnschrift" w:cs="Arial"/>
@@ -381,9 +364,9 @@
           <w:sz w:val="22"/>
           <w:szCs w:val="22"/>
         </w:rPr>
-        <w:t xml:space="preserve">Andres Felipe Florez </w:t>
-      </w:r>
-      <w:proofErr w:type="gramStart"/>
+        <w:t>Andres</w:t>
+      </w:r>
+      <w:proofErr w:type="spellEnd"/>
       <w:r>
         <w:rPr>
           <w:rFonts w:ascii="Bahnschrift" w:hAnsi="Bahnschrift" w:cs="Arial"/>
@@ -391,8 +374,9 @@
           <w:sz w:val="22"/>
           <w:szCs w:val="22"/>
         </w:rPr>
-        <w:t>Garces</w:t>
-      </w:r>
+        <w:t xml:space="preserve"> Felipe </w:t>
+      </w:r>
+      <w:proofErr w:type="spellStart"/>
       <w:r>
         <w:rPr>
           <w:rFonts w:ascii="Bahnschrift" w:hAnsi="Bahnschrift" w:cs="Arial"/>
@@ -400,9 +384,9 @@
           <w:sz w:val="22"/>
           <w:szCs w:val="22"/>
         </w:rPr>
-        <w:t xml:space="preserve">  -</w:t>
-      </w:r>
-      <w:proofErr w:type="gramEnd"/>
+        <w:t>Florez</w:t>
+      </w:r>
+      <w:proofErr w:type="spellEnd"/>
       <w:r>
         <w:rPr>
           <w:rFonts w:ascii="Bahnschrift" w:hAnsi="Bahnschrift" w:cs="Arial"/>
@@ -410,7 +394,16 @@
           <w:sz w:val="22"/>
           <w:szCs w:val="22"/>
         </w:rPr>
-        <w:t xml:space="preserve">  </w:t>
+        <w:t xml:space="preserve"> Garces</w:t>
+      </w:r>
+      <w:r>
+        <w:rPr>
+          <w:rFonts w:ascii="Bahnschrift" w:hAnsi="Bahnschrift" w:cs="Arial"/>
+          <w:color w:val="5F5E5A"/>
+          <w:sz w:val="22"/>
+          <w:szCs w:val="22"/>
+        </w:rPr>
+        <w:t xml:space="preserve">  -  </w:t>
       </w:r>
       <w:r>
         <w:rPr>
@@ -628,6 +621,7 @@
           <w:szCs w:val="22"/>
         </w:rPr>
       </w:pPr>
+      <w:proofErr w:type="spellStart"/>
       <w:r>
         <w:rPr>
           <w:rFonts w:ascii="Bahnschrift" w:hAnsi="Bahnschrift" w:cs="Arial"/>
@@ -636,7 +630,18 @@
           <w:sz w:val="22"/>
           <w:szCs w:val="22"/>
         </w:rPr>
-        <w:t>MLflow (instancia EC2):</w:t>
+        <w:t>MLflow</w:t>
+      </w:r>
+      <w:proofErr w:type="spellEnd"/>
+      <w:r>
+        <w:rPr>
+          <w:rFonts w:ascii="Bahnschrift" w:hAnsi="Bahnschrift" w:cs="Arial"/>
+          <w:b/>
+          <w:bCs/>
+          <w:sz w:val="22"/>
+          <w:szCs w:val="22"/>
+        </w:rPr>
+        <w:t xml:space="preserve"> (instancia EC2):</w:t>
       </w:r>
       <w:r>
         <w:rPr>
@@ -680,9 +685,9 @@
           <w:sz w:val="22"/>
           <w:szCs w:val="22"/>
         </w:rPr>
-        <w:t>API (FastAPI</w:t>
-      </w:r>
-      <w:proofErr w:type="gramStart"/>
+        <w:t>API (</w:t>
+      </w:r>
+      <w:proofErr w:type="spellStart"/>
       <w:r>
         <w:rPr>
           <w:rFonts w:ascii="Bahnschrift" w:hAnsi="Bahnschrift" w:cs="Arial"/>
@@ -691,9 +696,19 @@
           <w:sz w:val="22"/>
           <w:szCs w:val="22"/>
         </w:rPr>
+        <w:t>FastAPI</w:t>
+      </w:r>
+      <w:proofErr w:type="spellEnd"/>
+      <w:r>
+        <w:rPr>
+          <w:rFonts w:ascii="Bahnschrift" w:hAnsi="Bahnschrift" w:cs="Arial"/>
+          <w:b/>
+          <w:bCs/>
+          <w:sz w:val="22"/>
+          <w:szCs w:val="22"/>
+        </w:rPr>
         <w:t>) :</w:t>
       </w:r>
-      <w:proofErr w:type="gramEnd"/>
       <w:r>
         <w:rPr>
           <w:rFonts w:ascii="Bahnschrift" w:hAnsi="Bahnschrift" w:cs="Arial"/>
@@ -736,7 +751,29 @@
           <w:sz w:val="22"/>
           <w:szCs w:val="22"/>
         </w:rPr>
-        <w:t>Tablero — Streamlit (instancia EC2):</w:t>
+        <w:t xml:space="preserve">Tablero — </w:t>
+      </w:r>
+      <w:proofErr w:type="spellStart"/>
+      <w:r>
+        <w:rPr>
+          <w:rFonts w:ascii="Bahnschrift" w:hAnsi="Bahnschrift" w:cs="Arial"/>
+          <w:b/>
+          <w:bCs/>
+          <w:sz w:val="22"/>
+          <w:szCs w:val="22"/>
+        </w:rPr>
+        <w:t>Streamlit</w:t>
+      </w:r>
+      <w:proofErr w:type="spellEnd"/>
+      <w:r>
+        <w:rPr>
+          <w:rFonts w:ascii="Bahnschrift" w:hAnsi="Bahnschrift" w:cs="Arial"/>
+          <w:b/>
+          <w:bCs/>
+          <w:sz w:val="22"/>
+          <w:szCs w:val="22"/>
+        </w:rPr>
+        <w:t xml:space="preserve"> (instancia EC2):</w:t>
       </w:r>
       <w:r>
         <w:rPr>
@@ -911,7 +948,47 @@
             <w:sz w:val="22"/>
             <w:szCs w:val="22"/>
           </w:rPr>
-          <w:t>Diabetes Health Indicators Dataset (BRFSS 2015, CDC)</w:t>
+          <w:t xml:space="preserve">Diabetes Health </w:t>
+        </w:r>
+        <w:proofErr w:type="spellStart"/>
+        <w:r>
+          <w:rPr>
+            <w:rStyle w:val="Hipervnculo"/>
+            <w:rFonts w:ascii="Bahnschrift" w:hAnsi="Bahnschrift" w:cs="Arial"/>
+            <w:sz w:val="22"/>
+            <w:szCs w:val="22"/>
+          </w:rPr>
+          <w:t>Indicators</w:t>
+        </w:r>
+        <w:proofErr w:type="spellEnd"/>
+        <w:r>
+          <w:rPr>
+            <w:rStyle w:val="Hipervnculo"/>
+            <w:rFonts w:ascii="Bahnschrift" w:hAnsi="Bahnschrift" w:cs="Arial"/>
+            <w:sz w:val="22"/>
+            <w:szCs w:val="22"/>
+          </w:rPr>
+          <w:t xml:space="preserve"> </w:t>
+        </w:r>
+        <w:proofErr w:type="spellStart"/>
+        <w:r>
+          <w:rPr>
+            <w:rStyle w:val="Hipervnculo"/>
+            <w:rFonts w:ascii="Bahnschrift" w:hAnsi="Bahnschrift" w:cs="Arial"/>
+            <w:sz w:val="22"/>
+            <w:szCs w:val="22"/>
+          </w:rPr>
+          <w:t>Dataset</w:t>
+        </w:r>
+        <w:proofErr w:type="spellEnd"/>
+        <w:r>
+          <w:rPr>
+            <w:rStyle w:val="Hipervnculo"/>
+            <w:rFonts w:ascii="Bahnschrift" w:hAnsi="Bahnschrift" w:cs="Arial"/>
+            <w:sz w:val="22"/>
+            <w:szCs w:val="22"/>
+          </w:rPr>
+          <w:t xml:space="preserve"> (BRFSS 2015, CDC)</w:t>
         </w:r>
       </w:hyperlink>
       <w:r>
@@ -1120,7 +1197,43 @@
           <w:sz w:val="22"/>
           <w:szCs w:val="22"/>
         </w:rPr>
-        <w:t>Se mantiene el Diabetes Health Indicators Dataset (BRFSS 2015, CDC), 253,680 registros, sin valores nulos, con 86.1% de encuestados sin diabetes y 13.9% con diabetes o prediabetes (desbalance ya identificado en la Entrega 1).</w:t>
+        <w:t xml:space="preserve">Se mantiene el Diabetes Health </w:t>
+      </w:r>
+      <w:proofErr w:type="spellStart"/>
+      <w:r>
+        <w:rPr>
+          <w:rFonts w:ascii="Bahnschrift" w:hAnsi="Bahnschrift" w:cs="Arial"/>
+          <w:sz w:val="22"/>
+          <w:szCs w:val="22"/>
+        </w:rPr>
+        <w:t>Indicators</w:t>
+      </w:r>
+      <w:proofErr w:type="spellEnd"/>
+      <w:r>
+        <w:rPr>
+          <w:rFonts w:ascii="Bahnschrift" w:hAnsi="Bahnschrift" w:cs="Arial"/>
+          <w:sz w:val="22"/>
+          <w:szCs w:val="22"/>
+        </w:rPr>
+        <w:t xml:space="preserve"> </w:t>
+      </w:r>
+      <w:proofErr w:type="spellStart"/>
+      <w:r>
+        <w:rPr>
+          <w:rFonts w:ascii="Bahnschrift" w:hAnsi="Bahnschrift" w:cs="Arial"/>
+          <w:sz w:val="22"/>
+          <w:szCs w:val="22"/>
+        </w:rPr>
+        <w:t>Dataset</w:t>
+      </w:r>
+      <w:proofErr w:type="spellEnd"/>
+      <w:r>
+        <w:rPr>
+          <w:rFonts w:ascii="Bahnschrift" w:hAnsi="Bahnschrift" w:cs="Arial"/>
+          <w:sz w:val="22"/>
+          <w:szCs w:val="22"/>
+        </w:rPr>
+        <w:t xml:space="preserve"> (BRFSS 2015, CDC), 253,680 registros, sin valores nulos, con 86.1% de encuestados sin diabetes y 13.9% con diabetes o prediabetes (desbalance ya identificado en la Entrega 1).</w:t>
       </w:r>
     </w:p>
     <w:p>
@@ -1150,7 +1263,133 @@
           <w:sz w:val="22"/>
           <w:szCs w:val="22"/>
         </w:rPr>
-        <w:t>Cambio respecto a la Entrega 1: de las 21 variables originales se seleccionó un subconjunto final de 11 predictores —HighBP, HighChol, BMI, Smoker, Stroke, HeartDiseaseorAttack, PhysActivity, GenHlth, DiffWalk, Age e Income—, priorizando las variables con mayor correlación (positiva o negativa) con la variable objetivo, y descartando variables redundantes o de bajo aporte, para simplificar el formulario del tablero sin perder poder predictivo. El detalle de esta selección se retoma en la sección 5.1.2.</w:t>
+        <w:t>Cambio respecto a la Entrega 1: de las 21 variables originales se seleccionó un subconjunto final de 11 predictores —</w:t>
+      </w:r>
+      <w:proofErr w:type="spellStart"/>
+      <w:r>
+        <w:rPr>
+          <w:rFonts w:ascii="Bahnschrift" w:hAnsi="Bahnschrift" w:cs="Arial"/>
+          <w:sz w:val="22"/>
+          <w:szCs w:val="22"/>
+        </w:rPr>
+        <w:t>HighBP</w:t>
+      </w:r>
+      <w:proofErr w:type="spellEnd"/>
+      <w:r>
+        <w:rPr>
+          <w:rFonts w:ascii="Bahnschrift" w:hAnsi="Bahnschrift" w:cs="Arial"/>
+          <w:sz w:val="22"/>
+          <w:szCs w:val="22"/>
+        </w:rPr>
+        <w:t xml:space="preserve">, </w:t>
+      </w:r>
+      <w:proofErr w:type="spellStart"/>
+      <w:r>
+        <w:rPr>
+          <w:rFonts w:ascii="Bahnschrift" w:hAnsi="Bahnschrift" w:cs="Arial"/>
+          <w:sz w:val="22"/>
+          <w:szCs w:val="22"/>
+        </w:rPr>
+        <w:t>HighChol</w:t>
+      </w:r>
+      <w:proofErr w:type="spellEnd"/>
+      <w:r>
+        <w:rPr>
+          <w:rFonts w:ascii="Bahnschrift" w:hAnsi="Bahnschrift" w:cs="Arial"/>
+          <w:sz w:val="22"/>
+          <w:szCs w:val="22"/>
+        </w:rPr>
+        <w:t xml:space="preserve">, BMI, Smoker, Stroke, </w:t>
+      </w:r>
+      <w:proofErr w:type="spellStart"/>
+      <w:r>
+        <w:rPr>
+          <w:rFonts w:ascii="Bahnschrift" w:hAnsi="Bahnschrift" w:cs="Arial"/>
+          <w:sz w:val="22"/>
+          <w:szCs w:val="22"/>
+        </w:rPr>
+        <w:t>HeartDiseaseorAttack</w:t>
+      </w:r>
+      <w:proofErr w:type="spellEnd"/>
+      <w:r>
+        <w:rPr>
+          <w:rFonts w:ascii="Bahnschrift" w:hAnsi="Bahnschrift" w:cs="Arial"/>
+          <w:sz w:val="22"/>
+          <w:szCs w:val="22"/>
+        </w:rPr>
+        <w:t xml:space="preserve">, </w:t>
+      </w:r>
+      <w:proofErr w:type="spellStart"/>
+      <w:r>
+        <w:rPr>
+          <w:rFonts w:ascii="Bahnschrift" w:hAnsi="Bahnschrift" w:cs="Arial"/>
+          <w:sz w:val="22"/>
+          <w:szCs w:val="22"/>
+        </w:rPr>
+        <w:t>PhysActivity</w:t>
+      </w:r>
+      <w:proofErr w:type="spellEnd"/>
+      <w:r>
+        <w:rPr>
+          <w:rFonts w:ascii="Bahnschrift" w:hAnsi="Bahnschrift" w:cs="Arial"/>
+          <w:sz w:val="22"/>
+          <w:szCs w:val="22"/>
+        </w:rPr>
+        <w:t xml:space="preserve">, </w:t>
+      </w:r>
+      <w:proofErr w:type="spellStart"/>
+      <w:r>
+        <w:rPr>
+          <w:rFonts w:ascii="Bahnschrift" w:hAnsi="Bahnschrift" w:cs="Arial"/>
+          <w:sz w:val="22"/>
+          <w:szCs w:val="22"/>
+        </w:rPr>
+        <w:t>GenHlth</w:t>
+      </w:r>
+      <w:proofErr w:type="spellEnd"/>
+      <w:r>
+        <w:rPr>
+          <w:rFonts w:ascii="Bahnschrift" w:hAnsi="Bahnschrift" w:cs="Arial"/>
+          <w:sz w:val="22"/>
+          <w:szCs w:val="22"/>
+        </w:rPr>
+        <w:t xml:space="preserve">, </w:t>
+      </w:r>
+      <w:proofErr w:type="spellStart"/>
+      <w:r>
+        <w:rPr>
+          <w:rFonts w:ascii="Bahnschrift" w:hAnsi="Bahnschrift" w:cs="Arial"/>
+          <w:sz w:val="22"/>
+          <w:szCs w:val="22"/>
+        </w:rPr>
+        <w:t>DiffWalk</w:t>
+      </w:r>
+      <w:proofErr w:type="spellEnd"/>
+      <w:r>
+        <w:rPr>
+          <w:rFonts w:ascii="Bahnschrift" w:hAnsi="Bahnschrift" w:cs="Arial"/>
+          <w:sz w:val="22"/>
+          <w:szCs w:val="22"/>
+        </w:rPr>
+        <w:t xml:space="preserve">, Age e </w:t>
+      </w:r>
+      <w:proofErr w:type="spellStart"/>
+      <w:r>
+        <w:rPr>
+          <w:rFonts w:ascii="Bahnschrift" w:hAnsi="Bahnschrift" w:cs="Arial"/>
+          <w:sz w:val="22"/>
+          <w:szCs w:val="22"/>
+        </w:rPr>
+        <w:t>Income</w:t>
+      </w:r>
+      <w:proofErr w:type="spellEnd"/>
+      <w:r>
+        <w:rPr>
+          <w:rFonts w:ascii="Bahnschrift" w:hAnsi="Bahnschrift" w:cs="Arial"/>
+          <w:sz w:val="22"/>
+          <w:szCs w:val="22"/>
+        </w:rPr>
+        <w:t>—, priorizando las variables con mayor correlación (positiva o negativa) con la variable objetivo, y descartando variables redundantes o de bajo aporte, para simplificar el formulario del tablero sin perder poder predictivo. El detalle de esta selección se retoma en la sección 5.1.2.</w:t>
       </w:r>
     </w:p>
     <w:p>
@@ -1230,7 +1469,69 @@
           <w:sz w:val="22"/>
           <w:szCs w:val="22"/>
         </w:rPr>
-        <w:t>Se entrenaron y compararon 4 modelos, todos con partición estratificada 80/20 (train/test, random_state=42) para preservar la proporción de clases en ambos conjuntos:</w:t>
+        <w:t xml:space="preserve">Se entrenaron y compararon </w:t>
+      </w:r>
+      <w:r>
+        <w:rPr>
+          <w:rFonts w:ascii="Bahnschrift" w:hAnsi="Bahnschrift" w:cs="Arial"/>
+          <w:sz w:val="22"/>
+          <w:szCs w:val="22"/>
+          <w:highlight w:val="magenta"/>
+        </w:rPr>
+        <w:t>5</w:t>
+      </w:r>
+      <w:r>
+        <w:rPr>
+          <w:rFonts w:ascii="Bahnschrift" w:hAnsi="Bahnschrift" w:cs="Arial"/>
+          <w:sz w:val="22"/>
+          <w:szCs w:val="22"/>
+          <w:highlight w:val="magenta"/>
+        </w:rPr>
+        <w:t xml:space="preserve"> modelos</w:t>
+      </w:r>
+      <w:r>
+        <w:rPr>
+          <w:rFonts w:ascii="Bahnschrift" w:hAnsi="Bahnschrift" w:cs="Arial"/>
+          <w:sz w:val="22"/>
+          <w:szCs w:val="22"/>
+        </w:rPr>
+        <w:t>, todos con partición estratificada 80/20 (</w:t>
+      </w:r>
+      <w:proofErr w:type="spellStart"/>
+      <w:r>
+        <w:rPr>
+          <w:rFonts w:ascii="Bahnschrift" w:hAnsi="Bahnschrift" w:cs="Arial"/>
+          <w:sz w:val="22"/>
+          <w:szCs w:val="22"/>
+        </w:rPr>
+        <w:t>train</w:t>
+      </w:r>
+      <w:proofErr w:type="spellEnd"/>
+      <w:r>
+        <w:rPr>
+          <w:rFonts w:ascii="Bahnschrift" w:hAnsi="Bahnschrift" w:cs="Arial"/>
+          <w:sz w:val="22"/>
+          <w:szCs w:val="22"/>
+        </w:rPr>
+        <w:t xml:space="preserve">/test, </w:t>
+      </w:r>
+      <w:proofErr w:type="spellStart"/>
+      <w:r>
+        <w:rPr>
+          <w:rFonts w:ascii="Bahnschrift" w:hAnsi="Bahnschrift" w:cs="Arial"/>
+          <w:sz w:val="22"/>
+          <w:szCs w:val="22"/>
+        </w:rPr>
+        <w:t>random_state</w:t>
+      </w:r>
+      <w:proofErr w:type="spellEnd"/>
+      <w:r>
+        <w:rPr>
+          <w:rFonts w:ascii="Bahnschrift" w:hAnsi="Bahnschrift" w:cs="Arial"/>
+          <w:sz w:val="22"/>
+          <w:szCs w:val="22"/>
+        </w:rPr>
+        <w:t>=42) para preservar la proporción de clases en ambos conjuntos:</w:t>
       </w:r>
     </w:p>
     <w:p>
@@ -1263,7 +1564,25 @@
           <w:sz w:val="22"/>
           <w:szCs w:val="22"/>
         </w:rPr>
-        <w:t xml:space="preserve"> sin tratar el desbalance de clases, como línea base de referencia. Variables estandarizadas con StandardScaler.</w:t>
+        <w:t xml:space="preserve"> sin tratar el desbalance de clases, como línea base de referencia. Variables estandarizadas con </w:t>
+      </w:r>
+      <w:proofErr w:type="spellStart"/>
+      <w:r>
+        <w:rPr>
+          <w:rFonts w:ascii="Bahnschrift" w:hAnsi="Bahnschrift" w:cs="Arial"/>
+          <w:sz w:val="22"/>
+          <w:szCs w:val="22"/>
+        </w:rPr>
+        <w:t>StandardScaler</w:t>
+      </w:r>
+      <w:proofErr w:type="spellEnd"/>
+      <w:r>
+        <w:rPr>
+          <w:rFonts w:ascii="Bahnschrift" w:hAnsi="Bahnschrift" w:cs="Arial"/>
+          <w:sz w:val="22"/>
+          <w:szCs w:val="22"/>
+        </w:rPr>
+        <w:t>.</w:t>
       </w:r>
     </w:p>
     <w:p>
@@ -1296,7 +1615,25 @@
           <w:sz w:val="22"/>
           <w:szCs w:val="22"/>
         </w:rPr>
-        <w:t xml:space="preserve"> mismas variables, con sobremuestreo (SMOTE) de la clase minoritaria antes de entrenar.</w:t>
+        <w:t xml:space="preserve"> mismas variables, con </w:t>
+      </w:r>
+      <w:proofErr w:type="spellStart"/>
+      <w:r>
+        <w:rPr>
+          <w:rFonts w:ascii="Bahnschrift" w:hAnsi="Bahnschrift" w:cs="Arial"/>
+          <w:sz w:val="22"/>
+          <w:szCs w:val="22"/>
+        </w:rPr>
+        <w:t>sobremuestreo</w:t>
+      </w:r>
+      <w:proofErr w:type="spellEnd"/>
+      <w:r>
+        <w:rPr>
+          <w:rFonts w:ascii="Bahnschrift" w:hAnsi="Bahnschrift" w:cs="Arial"/>
+          <w:sz w:val="22"/>
+          <w:szCs w:val="22"/>
+        </w:rPr>
+        <w:t xml:space="preserve"> (SMOTE) de la clase minoritaria antes de entrenar.</w:t>
       </w:r>
     </w:p>
     <w:p>
@@ -1321,7 +1658,29 @@
           <w:sz w:val="22"/>
           <w:szCs w:val="22"/>
         </w:rPr>
-        <w:t>Random Forest (class_weight balanceado):</w:t>
+        <w:t>Random Forest (</w:t>
+      </w:r>
+      <w:proofErr w:type="spellStart"/>
+      <w:r>
+        <w:rPr>
+          <w:rFonts w:ascii="Bahnschrift" w:hAnsi="Bahnschrift" w:cs="Arial"/>
+          <w:b/>
+          <w:bCs/>
+          <w:sz w:val="22"/>
+          <w:szCs w:val="22"/>
+        </w:rPr>
+        <w:t>class_weight</w:t>
+      </w:r>
+      <w:proofErr w:type="spellEnd"/>
+      <w:r>
+        <w:rPr>
+          <w:rFonts w:ascii="Bahnschrift" w:hAnsi="Bahnschrift" w:cs="Arial"/>
+          <w:b/>
+          <w:bCs/>
+          <w:sz w:val="22"/>
+          <w:szCs w:val="22"/>
+        </w:rPr>
+        <w:t xml:space="preserve"> balanceado):</w:t>
       </w:r>
       <w:r>
         <w:rPr>
@@ -1362,7 +1721,136 @@
           <w:sz w:val="22"/>
           <w:szCs w:val="22"/>
         </w:rPr>
-        <w:t xml:space="preserve"> mismos hiperparámetros del árbol, combinado con sobremuestreo.</w:t>
+        <w:t xml:space="preserve"> mismos </w:t>
+      </w:r>
+      <w:proofErr w:type="spellStart"/>
+      <w:r>
+        <w:rPr>
+          <w:rFonts w:ascii="Bahnschrift" w:hAnsi="Bahnschrift" w:cs="Arial"/>
+          <w:sz w:val="22"/>
+          <w:szCs w:val="22"/>
+        </w:rPr>
+        <w:t>hiperparámetros</w:t>
+      </w:r>
+      <w:proofErr w:type="spellEnd"/>
+      <w:r>
+        <w:rPr>
+          <w:rFonts w:ascii="Bahnschrift" w:hAnsi="Bahnschrift" w:cs="Arial"/>
+          <w:sz w:val="22"/>
+          <w:szCs w:val="22"/>
+        </w:rPr>
+        <w:t xml:space="preserve"> del árbol, combinado con </w:t>
+      </w:r>
+      <w:proofErr w:type="spellStart"/>
+      <w:r>
+        <w:rPr>
+          <w:rFonts w:ascii="Bahnschrift" w:hAnsi="Bahnschrift" w:cs="Arial"/>
+          <w:sz w:val="22"/>
+          <w:szCs w:val="22"/>
+        </w:rPr>
+        <w:t>sobremuestreo</w:t>
+      </w:r>
+      <w:proofErr w:type="spellEnd"/>
+      <w:r>
+        <w:rPr>
+          <w:rFonts w:ascii="Bahnschrift" w:hAnsi="Bahnschrift" w:cs="Arial"/>
+          <w:sz w:val="22"/>
+          <w:szCs w:val="22"/>
+        </w:rPr>
+        <w:t>.</w:t>
+      </w:r>
+    </w:p>
+    <w:p>
+      <w:pPr>
+        <w:pStyle w:val="Prrafodelista"/>
+        <w:numPr>
+          <w:ilvl w:val="0"/>
+          <w:numId w:val="4"/>
+        </w:numPr>
+        <w:spacing w:after="60"/>
+        <w:rPr>
+          <w:rFonts w:ascii="Bahnschrift" w:hAnsi="Bahnschrift" w:cs="Arial"/>
+          <w:sz w:val="22"/>
+          <w:szCs w:val="22"/>
+          <w:highlight w:val="magenta"/>
+        </w:rPr>
+      </w:pPr>
+      <w:proofErr w:type="spellStart"/>
+      <w:r>
+        <w:rPr>
+          <w:rFonts w:ascii="Bahnschrift" w:hAnsi="Bahnschrift" w:cs="Arial"/>
+          <w:b/>
+          <w:bCs/>
+          <w:sz w:val="22"/>
+          <w:szCs w:val="22"/>
+          <w:highlight w:val="magenta"/>
+        </w:rPr>
+        <w:t>Gradient</w:t>
+      </w:r>
+      <w:proofErr w:type="spellEnd"/>
+      <w:r>
+        <w:rPr>
+          <w:rFonts w:ascii="Bahnschrift" w:hAnsi="Bahnschrift" w:cs="Arial"/>
+          <w:b/>
+          <w:bCs/>
+          <w:sz w:val="22"/>
+          <w:szCs w:val="22"/>
+          <w:highlight w:val="magenta"/>
+        </w:rPr>
+        <w:t xml:space="preserve"> </w:t>
+      </w:r>
+      <w:proofErr w:type="spellStart"/>
+      <w:r>
+        <w:rPr>
+          <w:rFonts w:ascii="Bahnschrift" w:hAnsi="Bahnschrift" w:cs="Arial"/>
+          <w:b/>
+          <w:bCs/>
+          <w:sz w:val="22"/>
+          <w:szCs w:val="22"/>
+          <w:highlight w:val="magenta"/>
+        </w:rPr>
+        <w:t>Boosting</w:t>
+      </w:r>
+      <w:proofErr w:type="spellEnd"/>
+      <w:r>
+        <w:rPr>
+          <w:rFonts w:ascii="Bahnschrift" w:hAnsi="Bahnschrift" w:cs="Arial"/>
+          <w:b/>
+          <w:bCs/>
+          <w:sz w:val="22"/>
+          <w:szCs w:val="22"/>
+          <w:highlight w:val="magenta"/>
+        </w:rPr>
+        <w:t xml:space="preserve"> + SMOTE:</w:t>
+      </w:r>
+      <w:r>
+        <w:rPr>
+          <w:rFonts w:ascii="Bahnschrift" w:hAnsi="Bahnschrift" w:cs="Arial"/>
+          <w:sz w:val="22"/>
+          <w:szCs w:val="22"/>
+          <w:highlight w:val="magenta"/>
+        </w:rPr>
+        <w:t xml:space="preserve"> 100 estimadores, </w:t>
+      </w:r>
+      <w:proofErr w:type="spellStart"/>
+      <w:r>
+        <w:rPr>
+          <w:rFonts w:ascii="Bahnschrift" w:hAnsi="Bahnschrift" w:cs="Arial"/>
+          <w:sz w:val="22"/>
+          <w:szCs w:val="22"/>
+          <w:highlight w:val="magenta"/>
+        </w:rPr>
+        <w:t>learning_rate</w:t>
+      </w:r>
+      <w:proofErr w:type="spellEnd"/>
+      <w:r>
+        <w:rPr>
+          <w:rFonts w:ascii="Bahnschrift" w:hAnsi="Bahnschrift" w:cs="Arial"/>
+          <w:sz w:val="22"/>
+          <w:szCs w:val="22"/>
+          <w:highlight w:val="magenta"/>
+        </w:rPr>
+        <w:t>=0.1 y profundidad máxima 3, combinado con SMOTE para tratar el desbalance de clases.</w:t>
       </w:r>
     </w:p>
     <w:p>
@@ -1380,7 +1868,115 @@
           <w:sz w:val="22"/>
           <w:szCs w:val="22"/>
         </w:rPr>
-        <w:t>SMOTE (Synthetic Minority Over-sampling Technique) genera ejemplos sintéticos de la clase minoritaria únicamente sobre el conjunto de entrenamiento, nunca sobre el conjunto de prueba, para evitar fuga de información. class_weight='balanced' logra un efecto similar sin modificar los datos, penalizando más los errores sobre la clase minoritaria directamente en la función de pérdida.</w:t>
+        <w:t>SMOTE (</w:t>
+      </w:r>
+      <w:proofErr w:type="spellStart"/>
+      <w:r>
+        <w:rPr>
+          <w:rFonts w:ascii="Bahnschrift" w:hAnsi="Bahnschrift" w:cs="Arial"/>
+          <w:sz w:val="22"/>
+          <w:szCs w:val="22"/>
+        </w:rPr>
+        <w:t>Synthetic</w:t>
+      </w:r>
+      <w:proofErr w:type="spellEnd"/>
+      <w:r>
+        <w:rPr>
+          <w:rFonts w:ascii="Bahnschrift" w:hAnsi="Bahnschrift" w:cs="Arial"/>
+          <w:sz w:val="22"/>
+          <w:szCs w:val="22"/>
+        </w:rPr>
+        <w:t xml:space="preserve"> </w:t>
+      </w:r>
+      <w:proofErr w:type="spellStart"/>
+      <w:r>
+        <w:rPr>
+          <w:rFonts w:ascii="Bahnschrift" w:hAnsi="Bahnschrift" w:cs="Arial"/>
+          <w:sz w:val="22"/>
+          <w:szCs w:val="22"/>
+        </w:rPr>
+        <w:t>Minority</w:t>
+      </w:r>
+      <w:proofErr w:type="spellEnd"/>
+      <w:r>
+        <w:rPr>
+          <w:rFonts w:ascii="Bahnschrift" w:hAnsi="Bahnschrift" w:cs="Arial"/>
+          <w:sz w:val="22"/>
+          <w:szCs w:val="22"/>
+        </w:rPr>
+        <w:t xml:space="preserve"> Over-</w:t>
+      </w:r>
+      <w:proofErr w:type="spellStart"/>
+      <w:r>
+        <w:rPr>
+          <w:rFonts w:ascii="Bahnschrift" w:hAnsi="Bahnschrift" w:cs="Arial"/>
+          <w:sz w:val="22"/>
+          <w:szCs w:val="22"/>
+        </w:rPr>
+        <w:t>sampling</w:t>
+      </w:r>
+      <w:proofErr w:type="spellEnd"/>
+      <w:r>
+        <w:rPr>
+          <w:rFonts w:ascii="Bahnschrift" w:hAnsi="Bahnschrift" w:cs="Arial"/>
+          <w:sz w:val="22"/>
+          <w:szCs w:val="22"/>
+        </w:rPr>
+        <w:t xml:space="preserve"> </w:t>
+      </w:r>
+      <w:proofErr w:type="spellStart"/>
+      <w:r>
+        <w:rPr>
+          <w:rFonts w:ascii="Bahnschrift" w:hAnsi="Bahnschrift" w:cs="Arial"/>
+          <w:sz w:val="22"/>
+          <w:szCs w:val="22"/>
+        </w:rPr>
+        <w:t>Technique</w:t>
+      </w:r>
+      <w:proofErr w:type="spellEnd"/>
+      <w:r>
+        <w:rPr>
+          <w:rFonts w:ascii="Bahnschrift" w:hAnsi="Bahnschrift" w:cs="Arial"/>
+          <w:sz w:val="22"/>
+          <w:szCs w:val="22"/>
+        </w:rPr>
+        <w:t xml:space="preserve">) genera ejemplos sintéticos de la clase minoritaria únicamente sobre el conjunto de entrenamiento, nunca sobre el conjunto de prueba, para evitar fuga de información. </w:t>
+      </w:r>
+      <w:proofErr w:type="spellStart"/>
+      <w:r>
+        <w:rPr>
+          <w:rFonts w:ascii="Bahnschrift" w:hAnsi="Bahnschrift" w:cs="Arial"/>
+          <w:sz w:val="22"/>
+          <w:szCs w:val="22"/>
+        </w:rPr>
+        <w:t>class_weight</w:t>
+      </w:r>
+      <w:proofErr w:type="spellEnd"/>
+      <w:r>
+        <w:rPr>
+          <w:rFonts w:ascii="Bahnschrift" w:hAnsi="Bahnschrift" w:cs="Arial"/>
+          <w:sz w:val="22"/>
+          <w:szCs w:val="22"/>
+        </w:rPr>
+        <w:t>='</w:t>
+      </w:r>
+      <w:proofErr w:type="spellStart"/>
+      <w:r>
+        <w:rPr>
+          <w:rFonts w:ascii="Bahnschrift" w:hAnsi="Bahnschrift" w:cs="Arial"/>
+          <w:sz w:val="22"/>
+          <w:szCs w:val="22"/>
+        </w:rPr>
+        <w:t>balanced</w:t>
+      </w:r>
+      <w:proofErr w:type="spellEnd"/>
+      <w:r>
+        <w:rPr>
+          <w:rFonts w:ascii="Bahnschrift" w:hAnsi="Bahnschrift" w:cs="Arial"/>
+          <w:sz w:val="22"/>
+          <w:szCs w:val="22"/>
+        </w:rPr>
+        <w:t>' logra un efecto similar sin modificar los datos, penalizando más los errores sobre la clase minoritaria directamente en la función de pérdida.</w:t>
       </w:r>
     </w:p>
     <w:p>
@@ -1413,7 +2009,115 @@
           <w:sz w:val="22"/>
           <w:szCs w:val="22"/>
         </w:rPr>
-        <w:t>Las 11 variables predictoras se seleccionaron a partir del análisis de correlación de Pearson realizado en la Entrega 1, priorizando las variables con mayor correlación (absoluta) con Diabetes_binary y descartando variables redundantes, de baja señal o difíciles de auto-reportar en un formulario (por ejemplo, se excluyeron CholCheck, AnyHealthcare, NoDocbcCost y Education por su correlación cercana a cero o su naturaleza administrativa más que clínica).</w:t>
+        <w:t xml:space="preserve">Las 11 variables predictoras se seleccionaron a partir del análisis de correlación de Pearson realizado en la Entrega 1, priorizando las variables con mayor correlación (absoluta) con </w:t>
+      </w:r>
+      <w:proofErr w:type="spellStart"/>
+      <w:r>
+        <w:rPr>
+          <w:rFonts w:ascii="Bahnschrift" w:hAnsi="Bahnschrift" w:cs="Arial"/>
+          <w:sz w:val="22"/>
+          <w:szCs w:val="22"/>
+        </w:rPr>
+        <w:t>Diabetes_binary</w:t>
+      </w:r>
+      <w:proofErr w:type="spellEnd"/>
+      <w:r>
+        <w:rPr>
+          <w:rFonts w:ascii="Bahnschrift" w:hAnsi="Bahnschrift" w:cs="Arial"/>
+          <w:sz w:val="22"/>
+          <w:szCs w:val="22"/>
+        </w:rPr>
+        <w:t xml:space="preserve"> y descartando variables redundantes, de baja señal o difíciles de </w:t>
+      </w:r>
+      <w:proofErr w:type="spellStart"/>
+      <w:r>
+        <w:rPr>
+          <w:rFonts w:ascii="Bahnschrift" w:hAnsi="Bahnschrift" w:cs="Arial"/>
+          <w:sz w:val="22"/>
+          <w:szCs w:val="22"/>
+        </w:rPr>
+        <w:t>auto-reportar</w:t>
+      </w:r>
+      <w:proofErr w:type="spellEnd"/>
+      <w:r>
+        <w:rPr>
+          <w:rFonts w:ascii="Bahnschrift" w:hAnsi="Bahnschrift" w:cs="Arial"/>
+          <w:sz w:val="22"/>
+          <w:szCs w:val="22"/>
+        </w:rPr>
+        <w:t xml:space="preserve"> en un formulario (por ejemplo, se excluyeron </w:t>
+      </w:r>
+      <w:proofErr w:type="spellStart"/>
+      <w:r>
+        <w:rPr>
+          <w:rFonts w:ascii="Bahnschrift" w:hAnsi="Bahnschrift" w:cs="Arial"/>
+          <w:sz w:val="22"/>
+          <w:szCs w:val="22"/>
+        </w:rPr>
+        <w:t>CholCheck</w:t>
+      </w:r>
+      <w:proofErr w:type="spellEnd"/>
+      <w:r>
+        <w:rPr>
+          <w:rFonts w:ascii="Bahnschrift" w:hAnsi="Bahnschrift" w:cs="Arial"/>
+          <w:sz w:val="22"/>
+          <w:szCs w:val="22"/>
+        </w:rPr>
+        <w:t xml:space="preserve">, </w:t>
+      </w:r>
+      <w:proofErr w:type="spellStart"/>
+      <w:r>
+        <w:rPr>
+          <w:rFonts w:ascii="Bahnschrift" w:hAnsi="Bahnschrift" w:cs="Arial"/>
+          <w:sz w:val="22"/>
+          <w:szCs w:val="22"/>
+        </w:rPr>
+        <w:t>AnyHealthcare</w:t>
+      </w:r>
+      <w:proofErr w:type="spellEnd"/>
+      <w:r>
+        <w:rPr>
+          <w:rFonts w:ascii="Bahnschrift" w:hAnsi="Bahnschrift" w:cs="Arial"/>
+          <w:sz w:val="22"/>
+          <w:szCs w:val="22"/>
+        </w:rPr>
+        <w:t xml:space="preserve">, </w:t>
+      </w:r>
+      <w:proofErr w:type="spellStart"/>
+      <w:r>
+        <w:rPr>
+          <w:rFonts w:ascii="Bahnschrift" w:hAnsi="Bahnschrift" w:cs="Arial"/>
+          <w:sz w:val="22"/>
+          <w:szCs w:val="22"/>
+        </w:rPr>
+        <w:t>NoDocbcCost</w:t>
+      </w:r>
+      <w:proofErr w:type="spellEnd"/>
+      <w:r>
+        <w:rPr>
+          <w:rFonts w:ascii="Bahnschrift" w:hAnsi="Bahnschrift" w:cs="Arial"/>
+          <w:sz w:val="22"/>
+          <w:szCs w:val="22"/>
+        </w:rPr>
+        <w:t xml:space="preserve"> y </w:t>
+      </w:r>
+      <w:proofErr w:type="spellStart"/>
+      <w:r>
+        <w:rPr>
+          <w:rFonts w:ascii="Bahnschrift" w:hAnsi="Bahnschrift" w:cs="Arial"/>
+          <w:sz w:val="22"/>
+          <w:szCs w:val="22"/>
+        </w:rPr>
+        <w:t>Education</w:t>
+      </w:r>
+      <w:proofErr w:type="spellEnd"/>
+      <w:r>
+        <w:rPr>
+          <w:rFonts w:ascii="Bahnschrift" w:hAnsi="Bahnschrift" w:cs="Arial"/>
+          <w:sz w:val="22"/>
+          <w:szCs w:val="22"/>
+        </w:rPr>
+        <w:t xml:space="preserve"> por su correlación cercana a cero o su naturaleza administrativa más que clínica).</w:t>
       </w:r>
     </w:p>
     <w:p>
@@ -1425,6 +2129,7 @@
         <w:rPr>
           <w:noProof/>
         </w:rPr>
+        <w:lastRenderedPageBreak/>
         <w:drawing>
           <wp:inline distT="0" distB="0" distL="0" distR="0" wp14:anchorId="7D1D0DF1" wp14:editId="5BD021C5">
             <wp:extent cx="3212327" cy="2409246"/>
@@ -1484,8 +2189,31 @@
           <w:sz w:val="16"/>
           <w:szCs w:val="16"/>
         </w:rPr>
-        <w:lastRenderedPageBreak/>
-        <w:t>Figura 1. Correlación de cada variable con Diabetes_binary. En azul/naranja, las 11 variables seleccionadas como predictoras finales; en gris, las variables descartadas.</w:t>
+        <w:t xml:space="preserve">Figura 1. Correlación de cada variable con </w:t>
+      </w:r>
+      <w:proofErr w:type="spellStart"/>
+      <w:r>
+        <w:rPr>
+          <w:rFonts w:ascii="Bahnschrift" w:hAnsi="Bahnschrift"/>
+          <w:i/>
+          <w:iCs/>
+          <w:color w:val="5F5E5A"/>
+          <w:sz w:val="16"/>
+          <w:szCs w:val="16"/>
+        </w:rPr>
+        <w:t>Diabetes_binary</w:t>
+      </w:r>
+      <w:proofErr w:type="spellEnd"/>
+      <w:r>
+        <w:rPr>
+          <w:rFonts w:ascii="Bahnschrift" w:hAnsi="Bahnschrift"/>
+          <w:i/>
+          <w:iCs/>
+          <w:color w:val="5F5E5A"/>
+          <w:sz w:val="16"/>
+          <w:szCs w:val="16"/>
+        </w:rPr>
+        <w:t>. En azul/naranja, las 11 variables seleccionadas como predictoras finales; en gris, las variables descartadas.</w:t>
       </w:r>
     </w:p>
     <w:p/>
@@ -1506,43 +2234,49 @@
     </w:p>
     <w:p>
       <w:pPr>
-        <w:pStyle w:val="Ttulo3"/>
-        <w:spacing w:before="160" w:after="80"/>
-        <w:rPr>
-          <w:rFonts w:ascii="Bahnschrift" w:hAnsi="Bahnschrift"/>
-        </w:rPr>
+        <w:spacing w:after="120"/>
       </w:pPr>
     </w:p>
     <w:tbl>
       <w:tblPr>
-        <w:tblStyle w:val="Tablanormal1"/>
-        <w:tblW w:w="9700" w:type="dxa"/>
-        <w:tblLook w:val="0000" w:firstRow="0" w:lastRow="0" w:firstColumn="0" w:lastColumn="0" w:noHBand="0" w:noVBand="0"/>
+        <w:tblW w:w="9550" w:type="dxa"/>
+        <w:tblLook w:val="04A0" w:firstRow="1" w:lastRow="0" w:firstColumn="1" w:lastColumn="0" w:noHBand="0" w:noVBand="1"/>
       </w:tblPr>
       <w:tblGrid>
-        <w:gridCol w:w="3200"/>
-        <w:gridCol w:w="1300"/>
-        <w:gridCol w:w="1300"/>
-        <w:gridCol w:w="1300"/>
-        <w:gridCol w:w="1300"/>
-        <w:gridCol w:w="1300"/>
+        <w:gridCol w:w="2167"/>
+        <w:gridCol w:w="1003"/>
+        <w:gridCol w:w="1143"/>
+        <w:gridCol w:w="1064"/>
+        <w:gridCol w:w="1045"/>
+        <w:gridCol w:w="1044"/>
+        <w:gridCol w:w="1042"/>
+        <w:gridCol w:w="1042"/>
       </w:tblGrid>
       <w:tr>
         <w:trPr>
-          <w:cnfStyle w:val="000000100000" w:firstRow="0" w:lastRow="0" w:firstColumn="0" w:lastColumn="0" w:oddVBand="0" w:evenVBand="0" w:oddHBand="1" w:evenHBand="0" w:firstRowFirstColumn="0" w:firstRowLastColumn="0" w:lastRowFirstColumn="0" w:lastRowLastColumn="0"/>
-          <w:trHeight w:val="340"/>
+          <w:trHeight w:val="124"/>
         </w:trPr>
         <w:tc>
           <w:tcPr>
-            <w:cnfStyle w:val="000010000000" w:firstRow="0" w:lastRow="0" w:firstColumn="0" w:lastColumn="0" w:oddVBand="1" w:evenVBand="0" w:oddHBand="0" w:evenHBand="0" w:firstRowFirstColumn="0" w:firstRowLastColumn="0" w:lastRowFirstColumn="0" w:lastRowLastColumn="0"/>
-            <w:tcW w:w="3200" w:type="dxa"/>
+            <w:tcW w:w="2335" w:type="dxa"/>
+            <w:tcBorders>
+              <w:top w:val="single" w:sz="4" w:space="0" w:color="000000"/>
+              <w:left w:val="single" w:sz="4" w:space="0" w:color="000000"/>
+              <w:bottom w:val="single" w:sz="8" w:space="0" w:color="000000"/>
+              <w:right w:val="single" w:sz="4" w:space="0" w:color="000000"/>
+            </w:tcBorders>
             <w:vAlign w:val="center"/>
+            <w:hideMark/>
           </w:tcPr>
           <w:p>
             <w:pPr>
               <w:jc w:val="center"/>
               <w:rPr>
                 <w:rFonts w:ascii="Bahnschrift" w:hAnsi="Bahnschrift"/>
+                <w:b/>
+                <w:bCs/>
+                <w:sz w:val="19"/>
+                <w:szCs w:val="19"/>
               </w:rPr>
             </w:pPr>
             <w:r>
@@ -1559,15 +2293,25 @@
         </w:tc>
         <w:tc>
           <w:tcPr>
-            <w:tcW w:w="1300" w:type="dxa"/>
+            <w:tcW w:w="347" w:type="dxa"/>
+            <w:tcBorders>
+              <w:top w:val="single" w:sz="4" w:space="0" w:color="000000"/>
+              <w:left w:val="single" w:sz="4" w:space="0" w:color="000000"/>
+              <w:bottom w:val="single" w:sz="8" w:space="0" w:color="000000"/>
+              <w:right w:val="single" w:sz="4" w:space="0" w:color="000000"/>
+            </w:tcBorders>
             <w:vAlign w:val="center"/>
+            <w:hideMark/>
           </w:tcPr>
           <w:p>
             <w:pPr>
               <w:jc w:val="center"/>
-              <w:cnfStyle w:val="000000100000" w:firstRow="0" w:lastRow="0" w:firstColumn="0" w:lastColumn="0" w:oddVBand="0" w:evenVBand="0" w:oddHBand="1" w:evenHBand="0" w:firstRowFirstColumn="0" w:firstRowLastColumn="0" w:lastRowFirstColumn="0" w:lastRowLastColumn="0"/>
-              <w:rPr>
-                <w:rFonts w:ascii="Bahnschrift" w:hAnsi="Bahnschrift"/>
+              <w:rPr>
+                <w:rFonts w:ascii="Bahnschrift" w:hAnsi="Bahnschrift"/>
+                <w:b/>
+                <w:bCs/>
+                <w:sz w:val="19"/>
+                <w:szCs w:val="19"/>
               </w:rPr>
             </w:pPr>
             <w:r>
@@ -1584,15 +2328,25 @@
         </w:tc>
         <w:tc>
           <w:tcPr>
-            <w:cnfStyle w:val="000010000000" w:firstRow="0" w:lastRow="0" w:firstColumn="0" w:lastColumn="0" w:oddVBand="1" w:evenVBand="0" w:oddHBand="0" w:evenHBand="0" w:firstRowFirstColumn="0" w:firstRowLastColumn="0" w:lastRowFirstColumn="0" w:lastRowLastColumn="0"/>
-            <w:tcW w:w="1300" w:type="dxa"/>
+            <w:tcW w:w="1175" w:type="dxa"/>
+            <w:tcBorders>
+              <w:top w:val="single" w:sz="4" w:space="0" w:color="000000"/>
+              <w:left w:val="single" w:sz="4" w:space="0" w:color="000000"/>
+              <w:bottom w:val="single" w:sz="8" w:space="0" w:color="000000"/>
+              <w:right w:val="single" w:sz="4" w:space="0" w:color="000000"/>
+            </w:tcBorders>
             <w:vAlign w:val="center"/>
+            <w:hideMark/>
           </w:tcPr>
           <w:p>
             <w:pPr>
               <w:jc w:val="center"/>
               <w:rPr>
                 <w:rFonts w:ascii="Bahnschrift" w:hAnsi="Bahnschrift"/>
+                <w:b/>
+                <w:bCs/>
+                <w:sz w:val="19"/>
+                <w:szCs w:val="19"/>
               </w:rPr>
             </w:pPr>
             <w:r>
@@ -1609,15 +2363,25 @@
         </w:tc>
         <w:tc>
           <w:tcPr>
-            <w:tcW w:w="1300" w:type="dxa"/>
+            <w:tcW w:w="1145" w:type="dxa"/>
+            <w:tcBorders>
+              <w:top w:val="single" w:sz="4" w:space="0" w:color="000000"/>
+              <w:left w:val="single" w:sz="4" w:space="0" w:color="000000"/>
+              <w:bottom w:val="single" w:sz="8" w:space="0" w:color="000000"/>
+              <w:right w:val="single" w:sz="4" w:space="0" w:color="000000"/>
+            </w:tcBorders>
             <w:vAlign w:val="center"/>
+            <w:hideMark/>
           </w:tcPr>
           <w:p>
             <w:pPr>
               <w:jc w:val="center"/>
-              <w:cnfStyle w:val="000000100000" w:firstRow="0" w:lastRow="0" w:firstColumn="0" w:lastColumn="0" w:oddVBand="0" w:evenVBand="0" w:oddHBand="1" w:evenHBand="0" w:firstRowFirstColumn="0" w:firstRowLastColumn="0" w:lastRowFirstColumn="0" w:lastRowLastColumn="0"/>
-              <w:rPr>
-                <w:rFonts w:ascii="Bahnschrift" w:hAnsi="Bahnschrift"/>
+              <w:rPr>
+                <w:rFonts w:ascii="Bahnschrift" w:hAnsi="Bahnschrift"/>
+                <w:b/>
+                <w:bCs/>
+                <w:sz w:val="19"/>
+                <w:szCs w:val="19"/>
               </w:rPr>
             </w:pPr>
             <w:r>
@@ -1634,15 +2398,25 @@
         </w:tc>
         <w:tc>
           <w:tcPr>
-            <w:cnfStyle w:val="000010000000" w:firstRow="0" w:lastRow="0" w:firstColumn="0" w:lastColumn="0" w:oddVBand="1" w:evenVBand="0" w:oddHBand="0" w:evenHBand="0" w:firstRowFirstColumn="0" w:firstRowLastColumn="0" w:lastRowFirstColumn="0" w:lastRowLastColumn="0"/>
-            <w:tcW w:w="1300" w:type="dxa"/>
+            <w:tcW w:w="1137" w:type="dxa"/>
+            <w:tcBorders>
+              <w:top w:val="single" w:sz="4" w:space="0" w:color="000000"/>
+              <w:left w:val="single" w:sz="4" w:space="0" w:color="000000"/>
+              <w:bottom w:val="single" w:sz="8" w:space="0" w:color="000000"/>
+              <w:right w:val="single" w:sz="4" w:space="0" w:color="000000"/>
+            </w:tcBorders>
             <w:vAlign w:val="center"/>
+            <w:hideMark/>
           </w:tcPr>
           <w:p>
             <w:pPr>
               <w:jc w:val="center"/>
               <w:rPr>
                 <w:rFonts w:ascii="Bahnschrift" w:hAnsi="Bahnschrift"/>
+                <w:b/>
+                <w:bCs/>
+                <w:sz w:val="19"/>
+                <w:szCs w:val="19"/>
               </w:rPr>
             </w:pPr>
             <w:r>
@@ -1653,21 +2427,31 @@
                 <w:sz w:val="19"/>
                 <w:szCs w:val="19"/>
               </w:rPr>
-              <w:t>F1-score</w:t>
+              <w:t>F1</w:t>
             </w:r>
           </w:p>
         </w:tc>
         <w:tc>
           <w:tcPr>
-            <w:tcW w:w="1300" w:type="dxa"/>
+            <w:tcW w:w="1137" w:type="dxa"/>
+            <w:tcBorders>
+              <w:top w:val="single" w:sz="4" w:space="0" w:color="000000"/>
+              <w:left w:val="single" w:sz="4" w:space="0" w:color="000000"/>
+              <w:bottom w:val="single" w:sz="8" w:space="0" w:color="000000"/>
+              <w:right w:val="single" w:sz="4" w:space="0" w:color="000000"/>
+            </w:tcBorders>
             <w:vAlign w:val="center"/>
+            <w:hideMark/>
           </w:tcPr>
           <w:p>
             <w:pPr>
               <w:jc w:val="center"/>
-              <w:cnfStyle w:val="000000100000" w:firstRow="0" w:lastRow="0" w:firstColumn="0" w:lastColumn="0" w:oddVBand="0" w:evenVBand="0" w:oddHBand="1" w:evenHBand="0" w:firstRowFirstColumn="0" w:firstRowLastColumn="0" w:lastRowFirstColumn="0" w:lastRowLastColumn="0"/>
-              <w:rPr>
-                <w:rFonts w:ascii="Bahnschrift" w:hAnsi="Bahnschrift"/>
+              <w:rPr>
+                <w:rFonts w:ascii="Bahnschrift" w:hAnsi="Bahnschrift"/>
+                <w:b/>
+                <w:bCs/>
+                <w:sz w:val="19"/>
+                <w:szCs w:val="19"/>
               </w:rPr>
             </w:pPr>
             <w:r>
@@ -1678,197 +2462,97 @@
                 <w:sz w:val="19"/>
                 <w:szCs w:val="19"/>
               </w:rPr>
-              <w:t>ROC-AUC</w:t>
-            </w:r>
-          </w:p>
-        </w:tc>
-      </w:tr>
-      <w:tr>
-        <w:tc>
-          <w:tcPr>
-            <w:cnfStyle w:val="000010000000" w:firstRow="0" w:lastRow="0" w:firstColumn="0" w:lastColumn="0" w:oddVBand="1" w:evenVBand="0" w:oddHBand="0" w:evenHBand="0" w:firstRowFirstColumn="0" w:firstRowLastColumn="0" w:lastRowFirstColumn="0" w:lastRowLastColumn="0"/>
-            <w:tcW w:w="3200" w:type="dxa"/>
-          </w:tcPr>
-          <w:p>
-            <w:pPr>
-              <w:rPr>
-                <w:rFonts w:ascii="Bahnschrift" w:hAnsi="Bahnschrift"/>
-              </w:rPr>
-            </w:pPr>
-            <w:r>
-              <w:rPr>
-                <w:rFonts w:ascii="Bahnschrift" w:hAnsi="Bahnschrift"/>
-                <w:sz w:val="19"/>
-                <w:szCs w:val="19"/>
-              </w:rPr>
-              <w:t>Regresión Logística (base)</w:t>
+              <w:t>F2</w:t>
             </w:r>
           </w:p>
         </w:tc>
         <w:tc>
           <w:tcPr>
-            <w:tcW w:w="1300" w:type="dxa"/>
+            <w:tcW w:w="1137" w:type="dxa"/>
+            <w:tcBorders>
+              <w:top w:val="single" w:sz="4" w:space="0" w:color="000000"/>
+              <w:left w:val="single" w:sz="4" w:space="0" w:color="000000"/>
+              <w:bottom w:val="single" w:sz="8" w:space="0" w:color="000000"/>
+              <w:right w:val="single" w:sz="4" w:space="0" w:color="000000"/>
+            </w:tcBorders>
             <w:vAlign w:val="center"/>
+            <w:hideMark/>
           </w:tcPr>
           <w:p>
             <w:pPr>
               <w:jc w:val="center"/>
-              <w:cnfStyle w:val="000000000000" w:firstRow="0" w:lastRow="0" w:firstColumn="0" w:lastColumn="0" w:oddVBand="0" w:evenVBand="0" w:oddHBand="0" w:evenHBand="0" w:firstRowFirstColumn="0" w:firstRowLastColumn="0" w:lastRowFirstColumn="0" w:lastRowLastColumn="0"/>
-              <w:rPr>
-                <w:rFonts w:ascii="Bahnschrift" w:hAnsi="Bahnschrift"/>
+              <w:rPr>
+                <w:rFonts w:ascii="Bahnschrift" w:hAnsi="Bahnschrift"/>
+                <w:b/>
+                <w:bCs/>
+                <w:sz w:val="19"/>
+                <w:szCs w:val="19"/>
               </w:rPr>
             </w:pPr>
             <w:r>
               <w:rPr>
                 <w:rFonts w:ascii="Bahnschrift" w:hAnsi="Bahnschrift"/>
-                <w:sz w:val="19"/>
-                <w:szCs w:val="19"/>
-              </w:rPr>
-              <w:t>0.</w:t>
-            </w:r>
-            <w:r>
-              <w:rPr>
-                <w:rFonts w:ascii="Bahnschrift" w:hAnsi="Bahnschrift"/>
-                <w:sz w:val="19"/>
-                <w:szCs w:val="19"/>
-              </w:rPr>
-              <w:t>861</w:t>
+                <w:b/>
+                <w:bCs/>
+                <w:sz w:val="19"/>
+                <w:szCs w:val="19"/>
+              </w:rPr>
+              <w:t>ROC-AUC</w:t>
             </w:r>
           </w:p>
         </w:tc>
         <w:tc>
           <w:tcPr>
-            <w:cnfStyle w:val="000010000000" w:firstRow="0" w:lastRow="0" w:firstColumn="0" w:lastColumn="0" w:oddVBand="1" w:evenVBand="0" w:oddHBand="0" w:evenHBand="0" w:firstRowFirstColumn="0" w:firstRowLastColumn="0" w:lastRowFirstColumn="0" w:lastRowLastColumn="0"/>
-            <w:tcW w:w="1300" w:type="dxa"/>
+            <w:tcW w:w="1137" w:type="dxa"/>
+            <w:tcBorders>
+              <w:top w:val="single" w:sz="4" w:space="0" w:color="000000"/>
+              <w:left w:val="single" w:sz="4" w:space="0" w:color="000000"/>
+              <w:bottom w:val="single" w:sz="8" w:space="0" w:color="000000"/>
+              <w:right w:val="single" w:sz="4" w:space="0" w:color="000000"/>
+            </w:tcBorders>
             <w:vAlign w:val="center"/>
+            <w:hideMark/>
           </w:tcPr>
           <w:p>
             <w:pPr>
               <w:jc w:val="center"/>
               <w:rPr>
                 <w:rFonts w:ascii="Bahnschrift" w:hAnsi="Bahnschrift"/>
+                <w:b/>
+                <w:bCs/>
+                <w:sz w:val="19"/>
+                <w:szCs w:val="19"/>
               </w:rPr>
             </w:pPr>
             <w:r>
               <w:rPr>
                 <w:rFonts w:ascii="Bahnschrift" w:hAnsi="Bahnschrift"/>
-                <w:sz w:val="19"/>
-                <w:szCs w:val="19"/>
-              </w:rPr>
-              <w:t>0.</w:t>
-            </w:r>
-            <w:r>
-              <w:rPr>
-                <w:rFonts w:ascii="Bahnschrift" w:hAnsi="Bahnschrift"/>
-                <w:sz w:val="19"/>
-                <w:szCs w:val="19"/>
-              </w:rPr>
-              <w:t>511</w:t>
-            </w:r>
-          </w:p>
-        </w:tc>
-        <w:tc>
-          <w:tcPr>
-            <w:tcW w:w="1300" w:type="dxa"/>
-            <w:vAlign w:val="center"/>
-          </w:tcPr>
-          <w:p>
-            <w:pPr>
-              <w:jc w:val="center"/>
-              <w:cnfStyle w:val="000000000000" w:firstRow="0" w:lastRow="0" w:firstColumn="0" w:lastColumn="0" w:oddVBand="0" w:evenVBand="0" w:oddHBand="0" w:evenHBand="0" w:firstRowFirstColumn="0" w:firstRowLastColumn="0" w:lastRowFirstColumn="0" w:lastRowLastColumn="0"/>
-              <w:rPr>
-                <w:rFonts w:ascii="Bahnschrift" w:hAnsi="Bahnschrift"/>
-              </w:rPr>
-            </w:pPr>
-            <w:r>
-              <w:rPr>
-                <w:rFonts w:ascii="Bahnschrift" w:hAnsi="Bahnschrift"/>
-                <w:sz w:val="19"/>
-                <w:szCs w:val="19"/>
-              </w:rPr>
-              <w:t>0.</w:t>
-            </w:r>
-            <w:r>
-              <w:rPr>
-                <w:rFonts w:ascii="Bahnschrift" w:hAnsi="Bahnschrift"/>
-                <w:sz w:val="19"/>
-                <w:szCs w:val="19"/>
-              </w:rPr>
-              <w:t>148</w:t>
-            </w:r>
-          </w:p>
-        </w:tc>
-        <w:tc>
-          <w:tcPr>
-            <w:cnfStyle w:val="000010000000" w:firstRow="0" w:lastRow="0" w:firstColumn="0" w:lastColumn="0" w:oddVBand="1" w:evenVBand="0" w:oddHBand="0" w:evenHBand="0" w:firstRowFirstColumn="0" w:firstRowLastColumn="0" w:lastRowFirstColumn="0" w:lastRowLastColumn="0"/>
-            <w:tcW w:w="1300" w:type="dxa"/>
-            <w:vAlign w:val="center"/>
-          </w:tcPr>
-          <w:p>
-            <w:pPr>
-              <w:jc w:val="center"/>
-              <w:rPr>
-                <w:rFonts w:ascii="Bahnschrift" w:hAnsi="Bahnschrift"/>
-              </w:rPr>
-            </w:pPr>
-            <w:r>
-              <w:rPr>
-                <w:rFonts w:ascii="Bahnschrift" w:hAnsi="Bahnschrift"/>
-                <w:sz w:val="19"/>
-                <w:szCs w:val="19"/>
-              </w:rPr>
-              <w:t>0.</w:t>
-            </w:r>
-            <w:r>
-              <w:rPr>
-                <w:rFonts w:ascii="Bahnschrift" w:hAnsi="Bahnschrift"/>
-                <w:sz w:val="19"/>
-                <w:szCs w:val="19"/>
-              </w:rPr>
-              <w:t>229</w:t>
-            </w:r>
-          </w:p>
-        </w:tc>
-        <w:tc>
-          <w:tcPr>
-            <w:tcW w:w="1300" w:type="dxa"/>
-            <w:vAlign w:val="center"/>
-          </w:tcPr>
-          <w:p>
-            <w:pPr>
-              <w:jc w:val="center"/>
-              <w:cnfStyle w:val="000000000000" w:firstRow="0" w:lastRow="0" w:firstColumn="0" w:lastColumn="0" w:oddVBand="0" w:evenVBand="0" w:oddHBand="0" w:evenHBand="0" w:firstRowFirstColumn="0" w:firstRowLastColumn="0" w:lastRowFirstColumn="0" w:lastRowLastColumn="0"/>
-              <w:rPr>
-                <w:rFonts w:ascii="Bahnschrift" w:hAnsi="Bahnschrift"/>
-              </w:rPr>
-            </w:pPr>
-            <w:r>
-              <w:rPr>
-                <w:rFonts w:ascii="Bahnschrift" w:hAnsi="Bahnschrift"/>
-                <w:sz w:val="19"/>
-                <w:szCs w:val="19"/>
-              </w:rPr>
-              <w:t>0.8</w:t>
-            </w:r>
-            <w:r>
-              <w:rPr>
-                <w:rFonts w:ascii="Bahnschrift" w:hAnsi="Bahnschrift"/>
-                <w:sz w:val="19"/>
-                <w:szCs w:val="19"/>
-              </w:rPr>
-              <w:t>14</w:t>
+                <w:b/>
+                <w:bCs/>
+                <w:sz w:val="19"/>
+                <w:szCs w:val="19"/>
+              </w:rPr>
+              <w:t>PR-AUC</w:t>
             </w:r>
           </w:p>
         </w:tc>
       </w:tr>
       <w:tr>
         <w:trPr>
-          <w:cnfStyle w:val="000000100000" w:firstRow="0" w:lastRow="0" w:firstColumn="0" w:lastColumn="0" w:oddVBand="0" w:evenVBand="0" w:oddHBand="1" w:evenHBand="0" w:firstRowFirstColumn="0" w:firstRowLastColumn="0" w:lastRowFirstColumn="0" w:lastRowLastColumn="0"/>
+          <w:trHeight w:val="373"/>
         </w:trPr>
         <w:tc>
           <w:tcPr>
-            <w:cnfStyle w:val="000010000000" w:firstRow="0" w:lastRow="0" w:firstColumn="0" w:lastColumn="0" w:oddVBand="1" w:evenVBand="0" w:oddHBand="0" w:evenHBand="0" w:firstRowFirstColumn="0" w:firstRowLastColumn="0" w:lastRowFirstColumn="0" w:lastRowLastColumn="0"/>
-            <w:tcW w:w="3200" w:type="dxa"/>
+            <w:tcW w:w="2335" w:type="dxa"/>
+            <w:tcBorders>
+              <w:top w:val="single" w:sz="4" w:space="0" w:color="000000"/>
+              <w:left w:val="single" w:sz="4" w:space="0" w:color="000000"/>
+              <w:bottom w:val="single" w:sz="4" w:space="0" w:color="000000"/>
+              <w:right w:val="single" w:sz="4" w:space="0" w:color="000000"/>
+            </w:tcBorders>
+            <w:shd w:val="clear" w:color="D9D9D9" w:fill="D9D9D9"/>
+            <w:vAlign w:val="center"/>
+            <w:hideMark/>
           </w:tcPr>
           <w:p>
             <w:pPr>
@@ -1876,27 +2560,56 @@
                 <w:rFonts w:ascii="Bahnschrift" w:hAnsi="Bahnschrift"/>
               </w:rPr>
             </w:pPr>
+            <w:proofErr w:type="spellStart"/>
             <w:r>
               <w:rPr>
                 <w:rFonts w:ascii="Bahnschrift" w:hAnsi="Bahnschrift"/>
-                <w:sz w:val="19"/>
-                <w:szCs w:val="19"/>
-              </w:rPr>
-              <w:t>Regresión Logística + SMOTE</w:t>
+              </w:rPr>
+              <w:t>Regresión</w:t>
+            </w:r>
+            <w:proofErr w:type="spellEnd"/>
+            <w:r>
+              <w:rPr>
+                <w:rFonts w:ascii="Bahnschrift" w:hAnsi="Bahnschrift"/>
+              </w:rPr>
+              <w:t xml:space="preserve"> </w:t>
+            </w:r>
+            <w:proofErr w:type="spellStart"/>
+            <w:r>
+              <w:rPr>
+                <w:rFonts w:ascii="Bahnschrift" w:hAnsi="Bahnschrift"/>
+              </w:rPr>
+              <w:t>Logística</w:t>
+            </w:r>
+            <w:proofErr w:type="spellEnd"/>
+            <w:r>
+              <w:rPr>
+                <w:rFonts w:ascii="Bahnschrift" w:hAnsi="Bahnschrift"/>
+              </w:rPr>
+              <w:t xml:space="preserve"> (base)</w:t>
             </w:r>
           </w:p>
         </w:tc>
         <w:tc>
           <w:tcPr>
-            <w:tcW w:w="1300" w:type="dxa"/>
+            <w:tcW w:w="347" w:type="dxa"/>
+            <w:tcBorders>
+              <w:top w:val="single" w:sz="4" w:space="0" w:color="000000"/>
+              <w:left w:val="single" w:sz="4" w:space="0" w:color="000000"/>
+              <w:bottom w:val="single" w:sz="4" w:space="0" w:color="000000"/>
+              <w:right w:val="single" w:sz="4" w:space="0" w:color="000000"/>
+            </w:tcBorders>
+            <w:shd w:val="clear" w:color="D9D9D9" w:fill="D9D9D9"/>
             <w:vAlign w:val="center"/>
+            <w:hideMark/>
           </w:tcPr>
           <w:p>
             <w:pPr>
               <w:jc w:val="center"/>
-              <w:cnfStyle w:val="000000100000" w:firstRow="0" w:lastRow="0" w:firstColumn="0" w:lastColumn="0" w:oddVBand="0" w:evenVBand="0" w:oddHBand="1" w:evenHBand="0" w:firstRowFirstColumn="0" w:firstRowLastColumn="0" w:lastRowFirstColumn="0" w:lastRowLastColumn="0"/>
-              <w:rPr>
-                <w:rFonts w:ascii="Bahnschrift" w:hAnsi="Bahnschrift"/>
+              <w:rPr>
+                <w:rFonts w:ascii="Bahnschrift" w:hAnsi="Bahnschrift"/>
+                <w:sz w:val="19"/>
+                <w:szCs w:val="19"/>
               </w:rPr>
             </w:pPr>
             <w:r>
@@ -1905,29 +2618,30 @@
                 <w:sz w:val="19"/>
                 <w:szCs w:val="19"/>
               </w:rPr>
-              <w:t>0.</w:t>
-            </w:r>
-            <w:r>
-              <w:rPr>
-                <w:rFonts w:ascii="Bahnschrift" w:hAnsi="Bahnschrift"/>
-                <w:sz w:val="19"/>
-                <w:szCs w:val="19"/>
-              </w:rPr>
-              <w:t>726</w:t>
+              <w:t>0.862</w:t>
             </w:r>
           </w:p>
         </w:tc>
         <w:tc>
           <w:tcPr>
-            <w:cnfStyle w:val="000010000000" w:firstRow="0" w:lastRow="0" w:firstColumn="0" w:lastColumn="0" w:oddVBand="1" w:evenVBand="0" w:oddHBand="0" w:evenHBand="0" w:firstRowFirstColumn="0" w:firstRowLastColumn="0" w:lastRowFirstColumn="0" w:lastRowLastColumn="0"/>
-            <w:tcW w:w="1300" w:type="dxa"/>
+            <w:tcW w:w="1175" w:type="dxa"/>
+            <w:tcBorders>
+              <w:top w:val="single" w:sz="4" w:space="0" w:color="000000"/>
+              <w:left w:val="single" w:sz="4" w:space="0" w:color="000000"/>
+              <w:bottom w:val="single" w:sz="4" w:space="0" w:color="000000"/>
+              <w:right w:val="single" w:sz="4" w:space="0" w:color="000000"/>
+            </w:tcBorders>
+            <w:shd w:val="clear" w:color="D9D9D9" w:fill="D9D9D9"/>
             <w:vAlign w:val="center"/>
+            <w:hideMark/>
           </w:tcPr>
           <w:p>
             <w:pPr>
               <w:jc w:val="center"/>
               <w:rPr>
                 <w:rFonts w:ascii="Bahnschrift" w:hAnsi="Bahnschrift"/>
+                <w:sz w:val="19"/>
+                <w:szCs w:val="19"/>
               </w:rPr>
             </w:pPr>
             <w:r>
@@ -1936,29 +2650,30 @@
                 <w:sz w:val="19"/>
                 <w:szCs w:val="19"/>
               </w:rPr>
-              <w:t>0.</w:t>
-            </w:r>
-            <w:r>
-              <w:rPr>
-                <w:rFonts w:ascii="Bahnschrift" w:hAnsi="Bahnschrift"/>
-                <w:sz w:val="19"/>
-                <w:szCs w:val="19"/>
-              </w:rPr>
-              <w:t>306</w:t>
+              <w:t>0.511</w:t>
             </w:r>
           </w:p>
         </w:tc>
         <w:tc>
           <w:tcPr>
-            <w:tcW w:w="1300" w:type="dxa"/>
+            <w:tcW w:w="1145" w:type="dxa"/>
+            <w:tcBorders>
+              <w:top w:val="single" w:sz="4" w:space="0" w:color="000000"/>
+              <w:left w:val="single" w:sz="4" w:space="0" w:color="000000"/>
+              <w:bottom w:val="single" w:sz="4" w:space="0" w:color="000000"/>
+              <w:right w:val="single" w:sz="4" w:space="0" w:color="000000"/>
+            </w:tcBorders>
+            <w:shd w:val="clear" w:color="D9D9D9" w:fill="D9D9D9"/>
             <w:vAlign w:val="center"/>
+            <w:hideMark/>
           </w:tcPr>
           <w:p>
             <w:pPr>
               <w:jc w:val="center"/>
-              <w:cnfStyle w:val="000000100000" w:firstRow="0" w:lastRow="0" w:firstColumn="0" w:lastColumn="0" w:oddVBand="0" w:evenVBand="0" w:oddHBand="1" w:evenHBand="0" w:firstRowFirstColumn="0" w:firstRowLastColumn="0" w:lastRowFirstColumn="0" w:lastRowLastColumn="0"/>
-              <w:rPr>
-                <w:rFonts w:ascii="Bahnschrift" w:hAnsi="Bahnschrift"/>
+              <w:rPr>
+                <w:rFonts w:ascii="Bahnschrift" w:hAnsi="Bahnschrift"/>
+                <w:sz w:val="19"/>
+                <w:szCs w:val="19"/>
               </w:rPr>
             </w:pPr>
             <w:r>
@@ -1967,29 +2682,30 @@
                 <w:sz w:val="19"/>
                 <w:szCs w:val="19"/>
               </w:rPr>
-              <w:t>0.</w:t>
-            </w:r>
-            <w:r>
-              <w:rPr>
-                <w:rFonts w:ascii="Bahnschrift" w:hAnsi="Bahnschrift"/>
-                <w:sz w:val="19"/>
-                <w:szCs w:val="19"/>
-              </w:rPr>
-              <w:t>757</w:t>
+              <w:t>0.148</w:t>
             </w:r>
           </w:p>
         </w:tc>
         <w:tc>
           <w:tcPr>
-            <w:cnfStyle w:val="000010000000" w:firstRow="0" w:lastRow="0" w:firstColumn="0" w:lastColumn="0" w:oddVBand="1" w:evenVBand="0" w:oddHBand="0" w:evenHBand="0" w:firstRowFirstColumn="0" w:firstRowLastColumn="0" w:lastRowFirstColumn="0" w:lastRowLastColumn="0"/>
-            <w:tcW w:w="1300" w:type="dxa"/>
+            <w:tcW w:w="1137" w:type="dxa"/>
+            <w:tcBorders>
+              <w:top w:val="single" w:sz="4" w:space="0" w:color="000000"/>
+              <w:left w:val="single" w:sz="4" w:space="0" w:color="000000"/>
+              <w:bottom w:val="single" w:sz="4" w:space="0" w:color="000000"/>
+              <w:right w:val="single" w:sz="4" w:space="0" w:color="000000"/>
+            </w:tcBorders>
+            <w:shd w:val="clear" w:color="D9D9D9" w:fill="D9D9D9"/>
             <w:vAlign w:val="center"/>
+            <w:hideMark/>
           </w:tcPr>
           <w:p>
             <w:pPr>
               <w:jc w:val="center"/>
               <w:rPr>
                 <w:rFonts w:ascii="Bahnschrift" w:hAnsi="Bahnschrift"/>
+                <w:sz w:val="19"/>
+                <w:szCs w:val="19"/>
               </w:rPr>
             </w:pPr>
             <w:r>
@@ -1998,29 +2714,30 @@
                 <w:sz w:val="19"/>
                 <w:szCs w:val="19"/>
               </w:rPr>
-              <w:t>0.</w:t>
-            </w:r>
-            <w:r>
-              <w:rPr>
-                <w:rFonts w:ascii="Bahnschrift" w:hAnsi="Bahnschrift"/>
-                <w:sz w:val="19"/>
-                <w:szCs w:val="19"/>
-              </w:rPr>
-              <w:t>435</w:t>
+              <w:t>0.23</w:t>
             </w:r>
           </w:p>
         </w:tc>
         <w:tc>
           <w:tcPr>
-            <w:tcW w:w="1300" w:type="dxa"/>
+            <w:tcW w:w="1137" w:type="dxa"/>
+            <w:tcBorders>
+              <w:top w:val="single" w:sz="4" w:space="0" w:color="000000"/>
+              <w:left w:val="single" w:sz="4" w:space="0" w:color="000000"/>
+              <w:bottom w:val="single" w:sz="4" w:space="0" w:color="000000"/>
+              <w:right w:val="single" w:sz="4" w:space="0" w:color="000000"/>
+            </w:tcBorders>
+            <w:shd w:val="clear" w:color="D9D9D9" w:fill="D9D9D9"/>
             <w:vAlign w:val="center"/>
+            <w:hideMark/>
           </w:tcPr>
           <w:p>
             <w:pPr>
               <w:jc w:val="center"/>
-              <w:cnfStyle w:val="000000100000" w:firstRow="0" w:lastRow="0" w:firstColumn="0" w:lastColumn="0" w:oddVBand="0" w:evenVBand="0" w:oddHBand="1" w:evenHBand="0" w:firstRowFirstColumn="0" w:firstRowLastColumn="0" w:lastRowFirstColumn="0" w:lastRowLastColumn="0"/>
-              <w:rPr>
-                <w:rFonts w:ascii="Bahnschrift" w:hAnsi="Bahnschrift"/>
+              <w:rPr>
+                <w:rFonts w:ascii="Bahnschrift" w:hAnsi="Bahnschrift"/>
+                <w:sz w:val="19"/>
+                <w:szCs w:val="19"/>
               </w:rPr>
             </w:pPr>
             <w:r>
@@ -2029,24 +2746,90 @@
                 <w:sz w:val="19"/>
                 <w:szCs w:val="19"/>
               </w:rPr>
-              <w:t>0.8</w:t>
+              <w:t>0.173</w:t>
             </w:r>
+          </w:p>
+        </w:tc>
+        <w:tc>
+          <w:tcPr>
+            <w:tcW w:w="1137" w:type="dxa"/>
+            <w:tcBorders>
+              <w:top w:val="single" w:sz="4" w:space="0" w:color="000000"/>
+              <w:left w:val="single" w:sz="4" w:space="0" w:color="000000"/>
+              <w:bottom w:val="single" w:sz="4" w:space="0" w:color="000000"/>
+              <w:right w:val="single" w:sz="4" w:space="0" w:color="000000"/>
+            </w:tcBorders>
+            <w:shd w:val="clear" w:color="D9D9D9" w:fill="D9D9D9"/>
+            <w:vAlign w:val="center"/>
+            <w:hideMark/>
+          </w:tcPr>
+          <w:p>
+            <w:pPr>
+              <w:jc w:val="center"/>
+              <w:rPr>
+                <w:rFonts w:ascii="Bahnschrift" w:hAnsi="Bahnschrift"/>
+                <w:sz w:val="19"/>
+                <w:szCs w:val="19"/>
+              </w:rPr>
+            </w:pPr>
             <w:r>
               <w:rPr>
                 <w:rFonts w:ascii="Bahnschrift" w:hAnsi="Bahnschrift"/>
                 <w:sz w:val="19"/>
                 <w:szCs w:val="19"/>
               </w:rPr>
-              <w:t>13</w:t>
+              <w:t>0.815</w:t>
+            </w:r>
+          </w:p>
+        </w:tc>
+        <w:tc>
+          <w:tcPr>
+            <w:tcW w:w="1137" w:type="dxa"/>
+            <w:tcBorders>
+              <w:top w:val="single" w:sz="4" w:space="0" w:color="000000"/>
+              <w:left w:val="single" w:sz="4" w:space="0" w:color="000000"/>
+              <w:bottom w:val="single" w:sz="4" w:space="0" w:color="000000"/>
+              <w:right w:val="single" w:sz="4" w:space="0" w:color="000000"/>
+            </w:tcBorders>
+            <w:shd w:val="clear" w:color="D9D9D9" w:fill="D9D9D9"/>
+            <w:vAlign w:val="center"/>
+            <w:hideMark/>
+          </w:tcPr>
+          <w:p>
+            <w:pPr>
+              <w:jc w:val="center"/>
+              <w:rPr>
+                <w:rFonts w:ascii="Bahnschrift" w:hAnsi="Bahnschrift"/>
+                <w:sz w:val="19"/>
+                <w:szCs w:val="19"/>
+              </w:rPr>
+            </w:pPr>
+            <w:r>
+              <w:rPr>
+                <w:rFonts w:ascii="Bahnschrift" w:hAnsi="Bahnschrift"/>
+                <w:sz w:val="19"/>
+                <w:szCs w:val="19"/>
+              </w:rPr>
+              <w:t>0.389</w:t>
             </w:r>
           </w:p>
         </w:tc>
       </w:tr>
       <w:tr>
+        <w:trPr>
+          <w:trHeight w:val="373"/>
+        </w:trPr>
         <w:tc>
           <w:tcPr>
-            <w:cnfStyle w:val="000010000000" w:firstRow="0" w:lastRow="0" w:firstColumn="0" w:lastColumn="0" w:oddVBand="1" w:evenVBand="0" w:oddHBand="0" w:evenHBand="0" w:firstRowFirstColumn="0" w:firstRowLastColumn="0" w:lastRowFirstColumn="0" w:lastRowLastColumn="0"/>
-            <w:tcW w:w="3200" w:type="dxa"/>
+            <w:tcW w:w="2335" w:type="dxa"/>
+            <w:tcBorders>
+              <w:top w:val="single" w:sz="4" w:space="0" w:color="000000"/>
+              <w:left w:val="single" w:sz="4" w:space="0" w:color="000000"/>
+              <w:bottom w:val="single" w:sz="4" w:space="0" w:color="000000"/>
+              <w:right w:val="single" w:sz="4" w:space="0" w:color="000000"/>
+            </w:tcBorders>
+            <w:vAlign w:val="center"/>
+            <w:hideMark/>
           </w:tcPr>
           <w:p>
             <w:pPr>
@@ -2054,27 +2837,55 @@
                 <w:rFonts w:ascii="Bahnschrift" w:hAnsi="Bahnschrift"/>
               </w:rPr>
             </w:pPr>
+            <w:proofErr w:type="spellStart"/>
             <w:r>
               <w:rPr>
                 <w:rFonts w:ascii="Bahnschrift" w:hAnsi="Bahnschrift"/>
-                <w:sz w:val="19"/>
-                <w:szCs w:val="19"/>
-              </w:rPr>
-              <w:t>Random Forest (class_weight)</w:t>
+              </w:rPr>
+              <w:t>Regresión</w:t>
+            </w:r>
+            <w:proofErr w:type="spellEnd"/>
+            <w:r>
+              <w:rPr>
+                <w:rFonts w:ascii="Bahnschrift" w:hAnsi="Bahnschrift"/>
+              </w:rPr>
+              <w:t xml:space="preserve"> </w:t>
+            </w:r>
+            <w:proofErr w:type="spellStart"/>
+            <w:r>
+              <w:rPr>
+                <w:rFonts w:ascii="Bahnschrift" w:hAnsi="Bahnschrift"/>
+              </w:rPr>
+              <w:t>Logística</w:t>
+            </w:r>
+            <w:proofErr w:type="spellEnd"/>
+            <w:r>
+              <w:rPr>
+                <w:rFonts w:ascii="Bahnschrift" w:hAnsi="Bahnschrift"/>
+              </w:rPr>
+              <w:t xml:space="preserve"> + SMOTE</w:t>
             </w:r>
           </w:p>
         </w:tc>
         <w:tc>
           <w:tcPr>
-            <w:tcW w:w="1300" w:type="dxa"/>
+            <w:tcW w:w="347" w:type="dxa"/>
+            <w:tcBorders>
+              <w:top w:val="single" w:sz="4" w:space="0" w:color="000000"/>
+              <w:left w:val="single" w:sz="4" w:space="0" w:color="000000"/>
+              <w:bottom w:val="single" w:sz="4" w:space="0" w:color="000000"/>
+              <w:right w:val="single" w:sz="4" w:space="0" w:color="000000"/>
+            </w:tcBorders>
             <w:vAlign w:val="center"/>
+            <w:hideMark/>
           </w:tcPr>
           <w:p>
             <w:pPr>
               <w:jc w:val="center"/>
-              <w:cnfStyle w:val="000000000000" w:firstRow="0" w:lastRow="0" w:firstColumn="0" w:lastColumn="0" w:oddVBand="0" w:evenVBand="0" w:oddHBand="0" w:evenHBand="0" w:firstRowFirstColumn="0" w:firstRowLastColumn="0" w:lastRowFirstColumn="0" w:lastRowLastColumn="0"/>
-              <w:rPr>
-                <w:rFonts w:ascii="Bahnschrift" w:hAnsi="Bahnschrift"/>
+              <w:rPr>
+                <w:rFonts w:ascii="Bahnschrift" w:hAnsi="Bahnschrift"/>
+                <w:sz w:val="19"/>
+                <w:szCs w:val="19"/>
               </w:rPr>
             </w:pPr>
             <w:r>
@@ -2083,29 +2894,29 @@
                 <w:sz w:val="19"/>
                 <w:szCs w:val="19"/>
               </w:rPr>
-              <w:t>0.</w:t>
-            </w:r>
-            <w:r>
-              <w:rPr>
-                <w:rFonts w:ascii="Bahnschrift" w:hAnsi="Bahnschrift"/>
-                <w:sz w:val="19"/>
-                <w:szCs w:val="19"/>
-              </w:rPr>
-              <w:t>721</w:t>
+              <w:t>0.727</w:t>
             </w:r>
           </w:p>
         </w:tc>
         <w:tc>
           <w:tcPr>
-            <w:cnfStyle w:val="000010000000" w:firstRow="0" w:lastRow="0" w:firstColumn="0" w:lastColumn="0" w:oddVBand="1" w:evenVBand="0" w:oddHBand="0" w:evenHBand="0" w:firstRowFirstColumn="0" w:firstRowLastColumn="0" w:lastRowFirstColumn="0" w:lastRowLastColumn="0"/>
-            <w:tcW w:w="1300" w:type="dxa"/>
+            <w:tcW w:w="1175" w:type="dxa"/>
+            <w:tcBorders>
+              <w:top w:val="single" w:sz="4" w:space="0" w:color="000000"/>
+              <w:left w:val="single" w:sz="4" w:space="0" w:color="000000"/>
+              <w:bottom w:val="single" w:sz="4" w:space="0" w:color="000000"/>
+              <w:right w:val="single" w:sz="4" w:space="0" w:color="000000"/>
+            </w:tcBorders>
             <w:vAlign w:val="center"/>
+            <w:hideMark/>
           </w:tcPr>
           <w:p>
             <w:pPr>
               <w:jc w:val="center"/>
               <w:rPr>
                 <w:rFonts w:ascii="Bahnschrift" w:hAnsi="Bahnschrift"/>
+                <w:sz w:val="19"/>
+                <w:szCs w:val="19"/>
               </w:rPr>
             </w:pPr>
             <w:r>
@@ -2114,21 +2925,29 @@
                 <w:sz w:val="19"/>
                 <w:szCs w:val="19"/>
               </w:rPr>
-              <w:t>0.303</w:t>
+              <w:t>0.306</w:t>
             </w:r>
           </w:p>
         </w:tc>
         <w:tc>
           <w:tcPr>
-            <w:tcW w:w="1300" w:type="dxa"/>
+            <w:tcW w:w="1145" w:type="dxa"/>
+            <w:tcBorders>
+              <w:top w:val="single" w:sz="4" w:space="0" w:color="000000"/>
+              <w:left w:val="single" w:sz="4" w:space="0" w:color="000000"/>
+              <w:bottom w:val="single" w:sz="4" w:space="0" w:color="000000"/>
+              <w:right w:val="single" w:sz="4" w:space="0" w:color="000000"/>
+            </w:tcBorders>
             <w:vAlign w:val="center"/>
+            <w:hideMark/>
           </w:tcPr>
           <w:p>
             <w:pPr>
               <w:jc w:val="center"/>
-              <w:cnfStyle w:val="000000000000" w:firstRow="0" w:lastRow="0" w:firstColumn="0" w:lastColumn="0" w:oddVBand="0" w:evenVBand="0" w:oddHBand="0" w:evenHBand="0" w:firstRowFirstColumn="0" w:firstRowLastColumn="0" w:lastRowFirstColumn="0" w:lastRowLastColumn="0"/>
-              <w:rPr>
-                <w:rFonts w:ascii="Bahnschrift" w:hAnsi="Bahnschrift"/>
+              <w:rPr>
+                <w:rFonts w:ascii="Bahnschrift" w:hAnsi="Bahnschrift"/>
+                <w:sz w:val="19"/>
+                <w:szCs w:val="19"/>
               </w:rPr>
             </w:pPr>
             <w:r>
@@ -2137,21 +2956,29 @@
                 <w:sz w:val="19"/>
                 <w:szCs w:val="19"/>
               </w:rPr>
-              <w:t>0.772</w:t>
+              <w:t>0.758</w:t>
             </w:r>
           </w:p>
         </w:tc>
         <w:tc>
           <w:tcPr>
-            <w:cnfStyle w:val="000010000000" w:firstRow="0" w:lastRow="0" w:firstColumn="0" w:lastColumn="0" w:oddVBand="1" w:evenVBand="0" w:oddHBand="0" w:evenHBand="0" w:firstRowFirstColumn="0" w:firstRowLastColumn="0" w:lastRowFirstColumn="0" w:lastRowLastColumn="0"/>
-            <w:tcW w:w="1300" w:type="dxa"/>
+            <w:tcW w:w="1137" w:type="dxa"/>
+            <w:tcBorders>
+              <w:top w:val="single" w:sz="4" w:space="0" w:color="000000"/>
+              <w:left w:val="single" w:sz="4" w:space="0" w:color="000000"/>
+              <w:bottom w:val="single" w:sz="4" w:space="0" w:color="000000"/>
+              <w:right w:val="single" w:sz="4" w:space="0" w:color="000000"/>
+            </w:tcBorders>
             <w:vAlign w:val="center"/>
+            <w:hideMark/>
           </w:tcPr>
           <w:p>
             <w:pPr>
               <w:jc w:val="center"/>
               <w:rPr>
                 <w:rFonts w:ascii="Bahnschrift" w:hAnsi="Bahnschrift"/>
+                <w:sz w:val="19"/>
+                <w:szCs w:val="19"/>
               </w:rPr>
             </w:pPr>
             <w:r>
@@ -2166,15 +2993,23 @@
         </w:tc>
         <w:tc>
           <w:tcPr>
-            <w:tcW w:w="1300" w:type="dxa"/>
+            <w:tcW w:w="1137" w:type="dxa"/>
+            <w:tcBorders>
+              <w:top w:val="single" w:sz="4" w:space="0" w:color="000000"/>
+              <w:left w:val="single" w:sz="4" w:space="0" w:color="000000"/>
+              <w:bottom w:val="single" w:sz="4" w:space="0" w:color="000000"/>
+              <w:right w:val="single" w:sz="4" w:space="0" w:color="000000"/>
+            </w:tcBorders>
             <w:vAlign w:val="center"/>
+            <w:hideMark/>
           </w:tcPr>
           <w:p>
             <w:pPr>
               <w:jc w:val="center"/>
-              <w:cnfStyle w:val="000000000000" w:firstRow="0" w:lastRow="0" w:firstColumn="0" w:lastColumn="0" w:oddVBand="0" w:evenVBand="0" w:oddHBand="0" w:evenHBand="0" w:firstRowFirstColumn="0" w:firstRowLastColumn="0" w:lastRowFirstColumn="0" w:lastRowLastColumn="0"/>
-              <w:rPr>
-                <w:rFonts w:ascii="Bahnschrift" w:hAnsi="Bahnschrift"/>
+              <w:rPr>
+                <w:rFonts w:ascii="Bahnschrift" w:hAnsi="Bahnschrift"/>
+                <w:sz w:val="19"/>
+                <w:szCs w:val="19"/>
               </w:rPr>
             </w:pPr>
             <w:r>
@@ -2183,27 +3018,89 @@
                 <w:sz w:val="19"/>
                 <w:szCs w:val="19"/>
               </w:rPr>
-              <w:t>0.81</w:t>
+              <w:t>0.585</w:t>
             </w:r>
+          </w:p>
+        </w:tc>
+        <w:tc>
+          <w:tcPr>
+            <w:tcW w:w="1137" w:type="dxa"/>
+            <w:tcBorders>
+              <w:top w:val="single" w:sz="4" w:space="0" w:color="000000"/>
+              <w:left w:val="single" w:sz="4" w:space="0" w:color="000000"/>
+              <w:bottom w:val="single" w:sz="4" w:space="0" w:color="000000"/>
+              <w:right w:val="single" w:sz="4" w:space="0" w:color="000000"/>
+            </w:tcBorders>
+            <w:vAlign w:val="center"/>
+            <w:hideMark/>
+          </w:tcPr>
+          <w:p>
+            <w:pPr>
+              <w:jc w:val="center"/>
+              <w:rPr>
+                <w:rFonts w:ascii="Bahnschrift" w:hAnsi="Bahnschrift"/>
+                <w:sz w:val="19"/>
+                <w:szCs w:val="19"/>
+              </w:rPr>
+            </w:pPr>
             <w:r>
               <w:rPr>
                 <w:rFonts w:ascii="Bahnschrift" w:hAnsi="Bahnschrift"/>
                 <w:sz w:val="19"/>
                 <w:szCs w:val="19"/>
               </w:rPr>
-              <w:t>9</w:t>
+              <w:t>0.814</w:t>
+            </w:r>
+          </w:p>
+        </w:tc>
+        <w:tc>
+          <w:tcPr>
+            <w:tcW w:w="1137" w:type="dxa"/>
+            <w:tcBorders>
+              <w:top w:val="single" w:sz="4" w:space="0" w:color="000000"/>
+              <w:left w:val="single" w:sz="4" w:space="0" w:color="000000"/>
+              <w:bottom w:val="single" w:sz="4" w:space="0" w:color="000000"/>
+              <w:right w:val="single" w:sz="4" w:space="0" w:color="000000"/>
+            </w:tcBorders>
+            <w:vAlign w:val="center"/>
+            <w:hideMark/>
+          </w:tcPr>
+          <w:p>
+            <w:pPr>
+              <w:jc w:val="center"/>
+              <w:rPr>
+                <w:rFonts w:ascii="Bahnschrift" w:hAnsi="Bahnschrift"/>
+                <w:sz w:val="19"/>
+                <w:szCs w:val="19"/>
+              </w:rPr>
+            </w:pPr>
+            <w:r>
+              <w:rPr>
+                <w:rFonts w:ascii="Bahnschrift" w:hAnsi="Bahnschrift"/>
+                <w:sz w:val="19"/>
+                <w:szCs w:val="19"/>
+              </w:rPr>
+              <w:t>0.386</w:t>
             </w:r>
           </w:p>
         </w:tc>
       </w:tr>
       <w:tr>
         <w:trPr>
-          <w:cnfStyle w:val="000000100000" w:firstRow="0" w:lastRow="0" w:firstColumn="0" w:lastColumn="0" w:oddVBand="0" w:evenVBand="0" w:oddHBand="1" w:evenHBand="0" w:firstRowFirstColumn="0" w:firstRowLastColumn="0" w:lastRowFirstColumn="0" w:lastRowLastColumn="0"/>
+          <w:trHeight w:val="498"/>
         </w:trPr>
         <w:tc>
           <w:tcPr>
-            <w:cnfStyle w:val="000010000000" w:firstRow="0" w:lastRow="0" w:firstColumn="0" w:lastColumn="0" w:oddVBand="1" w:evenVBand="0" w:oddHBand="0" w:evenHBand="0" w:firstRowFirstColumn="0" w:firstRowLastColumn="0" w:lastRowFirstColumn="0" w:lastRowLastColumn="0"/>
-            <w:tcW w:w="3200" w:type="dxa"/>
+            <w:tcW w:w="2335" w:type="dxa"/>
+            <w:tcBorders>
+              <w:top w:val="single" w:sz="4" w:space="0" w:color="000000"/>
+              <w:left w:val="single" w:sz="4" w:space="0" w:color="000000"/>
+              <w:bottom w:val="single" w:sz="4" w:space="0" w:color="000000"/>
+              <w:right w:val="single" w:sz="4" w:space="0" w:color="000000"/>
+            </w:tcBorders>
+            <w:shd w:val="clear" w:color="D9D9D9" w:fill="D9D9D9"/>
+            <w:vAlign w:val="center"/>
+            <w:hideMark/>
           </w:tcPr>
           <w:p>
             <w:pPr>
@@ -2214,8 +3111,275 @@
             <w:r>
               <w:rPr>
                 <w:rFonts w:ascii="Bahnschrift" w:hAnsi="Bahnschrift"/>
-                <w:sz w:val="19"/>
-                <w:szCs w:val="19"/>
+              </w:rPr>
+              <w:t>Random Forest (</w:t>
+            </w:r>
+            <w:proofErr w:type="spellStart"/>
+            <w:r>
+              <w:rPr>
+                <w:rFonts w:ascii="Bahnschrift" w:hAnsi="Bahnschrift"/>
+              </w:rPr>
+              <w:t>class_weight</w:t>
+            </w:r>
+            <w:proofErr w:type="spellEnd"/>
+            <w:r>
+              <w:rPr>
+                <w:rFonts w:ascii="Bahnschrift" w:hAnsi="Bahnschrift"/>
+              </w:rPr>
+              <w:t>)</w:t>
+            </w:r>
+          </w:p>
+        </w:tc>
+        <w:tc>
+          <w:tcPr>
+            <w:tcW w:w="347" w:type="dxa"/>
+            <w:tcBorders>
+              <w:top w:val="single" w:sz="4" w:space="0" w:color="000000"/>
+              <w:left w:val="single" w:sz="4" w:space="0" w:color="000000"/>
+              <w:bottom w:val="single" w:sz="4" w:space="0" w:color="000000"/>
+              <w:right w:val="single" w:sz="4" w:space="0" w:color="000000"/>
+            </w:tcBorders>
+            <w:shd w:val="clear" w:color="D9D9D9" w:fill="D9D9D9"/>
+            <w:vAlign w:val="center"/>
+            <w:hideMark/>
+          </w:tcPr>
+          <w:p>
+            <w:pPr>
+              <w:jc w:val="center"/>
+              <w:rPr>
+                <w:rFonts w:ascii="Bahnschrift" w:hAnsi="Bahnschrift"/>
+                <w:sz w:val="19"/>
+                <w:szCs w:val="19"/>
+              </w:rPr>
+            </w:pPr>
+            <w:r>
+              <w:rPr>
+                <w:rFonts w:ascii="Bahnschrift" w:hAnsi="Bahnschrift"/>
+                <w:sz w:val="19"/>
+                <w:szCs w:val="19"/>
+              </w:rPr>
+              <w:t>0.728</w:t>
+            </w:r>
+          </w:p>
+        </w:tc>
+        <w:tc>
+          <w:tcPr>
+            <w:tcW w:w="1175" w:type="dxa"/>
+            <w:tcBorders>
+              <w:top w:val="single" w:sz="4" w:space="0" w:color="000000"/>
+              <w:left w:val="single" w:sz="4" w:space="0" w:color="000000"/>
+              <w:bottom w:val="single" w:sz="4" w:space="0" w:color="000000"/>
+              <w:right w:val="single" w:sz="4" w:space="0" w:color="000000"/>
+            </w:tcBorders>
+            <w:shd w:val="clear" w:color="D9D9D9" w:fill="D9D9D9"/>
+            <w:vAlign w:val="center"/>
+            <w:hideMark/>
+          </w:tcPr>
+          <w:p>
+            <w:pPr>
+              <w:jc w:val="center"/>
+              <w:rPr>
+                <w:rFonts w:ascii="Bahnschrift" w:hAnsi="Bahnschrift"/>
+                <w:sz w:val="19"/>
+                <w:szCs w:val="19"/>
+              </w:rPr>
+            </w:pPr>
+            <w:r>
+              <w:rPr>
+                <w:rFonts w:ascii="Bahnschrift" w:hAnsi="Bahnschrift"/>
+                <w:sz w:val="19"/>
+                <w:szCs w:val="19"/>
+              </w:rPr>
+              <w:t>0.308</w:t>
+            </w:r>
+          </w:p>
+        </w:tc>
+        <w:tc>
+          <w:tcPr>
+            <w:tcW w:w="1145" w:type="dxa"/>
+            <w:tcBorders>
+              <w:top w:val="single" w:sz="4" w:space="0" w:color="000000"/>
+              <w:left w:val="single" w:sz="4" w:space="0" w:color="000000"/>
+              <w:bottom w:val="single" w:sz="4" w:space="0" w:color="000000"/>
+              <w:right w:val="single" w:sz="4" w:space="0" w:color="000000"/>
+            </w:tcBorders>
+            <w:shd w:val="clear" w:color="D9D9D9" w:fill="D9D9D9"/>
+            <w:vAlign w:val="center"/>
+            <w:hideMark/>
+          </w:tcPr>
+          <w:p>
+            <w:pPr>
+              <w:jc w:val="center"/>
+              <w:rPr>
+                <w:rFonts w:ascii="Bahnschrift" w:hAnsi="Bahnschrift"/>
+                <w:sz w:val="19"/>
+                <w:szCs w:val="19"/>
+              </w:rPr>
+            </w:pPr>
+            <w:r>
+              <w:rPr>
+                <w:rFonts w:ascii="Bahnschrift" w:hAnsi="Bahnschrift"/>
+                <w:sz w:val="19"/>
+                <w:szCs w:val="19"/>
+              </w:rPr>
+              <w:t>0.763</w:t>
+            </w:r>
+          </w:p>
+        </w:tc>
+        <w:tc>
+          <w:tcPr>
+            <w:tcW w:w="1137" w:type="dxa"/>
+            <w:tcBorders>
+              <w:top w:val="single" w:sz="4" w:space="0" w:color="000000"/>
+              <w:left w:val="single" w:sz="4" w:space="0" w:color="000000"/>
+              <w:bottom w:val="single" w:sz="4" w:space="0" w:color="000000"/>
+              <w:right w:val="single" w:sz="4" w:space="0" w:color="000000"/>
+            </w:tcBorders>
+            <w:shd w:val="clear" w:color="D9D9D9" w:fill="D9D9D9"/>
+            <w:vAlign w:val="center"/>
+            <w:hideMark/>
+          </w:tcPr>
+          <w:p>
+            <w:pPr>
+              <w:jc w:val="center"/>
+              <w:rPr>
+                <w:rFonts w:ascii="Bahnschrift" w:hAnsi="Bahnschrift"/>
+                <w:sz w:val="19"/>
+                <w:szCs w:val="19"/>
+              </w:rPr>
+            </w:pPr>
+            <w:r>
+              <w:rPr>
+                <w:rFonts w:ascii="Bahnschrift" w:hAnsi="Bahnschrift"/>
+                <w:sz w:val="19"/>
+                <w:szCs w:val="19"/>
+              </w:rPr>
+              <w:t>0.439</w:t>
+            </w:r>
+          </w:p>
+        </w:tc>
+        <w:tc>
+          <w:tcPr>
+            <w:tcW w:w="1137" w:type="dxa"/>
+            <w:tcBorders>
+              <w:top w:val="single" w:sz="4" w:space="0" w:color="000000"/>
+              <w:left w:val="single" w:sz="4" w:space="0" w:color="000000"/>
+              <w:bottom w:val="single" w:sz="4" w:space="0" w:color="000000"/>
+              <w:right w:val="single" w:sz="4" w:space="0" w:color="000000"/>
+            </w:tcBorders>
+            <w:shd w:val="clear" w:color="D9D9D9" w:fill="D9D9D9"/>
+            <w:vAlign w:val="center"/>
+            <w:hideMark/>
+          </w:tcPr>
+          <w:p>
+            <w:pPr>
+              <w:jc w:val="center"/>
+              <w:rPr>
+                <w:rFonts w:ascii="Bahnschrift" w:hAnsi="Bahnschrift"/>
+                <w:sz w:val="19"/>
+                <w:szCs w:val="19"/>
+              </w:rPr>
+            </w:pPr>
+            <w:r>
+              <w:rPr>
+                <w:rFonts w:ascii="Bahnschrift" w:hAnsi="Bahnschrift"/>
+                <w:sz w:val="19"/>
+                <w:szCs w:val="19"/>
+              </w:rPr>
+              <w:t>0.589</w:t>
+            </w:r>
+          </w:p>
+        </w:tc>
+        <w:tc>
+          <w:tcPr>
+            <w:tcW w:w="1137" w:type="dxa"/>
+            <w:tcBorders>
+              <w:top w:val="single" w:sz="4" w:space="0" w:color="000000"/>
+              <w:left w:val="single" w:sz="4" w:space="0" w:color="000000"/>
+              <w:bottom w:val="single" w:sz="4" w:space="0" w:color="000000"/>
+              <w:right w:val="single" w:sz="4" w:space="0" w:color="000000"/>
+            </w:tcBorders>
+            <w:shd w:val="clear" w:color="D9D9D9" w:fill="D9D9D9"/>
+            <w:vAlign w:val="center"/>
+            <w:hideMark/>
+          </w:tcPr>
+          <w:p>
+            <w:pPr>
+              <w:jc w:val="center"/>
+              <w:rPr>
+                <w:rFonts w:ascii="Bahnschrift" w:hAnsi="Bahnschrift"/>
+                <w:sz w:val="19"/>
+                <w:szCs w:val="19"/>
+              </w:rPr>
+            </w:pPr>
+            <w:r>
+              <w:rPr>
+                <w:rFonts w:ascii="Bahnschrift" w:hAnsi="Bahnschrift"/>
+                <w:sz w:val="19"/>
+                <w:szCs w:val="19"/>
+              </w:rPr>
+              <w:t>0.819</w:t>
+            </w:r>
+          </w:p>
+        </w:tc>
+        <w:tc>
+          <w:tcPr>
+            <w:tcW w:w="1137" w:type="dxa"/>
+            <w:tcBorders>
+              <w:top w:val="single" w:sz="4" w:space="0" w:color="000000"/>
+              <w:left w:val="single" w:sz="4" w:space="0" w:color="000000"/>
+              <w:bottom w:val="single" w:sz="4" w:space="0" w:color="000000"/>
+              <w:right w:val="single" w:sz="4" w:space="0" w:color="000000"/>
+            </w:tcBorders>
+            <w:shd w:val="clear" w:color="D9D9D9" w:fill="D9D9D9"/>
+            <w:vAlign w:val="center"/>
+            <w:hideMark/>
+          </w:tcPr>
+          <w:p>
+            <w:pPr>
+              <w:jc w:val="center"/>
+              <w:rPr>
+                <w:rFonts w:ascii="Bahnschrift" w:hAnsi="Bahnschrift"/>
+                <w:sz w:val="19"/>
+                <w:szCs w:val="19"/>
+              </w:rPr>
+            </w:pPr>
+            <w:r>
+              <w:rPr>
+                <w:rFonts w:ascii="Bahnschrift" w:hAnsi="Bahnschrift"/>
+                <w:sz w:val="19"/>
+                <w:szCs w:val="19"/>
+              </w:rPr>
+              <w:t>0.413</w:t>
+            </w:r>
+          </w:p>
+        </w:tc>
+      </w:tr>
+      <w:tr>
+        <w:trPr>
+          <w:trHeight w:val="373"/>
+        </w:trPr>
+        <w:tc>
+          <w:tcPr>
+            <w:tcW w:w="2335" w:type="dxa"/>
+            <w:tcBorders>
+              <w:top w:val="single" w:sz="4" w:space="0" w:color="000000"/>
+              <w:left w:val="single" w:sz="4" w:space="0" w:color="000000"/>
+              <w:bottom w:val="single" w:sz="4" w:space="0" w:color="000000"/>
+              <w:right w:val="single" w:sz="4" w:space="0" w:color="000000"/>
+            </w:tcBorders>
+            <w:vAlign w:val="center"/>
+            <w:hideMark/>
+          </w:tcPr>
+          <w:p>
+            <w:pPr>
+              <w:rPr>
+                <w:rFonts w:ascii="Bahnschrift" w:hAnsi="Bahnschrift"/>
+              </w:rPr>
+            </w:pPr>
+            <w:r>
+              <w:rPr>
+                <w:rFonts w:ascii="Bahnschrift" w:hAnsi="Bahnschrift"/>
               </w:rPr>
               <w:t>Random Forest + SMOTE</w:t>
             </w:r>
@@ -2223,15 +3387,23 @@
         </w:tc>
         <w:tc>
           <w:tcPr>
-            <w:tcW w:w="1300" w:type="dxa"/>
+            <w:tcW w:w="347" w:type="dxa"/>
+            <w:tcBorders>
+              <w:top w:val="single" w:sz="4" w:space="0" w:color="000000"/>
+              <w:left w:val="single" w:sz="4" w:space="0" w:color="000000"/>
+              <w:bottom w:val="single" w:sz="4" w:space="0" w:color="000000"/>
+              <w:right w:val="single" w:sz="4" w:space="0" w:color="000000"/>
+            </w:tcBorders>
             <w:vAlign w:val="center"/>
+            <w:hideMark/>
           </w:tcPr>
           <w:p>
             <w:pPr>
               <w:jc w:val="center"/>
-              <w:cnfStyle w:val="000000100000" w:firstRow="0" w:lastRow="0" w:firstColumn="0" w:lastColumn="0" w:oddVBand="0" w:evenVBand="0" w:oddHBand="1" w:evenHBand="0" w:firstRowFirstColumn="0" w:firstRowLastColumn="0" w:lastRowFirstColumn="0" w:lastRowLastColumn="0"/>
-              <w:rPr>
-                <w:rFonts w:ascii="Bahnschrift" w:hAnsi="Bahnschrift"/>
+              <w:rPr>
+                <w:rFonts w:ascii="Bahnschrift" w:hAnsi="Bahnschrift"/>
+                <w:sz w:val="19"/>
+                <w:szCs w:val="19"/>
               </w:rPr>
             </w:pPr>
             <w:r>
@@ -2240,29 +3412,29 @@
                 <w:sz w:val="19"/>
                 <w:szCs w:val="19"/>
               </w:rPr>
-              <w:t>0.7</w:t>
-            </w:r>
-            <w:r>
-              <w:rPr>
-                <w:rFonts w:ascii="Bahnschrift" w:hAnsi="Bahnschrift"/>
-                <w:sz w:val="19"/>
-                <w:szCs w:val="19"/>
-              </w:rPr>
-              <w:t>88</w:t>
+              <w:t>0.788</w:t>
             </w:r>
           </w:p>
         </w:tc>
         <w:tc>
           <w:tcPr>
-            <w:cnfStyle w:val="000010000000" w:firstRow="0" w:lastRow="0" w:firstColumn="0" w:lastColumn="0" w:oddVBand="1" w:evenVBand="0" w:oddHBand="0" w:evenHBand="0" w:firstRowFirstColumn="0" w:firstRowLastColumn="0" w:lastRowFirstColumn="0" w:lastRowLastColumn="0"/>
-            <w:tcW w:w="1300" w:type="dxa"/>
+            <w:tcW w:w="1175" w:type="dxa"/>
+            <w:tcBorders>
+              <w:top w:val="single" w:sz="4" w:space="0" w:color="000000"/>
+              <w:left w:val="single" w:sz="4" w:space="0" w:color="000000"/>
+              <w:bottom w:val="single" w:sz="4" w:space="0" w:color="000000"/>
+              <w:right w:val="single" w:sz="4" w:space="0" w:color="000000"/>
+            </w:tcBorders>
             <w:vAlign w:val="center"/>
+            <w:hideMark/>
           </w:tcPr>
           <w:p>
             <w:pPr>
               <w:jc w:val="center"/>
               <w:rPr>
                 <w:rFonts w:ascii="Bahnschrift" w:hAnsi="Bahnschrift"/>
+                <w:sz w:val="19"/>
+                <w:szCs w:val="19"/>
               </w:rPr>
             </w:pPr>
             <w:r>
@@ -2271,29 +3443,29 @@
                 <w:sz w:val="19"/>
                 <w:szCs w:val="19"/>
               </w:rPr>
-              <w:t>0.3</w:t>
-            </w:r>
-            <w:r>
-              <w:rPr>
-                <w:rFonts w:ascii="Bahnschrift" w:hAnsi="Bahnschrift"/>
-                <w:sz w:val="19"/>
-                <w:szCs w:val="19"/>
-              </w:rPr>
-              <w:t>52</w:t>
+              <w:t>0.352</w:t>
             </w:r>
           </w:p>
         </w:tc>
         <w:tc>
           <w:tcPr>
-            <w:tcW w:w="1300" w:type="dxa"/>
+            <w:tcW w:w="1145" w:type="dxa"/>
+            <w:tcBorders>
+              <w:top w:val="single" w:sz="4" w:space="0" w:color="000000"/>
+              <w:left w:val="single" w:sz="4" w:space="0" w:color="000000"/>
+              <w:bottom w:val="single" w:sz="4" w:space="0" w:color="000000"/>
+              <w:right w:val="single" w:sz="4" w:space="0" w:color="000000"/>
+            </w:tcBorders>
             <w:vAlign w:val="center"/>
+            <w:hideMark/>
           </w:tcPr>
           <w:p>
             <w:pPr>
               <w:jc w:val="center"/>
-              <w:cnfStyle w:val="000000100000" w:firstRow="0" w:lastRow="0" w:firstColumn="0" w:lastColumn="0" w:oddVBand="0" w:evenVBand="0" w:oddHBand="1" w:evenHBand="0" w:firstRowFirstColumn="0" w:firstRowLastColumn="0" w:lastRowFirstColumn="0" w:lastRowLastColumn="0"/>
-              <w:rPr>
-                <w:rFonts w:ascii="Bahnschrift" w:hAnsi="Bahnschrift"/>
+              <w:rPr>
+                <w:rFonts w:ascii="Bahnschrift" w:hAnsi="Bahnschrift"/>
+                <w:sz w:val="19"/>
+                <w:szCs w:val="19"/>
               </w:rPr>
             </w:pPr>
             <w:r>
@@ -2302,29 +3474,29 @@
                 <w:sz w:val="19"/>
                 <w:szCs w:val="19"/>
               </w:rPr>
-              <w:t>0.</w:t>
-            </w:r>
-            <w:r>
-              <w:rPr>
-                <w:rFonts w:ascii="Bahnschrift" w:hAnsi="Bahnschrift"/>
-                <w:sz w:val="19"/>
-                <w:szCs w:val="19"/>
-              </w:rPr>
-              <w:t>617</w:t>
+              <w:t>0.616</w:t>
             </w:r>
           </w:p>
         </w:tc>
         <w:tc>
           <w:tcPr>
-            <w:cnfStyle w:val="000010000000" w:firstRow="0" w:lastRow="0" w:firstColumn="0" w:lastColumn="0" w:oddVBand="1" w:evenVBand="0" w:oddHBand="0" w:evenHBand="0" w:firstRowFirstColumn="0" w:firstRowLastColumn="0" w:lastRowFirstColumn="0" w:lastRowLastColumn="0"/>
-            <w:tcW w:w="1300" w:type="dxa"/>
+            <w:tcW w:w="1137" w:type="dxa"/>
+            <w:tcBorders>
+              <w:top w:val="single" w:sz="4" w:space="0" w:color="000000"/>
+              <w:left w:val="single" w:sz="4" w:space="0" w:color="000000"/>
+              <w:bottom w:val="single" w:sz="4" w:space="0" w:color="000000"/>
+              <w:right w:val="single" w:sz="4" w:space="0" w:color="000000"/>
+            </w:tcBorders>
             <w:vAlign w:val="center"/>
+            <w:hideMark/>
           </w:tcPr>
           <w:p>
             <w:pPr>
               <w:jc w:val="center"/>
               <w:rPr>
                 <w:rFonts w:ascii="Bahnschrift" w:hAnsi="Bahnschrift"/>
+                <w:sz w:val="19"/>
+                <w:szCs w:val="19"/>
               </w:rPr>
             </w:pPr>
             <w:r>
@@ -2333,29 +3505,29 @@
                 <w:sz w:val="19"/>
                 <w:szCs w:val="19"/>
               </w:rPr>
-              <w:t>0.4</w:t>
-            </w:r>
-            <w:r>
-              <w:rPr>
-                <w:rFonts w:ascii="Bahnschrift" w:hAnsi="Bahnschrift"/>
-                <w:sz w:val="19"/>
-                <w:szCs w:val="19"/>
-              </w:rPr>
-              <w:t>48</w:t>
+              <w:t>0.448</w:t>
             </w:r>
           </w:p>
         </w:tc>
         <w:tc>
           <w:tcPr>
-            <w:tcW w:w="1300" w:type="dxa"/>
+            <w:tcW w:w="1137" w:type="dxa"/>
+            <w:tcBorders>
+              <w:top w:val="single" w:sz="4" w:space="0" w:color="000000"/>
+              <w:left w:val="single" w:sz="4" w:space="0" w:color="000000"/>
+              <w:bottom w:val="single" w:sz="4" w:space="0" w:color="000000"/>
+              <w:right w:val="single" w:sz="4" w:space="0" w:color="000000"/>
+            </w:tcBorders>
             <w:vAlign w:val="center"/>
+            <w:hideMark/>
           </w:tcPr>
           <w:p>
             <w:pPr>
               <w:jc w:val="center"/>
-              <w:cnfStyle w:val="000000100000" w:firstRow="0" w:lastRow="0" w:firstColumn="0" w:lastColumn="0" w:oddVBand="0" w:evenVBand="0" w:oddHBand="1" w:evenHBand="0" w:firstRowFirstColumn="0" w:firstRowLastColumn="0" w:lastRowFirstColumn="0" w:lastRowLastColumn="0"/>
-              <w:rPr>
-                <w:rFonts w:ascii="Bahnschrift" w:hAnsi="Bahnschrift"/>
+              <w:rPr>
+                <w:rFonts w:ascii="Bahnschrift" w:hAnsi="Bahnschrift"/>
+                <w:sz w:val="19"/>
+                <w:szCs w:val="19"/>
               </w:rPr>
             </w:pPr>
             <w:r>
@@ -2364,15 +3536,341 @@
                 <w:sz w:val="19"/>
                 <w:szCs w:val="19"/>
               </w:rPr>
-              <w:t>0.81</w:t>
+              <w:t>0.535</w:t>
             </w:r>
+          </w:p>
+        </w:tc>
+        <w:tc>
+          <w:tcPr>
+            <w:tcW w:w="1137" w:type="dxa"/>
+            <w:tcBorders>
+              <w:top w:val="single" w:sz="4" w:space="0" w:color="000000"/>
+              <w:left w:val="single" w:sz="4" w:space="0" w:color="000000"/>
+              <w:bottom w:val="single" w:sz="4" w:space="0" w:color="000000"/>
+              <w:right w:val="single" w:sz="4" w:space="0" w:color="000000"/>
+            </w:tcBorders>
+            <w:vAlign w:val="center"/>
+            <w:hideMark/>
+          </w:tcPr>
+          <w:p>
+            <w:pPr>
+              <w:jc w:val="center"/>
+              <w:rPr>
+                <w:rFonts w:ascii="Bahnschrift" w:hAnsi="Bahnschrift"/>
+                <w:sz w:val="19"/>
+                <w:szCs w:val="19"/>
+              </w:rPr>
+            </w:pPr>
             <w:r>
               <w:rPr>
                 <w:rFonts w:ascii="Bahnschrift" w:hAnsi="Bahnschrift"/>
                 <w:sz w:val="19"/>
                 <w:szCs w:val="19"/>
               </w:rPr>
-              <w:t>2</w:t>
+              <w:t>0.813</w:t>
+            </w:r>
+          </w:p>
+        </w:tc>
+        <w:tc>
+          <w:tcPr>
+            <w:tcW w:w="1137" w:type="dxa"/>
+            <w:tcBorders>
+              <w:top w:val="single" w:sz="4" w:space="0" w:color="000000"/>
+              <w:left w:val="single" w:sz="4" w:space="0" w:color="000000"/>
+              <w:bottom w:val="single" w:sz="4" w:space="0" w:color="000000"/>
+              <w:right w:val="single" w:sz="4" w:space="0" w:color="000000"/>
+            </w:tcBorders>
+            <w:vAlign w:val="center"/>
+            <w:hideMark/>
+          </w:tcPr>
+          <w:p>
+            <w:pPr>
+              <w:jc w:val="center"/>
+              <w:rPr>
+                <w:rFonts w:ascii="Bahnschrift" w:hAnsi="Bahnschrift"/>
+                <w:sz w:val="19"/>
+                <w:szCs w:val="19"/>
+              </w:rPr>
+            </w:pPr>
+            <w:r>
+              <w:rPr>
+                <w:rFonts w:ascii="Bahnschrift" w:hAnsi="Bahnschrift"/>
+                <w:sz w:val="19"/>
+                <w:szCs w:val="19"/>
+              </w:rPr>
+              <w:t>0.398</w:t>
+            </w:r>
+          </w:p>
+        </w:tc>
+      </w:tr>
+      <w:tr>
+        <w:trPr>
+          <w:trHeight w:val="373"/>
+        </w:trPr>
+        <w:tc>
+          <w:tcPr>
+            <w:tcW w:w="2335" w:type="dxa"/>
+            <w:tcBorders>
+              <w:top w:val="single" w:sz="4" w:space="0" w:color="000000"/>
+              <w:left w:val="single" w:sz="4" w:space="0" w:color="000000"/>
+              <w:bottom w:val="single" w:sz="4" w:space="0" w:color="000000"/>
+              <w:right w:val="single" w:sz="4" w:space="0" w:color="000000"/>
+            </w:tcBorders>
+            <w:shd w:val="clear" w:color="D9D9D9" w:fill="D9D9D9"/>
+            <w:vAlign w:val="center"/>
+            <w:hideMark/>
+          </w:tcPr>
+          <w:p>
+            <w:pPr>
+              <w:rPr>
+                <w:rFonts w:ascii="Bahnschrift" w:hAnsi="Bahnschrift"/>
+                <w:highlight w:val="magenta"/>
+              </w:rPr>
+            </w:pPr>
+            <w:r>
+              <w:rPr>
+                <w:rFonts w:ascii="Bahnschrift" w:hAnsi="Bahnschrift"/>
+                <w:highlight w:val="magenta"/>
+              </w:rPr>
+              <w:t>Gradient Boosting + SMOTE</w:t>
+            </w:r>
+          </w:p>
+        </w:tc>
+        <w:tc>
+          <w:tcPr>
+            <w:tcW w:w="347" w:type="dxa"/>
+            <w:tcBorders>
+              <w:top w:val="single" w:sz="4" w:space="0" w:color="000000"/>
+              <w:left w:val="single" w:sz="4" w:space="0" w:color="000000"/>
+              <w:bottom w:val="single" w:sz="4" w:space="0" w:color="000000"/>
+              <w:right w:val="single" w:sz="4" w:space="0" w:color="000000"/>
+            </w:tcBorders>
+            <w:shd w:val="clear" w:color="D9D9D9" w:fill="D9D9D9"/>
+            <w:vAlign w:val="center"/>
+            <w:hideMark/>
+          </w:tcPr>
+          <w:p>
+            <w:pPr>
+              <w:jc w:val="center"/>
+              <w:rPr>
+                <w:rFonts w:ascii="Bahnschrift" w:hAnsi="Bahnschrift"/>
+                <w:sz w:val="19"/>
+                <w:szCs w:val="19"/>
+                <w:highlight w:val="magenta"/>
+              </w:rPr>
+            </w:pPr>
+            <w:r>
+              <w:rPr>
+                <w:rFonts w:ascii="Bahnschrift" w:hAnsi="Bahnschrift"/>
+                <w:sz w:val="19"/>
+                <w:szCs w:val="19"/>
+                <w:highlight w:val="magenta"/>
+              </w:rPr>
+              <w:t>0.806</w:t>
+            </w:r>
+          </w:p>
+        </w:tc>
+        <w:tc>
+          <w:tcPr>
+            <w:tcW w:w="1175" w:type="dxa"/>
+            <w:tcBorders>
+              <w:top w:val="single" w:sz="4" w:space="0" w:color="000000"/>
+              <w:left w:val="single" w:sz="4" w:space="0" w:color="000000"/>
+              <w:bottom w:val="single" w:sz="4" w:space="0" w:color="000000"/>
+              <w:right w:val="single" w:sz="4" w:space="0" w:color="000000"/>
+            </w:tcBorders>
+            <w:shd w:val="clear" w:color="D9D9D9" w:fill="D9D9D9"/>
+            <w:vAlign w:val="center"/>
+            <w:hideMark/>
+          </w:tcPr>
+          <w:p>
+            <w:pPr>
+              <w:jc w:val="center"/>
+              <w:rPr>
+                <w:rFonts w:ascii="Bahnschrift" w:hAnsi="Bahnschrift"/>
+                <w:sz w:val="19"/>
+                <w:szCs w:val="19"/>
+                <w:highlight w:val="magenta"/>
+              </w:rPr>
+            </w:pPr>
+            <w:r>
+              <w:rPr>
+                <w:rFonts w:ascii="Bahnschrift" w:hAnsi="Bahnschrift"/>
+                <w:sz w:val="19"/>
+                <w:szCs w:val="19"/>
+                <w:highlight w:val="magenta"/>
+              </w:rPr>
+              <w:t>0.373</w:t>
+            </w:r>
+          </w:p>
+        </w:tc>
+        <w:tc>
+          <w:tcPr>
+            <w:tcW w:w="1145" w:type="dxa"/>
+            <w:tcBorders>
+              <w:top w:val="single" w:sz="4" w:space="0" w:color="000000"/>
+              <w:left w:val="single" w:sz="4" w:space="0" w:color="000000"/>
+              <w:bottom w:val="single" w:sz="4" w:space="0" w:color="000000"/>
+              <w:right w:val="single" w:sz="4" w:space="0" w:color="000000"/>
+            </w:tcBorders>
+            <w:shd w:val="clear" w:color="D9D9D9" w:fill="D9D9D9"/>
+            <w:vAlign w:val="center"/>
+            <w:hideMark/>
+          </w:tcPr>
+          <w:p>
+            <w:pPr>
+              <w:jc w:val="center"/>
+              <w:rPr>
+                <w:rFonts w:ascii="Bahnschrift" w:hAnsi="Bahnschrift"/>
+                <w:sz w:val="19"/>
+                <w:szCs w:val="19"/>
+                <w:highlight w:val="magenta"/>
+              </w:rPr>
+            </w:pPr>
+            <w:r>
+              <w:rPr>
+                <w:rFonts w:ascii="Bahnschrift" w:hAnsi="Bahnschrift"/>
+                <w:sz w:val="19"/>
+                <w:szCs w:val="19"/>
+                <w:highlight w:val="magenta"/>
+              </w:rPr>
+              <w:t>0.574</w:t>
+            </w:r>
+          </w:p>
+        </w:tc>
+        <w:tc>
+          <w:tcPr>
+            <w:tcW w:w="1137" w:type="dxa"/>
+            <w:tcBorders>
+              <w:top w:val="single" w:sz="4" w:space="0" w:color="000000"/>
+              <w:left w:val="single" w:sz="4" w:space="0" w:color="000000"/>
+              <w:bottom w:val="single" w:sz="4" w:space="0" w:color="000000"/>
+              <w:right w:val="single" w:sz="4" w:space="0" w:color="000000"/>
+            </w:tcBorders>
+            <w:shd w:val="clear" w:color="D9D9D9" w:fill="D9D9D9"/>
+            <w:vAlign w:val="center"/>
+            <w:hideMark/>
+          </w:tcPr>
+          <w:p>
+            <w:pPr>
+              <w:jc w:val="center"/>
+              <w:rPr>
+                <w:rFonts w:ascii="Bahnschrift" w:hAnsi="Bahnschrift"/>
+                <w:sz w:val="19"/>
+                <w:szCs w:val="19"/>
+                <w:highlight w:val="magenta"/>
+              </w:rPr>
+            </w:pPr>
+            <w:r>
+              <w:rPr>
+                <w:rFonts w:ascii="Bahnschrift" w:hAnsi="Bahnschrift"/>
+                <w:sz w:val="19"/>
+                <w:szCs w:val="19"/>
+                <w:highlight w:val="magenta"/>
+              </w:rPr>
+              <w:t>0.452</w:t>
+            </w:r>
+          </w:p>
+        </w:tc>
+        <w:tc>
+          <w:tcPr>
+            <w:tcW w:w="1137" w:type="dxa"/>
+            <w:tcBorders>
+              <w:top w:val="single" w:sz="4" w:space="0" w:color="000000"/>
+              <w:left w:val="single" w:sz="4" w:space="0" w:color="000000"/>
+              <w:bottom w:val="single" w:sz="4" w:space="0" w:color="000000"/>
+              <w:right w:val="single" w:sz="4" w:space="0" w:color="000000"/>
+            </w:tcBorders>
+            <w:shd w:val="clear" w:color="D9D9D9" w:fill="D9D9D9"/>
+            <w:vAlign w:val="center"/>
+            <w:hideMark/>
+          </w:tcPr>
+          <w:p>
+            <w:pPr>
+              <w:jc w:val="center"/>
+              <w:rPr>
+                <w:rFonts w:ascii="Bahnschrift" w:hAnsi="Bahnschrift"/>
+                <w:sz w:val="19"/>
+                <w:szCs w:val="19"/>
+                <w:highlight w:val="magenta"/>
+              </w:rPr>
+            </w:pPr>
+            <w:r>
+              <w:rPr>
+                <w:rFonts w:ascii="Bahnschrift" w:hAnsi="Bahnschrift"/>
+                <w:sz w:val="19"/>
+                <w:szCs w:val="19"/>
+                <w:highlight w:val="magenta"/>
+              </w:rPr>
+              <w:t>0.518</w:t>
+            </w:r>
+          </w:p>
+        </w:tc>
+        <w:tc>
+          <w:tcPr>
+            <w:tcW w:w="1137" w:type="dxa"/>
+            <w:tcBorders>
+              <w:top w:val="single" w:sz="4" w:space="0" w:color="000000"/>
+              <w:left w:val="single" w:sz="4" w:space="0" w:color="000000"/>
+              <w:bottom w:val="single" w:sz="4" w:space="0" w:color="000000"/>
+              <w:right w:val="single" w:sz="4" w:space="0" w:color="000000"/>
+            </w:tcBorders>
+            <w:shd w:val="clear" w:color="D9D9D9" w:fill="D9D9D9"/>
+            <w:vAlign w:val="center"/>
+            <w:hideMark/>
+          </w:tcPr>
+          <w:p>
+            <w:pPr>
+              <w:jc w:val="center"/>
+              <w:rPr>
+                <w:rFonts w:ascii="Bahnschrift" w:hAnsi="Bahnschrift"/>
+                <w:sz w:val="19"/>
+                <w:szCs w:val="19"/>
+                <w:highlight w:val="magenta"/>
+              </w:rPr>
+            </w:pPr>
+            <w:r>
+              <w:rPr>
+                <w:rFonts w:ascii="Bahnschrift" w:hAnsi="Bahnschrift"/>
+                <w:sz w:val="19"/>
+                <w:szCs w:val="19"/>
+                <w:highlight w:val="magenta"/>
+              </w:rPr>
+              <w:t>0.815</w:t>
+            </w:r>
+          </w:p>
+        </w:tc>
+        <w:tc>
+          <w:tcPr>
+            <w:tcW w:w="1137" w:type="dxa"/>
+            <w:tcBorders>
+              <w:top w:val="single" w:sz="4" w:space="0" w:color="000000"/>
+              <w:left w:val="single" w:sz="4" w:space="0" w:color="000000"/>
+              <w:bottom w:val="single" w:sz="4" w:space="0" w:color="000000"/>
+              <w:right w:val="single" w:sz="4" w:space="0" w:color="000000"/>
+            </w:tcBorders>
+            <w:shd w:val="clear" w:color="D9D9D9" w:fill="D9D9D9"/>
+            <w:vAlign w:val="center"/>
+            <w:hideMark/>
+          </w:tcPr>
+          <w:p>
+            <w:pPr>
+              <w:jc w:val="center"/>
+              <w:rPr>
+                <w:rFonts w:ascii="Bahnschrift" w:hAnsi="Bahnschrift"/>
+                <w:sz w:val="19"/>
+                <w:szCs w:val="19"/>
+                <w:highlight w:val="magenta"/>
+              </w:rPr>
+            </w:pPr>
+            <w:r>
+              <w:rPr>
+                <w:rFonts w:ascii="Bahnschrift" w:hAnsi="Bahnschrift"/>
+                <w:sz w:val="19"/>
+                <w:szCs w:val="19"/>
+                <w:highlight w:val="magenta"/>
+              </w:rPr>
+              <w:t>0.398</w:t>
             </w:r>
           </w:p>
         </w:tc>
@@ -2389,14 +3887,11 @@
         <w:jc w:val="center"/>
       </w:pPr>
       <w:r>
-        <w:rPr>
-          <w:noProof/>
-        </w:rPr>
         <w:drawing>
-          <wp:inline distT="0" distB="0" distL="0" distR="0" wp14:anchorId="6246B0EB" wp14:editId="4F099966">
-            <wp:extent cx="3721210" cy="2018757"/>
-            <wp:effectExtent l="0" t="0" r="0" b="635"/>
-            <wp:docPr id="1720041827" name="Imagen 1720041827"/>
+          <wp:inline distT="0" distB="0" distL="0" distR="0" wp14:anchorId="2D115FF2" wp14:editId="1A41BB56">
+            <wp:extent cx="2921000" cy="1459336"/>
+            <wp:effectExtent l="0" t="0" r="0" b="7620"/>
+            <wp:docPr id="1218615028" name="Imagen 1"/>
             <wp:cNvGraphicFramePr>
               <a:graphicFrameLocks xmlns:a="http://schemas.openxmlformats.org/drawingml/2006/main" noChangeAspect="1"/>
             </wp:cNvGraphicFramePr>
@@ -2404,22 +3899,19 @@
               <a:graphicData uri="http://schemas.openxmlformats.org/drawingml/2006/picture">
                 <pic:pic xmlns:pic="http://schemas.openxmlformats.org/drawingml/2006/picture">
                   <pic:nvPicPr>
-                    <pic:cNvPr id="0" name=""/>
-                    <pic:cNvPicPr>
-                      <a:picLocks noChangeAspect="1" noChangeArrowheads="1"/>
-                    </pic:cNvPicPr>
+                    <pic:cNvPr id="1218615028" name=""/>
+                    <pic:cNvPicPr/>
                   </pic:nvPicPr>
                   <pic:blipFill>
                     <a:blip r:embed="rId15"/>
-                    <a:srcRect/>
                     <a:stretch>
                       <a:fillRect/>
                     </a:stretch>
                   </pic:blipFill>
-                  <pic:spPr bwMode="auto">
+                  <pic:spPr>
                     <a:xfrm>
                       <a:off x="0" y="0"/>
-                      <a:ext cx="3736315" cy="2026951"/>
+                      <a:ext cx="2943832" cy="1470743"/>
                     </a:xfrm>
                     <a:prstGeom prst="rect">
                       <a:avLst/>
@@ -2451,7 +3943,29 @@
           <w:sz w:val="16"/>
           <w:szCs w:val="16"/>
         </w:rPr>
-        <w:t>Figura 2. Comparación de métricas entre los 4 modelos entrenados.</w:t>
+        <w:t xml:space="preserve">Figura 2. Comparación de métricas entre los </w:t>
+      </w:r>
+      <w:r>
+        <w:rPr>
+          <w:rFonts w:ascii="Bahnschrift" w:hAnsi="Bahnschrift"/>
+          <w:i/>
+          <w:iCs/>
+          <w:color w:val="5F5E5A"/>
+          <w:sz w:val="16"/>
+          <w:szCs w:val="16"/>
+        </w:rPr>
+        <w:t>5</w:t>
+      </w:r>
+      <w:r>
+        <w:rPr>
+          <w:rFonts w:ascii="Bahnschrift" w:hAnsi="Bahnschrift"/>
+          <w:i/>
+          <w:iCs/>
+          <w:color w:val="5F5E5A"/>
+          <w:sz w:val="16"/>
+          <w:szCs w:val="16"/>
+        </w:rPr>
+        <w:t xml:space="preserve"> modelos entrenados.</w:t>
       </w:r>
     </w:p>
     <w:p>
@@ -2469,7 +3983,25 @@
           <w:sz w:val="22"/>
           <w:szCs w:val="22"/>
         </w:rPr>
-        <w:t>Matriz de confusión del modelo seleccionado (random_forest_balanced), sobre el conjunto de prueba (50,736 registros):</w:t>
+        <w:t>Matriz de confusión del modelo seleccionado (</w:t>
+      </w:r>
+      <w:proofErr w:type="spellStart"/>
+      <w:r>
+        <w:rPr>
+          <w:rFonts w:ascii="Bahnschrift" w:hAnsi="Bahnschrift" w:cs="Arial"/>
+          <w:sz w:val="22"/>
+          <w:szCs w:val="22"/>
+        </w:rPr>
+        <w:t>random_forest_balanced</w:t>
+      </w:r>
+      <w:proofErr w:type="spellEnd"/>
+      <w:r>
+        <w:rPr>
+          <w:rFonts w:ascii="Bahnschrift" w:hAnsi="Bahnschrift" w:cs="Arial"/>
+          <w:sz w:val="22"/>
+          <w:szCs w:val="22"/>
+        </w:rPr>
+        <w:t>), sobre el conjunto de prueba (50,736 registros):</w:t>
       </w:r>
     </w:p>
     <w:tbl>
@@ -2549,7 +4081,29 @@
                 <w:sz w:val="19"/>
                 <w:szCs w:val="19"/>
               </w:rPr>
-              <w:t>Predicho: Con diabetes/prediab.</w:t>
+              <w:t>Predicho: Con diabetes/</w:t>
+            </w:r>
+            <w:proofErr w:type="spellStart"/>
+            <w:r>
+              <w:rPr>
+                <w:rFonts w:ascii="Bahnschrift" w:hAnsi="Bahnschrift"/>
+                <w:b/>
+                <w:bCs/>
+                <w:sz w:val="19"/>
+                <w:szCs w:val="19"/>
+              </w:rPr>
+              <w:t>prediab</w:t>
+            </w:r>
+            <w:proofErr w:type="spellEnd"/>
+            <w:r>
+              <w:rPr>
+                <w:rFonts w:ascii="Bahnschrift" w:hAnsi="Bahnschrift"/>
+                <w:b/>
+                <w:bCs/>
+                <w:sz w:val="19"/>
+                <w:szCs w:val="19"/>
+              </w:rPr>
+              <w:t>.</w:t>
             </w:r>
           </w:p>
         </w:tc>
@@ -2652,7 +4206,29 @@
                 <w:sz w:val="19"/>
                 <w:szCs w:val="19"/>
               </w:rPr>
-              <w:t>Real: Con diabetes/prediab.</w:t>
+              <w:t>Real: Con diabetes/</w:t>
+            </w:r>
+            <w:proofErr w:type="spellStart"/>
+            <w:r>
+              <w:rPr>
+                <w:rFonts w:ascii="Bahnschrift" w:hAnsi="Bahnschrift"/>
+                <w:b/>
+                <w:bCs/>
+                <w:sz w:val="19"/>
+                <w:szCs w:val="19"/>
+              </w:rPr>
+              <w:t>prediab</w:t>
+            </w:r>
+            <w:proofErr w:type="spellEnd"/>
+            <w:r>
+              <w:rPr>
+                <w:rFonts w:ascii="Bahnschrift" w:hAnsi="Bahnschrift"/>
+                <w:b/>
+                <w:bCs/>
+                <w:sz w:val="19"/>
+                <w:szCs w:val="19"/>
+              </w:rPr>
+              <w:t>.</w:t>
             </w:r>
           </w:p>
         </w:tc>
@@ -2748,8 +4324,16 @@
         <w:rPr>
           <w:rFonts w:ascii="Bahnschrift" w:hAnsi="Bahnschrift"/>
         </w:rPr>
-        <w:t>5.2 Gestión de experimentos con MLflow</w:t>
-      </w:r>
+        <w:t xml:space="preserve">5.2 Gestión de experimentos con </w:t>
+      </w:r>
+      <w:proofErr w:type="spellStart"/>
+      <w:r>
+        <w:rPr>
+          <w:rFonts w:ascii="Bahnschrift" w:hAnsi="Bahnschrift"/>
+        </w:rPr>
+        <w:t>MLflow</w:t>
+      </w:r>
+      <w:proofErr w:type="spellEnd"/>
     </w:p>
     <w:p>
       <w:pPr>
@@ -2774,7 +4358,25 @@
           <w:sz w:val="22"/>
           <w:szCs w:val="22"/>
         </w:rPr>
-        <w:t>Todos los experimentos se registraron en un servidor MLflow desplegado en la instancia EC2 del proyecto, accesible en http://44.204.142.207:5000/</w:t>
+        <w:t xml:space="preserve">Todos los experimentos se registraron en un servidor </w:t>
+      </w:r>
+      <w:proofErr w:type="spellStart"/>
+      <w:r>
+        <w:rPr>
+          <w:rFonts w:ascii="Bahnschrift" w:hAnsi="Bahnschrift" w:cs="Arial"/>
+          <w:sz w:val="22"/>
+          <w:szCs w:val="22"/>
+        </w:rPr>
+        <w:t>MLflow</w:t>
+      </w:r>
+      <w:proofErr w:type="spellEnd"/>
+      <w:r>
+        <w:rPr>
+          <w:rFonts w:ascii="Bahnschrift" w:hAnsi="Bahnschrift" w:cs="Arial"/>
+          <w:sz w:val="22"/>
+          <w:szCs w:val="22"/>
+        </w:rPr>
+        <w:t xml:space="preserve"> desplegado en la instancia EC2 del proyecto, accesible en http://44.204.142.207:5000/</w:t>
       </w:r>
     </w:p>
     <w:p>
@@ -2807,25 +4409,115 @@
           <w:sz w:val="22"/>
           <w:szCs w:val="22"/>
         </w:rPr>
-        <w:t>Cada corrida (run) queda registrada con su tipo de modelo (model_type), sus hiperparámetros completos (n_estimators, max_depth, etc., vía model.get_</w:t>
-      </w:r>
-      <w:proofErr w:type="gramStart"/>
-      <w:r>
-        <w:rPr>
-          <w:rFonts w:ascii="Bahnschrift" w:hAnsi="Bahnschrift" w:cs="Arial"/>
-          <w:sz w:val="22"/>
-          <w:szCs w:val="22"/>
-        </w:rPr>
-        <w:t>params(</w:t>
-      </w:r>
-      <w:proofErr w:type="gramEnd"/>
-      <w:r>
-        <w:rPr>
-          <w:rFonts w:ascii="Bahnschrift" w:hAnsi="Bahnschrift" w:cs="Arial"/>
-          <w:sz w:val="22"/>
-          <w:szCs w:val="22"/>
-        </w:rPr>
-        <w:t>)), y si se aplicó SMOTE o no (smote=True/False), permitiendo reproducir exactamente cómo se entrenó cada modelo.</w:t>
+        <w:t>Cada corrida (run) queda registrada con su tipo de modelo (</w:t>
+      </w:r>
+      <w:proofErr w:type="spellStart"/>
+      <w:r>
+        <w:rPr>
+          <w:rFonts w:ascii="Bahnschrift" w:hAnsi="Bahnschrift" w:cs="Arial"/>
+          <w:sz w:val="22"/>
+          <w:szCs w:val="22"/>
+        </w:rPr>
+        <w:t>model_type</w:t>
+      </w:r>
+      <w:proofErr w:type="spellEnd"/>
+      <w:r>
+        <w:rPr>
+          <w:rFonts w:ascii="Bahnschrift" w:hAnsi="Bahnschrift" w:cs="Arial"/>
+          <w:sz w:val="22"/>
+          <w:szCs w:val="22"/>
+        </w:rPr>
+        <w:t xml:space="preserve">), sus </w:t>
+      </w:r>
+      <w:proofErr w:type="spellStart"/>
+      <w:r>
+        <w:rPr>
+          <w:rFonts w:ascii="Bahnschrift" w:hAnsi="Bahnschrift" w:cs="Arial"/>
+          <w:sz w:val="22"/>
+          <w:szCs w:val="22"/>
+        </w:rPr>
+        <w:t>hiperparámetros</w:t>
+      </w:r>
+      <w:proofErr w:type="spellEnd"/>
+      <w:r>
+        <w:rPr>
+          <w:rFonts w:ascii="Bahnschrift" w:hAnsi="Bahnschrift" w:cs="Arial"/>
+          <w:sz w:val="22"/>
+          <w:szCs w:val="22"/>
+        </w:rPr>
+        <w:t xml:space="preserve"> completos (</w:t>
+      </w:r>
+      <w:proofErr w:type="spellStart"/>
+      <w:r>
+        <w:rPr>
+          <w:rFonts w:ascii="Bahnschrift" w:hAnsi="Bahnschrift" w:cs="Arial"/>
+          <w:sz w:val="22"/>
+          <w:szCs w:val="22"/>
+        </w:rPr>
+        <w:t>n_estimators</w:t>
+      </w:r>
+      <w:proofErr w:type="spellEnd"/>
+      <w:r>
+        <w:rPr>
+          <w:rFonts w:ascii="Bahnschrift" w:hAnsi="Bahnschrift" w:cs="Arial"/>
+          <w:sz w:val="22"/>
+          <w:szCs w:val="22"/>
+        </w:rPr>
+        <w:t xml:space="preserve">, </w:t>
+      </w:r>
+      <w:proofErr w:type="spellStart"/>
+      <w:r>
+        <w:rPr>
+          <w:rFonts w:ascii="Bahnschrift" w:hAnsi="Bahnschrift" w:cs="Arial"/>
+          <w:sz w:val="22"/>
+          <w:szCs w:val="22"/>
+        </w:rPr>
+        <w:t>max_depth</w:t>
+      </w:r>
+      <w:proofErr w:type="spellEnd"/>
+      <w:r>
+        <w:rPr>
+          <w:rFonts w:ascii="Bahnschrift" w:hAnsi="Bahnschrift" w:cs="Arial"/>
+          <w:sz w:val="22"/>
+          <w:szCs w:val="22"/>
+        </w:rPr>
+        <w:t xml:space="preserve">, etc., vía </w:t>
+      </w:r>
+      <w:proofErr w:type="spellStart"/>
+      <w:r>
+        <w:rPr>
+          <w:rFonts w:ascii="Bahnschrift" w:hAnsi="Bahnschrift" w:cs="Arial"/>
+          <w:sz w:val="22"/>
+          <w:szCs w:val="22"/>
+        </w:rPr>
+        <w:t>model.get_params</w:t>
+      </w:r>
+      <w:proofErr w:type="spellEnd"/>
+      <w:r>
+        <w:rPr>
+          <w:rFonts w:ascii="Bahnschrift" w:hAnsi="Bahnschrift" w:cs="Arial"/>
+          <w:sz w:val="22"/>
+          <w:szCs w:val="22"/>
+        </w:rPr>
+        <w:t>()), y si se aplicó SMOTE o no (</w:t>
+      </w:r>
+      <w:proofErr w:type="spellStart"/>
+      <w:r>
+        <w:rPr>
+          <w:rFonts w:ascii="Bahnschrift" w:hAnsi="Bahnschrift" w:cs="Arial"/>
+          <w:sz w:val="22"/>
+          <w:szCs w:val="22"/>
+        </w:rPr>
+        <w:t>smote</w:t>
+      </w:r>
+      <w:proofErr w:type="spellEnd"/>
+      <w:r>
+        <w:rPr>
+          <w:rFonts w:ascii="Bahnschrift" w:hAnsi="Bahnschrift" w:cs="Arial"/>
+          <w:sz w:val="22"/>
+          <w:szCs w:val="22"/>
+        </w:rPr>
+        <w:t>=True/False), permitiendo reproducir exactamente cómo se entrenó cada modelo.</w:t>
       </w:r>
     </w:p>
     <w:p>
@@ -2837,7 +4529,6 @@
         <w:rPr>
           <w:noProof/>
         </w:rPr>
-        <w:lastRenderedPageBreak/>
         <w:drawing>
           <wp:inline distT="0" distB="0" distL="0" distR="0" wp14:anchorId="3B3741B3" wp14:editId="51E04A77">
             <wp:extent cx="3619500" cy="1857375"/>
@@ -2897,7 +4588,31 @@
           <w:sz w:val="16"/>
           <w:szCs w:val="16"/>
         </w:rPr>
-        <w:t>Figura 3. Terminal de la instancia EC2 (usuario ubuntu, IP pública 44.204.142.207 visible en el panel inferior) mostrando el entrenamiento y las métricas de las 4 corridas.</w:t>
+        <w:t xml:space="preserve">Figura 3. Terminal de la instancia EC2 (usuario </w:t>
+      </w:r>
+      <w:proofErr w:type="spellStart"/>
+      <w:r>
+        <w:rPr>
+          <w:rFonts w:ascii="Bahnschrift" w:hAnsi="Bahnschrift"/>
+          <w:i/>
+          <w:iCs/>
+          <w:color w:val="5F5E5A"/>
+          <w:sz w:val="16"/>
+          <w:szCs w:val="16"/>
+        </w:rPr>
+        <w:t>ubuntu</w:t>
+      </w:r>
+      <w:proofErr w:type="spellEnd"/>
+      <w:r>
+        <w:rPr>
+          <w:rFonts w:ascii="Bahnschrift" w:hAnsi="Bahnschrift"/>
+          <w:i/>
+          <w:iCs/>
+          <w:color w:val="5F5E5A"/>
+          <w:sz w:val="16"/>
+          <w:szCs w:val="16"/>
+        </w:rPr>
+        <w:t>, IP pública 44.204.142.207 visible en el panel inferior) mostrando el entrenamiento y las métricas de las 4 corridas.</w:t>
       </w:r>
     </w:p>
     <w:p>
@@ -2968,7 +4683,55 @@
           <w:sz w:val="16"/>
           <w:szCs w:val="16"/>
         </w:rPr>
-        <w:t>Figura 4. Interfaz de MLflow accedida desde el navegador con la IP pública de la instancia EC2 (44.204.142.207:5000) en la URL, mostrando las 4 corridas del experimento diabetesrisk.</w:t>
+        <w:t xml:space="preserve">Figura 4. Interfaz de </w:t>
+      </w:r>
+      <w:proofErr w:type="spellStart"/>
+      <w:r>
+        <w:rPr>
+          <w:rFonts w:ascii="Bahnschrift" w:hAnsi="Bahnschrift"/>
+          <w:i/>
+          <w:iCs/>
+          <w:color w:val="5F5E5A"/>
+          <w:sz w:val="16"/>
+          <w:szCs w:val="16"/>
+        </w:rPr>
+        <w:t>MLflow</w:t>
+      </w:r>
+      <w:proofErr w:type="spellEnd"/>
+      <w:r>
+        <w:rPr>
+          <w:rFonts w:ascii="Bahnschrift" w:hAnsi="Bahnschrift"/>
+          <w:i/>
+          <w:iCs/>
+          <w:color w:val="5F5E5A"/>
+          <w:sz w:val="16"/>
+          <w:szCs w:val="16"/>
+        </w:rPr>
+        <w:t xml:space="preserve"> accedida desde el navegador con la IP pública de la instancia EC2 (44.204.142.207:5000) en la URL, mostrando las 4 corridas del experimento </w:t>
+      </w:r>
+      <w:proofErr w:type="spellStart"/>
+      <w:r>
+        <w:rPr>
+          <w:rFonts w:ascii="Bahnschrift" w:hAnsi="Bahnschrift"/>
+          <w:i/>
+          <w:iCs/>
+          <w:color w:val="5F5E5A"/>
+          <w:sz w:val="16"/>
+          <w:szCs w:val="16"/>
+        </w:rPr>
+        <w:t>diabetesrisk</w:t>
+      </w:r>
+      <w:proofErr w:type="spellEnd"/>
+      <w:r>
+        <w:rPr>
+          <w:rFonts w:ascii="Bahnschrift" w:hAnsi="Bahnschrift"/>
+          <w:i/>
+          <w:iCs/>
+          <w:color w:val="5F5E5A"/>
+          <w:sz w:val="16"/>
+          <w:szCs w:val="16"/>
+        </w:rPr>
+        <w:t>.</w:t>
       </w:r>
     </w:p>
     <w:p>
@@ -2996,7 +4759,88 @@
           <w:sz w:val="22"/>
           <w:szCs w:val="22"/>
         </w:rPr>
-        <w:t>A partir de esta entrega, el listado de variables usadas (features) y su cantidad (n_features) se registran explícitamente como parámetros de cada corrida en MLflow, además de quedar fijos en el código versionado (src/train.py), de modo que cualquier corrida futura sea trazable respecto a qué variables se usaron.</w:t>
+        <w:t>A partir de esta entrega, el listado de variables usadas (</w:t>
+      </w:r>
+      <w:proofErr w:type="spellStart"/>
+      <w:r>
+        <w:rPr>
+          <w:rFonts w:ascii="Bahnschrift" w:hAnsi="Bahnschrift" w:cs="Arial"/>
+          <w:sz w:val="22"/>
+          <w:szCs w:val="22"/>
+        </w:rPr>
+        <w:t>features</w:t>
+      </w:r>
+      <w:proofErr w:type="spellEnd"/>
+      <w:r>
+        <w:rPr>
+          <w:rFonts w:ascii="Bahnschrift" w:hAnsi="Bahnschrift" w:cs="Arial"/>
+          <w:sz w:val="22"/>
+          <w:szCs w:val="22"/>
+        </w:rPr>
+        <w:t>) y su cantidad (</w:t>
+      </w:r>
+      <w:proofErr w:type="spellStart"/>
+      <w:r>
+        <w:rPr>
+          <w:rFonts w:ascii="Bahnschrift" w:hAnsi="Bahnschrift" w:cs="Arial"/>
+          <w:sz w:val="22"/>
+          <w:szCs w:val="22"/>
+        </w:rPr>
+        <w:t>n_features</w:t>
+      </w:r>
+      <w:proofErr w:type="spellEnd"/>
+      <w:r>
+        <w:rPr>
+          <w:rFonts w:ascii="Bahnschrift" w:hAnsi="Bahnschrift" w:cs="Arial"/>
+          <w:sz w:val="22"/>
+          <w:szCs w:val="22"/>
+        </w:rPr>
+        <w:t xml:space="preserve">) se registran explícitamente como parámetros de cada corrida en </w:t>
+      </w:r>
+      <w:proofErr w:type="spellStart"/>
+      <w:r>
+        <w:rPr>
+          <w:rFonts w:ascii="Bahnschrift" w:hAnsi="Bahnschrift" w:cs="Arial"/>
+          <w:sz w:val="22"/>
+          <w:szCs w:val="22"/>
+        </w:rPr>
+        <w:t>MLflow</w:t>
+      </w:r>
+      <w:proofErr w:type="spellEnd"/>
+      <w:r>
+        <w:rPr>
+          <w:rFonts w:ascii="Bahnschrift" w:hAnsi="Bahnschrift" w:cs="Arial"/>
+          <w:sz w:val="22"/>
+          <w:szCs w:val="22"/>
+        </w:rPr>
+        <w:t xml:space="preserve">, además de quedar fijos en el </w:t>
+      </w:r>
+      <w:r>
+        <w:rPr>
+          <w:rFonts w:ascii="Bahnschrift" w:hAnsi="Bahnschrift" w:cs="Arial"/>
+          <w:sz w:val="22"/>
+          <w:szCs w:val="22"/>
+        </w:rPr>
+        <w:lastRenderedPageBreak/>
+        <w:t>código versionado (</w:t>
+      </w:r>
+      <w:proofErr w:type="spellStart"/>
+      <w:r>
+        <w:rPr>
+          <w:rFonts w:ascii="Bahnschrift" w:hAnsi="Bahnschrift" w:cs="Arial"/>
+          <w:sz w:val="22"/>
+          <w:szCs w:val="22"/>
+        </w:rPr>
+        <w:t>src</w:t>
+      </w:r>
+      <w:proofErr w:type="spellEnd"/>
+      <w:r>
+        <w:rPr>
+          <w:rFonts w:ascii="Bahnschrift" w:hAnsi="Bahnschrift" w:cs="Arial"/>
+          <w:sz w:val="22"/>
+          <w:szCs w:val="22"/>
+        </w:rPr>
+        <w:t>/train.py), de modo que cualquier corrida futura sea trazable respecto a qué variables se usaron.</w:t>
       </w:r>
     </w:p>
     <w:p>
@@ -3089,7 +4933,103 @@
           <w:sz w:val="16"/>
           <w:szCs w:val="16"/>
         </w:rPr>
-        <w:t>. Vista de la corrida random_forest_balanced en MLflow: los 23 parámetros registrados incluyen features (listado completo de las 11 variables) y n_features=11, junto con las 5 métricas de evaluación.</w:t>
+        <w:t xml:space="preserve">. Vista de la corrida </w:t>
+      </w:r>
+      <w:proofErr w:type="spellStart"/>
+      <w:r>
+        <w:rPr>
+          <w:rFonts w:ascii="Bahnschrift" w:hAnsi="Bahnschrift"/>
+          <w:i/>
+          <w:iCs/>
+          <w:color w:val="5F5E5A"/>
+          <w:sz w:val="16"/>
+          <w:szCs w:val="16"/>
+        </w:rPr>
+        <w:t>random_forest_balanced</w:t>
+      </w:r>
+      <w:proofErr w:type="spellEnd"/>
+      <w:r>
+        <w:rPr>
+          <w:rFonts w:ascii="Bahnschrift" w:hAnsi="Bahnschrift"/>
+          <w:i/>
+          <w:iCs/>
+          <w:color w:val="5F5E5A"/>
+          <w:sz w:val="16"/>
+          <w:szCs w:val="16"/>
+        </w:rPr>
+        <w:t xml:space="preserve"> en </w:t>
+      </w:r>
+      <w:proofErr w:type="spellStart"/>
+      <w:r>
+        <w:rPr>
+          <w:rFonts w:ascii="Bahnschrift" w:hAnsi="Bahnschrift"/>
+          <w:i/>
+          <w:iCs/>
+          <w:color w:val="5F5E5A"/>
+          <w:sz w:val="16"/>
+          <w:szCs w:val="16"/>
+        </w:rPr>
+        <w:t>MLflow</w:t>
+      </w:r>
+      <w:proofErr w:type="spellEnd"/>
+      <w:r>
+        <w:rPr>
+          <w:rFonts w:ascii="Bahnschrift" w:hAnsi="Bahnschrift"/>
+          <w:i/>
+          <w:iCs/>
+          <w:color w:val="5F5E5A"/>
+          <w:sz w:val="16"/>
+          <w:szCs w:val="16"/>
+        </w:rPr>
+        <w:t xml:space="preserve">: los 23 parámetros registrados incluyen </w:t>
+      </w:r>
+      <w:proofErr w:type="spellStart"/>
+      <w:r>
+        <w:rPr>
+          <w:rFonts w:ascii="Bahnschrift" w:hAnsi="Bahnschrift"/>
+          <w:i/>
+          <w:iCs/>
+          <w:color w:val="5F5E5A"/>
+          <w:sz w:val="16"/>
+          <w:szCs w:val="16"/>
+        </w:rPr>
+        <w:t>features</w:t>
+      </w:r>
+      <w:proofErr w:type="spellEnd"/>
+      <w:r>
+        <w:rPr>
+          <w:rFonts w:ascii="Bahnschrift" w:hAnsi="Bahnschrift"/>
+          <w:i/>
+          <w:iCs/>
+          <w:color w:val="5F5E5A"/>
+          <w:sz w:val="16"/>
+          <w:szCs w:val="16"/>
+        </w:rPr>
+        <w:t xml:space="preserve"> (listado completo de las 11 variables) y </w:t>
+      </w:r>
+      <w:proofErr w:type="spellStart"/>
+      <w:r>
+        <w:rPr>
+          <w:rFonts w:ascii="Bahnschrift" w:hAnsi="Bahnschrift"/>
+          <w:i/>
+          <w:iCs/>
+          <w:color w:val="5F5E5A"/>
+          <w:sz w:val="16"/>
+          <w:szCs w:val="16"/>
+        </w:rPr>
+        <w:t>n_features</w:t>
+      </w:r>
+      <w:proofErr w:type="spellEnd"/>
+      <w:r>
+        <w:rPr>
+          <w:rFonts w:ascii="Bahnschrift" w:hAnsi="Bahnschrift"/>
+          <w:i/>
+          <w:iCs/>
+          <w:color w:val="5F5E5A"/>
+          <w:sz w:val="16"/>
+          <w:szCs w:val="16"/>
+        </w:rPr>
+        <w:t>=11, junto con las 5 métricas de evaluación.</w:t>
       </w:r>
     </w:p>
     <w:p>
@@ -3104,7 +5044,6 @@
         <w:rPr>
           <w:rFonts w:ascii="Bahnschrift" w:hAnsi="Bahnschrift"/>
         </w:rPr>
-        <w:lastRenderedPageBreak/>
         <w:t>5.2.3 Evaluación de los modelos</w:t>
       </w:r>
     </w:p>
@@ -3123,7 +5062,97 @@
           <w:sz w:val="22"/>
           <w:szCs w:val="22"/>
         </w:rPr>
-        <w:t>Las métricas de evaluación (accuracy, precision, recall, f1, roc_auc) se registran automáticamente por corrida y pueden compararse visualmente desde la pestaña Chart de MLflow, sin necesidad de exportar los datos manualmente.</w:t>
+        <w:t>Las métricas de evaluación (</w:t>
+      </w:r>
+      <w:proofErr w:type="spellStart"/>
+      <w:r>
+        <w:rPr>
+          <w:rFonts w:ascii="Bahnschrift" w:hAnsi="Bahnschrift" w:cs="Arial"/>
+          <w:sz w:val="22"/>
+          <w:szCs w:val="22"/>
+        </w:rPr>
+        <w:t>accuracy</w:t>
+      </w:r>
+      <w:proofErr w:type="spellEnd"/>
+      <w:r>
+        <w:rPr>
+          <w:rFonts w:ascii="Bahnschrift" w:hAnsi="Bahnschrift" w:cs="Arial"/>
+          <w:sz w:val="22"/>
+          <w:szCs w:val="22"/>
+        </w:rPr>
+        <w:t xml:space="preserve">, </w:t>
+      </w:r>
+      <w:proofErr w:type="spellStart"/>
+      <w:r>
+        <w:rPr>
+          <w:rFonts w:ascii="Bahnschrift" w:hAnsi="Bahnschrift" w:cs="Arial"/>
+          <w:sz w:val="22"/>
+          <w:szCs w:val="22"/>
+        </w:rPr>
+        <w:t>precision</w:t>
+      </w:r>
+      <w:proofErr w:type="spellEnd"/>
+      <w:r>
+        <w:rPr>
+          <w:rFonts w:ascii="Bahnschrift" w:hAnsi="Bahnschrift" w:cs="Arial"/>
+          <w:sz w:val="22"/>
+          <w:szCs w:val="22"/>
+        </w:rPr>
+        <w:t xml:space="preserve">, </w:t>
+      </w:r>
+      <w:proofErr w:type="spellStart"/>
+      <w:r>
+        <w:rPr>
+          <w:rFonts w:ascii="Bahnschrift" w:hAnsi="Bahnschrift" w:cs="Arial"/>
+          <w:sz w:val="22"/>
+          <w:szCs w:val="22"/>
+        </w:rPr>
+        <w:t>recall</w:t>
+      </w:r>
+      <w:proofErr w:type="spellEnd"/>
+      <w:r>
+        <w:rPr>
+          <w:rFonts w:ascii="Bahnschrift" w:hAnsi="Bahnschrift" w:cs="Arial"/>
+          <w:sz w:val="22"/>
+          <w:szCs w:val="22"/>
+        </w:rPr>
+        <w:t xml:space="preserve">, f1, </w:t>
+      </w:r>
+      <w:proofErr w:type="spellStart"/>
+      <w:r>
+        <w:rPr>
+          <w:rFonts w:ascii="Bahnschrift" w:hAnsi="Bahnschrift" w:cs="Arial"/>
+          <w:sz w:val="22"/>
+          <w:szCs w:val="22"/>
+        </w:rPr>
+        <w:t>roc_auc</w:t>
+      </w:r>
+      <w:proofErr w:type="spellEnd"/>
+      <w:r>
+        <w:rPr>
+          <w:rFonts w:ascii="Bahnschrift" w:hAnsi="Bahnschrift" w:cs="Arial"/>
+          <w:sz w:val="22"/>
+          <w:szCs w:val="22"/>
+        </w:rPr>
+        <w:t xml:space="preserve">) se registran automáticamente por corrida y pueden compararse visualmente desde la pestaña Chart de </w:t>
+      </w:r>
+      <w:proofErr w:type="spellStart"/>
+      <w:r>
+        <w:rPr>
+          <w:rFonts w:ascii="Bahnschrift" w:hAnsi="Bahnschrift" w:cs="Arial"/>
+          <w:sz w:val="22"/>
+          <w:szCs w:val="22"/>
+        </w:rPr>
+        <w:t>MLflow</w:t>
+      </w:r>
+      <w:proofErr w:type="spellEnd"/>
+      <w:r>
+        <w:rPr>
+          <w:rFonts w:ascii="Bahnschrift" w:hAnsi="Bahnschrift" w:cs="Arial"/>
+          <w:sz w:val="22"/>
+          <w:szCs w:val="22"/>
+        </w:rPr>
+        <w:t>, sin necesidad de exportar los datos manualmente.</w:t>
       </w:r>
     </w:p>
     <w:p>
@@ -3216,7 +5245,127 @@
           <w:sz w:val="16"/>
           <w:szCs w:val="16"/>
         </w:rPr>
-        <w:t>. Vista de comparación de métricas de MLflow (accuracy, f1, precision, recall, roc_auc) para las 4 corridas registradas, generada directamente desde la interfaz web en la instancia EC2.</w:t>
+        <w:t xml:space="preserve">. Vista de comparación de métricas de </w:t>
+      </w:r>
+      <w:proofErr w:type="spellStart"/>
+      <w:r>
+        <w:rPr>
+          <w:rFonts w:ascii="Bahnschrift" w:hAnsi="Bahnschrift"/>
+          <w:i/>
+          <w:iCs/>
+          <w:color w:val="5F5E5A"/>
+          <w:sz w:val="16"/>
+          <w:szCs w:val="16"/>
+        </w:rPr>
+        <w:t>MLflow</w:t>
+      </w:r>
+      <w:proofErr w:type="spellEnd"/>
+      <w:r>
+        <w:rPr>
+          <w:rFonts w:ascii="Bahnschrift" w:hAnsi="Bahnschrift"/>
+          <w:i/>
+          <w:iCs/>
+          <w:color w:val="5F5E5A"/>
+          <w:sz w:val="16"/>
+          <w:szCs w:val="16"/>
+        </w:rPr>
+        <w:t xml:space="preserve"> (</w:t>
+      </w:r>
+      <w:proofErr w:type="spellStart"/>
+      <w:r>
+        <w:rPr>
+          <w:rFonts w:ascii="Bahnschrift" w:hAnsi="Bahnschrift"/>
+          <w:i/>
+          <w:iCs/>
+          <w:color w:val="5F5E5A"/>
+          <w:sz w:val="16"/>
+          <w:szCs w:val="16"/>
+        </w:rPr>
+        <w:t>accuracy</w:t>
+      </w:r>
+      <w:proofErr w:type="spellEnd"/>
+      <w:r>
+        <w:rPr>
+          <w:rFonts w:ascii="Bahnschrift" w:hAnsi="Bahnschrift"/>
+          <w:i/>
+          <w:iCs/>
+          <w:color w:val="5F5E5A"/>
+          <w:sz w:val="16"/>
+          <w:szCs w:val="16"/>
+        </w:rPr>
+        <w:t xml:space="preserve">, f1, </w:t>
+      </w:r>
+      <w:proofErr w:type="spellStart"/>
+      <w:r>
+        <w:rPr>
+          <w:rFonts w:ascii="Bahnschrift" w:hAnsi="Bahnschrift"/>
+          <w:i/>
+          <w:iCs/>
+          <w:color w:val="5F5E5A"/>
+          <w:sz w:val="16"/>
+          <w:szCs w:val="16"/>
+        </w:rPr>
+        <w:t>precision</w:t>
+      </w:r>
+      <w:proofErr w:type="spellEnd"/>
+      <w:r>
+        <w:rPr>
+          <w:rFonts w:ascii="Bahnschrift" w:hAnsi="Bahnschrift"/>
+          <w:i/>
+          <w:iCs/>
+          <w:color w:val="5F5E5A"/>
+          <w:sz w:val="16"/>
+          <w:szCs w:val="16"/>
+        </w:rPr>
+        <w:t xml:space="preserve">, </w:t>
+      </w:r>
+      <w:proofErr w:type="spellStart"/>
+      <w:r>
+        <w:rPr>
+          <w:rFonts w:ascii="Bahnschrift" w:hAnsi="Bahnschrift"/>
+          <w:i/>
+          <w:iCs/>
+          <w:color w:val="5F5E5A"/>
+          <w:sz w:val="16"/>
+          <w:szCs w:val="16"/>
+        </w:rPr>
+        <w:t>recall</w:t>
+      </w:r>
+      <w:proofErr w:type="spellEnd"/>
+      <w:r>
+        <w:rPr>
+          <w:rFonts w:ascii="Bahnschrift" w:hAnsi="Bahnschrift"/>
+          <w:i/>
+          <w:iCs/>
+          <w:color w:val="5F5E5A"/>
+          <w:sz w:val="16"/>
+          <w:szCs w:val="16"/>
+        </w:rPr>
+        <w:t xml:space="preserve">, </w:t>
+      </w:r>
+      <w:proofErr w:type="spellStart"/>
+      <w:r>
+        <w:rPr>
+          <w:rFonts w:ascii="Bahnschrift" w:hAnsi="Bahnschrift"/>
+          <w:i/>
+          <w:iCs/>
+          <w:color w:val="5F5E5A"/>
+          <w:sz w:val="16"/>
+          <w:szCs w:val="16"/>
+        </w:rPr>
+        <w:t>roc_auc</w:t>
+      </w:r>
+      <w:proofErr w:type="spellEnd"/>
+      <w:r>
+        <w:rPr>
+          <w:rFonts w:ascii="Bahnschrift" w:hAnsi="Bahnschrift"/>
+          <w:i/>
+          <w:iCs/>
+          <w:color w:val="5F5E5A"/>
+          <w:sz w:val="16"/>
+          <w:szCs w:val="16"/>
+        </w:rPr>
+        <w:t>) para las 4 corridas registradas, generada directamente desde la interfaz web en la instancia EC2.</w:t>
       </w:r>
     </w:p>
     <w:p>
@@ -3256,7 +5405,61 @@
           <w:sz w:val="22"/>
           <w:szCs w:val="22"/>
         </w:rPr>
-        <w:t>Para profundizar en el comportamiento del modelo random_forest_balanced más allá de las métricas puntuales, se incluye a continuación su configuración completa de hiperparámetros (extraída directamente de MLflow), su curva ROC, y la importancia de cada variable según el propio modelo.</w:t>
+        <w:t xml:space="preserve">Para profundizar en el comportamiento del modelo </w:t>
+      </w:r>
+      <w:proofErr w:type="spellStart"/>
+      <w:r>
+        <w:rPr>
+          <w:rFonts w:ascii="Bahnschrift" w:hAnsi="Bahnschrift" w:cs="Arial"/>
+          <w:sz w:val="22"/>
+          <w:szCs w:val="22"/>
+        </w:rPr>
+        <w:t>random_forest_balanced</w:t>
+      </w:r>
+      <w:proofErr w:type="spellEnd"/>
+      <w:r>
+        <w:rPr>
+          <w:rFonts w:ascii="Bahnschrift" w:hAnsi="Bahnschrift" w:cs="Arial"/>
+          <w:sz w:val="22"/>
+          <w:szCs w:val="22"/>
+        </w:rPr>
+        <w:t xml:space="preserve"> más allá de las métricas puntuales, se incluye a continuación su configuración completa de </w:t>
+      </w:r>
+      <w:proofErr w:type="spellStart"/>
+      <w:r>
+        <w:rPr>
+          <w:rFonts w:ascii="Bahnschrift" w:hAnsi="Bahnschrift" w:cs="Arial"/>
+          <w:sz w:val="22"/>
+          <w:szCs w:val="22"/>
+        </w:rPr>
+        <w:t>hiperparámetros</w:t>
+      </w:r>
+      <w:proofErr w:type="spellEnd"/>
+      <w:r>
+        <w:rPr>
+          <w:rFonts w:ascii="Bahnschrift" w:hAnsi="Bahnschrift" w:cs="Arial"/>
+          <w:sz w:val="22"/>
+          <w:szCs w:val="22"/>
+        </w:rPr>
+        <w:t xml:space="preserve"> (extraída directamente de </w:t>
+      </w:r>
+      <w:proofErr w:type="spellStart"/>
+      <w:r>
+        <w:rPr>
+          <w:rFonts w:ascii="Bahnschrift" w:hAnsi="Bahnschrift" w:cs="Arial"/>
+          <w:sz w:val="22"/>
+          <w:szCs w:val="22"/>
+        </w:rPr>
+        <w:t>MLflow</w:t>
+      </w:r>
+      <w:proofErr w:type="spellEnd"/>
+      <w:r>
+        <w:rPr>
+          <w:rFonts w:ascii="Bahnschrift" w:hAnsi="Bahnschrift" w:cs="Arial"/>
+          <w:sz w:val="22"/>
+          <w:szCs w:val="22"/>
+        </w:rPr>
+        <w:t>), su curva ROC, y la importancia de cada variable según el propio modelo.</w:t>
       </w:r>
     </w:p>
     <w:p>
@@ -3271,7 +5474,21 @@
         <w:rPr>
           <w:rFonts w:ascii="Bahnschrift" w:hAnsi="Bahnschrift"/>
         </w:rPr>
-        <w:t>5.3.1 Hiperparámetros del modelo final</w:t>
+        <w:t xml:space="preserve">5.3.1 </w:t>
+      </w:r>
+      <w:proofErr w:type="spellStart"/>
+      <w:r>
+        <w:rPr>
+          <w:rFonts w:ascii="Bahnschrift" w:hAnsi="Bahnschrift"/>
+        </w:rPr>
+        <w:t>Hiperparámetros</w:t>
+      </w:r>
+      <w:proofErr w:type="spellEnd"/>
+      <w:r>
+        <w:rPr>
+          <w:rFonts w:ascii="Bahnschrift" w:hAnsi="Bahnschrift"/>
+        </w:rPr>
+        <w:t xml:space="preserve"> del modelo final</w:t>
       </w:r>
     </w:p>
     <w:tbl>
@@ -3301,6 +5518,7 @@
                 <w:rFonts w:ascii="Bahnschrift" w:hAnsi="Bahnschrift"/>
               </w:rPr>
             </w:pPr>
+            <w:proofErr w:type="spellStart"/>
             <w:r>
               <w:rPr>
                 <w:rFonts w:ascii="Bahnschrift" w:hAnsi="Bahnschrift"/>
@@ -3311,6 +5529,7 @@
               </w:rPr>
               <w:t>Hiperparámetro</w:t>
             </w:r>
+            <w:proofErr w:type="spellEnd"/>
           </w:p>
         </w:tc>
         <w:tc>
@@ -3352,6 +5571,7 @@
                 <w:rFonts w:ascii="Bahnschrift" w:hAnsi="Bahnschrift"/>
               </w:rPr>
             </w:pPr>
+            <w:proofErr w:type="spellStart"/>
             <w:r>
               <w:rPr>
                 <w:rFonts w:ascii="Bahnschrift" w:hAnsi="Bahnschrift"/>
@@ -3360,6 +5580,7 @@
               </w:rPr>
               <w:t>n_estimators</w:t>
             </w:r>
+            <w:proofErr w:type="spellEnd"/>
           </w:p>
         </w:tc>
         <w:tc>
@@ -3400,6 +5621,7 @@
                 <w:rFonts w:ascii="Bahnschrift" w:hAnsi="Bahnschrift"/>
               </w:rPr>
             </w:pPr>
+            <w:proofErr w:type="spellStart"/>
             <w:r>
               <w:rPr>
                 <w:rFonts w:ascii="Bahnschrift" w:hAnsi="Bahnschrift"/>
@@ -3408,6 +5630,7 @@
               </w:rPr>
               <w:t>max_depth</w:t>
             </w:r>
+            <w:proofErr w:type="spellEnd"/>
           </w:p>
         </w:tc>
         <w:tc>
@@ -3447,6 +5670,7 @@
                 <w:rFonts w:ascii="Bahnschrift" w:hAnsi="Bahnschrift"/>
               </w:rPr>
             </w:pPr>
+            <w:proofErr w:type="spellStart"/>
             <w:r>
               <w:rPr>
                 <w:rFonts w:ascii="Bahnschrift" w:hAnsi="Bahnschrift"/>
@@ -3455,6 +5679,7 @@
               </w:rPr>
               <w:t>criterion</w:t>
             </w:r>
+            <w:proofErr w:type="spellEnd"/>
           </w:p>
         </w:tc>
         <w:tc>
@@ -3468,6 +5693,7 @@
                 <w:rFonts w:ascii="Bahnschrift" w:hAnsi="Bahnschrift"/>
               </w:rPr>
             </w:pPr>
+            <w:proofErr w:type="spellStart"/>
             <w:r>
               <w:rPr>
                 <w:rFonts w:ascii="Bahnschrift" w:hAnsi="Bahnschrift"/>
@@ -3476,6 +5702,7 @@
               </w:rPr>
               <w:t>gini</w:t>
             </w:r>
+            <w:proofErr w:type="spellEnd"/>
           </w:p>
         </w:tc>
       </w:tr>
@@ -3495,14 +5722,17 @@
                 <w:rFonts w:ascii="Bahnschrift" w:hAnsi="Bahnschrift"/>
               </w:rPr>
             </w:pPr>
+            <w:proofErr w:type="spellStart"/>
             <w:r>
               <w:rPr>
                 <w:rFonts w:ascii="Bahnschrift" w:hAnsi="Bahnschrift"/>
                 <w:sz w:val="19"/>
                 <w:szCs w:val="19"/>
               </w:rPr>
+              <w:lastRenderedPageBreak/>
               <w:t>max_features</w:t>
             </w:r>
+            <w:proofErr w:type="spellEnd"/>
           </w:p>
         </w:tc>
         <w:tc>
@@ -3516,6 +5746,7 @@
                 <w:rFonts w:ascii="Bahnschrift" w:hAnsi="Bahnschrift"/>
               </w:rPr>
             </w:pPr>
+            <w:proofErr w:type="spellStart"/>
             <w:r>
               <w:rPr>
                 <w:rFonts w:ascii="Bahnschrift" w:hAnsi="Bahnschrift"/>
@@ -3524,6 +5755,7 @@
               </w:rPr>
               <w:t>sqrt</w:t>
             </w:r>
+            <w:proofErr w:type="spellEnd"/>
           </w:p>
         </w:tc>
       </w:tr>
@@ -3542,6 +5774,7 @@
                 <w:rFonts w:ascii="Bahnschrift" w:hAnsi="Bahnschrift"/>
               </w:rPr>
             </w:pPr>
+            <w:proofErr w:type="spellStart"/>
             <w:r>
               <w:rPr>
                 <w:rFonts w:ascii="Bahnschrift" w:hAnsi="Bahnschrift"/>
@@ -3550,6 +5783,7 @@
               </w:rPr>
               <w:t>min_samples_split</w:t>
             </w:r>
+            <w:proofErr w:type="spellEnd"/>
           </w:p>
         </w:tc>
         <w:tc>
@@ -3590,6 +5824,7 @@
                 <w:rFonts w:ascii="Bahnschrift" w:hAnsi="Bahnschrift"/>
               </w:rPr>
             </w:pPr>
+            <w:proofErr w:type="spellStart"/>
             <w:r>
               <w:rPr>
                 <w:rFonts w:ascii="Bahnschrift" w:hAnsi="Bahnschrift"/>
@@ -3598,6 +5833,7 @@
               </w:rPr>
               <w:t>min_samples_leaf</w:t>
             </w:r>
+            <w:proofErr w:type="spellEnd"/>
           </w:p>
         </w:tc>
         <w:tc>
@@ -3637,6 +5873,7 @@
                 <w:rFonts w:ascii="Bahnschrift" w:hAnsi="Bahnschrift"/>
               </w:rPr>
             </w:pPr>
+            <w:proofErr w:type="spellStart"/>
             <w:r>
               <w:rPr>
                 <w:rFonts w:ascii="Bahnschrift" w:hAnsi="Bahnschrift"/>
@@ -3645,6 +5882,7 @@
               </w:rPr>
               <w:t>bootstrap</w:t>
             </w:r>
+            <w:proofErr w:type="spellEnd"/>
           </w:p>
         </w:tc>
         <w:tc>
@@ -3685,6 +5923,7 @@
                 <w:rFonts w:ascii="Bahnschrift" w:hAnsi="Bahnschrift"/>
               </w:rPr>
             </w:pPr>
+            <w:proofErr w:type="spellStart"/>
             <w:r>
               <w:rPr>
                 <w:rFonts w:ascii="Bahnschrift" w:hAnsi="Bahnschrift"/>
@@ -3693,6 +5932,7 @@
               </w:rPr>
               <w:t>class_weight</w:t>
             </w:r>
+            <w:proofErr w:type="spellEnd"/>
           </w:p>
         </w:tc>
         <w:tc>
@@ -3706,6 +5946,7 @@
                 <w:rFonts w:ascii="Bahnschrift" w:hAnsi="Bahnschrift"/>
               </w:rPr>
             </w:pPr>
+            <w:proofErr w:type="spellStart"/>
             <w:r>
               <w:rPr>
                 <w:rFonts w:ascii="Bahnschrift" w:hAnsi="Bahnschrift"/>
@@ -3714,6 +5955,7 @@
               </w:rPr>
               <w:t>balanced</w:t>
             </w:r>
+            <w:proofErr w:type="spellEnd"/>
           </w:p>
         </w:tc>
       </w:tr>
@@ -3753,7 +5995,25 @@
           <w:sz w:val="22"/>
           <w:szCs w:val="22"/>
         </w:rPr>
-        <w:t>La curva ROC confirma el ROC-AUC de 0.819 reportado por MLflow: el modelo discrimina considerablemente mejor que un clasificador aleatorio (línea diagonal) en todo el rango de umbrales de decisión posibles, lo cual es deseable ya que el umbral específico (actualmente 0.5 por defecto) podrá calibrarse en semanas posteriores sin necesidad de reentrenar el modelo.</w:t>
+        <w:t xml:space="preserve">La curva ROC confirma el ROC-AUC de 0.819 reportado por </w:t>
+      </w:r>
+      <w:proofErr w:type="spellStart"/>
+      <w:r>
+        <w:rPr>
+          <w:rFonts w:ascii="Bahnschrift" w:hAnsi="Bahnschrift" w:cs="Arial"/>
+          <w:sz w:val="22"/>
+          <w:szCs w:val="22"/>
+        </w:rPr>
+        <w:t>MLflow</w:t>
+      </w:r>
+      <w:proofErr w:type="spellEnd"/>
+      <w:r>
+        <w:rPr>
+          <w:rFonts w:ascii="Bahnschrift" w:hAnsi="Bahnschrift" w:cs="Arial"/>
+          <w:sz w:val="22"/>
+          <w:szCs w:val="22"/>
+        </w:rPr>
+        <w:t>: el modelo discrimina considerablemente mejor que un clasificador aleatorio (línea diagonal) en todo el rango de umbrales de decisión posibles, lo cual es deseable ya que el umbral específico (actualmente 0.5 por defecto) podrá calibrarse en semanas posteriores sin necesidad de reentrenar el modelo.</w:t>
       </w:r>
     </w:p>
     <w:p>
@@ -3765,7 +6025,6 @@
         <w:rPr>
           <w:noProof/>
         </w:rPr>
-        <w:lastRenderedPageBreak/>
         <w:drawing>
           <wp:inline distT="0" distB="0" distL="0" distR="0" wp14:anchorId="1D9F2601" wp14:editId="7D81B76C">
             <wp:extent cx="3238500" cy="2876550"/>
@@ -3847,7 +6106,31 @@
           <w:sz w:val="16"/>
           <w:szCs w:val="16"/>
         </w:rPr>
-        <w:t>. Curva ROC del modelo random_forest_balanced sobre el conjunto de prueba (AUC = 0.819).</w:t>
+        <w:t xml:space="preserve">. Curva ROC del modelo </w:t>
+      </w:r>
+      <w:proofErr w:type="spellStart"/>
+      <w:r>
+        <w:rPr>
+          <w:rFonts w:ascii="Bahnschrift" w:hAnsi="Bahnschrift"/>
+          <w:i/>
+          <w:iCs/>
+          <w:color w:val="5F5E5A"/>
+          <w:sz w:val="16"/>
+          <w:szCs w:val="16"/>
+        </w:rPr>
+        <w:t>random_forest_balanced</w:t>
+      </w:r>
+      <w:proofErr w:type="spellEnd"/>
+      <w:r>
+        <w:rPr>
+          <w:rFonts w:ascii="Bahnschrift" w:hAnsi="Bahnschrift"/>
+          <w:i/>
+          <w:iCs/>
+          <w:color w:val="5F5E5A"/>
+          <w:sz w:val="16"/>
+          <w:szCs w:val="16"/>
+        </w:rPr>
+        <w:t xml:space="preserve"> sobre el conjunto de prueba (AUC = 0.819).</w:t>
       </w:r>
     </w:p>
     <w:p>
@@ -3880,7 +6163,61 @@
           <w:sz w:val="22"/>
           <w:szCs w:val="22"/>
         </w:rPr>
-        <w:t>La importancia de variables calculada directamente por el Random Forest (basada en la reducción de impureza Gini) confirma y refina el análisis de correlación de la sección 5.1.2: salud general percibida (GenHlth), presión arterial alta (HighBP) e IMC (BMI) concentran más del 65% de la importancia total del modelo, mientras que Smoker, Stroke y PhysActivity —aunque se mantuvieron en el modelo por su relevancia clínica y su correlación individual— aportan comparativamente poco poder predictivo adicional una vez consideradas las demás variables.</w:t>
+        <w:t>La importancia de variables calculada directamente por el Random Forest (basada en la reducción de impureza Gini) confirma y refina el análisis de correlación de la sección 5.1.2: salud general percibida (</w:t>
+      </w:r>
+      <w:proofErr w:type="spellStart"/>
+      <w:r>
+        <w:rPr>
+          <w:rFonts w:ascii="Bahnschrift" w:hAnsi="Bahnschrift" w:cs="Arial"/>
+          <w:sz w:val="22"/>
+          <w:szCs w:val="22"/>
+        </w:rPr>
+        <w:t>GenHlth</w:t>
+      </w:r>
+      <w:proofErr w:type="spellEnd"/>
+      <w:r>
+        <w:rPr>
+          <w:rFonts w:ascii="Bahnschrift" w:hAnsi="Bahnschrift" w:cs="Arial"/>
+          <w:sz w:val="22"/>
+          <w:szCs w:val="22"/>
+        </w:rPr>
+        <w:t>), presión arterial alta (</w:t>
+      </w:r>
+      <w:proofErr w:type="spellStart"/>
+      <w:r>
+        <w:rPr>
+          <w:rFonts w:ascii="Bahnschrift" w:hAnsi="Bahnschrift" w:cs="Arial"/>
+          <w:sz w:val="22"/>
+          <w:szCs w:val="22"/>
+        </w:rPr>
+        <w:t>HighBP</w:t>
+      </w:r>
+      <w:proofErr w:type="spellEnd"/>
+      <w:r>
+        <w:rPr>
+          <w:rFonts w:ascii="Bahnschrift" w:hAnsi="Bahnschrift" w:cs="Arial"/>
+          <w:sz w:val="22"/>
+          <w:szCs w:val="22"/>
+        </w:rPr>
+        <w:t xml:space="preserve">) e IMC (BMI) concentran más del 65% de la importancia total del modelo, mientras que Smoker, Stroke y </w:t>
+      </w:r>
+      <w:proofErr w:type="spellStart"/>
+      <w:r>
+        <w:rPr>
+          <w:rFonts w:ascii="Bahnschrift" w:hAnsi="Bahnschrift" w:cs="Arial"/>
+          <w:sz w:val="22"/>
+          <w:szCs w:val="22"/>
+        </w:rPr>
+        <w:t>PhysActivity</w:t>
+      </w:r>
+      <w:proofErr w:type="spellEnd"/>
+      <w:r>
+        <w:rPr>
+          <w:rFonts w:ascii="Bahnschrift" w:hAnsi="Bahnschrift" w:cs="Arial"/>
+          <w:sz w:val="22"/>
+          <w:szCs w:val="22"/>
+        </w:rPr>
+        <w:t xml:space="preserve"> —aunque se mantuvieron en el modelo por su relevancia clínica y su correlación individual— aportan comparativamente poco poder predictivo adicional una vez consideradas las demás variables.</w:t>
       </w:r>
     </w:p>
     <w:p>
@@ -3892,6 +6229,7 @@
         <w:rPr>
           <w:noProof/>
         </w:rPr>
+        <w:lastRenderedPageBreak/>
         <w:drawing>
           <wp:inline distT="0" distB="0" distL="0" distR="0" wp14:anchorId="746699E0" wp14:editId="1F2A1918">
             <wp:extent cx="3810000" cy="2781300"/>
@@ -3973,7 +6311,31 @@
           <w:sz w:val="16"/>
           <w:szCs w:val="16"/>
         </w:rPr>
-        <w:t>. Importancia de cada variable en el modelo random_forest_balanced, medida como reducción promedio de impureza Gini.</w:t>
+        <w:t xml:space="preserve">. Importancia de cada variable en el modelo </w:t>
+      </w:r>
+      <w:proofErr w:type="spellStart"/>
+      <w:r>
+        <w:rPr>
+          <w:rFonts w:ascii="Bahnschrift" w:hAnsi="Bahnschrift"/>
+          <w:i/>
+          <w:iCs/>
+          <w:color w:val="5F5E5A"/>
+          <w:sz w:val="16"/>
+          <w:szCs w:val="16"/>
+        </w:rPr>
+        <w:t>random_forest_balanced</w:t>
+      </w:r>
+      <w:proofErr w:type="spellEnd"/>
+      <w:r>
+        <w:rPr>
+          <w:rFonts w:ascii="Bahnschrift" w:hAnsi="Bahnschrift"/>
+          <w:i/>
+          <w:iCs/>
+          <w:color w:val="5F5E5A"/>
+          <w:sz w:val="16"/>
+          <w:szCs w:val="16"/>
+        </w:rPr>
+        <w:t>, medida como reducción promedio de impureza Gini.</w:t>
       </w:r>
     </w:p>
     <w:p>
@@ -4019,8 +6381,61 @@
           <w:sz w:val="22"/>
           <w:szCs w:val="22"/>
         </w:rPr>
-        <w:lastRenderedPageBreak/>
-        <w:t>El modelo base (sin tratar el desbalance) alcanza una accuracy engañosamente alta (86.2%) pero un recall muy bajo (14.8%): el modelo aprende a predecir casi siempre "sin diabetes", que es la clase mayoritaria. Esto confirma la importancia de no usar accuracy como única métrica en problemas desbalanceados.</w:t>
+        <w:t xml:space="preserve">El modelo base (sin tratar el desbalance) alcanza una </w:t>
+      </w:r>
+      <w:proofErr w:type="spellStart"/>
+      <w:r>
+        <w:rPr>
+          <w:rFonts w:ascii="Bahnschrift" w:hAnsi="Bahnschrift" w:cs="Arial"/>
+          <w:sz w:val="22"/>
+          <w:szCs w:val="22"/>
+        </w:rPr>
+        <w:t>accuracy</w:t>
+      </w:r>
+      <w:proofErr w:type="spellEnd"/>
+      <w:r>
+        <w:rPr>
+          <w:rFonts w:ascii="Bahnschrift" w:hAnsi="Bahnschrift" w:cs="Arial"/>
+          <w:sz w:val="22"/>
+          <w:szCs w:val="22"/>
+        </w:rPr>
+        <w:t xml:space="preserve"> engañosamente alta (86.2%) pero un </w:t>
+      </w:r>
+      <w:proofErr w:type="spellStart"/>
+      <w:r>
+        <w:rPr>
+          <w:rFonts w:ascii="Bahnschrift" w:hAnsi="Bahnschrift" w:cs="Arial"/>
+          <w:sz w:val="22"/>
+          <w:szCs w:val="22"/>
+        </w:rPr>
+        <w:t>recall</w:t>
+      </w:r>
+      <w:proofErr w:type="spellEnd"/>
+      <w:r>
+        <w:rPr>
+          <w:rFonts w:ascii="Bahnschrift" w:hAnsi="Bahnschrift" w:cs="Arial"/>
+          <w:sz w:val="22"/>
+          <w:szCs w:val="22"/>
+        </w:rPr>
+        <w:t xml:space="preserve"> muy bajo (14.8%): el modelo aprende a predecir casi siempre "sin diabetes", que es la clase mayoritaria. Esto confirma la importancia de no usar </w:t>
+      </w:r>
+      <w:proofErr w:type="spellStart"/>
+      <w:r>
+        <w:rPr>
+          <w:rFonts w:ascii="Bahnschrift" w:hAnsi="Bahnschrift" w:cs="Arial"/>
+          <w:sz w:val="22"/>
+          <w:szCs w:val="22"/>
+        </w:rPr>
+        <w:t>accuracy</w:t>
+      </w:r>
+      <w:proofErr w:type="spellEnd"/>
+      <w:r>
+        <w:rPr>
+          <w:rFonts w:ascii="Bahnschrift" w:hAnsi="Bahnschrift" w:cs="Arial"/>
+          <w:sz w:val="22"/>
+          <w:szCs w:val="22"/>
+        </w:rPr>
+        <w:t xml:space="preserve"> como única métrica en problemas desbalanceados.</w:t>
       </w:r>
     </w:p>
     <w:p>
@@ -4043,7 +6458,115 @@
           <w:sz w:val="22"/>
           <w:szCs w:val="22"/>
         </w:rPr>
-        <w:t>Tanto SMOTE como class_weight='balanced' logran mejoras similares y sustanciales en recall (61.8%-77.3%), a costa de una caída esperada en precision y accuracy. Este es el trade-off correcto para un caso de uso de tamizaje, donde priorizar sensibilidad (no dejar pasar casos de riesgo) es más importante que la precisión exacta.</w:t>
+        <w:t xml:space="preserve">Tanto SMOTE como </w:t>
+      </w:r>
+      <w:proofErr w:type="spellStart"/>
+      <w:r>
+        <w:rPr>
+          <w:rFonts w:ascii="Bahnschrift" w:hAnsi="Bahnschrift" w:cs="Arial"/>
+          <w:sz w:val="22"/>
+          <w:szCs w:val="22"/>
+        </w:rPr>
+        <w:t>class_weight</w:t>
+      </w:r>
+      <w:proofErr w:type="spellEnd"/>
+      <w:r>
+        <w:rPr>
+          <w:rFonts w:ascii="Bahnschrift" w:hAnsi="Bahnschrift" w:cs="Arial"/>
+          <w:sz w:val="22"/>
+          <w:szCs w:val="22"/>
+        </w:rPr>
+        <w:t>='</w:t>
+      </w:r>
+      <w:proofErr w:type="spellStart"/>
+      <w:r>
+        <w:rPr>
+          <w:rFonts w:ascii="Bahnschrift" w:hAnsi="Bahnschrift" w:cs="Arial"/>
+          <w:sz w:val="22"/>
+          <w:szCs w:val="22"/>
+        </w:rPr>
+        <w:t>balanced</w:t>
+      </w:r>
+      <w:proofErr w:type="spellEnd"/>
+      <w:r>
+        <w:rPr>
+          <w:rFonts w:ascii="Bahnschrift" w:hAnsi="Bahnschrift" w:cs="Arial"/>
+          <w:sz w:val="22"/>
+          <w:szCs w:val="22"/>
+        </w:rPr>
+        <w:t xml:space="preserve">' logran mejoras similares y sustanciales en </w:t>
+      </w:r>
+      <w:proofErr w:type="spellStart"/>
+      <w:r>
+        <w:rPr>
+          <w:rFonts w:ascii="Bahnschrift" w:hAnsi="Bahnschrift" w:cs="Arial"/>
+          <w:sz w:val="22"/>
+          <w:szCs w:val="22"/>
+        </w:rPr>
+        <w:t>recall</w:t>
+      </w:r>
+      <w:proofErr w:type="spellEnd"/>
+      <w:r>
+        <w:rPr>
+          <w:rFonts w:ascii="Bahnschrift" w:hAnsi="Bahnschrift" w:cs="Arial"/>
+          <w:sz w:val="22"/>
+          <w:szCs w:val="22"/>
+        </w:rPr>
+        <w:t xml:space="preserve"> (61.8%-77.3%), a costa de una caída esperada en </w:t>
+      </w:r>
+      <w:proofErr w:type="spellStart"/>
+      <w:r>
+        <w:rPr>
+          <w:rFonts w:ascii="Bahnschrift" w:hAnsi="Bahnschrift" w:cs="Arial"/>
+          <w:sz w:val="22"/>
+          <w:szCs w:val="22"/>
+        </w:rPr>
+        <w:t>precision</w:t>
+      </w:r>
+      <w:proofErr w:type="spellEnd"/>
+      <w:r>
+        <w:rPr>
+          <w:rFonts w:ascii="Bahnschrift" w:hAnsi="Bahnschrift" w:cs="Arial"/>
+          <w:sz w:val="22"/>
+          <w:szCs w:val="22"/>
+        </w:rPr>
+        <w:t xml:space="preserve"> y </w:t>
+      </w:r>
+      <w:proofErr w:type="spellStart"/>
+      <w:r>
+        <w:rPr>
+          <w:rFonts w:ascii="Bahnschrift" w:hAnsi="Bahnschrift" w:cs="Arial"/>
+          <w:sz w:val="22"/>
+          <w:szCs w:val="22"/>
+        </w:rPr>
+        <w:t>accuracy</w:t>
+      </w:r>
+      <w:proofErr w:type="spellEnd"/>
+      <w:r>
+        <w:rPr>
+          <w:rFonts w:ascii="Bahnschrift" w:hAnsi="Bahnschrift" w:cs="Arial"/>
+          <w:sz w:val="22"/>
+          <w:szCs w:val="22"/>
+        </w:rPr>
+        <w:t xml:space="preserve">. Este es el </w:t>
+      </w:r>
+      <w:proofErr w:type="spellStart"/>
+      <w:r>
+        <w:rPr>
+          <w:rFonts w:ascii="Bahnschrift" w:hAnsi="Bahnschrift" w:cs="Arial"/>
+          <w:sz w:val="22"/>
+          <w:szCs w:val="22"/>
+        </w:rPr>
+        <w:t>trade</w:t>
+      </w:r>
+      <w:proofErr w:type="spellEnd"/>
+      <w:r>
+        <w:rPr>
+          <w:rFonts w:ascii="Bahnschrift" w:hAnsi="Bahnschrift" w:cs="Arial"/>
+          <w:sz w:val="22"/>
+          <w:szCs w:val="22"/>
+        </w:rPr>
+        <w:t>-off correcto para un caso de uso de tamizaje, donde priorizar sensibilidad (no dejar pasar casos de riesgo) es más importante que la precisión exacta.</w:t>
       </w:r>
     </w:p>
     <w:p>
@@ -4089,7 +6612,43 @@
           <w:sz w:val="22"/>
           <w:szCs w:val="22"/>
         </w:rPr>
-        <w:t>Las variables más influyentes son consistentes con los hallazgos de correlación: salud general percibida (GenHlth), presión arterial alta (HighBP) e IMC (BMI) concentran la mayor parte del poder predictivo.</w:t>
+        <w:t>Las variables más influyentes son consistentes con los hallazgos de correlación: salud general percibida (</w:t>
+      </w:r>
+      <w:proofErr w:type="spellStart"/>
+      <w:r>
+        <w:rPr>
+          <w:rFonts w:ascii="Bahnschrift" w:hAnsi="Bahnschrift" w:cs="Arial"/>
+          <w:sz w:val="22"/>
+          <w:szCs w:val="22"/>
+        </w:rPr>
+        <w:t>GenHlth</w:t>
+      </w:r>
+      <w:proofErr w:type="spellEnd"/>
+      <w:r>
+        <w:rPr>
+          <w:rFonts w:ascii="Bahnschrift" w:hAnsi="Bahnschrift" w:cs="Arial"/>
+          <w:sz w:val="22"/>
+          <w:szCs w:val="22"/>
+        </w:rPr>
+        <w:t>), presión arterial alta (</w:t>
+      </w:r>
+      <w:proofErr w:type="spellStart"/>
+      <w:r>
+        <w:rPr>
+          <w:rFonts w:ascii="Bahnschrift" w:hAnsi="Bahnschrift" w:cs="Arial"/>
+          <w:sz w:val="22"/>
+          <w:szCs w:val="22"/>
+        </w:rPr>
+        <w:t>HighBP</w:t>
+      </w:r>
+      <w:proofErr w:type="spellEnd"/>
+      <w:r>
+        <w:rPr>
+          <w:rFonts w:ascii="Bahnschrift" w:hAnsi="Bahnschrift" w:cs="Arial"/>
+          <w:sz w:val="22"/>
+          <w:szCs w:val="22"/>
+        </w:rPr>
+        <w:t>) e IMC (BMI) concentran la mayor parte del poder predictivo.</w:t>
       </w:r>
     </w:p>
     <w:p>
@@ -4104,191 +6663,108 @@
           <w:rFonts w:ascii="Bahnschrift" w:hAnsi="Bahnschrift" w:cs="Arial"/>
           <w:sz w:val="22"/>
           <w:szCs w:val="22"/>
-        </w:rPr>
-      </w:pPr>
-      <w:r>
-        <w:rPr>
-          <w:rFonts w:ascii="Bahnschrift" w:hAnsi="Bahnschrift" w:cs="Arial"/>
-          <w:b/>
-          <w:bCs/>
-          <w:sz w:val="22"/>
-          <w:szCs w:val="22"/>
-        </w:rPr>
-        <w:t>Próximos pasos:</w:t>
-      </w:r>
-      <w:r>
-        <w:rPr>
-          <w:rFonts w:ascii="Bahnschrift" w:hAnsi="Bahnschrift" w:cs="Arial"/>
-          <w:sz w:val="22"/>
-          <w:szCs w:val="22"/>
-        </w:rPr>
-        <w:t xml:space="preserve"> calibrar el umbral de decisión del modelo seleccionado, probar validación cruzada (en vez de una sola partición train/test) y explorar Gradient Boosting como alternativa adicional antes de empaquetar la versión final del modelo.</w:t>
-      </w:r>
-    </w:p>
-    <w:p>
-      <w:pPr>
-        <w:spacing w:after="120"/>
-        <w:rPr>
-          <w:rFonts w:ascii="Bahnschrift" w:hAnsi="Bahnschrift" w:cs="Arial"/>
-          <w:sz w:val="22"/>
-          <w:szCs w:val="22"/>
-        </w:rPr>
-      </w:pPr>
-    </w:p>
-    <w:p>
-      <w:pPr>
-        <w:pStyle w:val="Ttulo1"/>
-        <w:spacing w:before="240" w:after="120"/>
-        <w:rPr>
-          <w:rFonts w:ascii="Bahnschrift" w:hAnsi="Bahnschrift" w:cs="Arial"/>
-        </w:rPr>
-      </w:pPr>
-      <w:r>
-        <w:rPr>
-          <w:rFonts w:ascii="Bahnschrift" w:hAnsi="Bahnschrift" w:cs="Arial"/>
-        </w:rPr>
-        <w:t>7. Tablero desarrollado</w:t>
-      </w:r>
-    </w:p>
-    <w:p>
-      <w:pPr>
-        <w:pStyle w:val="Ttulo2"/>
-        <w:rPr>
-          <w:rFonts w:ascii="Bahnschrift" w:hAnsi="Bahnschrift"/>
-        </w:rPr>
-      </w:pPr>
-    </w:p>
-    <w:p>
-      <w:pPr>
-        <w:spacing w:after="120"/>
-        <w:rPr>
-          <w:rFonts w:ascii="Bahnschrift" w:hAnsi="Bahnschrift" w:cs="Arial"/>
-          <w:sz w:val="22"/>
-          <w:szCs w:val="22"/>
-        </w:rPr>
-      </w:pPr>
-      <w:r>
-        <w:rPr>
-          <w:rFonts w:ascii="Bahnschrift" w:hAnsi="Bahnschrift" w:cs="Arial"/>
-          <w:sz w:val="22"/>
-          <w:szCs w:val="22"/>
-        </w:rPr>
-        <w:t xml:space="preserve">El tablero es accesible en </w:t>
-      </w:r>
-      <w:r>
-        <w:rPr>
-          <w:rFonts w:ascii="Bahnschrift" w:hAnsi="Bahnschrift" w:cs="Arial"/>
-          <w:color w:val="4472C4" w:themeColor="accent1"/>
-          <w:sz w:val="22"/>
-          <w:szCs w:val="22"/>
-        </w:rPr>
-        <w:t>http://44.204.142.207:8501/</w:t>
-      </w:r>
-    </w:p>
-    <w:p>
-      <w:pPr>
-        <w:pStyle w:val="Ttulo2"/>
-        <w:rPr>
-          <w:rFonts w:ascii="Bahnschrift" w:hAnsi="Bahnschrift"/>
-        </w:rPr>
-      </w:pPr>
-      <w:r>
-        <w:rPr>
-          <w:rFonts w:ascii="Bahnschrift" w:hAnsi="Bahnschrift"/>
-        </w:rPr>
-        <w:t>7.1 Empaquetamiento del modelo</w:t>
-      </w:r>
-    </w:p>
-    <w:p>
-      <w:pPr>
-        <w:pStyle w:val="Ttulo2"/>
-        <w:rPr>
-          <w:rFonts w:ascii="Bahnschrift" w:hAnsi="Bahnschrift"/>
-        </w:rPr>
-      </w:pPr>
-    </w:p>
-    <w:p>
-      <w:pPr>
-        <w:spacing w:after="120"/>
-        <w:rPr>
-          <w:rFonts w:ascii="Bahnschrift" w:hAnsi="Bahnschrift" w:cs="Arial"/>
-          <w:sz w:val="22"/>
-          <w:szCs w:val="22"/>
-        </w:rPr>
-      </w:pPr>
-      <w:r>
-        <w:rPr>
-          <w:rFonts w:ascii="Bahnschrift" w:hAnsi="Bahnschrift" w:cs="Arial"/>
-          <w:sz w:val="22"/>
-          <w:szCs w:val="22"/>
-        </w:rPr>
-        <w:t>Al finalizar el entrenamiento, el script src/train.py selecciona automáticamente el modelo con mejor recall entre las 4 corridas (random_forest_balanced) y lo serializa con joblib en src/model.pkl, junto con el listado de features y el nombre del modelo, en un único artefacto: {model, features, model_name}. Esto permite que el tablero cargue el modelo correcto sin necesidad de conocer de antemano cuál fue el ganador.</w:t>
-      </w:r>
-    </w:p>
-    <w:p>
-      <w:pPr>
-        <w:spacing w:after="120"/>
-        <w:rPr>
-          <w:rFonts w:ascii="Bahnschrift" w:hAnsi="Bahnschrift" w:cs="Arial"/>
-          <w:sz w:val="22"/>
-          <w:szCs w:val="22"/>
-        </w:rPr>
-      </w:pPr>
-      <w:r>
-        <w:rPr>
-          <w:rFonts w:ascii="Bahnschrift" w:hAnsi="Bahnschrift" w:cs="Arial"/>
-          <w:sz w:val="22"/>
-          <w:szCs w:val="22"/>
-        </w:rPr>
-        <w:t>La confirmación de este empaquetamiento es visible en la Figura 3 (línea final: "Modelo guardado en src/model.pkl (modelo seleccionado: random_forest_balanced)").</w:t>
-      </w:r>
-    </w:p>
-    <w:p>
-      <w:pPr>
-        <w:pStyle w:val="Ttulo2"/>
-        <w:rPr>
-          <w:rFonts w:ascii="Bahnschrift" w:hAnsi="Bahnschrift"/>
-        </w:rPr>
-      </w:pPr>
-    </w:p>
-    <w:p>
-      <w:pPr>
-        <w:pStyle w:val="Ttulo2"/>
-        <w:rPr>
-          <w:rFonts w:ascii="Bahnschrift" w:hAnsi="Bahnschrift"/>
-        </w:rPr>
-      </w:pPr>
-      <w:r>
-        <w:rPr>
-          <w:rFonts w:ascii="Bahnschrift" w:hAnsi="Bahnschrift"/>
-        </w:rPr>
-        <w:t>7.2 Implementación del tablero</w:t>
-      </w:r>
-    </w:p>
-    <w:p>
-      <w:pPr>
-        <w:pStyle w:val="Ttulo2"/>
-        <w:rPr>
-          <w:rFonts w:ascii="Bahnschrift" w:hAnsi="Bahnschrift"/>
-        </w:rPr>
-      </w:pPr>
-    </w:p>
-    <w:p>
-      <w:pPr>
-        <w:spacing w:after="120"/>
-        <w:rPr>
-          <w:rFonts w:ascii="Bahnschrift" w:hAnsi="Bahnschrift" w:cs="Arial"/>
-          <w:sz w:val="22"/>
-          <w:szCs w:val="22"/>
-        </w:rPr>
-      </w:pPr>
-      <w:r>
-        <w:rPr>
-          <w:rFonts w:ascii="Bahnschrift" w:hAnsi="Bahnschrift" w:cs="Arial"/>
-          <w:sz w:val="22"/>
-          <w:szCs w:val="22"/>
-        </w:rPr>
-        <w:t>Se desarrolló el tablero en Streamlit siguiendo la maqueta diseñada en la Entrega 1, conectado directamente al modelo empaquetado (src/model.pkl), corriendo en la misma instancia EC2 usada para MLflow.</w:t>
+          <w:highlight w:val="magenta"/>
+        </w:rPr>
+      </w:pPr>
+      <w:proofErr w:type="spellStart"/>
+      <w:r>
+        <w:rPr>
+          <w:rFonts w:ascii="Bahnschrift" w:hAnsi="Bahnschrift" w:cs="Arial"/>
+          <w:sz w:val="22"/>
+          <w:szCs w:val="22"/>
+          <w:highlight w:val="magenta"/>
+        </w:rPr>
+        <w:t>Gradient</w:t>
+      </w:r>
+      <w:proofErr w:type="spellEnd"/>
+      <w:r>
+        <w:rPr>
+          <w:rFonts w:ascii="Bahnschrift" w:hAnsi="Bahnschrift" w:cs="Arial"/>
+          <w:sz w:val="22"/>
+          <w:szCs w:val="22"/>
+          <w:highlight w:val="magenta"/>
+        </w:rPr>
+        <w:t xml:space="preserve"> </w:t>
+      </w:r>
+      <w:proofErr w:type="spellStart"/>
+      <w:r>
+        <w:rPr>
+          <w:rFonts w:ascii="Bahnschrift" w:hAnsi="Bahnschrift" w:cs="Arial"/>
+          <w:sz w:val="22"/>
+          <w:szCs w:val="22"/>
+          <w:highlight w:val="magenta"/>
+        </w:rPr>
+        <w:t>Boosting</w:t>
+      </w:r>
+      <w:proofErr w:type="spellEnd"/>
+      <w:r>
+        <w:rPr>
+          <w:rFonts w:ascii="Bahnschrift" w:hAnsi="Bahnschrift" w:cs="Arial"/>
+          <w:sz w:val="22"/>
+          <w:szCs w:val="22"/>
+          <w:highlight w:val="magenta"/>
+        </w:rPr>
+        <w:t xml:space="preserve"> + SMOTE alcanzó la mayor </w:t>
+      </w:r>
+      <w:proofErr w:type="spellStart"/>
+      <w:r>
+        <w:rPr>
+          <w:rFonts w:ascii="Bahnschrift" w:hAnsi="Bahnschrift" w:cs="Arial"/>
+          <w:sz w:val="22"/>
+          <w:szCs w:val="22"/>
+          <w:highlight w:val="magenta"/>
+        </w:rPr>
+        <w:t>precision</w:t>
+      </w:r>
+      <w:proofErr w:type="spellEnd"/>
+      <w:r>
+        <w:rPr>
+          <w:rFonts w:ascii="Bahnschrift" w:hAnsi="Bahnschrift" w:cs="Arial"/>
+          <w:sz w:val="22"/>
+          <w:szCs w:val="22"/>
+          <w:highlight w:val="magenta"/>
+        </w:rPr>
+        <w:t xml:space="preserve"> (0.373) y F1 (0.452), pero su </w:t>
+      </w:r>
+      <w:proofErr w:type="spellStart"/>
+      <w:r>
+        <w:rPr>
+          <w:rFonts w:ascii="Bahnschrift" w:hAnsi="Bahnschrift" w:cs="Arial"/>
+          <w:sz w:val="22"/>
+          <w:szCs w:val="22"/>
+          <w:highlight w:val="magenta"/>
+        </w:rPr>
+        <w:t>recall</w:t>
+      </w:r>
+      <w:proofErr w:type="spellEnd"/>
+      <w:r>
+        <w:rPr>
+          <w:rFonts w:ascii="Bahnschrift" w:hAnsi="Bahnschrift" w:cs="Arial"/>
+          <w:sz w:val="22"/>
+          <w:szCs w:val="22"/>
+          <w:highlight w:val="magenta"/>
+        </w:rPr>
+        <w:t xml:space="preserve"> disminuyó a 0.574. Por ello, aunque presenta un mejor equilibrio entre </w:t>
+      </w:r>
+      <w:proofErr w:type="spellStart"/>
+      <w:r>
+        <w:rPr>
+          <w:rFonts w:ascii="Bahnschrift" w:hAnsi="Bahnschrift" w:cs="Arial"/>
+          <w:sz w:val="22"/>
+          <w:szCs w:val="22"/>
+          <w:highlight w:val="magenta"/>
+        </w:rPr>
+        <w:t>precision</w:t>
+      </w:r>
+      <w:proofErr w:type="spellEnd"/>
+      <w:r>
+        <w:rPr>
+          <w:rFonts w:ascii="Bahnschrift" w:hAnsi="Bahnschrift" w:cs="Arial"/>
+          <w:sz w:val="22"/>
+          <w:szCs w:val="22"/>
+          <w:highlight w:val="magenta"/>
+        </w:rPr>
+        <w:t xml:space="preserve"> y F1, no supera al Random Forest balanceado para el objetivo principal de detectar la mayor cantidad posible de casos de riesgo</w:t>
       </w:r>
     </w:p>
     <w:p>
@@ -4303,25 +6779,77 @@
           <w:rFonts w:ascii="Bahnschrift" w:hAnsi="Bahnschrift" w:cs="Arial"/>
           <w:sz w:val="22"/>
           <w:szCs w:val="22"/>
-        </w:rPr>
-      </w:pPr>
-      <w:r>
-        <w:rPr>
-          <w:rFonts w:ascii="Bahnschrift" w:hAnsi="Bahnschrift" w:cs="Arial"/>
-          <w:b/>
-          <w:bCs/>
-          <w:sz w:val="22"/>
-          <w:szCs w:val="22"/>
-        </w:rPr>
-        <w:t>Formulario de evaluación individual:</w:t>
-      </w:r>
-      <w:r>
-        <w:rPr>
-          <w:rFonts w:ascii="Bahnschrift" w:hAnsi="Bahnschrift" w:cs="Arial"/>
-          <w:sz w:val="22"/>
-          <w:szCs w:val="22"/>
-        </w:rPr>
-        <w:t xml:space="preserve"> recoge las 11 variables usadas por el modelo.</w:t>
+          <w:highlight w:val="magenta"/>
+        </w:rPr>
+      </w:pPr>
+      <w:r>
+        <w:rPr>
+          <w:rFonts w:ascii="Bahnschrift" w:hAnsi="Bahnschrift" w:cs="Arial"/>
+          <w:sz w:val="22"/>
+          <w:szCs w:val="22"/>
+          <w:highlight w:val="magenta"/>
+        </w:rPr>
+        <w:t xml:space="preserve">Como mejoras futuras se propone incorporar validación cruzada estratificada, revisar el umbral de decisión y la calibración de probabilidades, y complementar la selección de variables basada en Pearson con métodos capaces de capturar relaciones no lineales, como Mutual </w:t>
+      </w:r>
+      <w:proofErr w:type="spellStart"/>
+      <w:r>
+        <w:rPr>
+          <w:rFonts w:ascii="Bahnschrift" w:hAnsi="Bahnschrift" w:cs="Arial"/>
+          <w:sz w:val="22"/>
+          <w:szCs w:val="22"/>
+          <w:highlight w:val="magenta"/>
+        </w:rPr>
+        <w:t>Information</w:t>
+      </w:r>
+      <w:proofErr w:type="spellEnd"/>
+      <w:r>
+        <w:rPr>
+          <w:rFonts w:ascii="Bahnschrift" w:hAnsi="Bahnschrift" w:cs="Arial"/>
+          <w:sz w:val="22"/>
+          <w:szCs w:val="22"/>
+          <w:highlight w:val="magenta"/>
+        </w:rPr>
+        <w:t xml:space="preserve"> y </w:t>
+      </w:r>
+      <w:proofErr w:type="spellStart"/>
+      <w:r>
+        <w:rPr>
+          <w:rFonts w:ascii="Bahnschrift" w:hAnsi="Bahnschrift" w:cs="Arial"/>
+          <w:sz w:val="22"/>
+          <w:szCs w:val="22"/>
+          <w:highlight w:val="magenta"/>
+        </w:rPr>
+        <w:t>Permutation</w:t>
+      </w:r>
+      <w:proofErr w:type="spellEnd"/>
+      <w:r>
+        <w:rPr>
+          <w:rFonts w:ascii="Bahnschrift" w:hAnsi="Bahnschrift" w:cs="Arial"/>
+          <w:sz w:val="22"/>
+          <w:szCs w:val="22"/>
+          <w:highlight w:val="magenta"/>
+        </w:rPr>
+        <w:t xml:space="preserve"> </w:t>
+      </w:r>
+      <w:proofErr w:type="spellStart"/>
+      <w:r>
+        <w:rPr>
+          <w:rFonts w:ascii="Bahnschrift" w:hAnsi="Bahnschrift" w:cs="Arial"/>
+          <w:sz w:val="22"/>
+          <w:szCs w:val="22"/>
+          <w:highlight w:val="magenta"/>
+        </w:rPr>
+        <w:t>Importance</w:t>
+      </w:r>
+      <w:proofErr w:type="spellEnd"/>
+      <w:r>
+        <w:rPr>
+          <w:rFonts w:ascii="Bahnschrift" w:hAnsi="Bahnschrift" w:cs="Arial"/>
+          <w:sz w:val="22"/>
+          <w:szCs w:val="22"/>
+          <w:highlight w:val="magenta"/>
+        </w:rPr>
+        <w:t>.</w:t>
       </w:r>
     </w:p>
     <w:p>
@@ -4341,46 +6869,529 @@
       <w:r>
         <w:rPr>
           <w:rFonts w:ascii="Bahnschrift" w:hAnsi="Bahnschrift" w:cs="Arial"/>
-          <w:sz w:val="22"/>
-          <w:szCs w:val="22"/>
-        </w:rPr>
-        <w:t xml:space="preserve">Predicción en tiempo real: al enviar el formulario, el tablero llama directamente a </w:t>
-      </w:r>
-      <w:proofErr w:type="gramStart"/>
-      <w:r>
-        <w:rPr>
-          <w:rFonts w:ascii="Bahnschrift" w:hAnsi="Bahnschrift" w:cs="Arial"/>
-          <w:sz w:val="22"/>
-          <w:szCs w:val="22"/>
-        </w:rPr>
-        <w:t>model.predict</w:t>
-      </w:r>
-      <w:proofErr w:type="gramEnd"/>
-      <w:r>
-        <w:rPr>
-          <w:rFonts w:ascii="Bahnschrift" w:hAnsi="Bahnschrift" w:cs="Arial"/>
-          <w:sz w:val="22"/>
-          <w:szCs w:val="22"/>
-        </w:rPr>
-        <w:t>_</w:t>
-      </w:r>
-      <w:proofErr w:type="gramStart"/>
-      <w:r>
-        <w:rPr>
-          <w:rFonts w:ascii="Bahnschrift" w:hAnsi="Bahnschrift" w:cs="Arial"/>
-          <w:sz w:val="22"/>
-          <w:szCs w:val="22"/>
-        </w:rPr>
-        <w:t>proba(</w:t>
-      </w:r>
-      <w:proofErr w:type="gramEnd"/>
-      <w:r>
-        <w:rPr>
-          <w:rFonts w:ascii="Bahnschrift" w:hAnsi="Bahnschrift" w:cs="Arial"/>
-          <w:sz w:val="22"/>
-          <w:szCs w:val="22"/>
-        </w:rPr>
-        <w:t>) y muestra el porcentaje de riesgo, clasificado en tres niveles (bajo &lt;20%, moderado 20-45%, alto &gt;45%) con su color correspondiente.</w:t>
+          <w:b/>
+          <w:bCs/>
+          <w:sz w:val="22"/>
+          <w:szCs w:val="22"/>
+        </w:rPr>
+        <w:t>Próximos pasos:</w:t>
+      </w:r>
+      <w:r>
+        <w:rPr>
+          <w:rFonts w:ascii="Bahnschrift" w:hAnsi="Bahnschrift" w:cs="Arial"/>
+          <w:sz w:val="22"/>
+          <w:szCs w:val="22"/>
+        </w:rPr>
+        <w:t xml:space="preserve"> calibrar el umbral de decisión del modelo seleccionado, probar validación cruzada (en vez de una sola partición </w:t>
+      </w:r>
+      <w:proofErr w:type="spellStart"/>
+      <w:r>
+        <w:rPr>
+          <w:rFonts w:ascii="Bahnschrift" w:hAnsi="Bahnschrift" w:cs="Arial"/>
+          <w:sz w:val="22"/>
+          <w:szCs w:val="22"/>
+        </w:rPr>
+        <w:t>train</w:t>
+      </w:r>
+      <w:proofErr w:type="spellEnd"/>
+      <w:r>
+        <w:rPr>
+          <w:rFonts w:ascii="Bahnschrift" w:hAnsi="Bahnschrift" w:cs="Arial"/>
+          <w:sz w:val="22"/>
+          <w:szCs w:val="22"/>
+        </w:rPr>
+        <w:t xml:space="preserve">/test) y explorar </w:t>
+      </w:r>
+      <w:proofErr w:type="spellStart"/>
+      <w:r>
+        <w:rPr>
+          <w:rFonts w:ascii="Bahnschrift" w:hAnsi="Bahnschrift" w:cs="Arial"/>
+          <w:sz w:val="22"/>
+          <w:szCs w:val="22"/>
+        </w:rPr>
+        <w:t>Gradient</w:t>
+      </w:r>
+      <w:proofErr w:type="spellEnd"/>
+      <w:r>
+        <w:rPr>
+          <w:rFonts w:ascii="Bahnschrift" w:hAnsi="Bahnschrift" w:cs="Arial"/>
+          <w:sz w:val="22"/>
+          <w:szCs w:val="22"/>
+        </w:rPr>
+        <w:t xml:space="preserve"> </w:t>
+      </w:r>
+      <w:proofErr w:type="spellStart"/>
+      <w:r>
+        <w:rPr>
+          <w:rFonts w:ascii="Bahnschrift" w:hAnsi="Bahnschrift" w:cs="Arial"/>
+          <w:sz w:val="22"/>
+          <w:szCs w:val="22"/>
+        </w:rPr>
+        <w:t>Boosting</w:t>
+      </w:r>
+      <w:proofErr w:type="spellEnd"/>
+      <w:r>
+        <w:rPr>
+          <w:rFonts w:ascii="Bahnschrift" w:hAnsi="Bahnschrift" w:cs="Arial"/>
+          <w:sz w:val="22"/>
+          <w:szCs w:val="22"/>
+        </w:rPr>
+        <w:t xml:space="preserve"> como alternativa adicional antes de empaquetar la versión final del modelo.</w:t>
+      </w:r>
+    </w:p>
+    <w:p>
+      <w:pPr>
+        <w:spacing w:after="120"/>
+        <w:rPr>
+          <w:rFonts w:ascii="Bahnschrift" w:hAnsi="Bahnschrift" w:cs="Arial"/>
+          <w:sz w:val="22"/>
+          <w:szCs w:val="22"/>
+        </w:rPr>
+      </w:pPr>
+    </w:p>
+    <w:p>
+      <w:pPr>
+        <w:pStyle w:val="Ttulo1"/>
+        <w:spacing w:before="240" w:after="120"/>
+        <w:rPr>
+          <w:rFonts w:ascii="Bahnschrift" w:hAnsi="Bahnschrift" w:cs="Arial"/>
+        </w:rPr>
+      </w:pPr>
+      <w:r>
+        <w:rPr>
+          <w:rFonts w:ascii="Bahnschrift" w:hAnsi="Bahnschrift" w:cs="Arial"/>
+        </w:rPr>
+        <w:lastRenderedPageBreak/>
+        <w:t>7. Tablero desarrollado</w:t>
+      </w:r>
+    </w:p>
+    <w:p>
+      <w:pPr>
+        <w:pStyle w:val="Ttulo2"/>
+        <w:rPr>
+          <w:rFonts w:ascii="Bahnschrift" w:hAnsi="Bahnschrift"/>
+        </w:rPr>
+      </w:pPr>
+    </w:p>
+    <w:p>
+      <w:pPr>
+        <w:spacing w:after="120"/>
+        <w:rPr>
+          <w:rFonts w:ascii="Bahnschrift" w:hAnsi="Bahnschrift" w:cs="Arial"/>
+          <w:sz w:val="22"/>
+          <w:szCs w:val="22"/>
+        </w:rPr>
+      </w:pPr>
+      <w:r>
+        <w:rPr>
+          <w:rFonts w:ascii="Bahnschrift" w:hAnsi="Bahnschrift" w:cs="Arial"/>
+          <w:sz w:val="22"/>
+          <w:szCs w:val="22"/>
+        </w:rPr>
+        <w:t xml:space="preserve">El tablero es accesible en </w:t>
+      </w:r>
+      <w:r>
+        <w:rPr>
+          <w:rFonts w:ascii="Bahnschrift" w:hAnsi="Bahnschrift" w:cs="Arial"/>
+          <w:color w:val="4472C4" w:themeColor="accent1"/>
+          <w:sz w:val="22"/>
+          <w:szCs w:val="22"/>
+        </w:rPr>
+        <w:t>http://44.204.142.207:8501/</w:t>
+      </w:r>
+    </w:p>
+    <w:p>
+      <w:pPr>
+        <w:pStyle w:val="Ttulo2"/>
+        <w:rPr>
+          <w:rFonts w:ascii="Bahnschrift" w:hAnsi="Bahnschrift"/>
+        </w:rPr>
+      </w:pPr>
+      <w:r>
+        <w:rPr>
+          <w:rFonts w:ascii="Bahnschrift" w:hAnsi="Bahnschrift"/>
+        </w:rPr>
+        <w:t>7.1 Empaquetamiento del modelo</w:t>
+      </w:r>
+    </w:p>
+    <w:p>
+      <w:pPr>
+        <w:pStyle w:val="Ttulo2"/>
+        <w:rPr>
+          <w:rFonts w:ascii="Bahnschrift" w:hAnsi="Bahnschrift"/>
+        </w:rPr>
+      </w:pPr>
+    </w:p>
+    <w:p>
+      <w:pPr>
+        <w:spacing w:after="120"/>
+        <w:rPr>
+          <w:rFonts w:ascii="Bahnschrift" w:hAnsi="Bahnschrift" w:cs="Arial"/>
+          <w:sz w:val="22"/>
+          <w:szCs w:val="22"/>
+        </w:rPr>
+      </w:pPr>
+      <w:r>
+        <w:rPr>
+          <w:rFonts w:ascii="Bahnschrift" w:hAnsi="Bahnschrift" w:cs="Arial"/>
+          <w:sz w:val="22"/>
+          <w:szCs w:val="22"/>
+        </w:rPr>
+        <w:t xml:space="preserve">Al finalizar el entrenamiento, el script src/train.py selecciona automáticamente el modelo con mejor </w:t>
+      </w:r>
+      <w:proofErr w:type="spellStart"/>
+      <w:r>
+        <w:rPr>
+          <w:rFonts w:ascii="Bahnschrift" w:hAnsi="Bahnschrift" w:cs="Arial"/>
+          <w:sz w:val="22"/>
+          <w:szCs w:val="22"/>
+        </w:rPr>
+        <w:t>recall</w:t>
+      </w:r>
+      <w:proofErr w:type="spellEnd"/>
+      <w:r>
+        <w:rPr>
+          <w:rFonts w:ascii="Bahnschrift" w:hAnsi="Bahnschrift" w:cs="Arial"/>
+          <w:sz w:val="22"/>
+          <w:szCs w:val="22"/>
+        </w:rPr>
+        <w:t xml:space="preserve"> entre las 4 corridas (</w:t>
+      </w:r>
+      <w:proofErr w:type="spellStart"/>
+      <w:r>
+        <w:rPr>
+          <w:rFonts w:ascii="Bahnschrift" w:hAnsi="Bahnschrift" w:cs="Arial"/>
+          <w:sz w:val="22"/>
+          <w:szCs w:val="22"/>
+        </w:rPr>
+        <w:t>random_forest_balanced</w:t>
+      </w:r>
+      <w:proofErr w:type="spellEnd"/>
+      <w:r>
+        <w:rPr>
+          <w:rFonts w:ascii="Bahnschrift" w:hAnsi="Bahnschrift" w:cs="Arial"/>
+          <w:sz w:val="22"/>
+          <w:szCs w:val="22"/>
+        </w:rPr>
+        <w:t xml:space="preserve">) y lo serializa con </w:t>
+      </w:r>
+      <w:proofErr w:type="spellStart"/>
+      <w:r>
+        <w:rPr>
+          <w:rFonts w:ascii="Bahnschrift" w:hAnsi="Bahnschrift" w:cs="Arial"/>
+          <w:sz w:val="22"/>
+          <w:szCs w:val="22"/>
+        </w:rPr>
+        <w:t>joblib</w:t>
+      </w:r>
+      <w:proofErr w:type="spellEnd"/>
+      <w:r>
+        <w:rPr>
+          <w:rFonts w:ascii="Bahnschrift" w:hAnsi="Bahnschrift" w:cs="Arial"/>
+          <w:sz w:val="22"/>
+          <w:szCs w:val="22"/>
+        </w:rPr>
+        <w:t xml:space="preserve"> en </w:t>
+      </w:r>
+      <w:proofErr w:type="spellStart"/>
+      <w:r>
+        <w:rPr>
+          <w:rFonts w:ascii="Bahnschrift" w:hAnsi="Bahnschrift" w:cs="Arial"/>
+          <w:sz w:val="22"/>
+          <w:szCs w:val="22"/>
+        </w:rPr>
+        <w:t>src</w:t>
+      </w:r>
+      <w:proofErr w:type="spellEnd"/>
+      <w:r>
+        <w:rPr>
+          <w:rFonts w:ascii="Bahnschrift" w:hAnsi="Bahnschrift" w:cs="Arial"/>
+          <w:sz w:val="22"/>
+          <w:szCs w:val="22"/>
+        </w:rPr>
+        <w:t>/</w:t>
+      </w:r>
+      <w:proofErr w:type="spellStart"/>
+      <w:r>
+        <w:rPr>
+          <w:rFonts w:ascii="Bahnschrift" w:hAnsi="Bahnschrift" w:cs="Arial"/>
+          <w:sz w:val="22"/>
+          <w:szCs w:val="22"/>
+        </w:rPr>
+        <w:t>model.pkl</w:t>
+      </w:r>
+      <w:proofErr w:type="spellEnd"/>
+      <w:r>
+        <w:rPr>
+          <w:rFonts w:ascii="Bahnschrift" w:hAnsi="Bahnschrift" w:cs="Arial"/>
+          <w:sz w:val="22"/>
+          <w:szCs w:val="22"/>
+        </w:rPr>
+        <w:t xml:space="preserve">, junto con el listado de </w:t>
+      </w:r>
+      <w:proofErr w:type="spellStart"/>
+      <w:r>
+        <w:rPr>
+          <w:rFonts w:ascii="Bahnschrift" w:hAnsi="Bahnschrift" w:cs="Arial"/>
+          <w:sz w:val="22"/>
+          <w:szCs w:val="22"/>
+        </w:rPr>
+        <w:t>features</w:t>
+      </w:r>
+      <w:proofErr w:type="spellEnd"/>
+      <w:r>
+        <w:rPr>
+          <w:rFonts w:ascii="Bahnschrift" w:hAnsi="Bahnschrift" w:cs="Arial"/>
+          <w:sz w:val="22"/>
+          <w:szCs w:val="22"/>
+        </w:rPr>
+        <w:t xml:space="preserve"> y el nombre del modelo, en un único artefacto: {</w:t>
+      </w:r>
+      <w:proofErr w:type="spellStart"/>
+      <w:r>
+        <w:rPr>
+          <w:rFonts w:ascii="Bahnschrift" w:hAnsi="Bahnschrift" w:cs="Arial"/>
+          <w:sz w:val="22"/>
+          <w:szCs w:val="22"/>
+        </w:rPr>
+        <w:t>model</w:t>
+      </w:r>
+      <w:proofErr w:type="spellEnd"/>
+      <w:r>
+        <w:rPr>
+          <w:rFonts w:ascii="Bahnschrift" w:hAnsi="Bahnschrift" w:cs="Arial"/>
+          <w:sz w:val="22"/>
+          <w:szCs w:val="22"/>
+        </w:rPr>
+        <w:t xml:space="preserve">, </w:t>
+      </w:r>
+      <w:proofErr w:type="spellStart"/>
+      <w:r>
+        <w:rPr>
+          <w:rFonts w:ascii="Bahnschrift" w:hAnsi="Bahnschrift" w:cs="Arial"/>
+          <w:sz w:val="22"/>
+          <w:szCs w:val="22"/>
+        </w:rPr>
+        <w:t>features</w:t>
+      </w:r>
+      <w:proofErr w:type="spellEnd"/>
+      <w:r>
+        <w:rPr>
+          <w:rFonts w:ascii="Bahnschrift" w:hAnsi="Bahnschrift" w:cs="Arial"/>
+          <w:sz w:val="22"/>
+          <w:szCs w:val="22"/>
+        </w:rPr>
+        <w:t xml:space="preserve">, </w:t>
+      </w:r>
+      <w:proofErr w:type="spellStart"/>
+      <w:r>
+        <w:rPr>
+          <w:rFonts w:ascii="Bahnschrift" w:hAnsi="Bahnschrift" w:cs="Arial"/>
+          <w:sz w:val="22"/>
+          <w:szCs w:val="22"/>
+        </w:rPr>
+        <w:t>model_name</w:t>
+      </w:r>
+      <w:proofErr w:type="spellEnd"/>
+      <w:r>
+        <w:rPr>
+          <w:rFonts w:ascii="Bahnschrift" w:hAnsi="Bahnschrift" w:cs="Arial"/>
+          <w:sz w:val="22"/>
+          <w:szCs w:val="22"/>
+        </w:rPr>
+        <w:t>}. Esto permite que el tablero cargue el modelo correcto sin necesidad de conocer de antemano cuál fue el ganador.</w:t>
+      </w:r>
+    </w:p>
+    <w:p>
+      <w:pPr>
+        <w:spacing w:after="120"/>
+        <w:rPr>
+          <w:rFonts w:ascii="Bahnschrift" w:hAnsi="Bahnschrift" w:cs="Arial"/>
+          <w:sz w:val="22"/>
+          <w:szCs w:val="22"/>
+        </w:rPr>
+      </w:pPr>
+      <w:r>
+        <w:rPr>
+          <w:rFonts w:ascii="Bahnschrift" w:hAnsi="Bahnschrift" w:cs="Arial"/>
+          <w:sz w:val="22"/>
+          <w:szCs w:val="22"/>
+        </w:rPr>
+        <w:t xml:space="preserve">La confirmación de este empaquetamiento es visible en la Figura 3 (línea final: "Modelo guardado en </w:t>
+      </w:r>
+      <w:proofErr w:type="spellStart"/>
+      <w:r>
+        <w:rPr>
+          <w:rFonts w:ascii="Bahnschrift" w:hAnsi="Bahnschrift" w:cs="Arial"/>
+          <w:sz w:val="22"/>
+          <w:szCs w:val="22"/>
+        </w:rPr>
+        <w:t>src</w:t>
+      </w:r>
+      <w:proofErr w:type="spellEnd"/>
+      <w:r>
+        <w:rPr>
+          <w:rFonts w:ascii="Bahnschrift" w:hAnsi="Bahnschrift" w:cs="Arial"/>
+          <w:sz w:val="22"/>
+          <w:szCs w:val="22"/>
+        </w:rPr>
+        <w:t>/</w:t>
+      </w:r>
+      <w:proofErr w:type="spellStart"/>
+      <w:r>
+        <w:rPr>
+          <w:rFonts w:ascii="Bahnschrift" w:hAnsi="Bahnschrift" w:cs="Arial"/>
+          <w:sz w:val="22"/>
+          <w:szCs w:val="22"/>
+        </w:rPr>
+        <w:t>model.pkl</w:t>
+      </w:r>
+      <w:proofErr w:type="spellEnd"/>
+      <w:r>
+        <w:rPr>
+          <w:rFonts w:ascii="Bahnschrift" w:hAnsi="Bahnschrift" w:cs="Arial"/>
+          <w:sz w:val="22"/>
+          <w:szCs w:val="22"/>
+        </w:rPr>
+        <w:t xml:space="preserve"> (modelo seleccionado: </w:t>
+      </w:r>
+      <w:proofErr w:type="spellStart"/>
+      <w:r>
+        <w:rPr>
+          <w:rFonts w:ascii="Bahnschrift" w:hAnsi="Bahnschrift" w:cs="Arial"/>
+          <w:sz w:val="22"/>
+          <w:szCs w:val="22"/>
+        </w:rPr>
+        <w:t>random_forest_balanced</w:t>
+      </w:r>
+      <w:proofErr w:type="spellEnd"/>
+      <w:r>
+        <w:rPr>
+          <w:rFonts w:ascii="Bahnschrift" w:hAnsi="Bahnschrift" w:cs="Arial"/>
+          <w:sz w:val="22"/>
+          <w:szCs w:val="22"/>
+        </w:rPr>
+        <w:t>)").</w:t>
+      </w:r>
+    </w:p>
+    <w:p>
+      <w:pPr>
+        <w:pStyle w:val="Ttulo2"/>
+        <w:rPr>
+          <w:rFonts w:ascii="Bahnschrift" w:hAnsi="Bahnschrift"/>
+        </w:rPr>
+      </w:pPr>
+    </w:p>
+    <w:p>
+      <w:pPr>
+        <w:pStyle w:val="Ttulo2"/>
+        <w:rPr>
+          <w:rFonts w:ascii="Bahnschrift" w:hAnsi="Bahnschrift"/>
+        </w:rPr>
+      </w:pPr>
+      <w:r>
+        <w:rPr>
+          <w:rFonts w:ascii="Bahnschrift" w:hAnsi="Bahnschrift"/>
+        </w:rPr>
+        <w:t>7.2 Implementación del tablero</w:t>
+      </w:r>
+    </w:p>
+    <w:p>
+      <w:pPr>
+        <w:pStyle w:val="Ttulo2"/>
+        <w:rPr>
+          <w:rFonts w:ascii="Bahnschrift" w:hAnsi="Bahnschrift"/>
+        </w:rPr>
+      </w:pPr>
+    </w:p>
+    <w:p>
+      <w:pPr>
+        <w:spacing w:after="120"/>
+        <w:rPr>
+          <w:rFonts w:ascii="Bahnschrift" w:hAnsi="Bahnschrift" w:cs="Arial"/>
+          <w:sz w:val="22"/>
+          <w:szCs w:val="22"/>
+        </w:rPr>
+      </w:pPr>
+      <w:r>
+        <w:rPr>
+          <w:rFonts w:ascii="Bahnschrift" w:hAnsi="Bahnschrift" w:cs="Arial"/>
+          <w:sz w:val="22"/>
+          <w:szCs w:val="22"/>
+        </w:rPr>
+        <w:t xml:space="preserve">Se desarrolló el tablero en </w:t>
+      </w:r>
+      <w:proofErr w:type="spellStart"/>
+      <w:r>
+        <w:rPr>
+          <w:rFonts w:ascii="Bahnschrift" w:hAnsi="Bahnschrift" w:cs="Arial"/>
+          <w:sz w:val="22"/>
+          <w:szCs w:val="22"/>
+        </w:rPr>
+        <w:t>Streamlit</w:t>
+      </w:r>
+      <w:proofErr w:type="spellEnd"/>
+      <w:r>
+        <w:rPr>
+          <w:rFonts w:ascii="Bahnschrift" w:hAnsi="Bahnschrift" w:cs="Arial"/>
+          <w:sz w:val="22"/>
+          <w:szCs w:val="22"/>
+        </w:rPr>
+        <w:t xml:space="preserve"> siguiendo la maqueta diseñada en la Entrega 1, conectado directamente al modelo empaquetado (</w:t>
+      </w:r>
+      <w:proofErr w:type="spellStart"/>
+      <w:r>
+        <w:rPr>
+          <w:rFonts w:ascii="Bahnschrift" w:hAnsi="Bahnschrift" w:cs="Arial"/>
+          <w:sz w:val="22"/>
+          <w:szCs w:val="22"/>
+        </w:rPr>
+        <w:t>src</w:t>
+      </w:r>
+      <w:proofErr w:type="spellEnd"/>
+      <w:r>
+        <w:rPr>
+          <w:rFonts w:ascii="Bahnschrift" w:hAnsi="Bahnschrift" w:cs="Arial"/>
+          <w:sz w:val="22"/>
+          <w:szCs w:val="22"/>
+        </w:rPr>
+        <w:t>/</w:t>
+      </w:r>
+      <w:proofErr w:type="spellStart"/>
+      <w:r>
+        <w:rPr>
+          <w:rFonts w:ascii="Bahnschrift" w:hAnsi="Bahnschrift" w:cs="Arial"/>
+          <w:sz w:val="22"/>
+          <w:szCs w:val="22"/>
+        </w:rPr>
+        <w:t>model.pkl</w:t>
+      </w:r>
+      <w:proofErr w:type="spellEnd"/>
+      <w:r>
+        <w:rPr>
+          <w:rFonts w:ascii="Bahnschrift" w:hAnsi="Bahnschrift" w:cs="Arial"/>
+          <w:sz w:val="22"/>
+          <w:szCs w:val="22"/>
+        </w:rPr>
+        <w:t xml:space="preserve">), corriendo en la misma instancia EC2 usada para </w:t>
+      </w:r>
+      <w:proofErr w:type="spellStart"/>
+      <w:r>
+        <w:rPr>
+          <w:rFonts w:ascii="Bahnschrift" w:hAnsi="Bahnschrift" w:cs="Arial"/>
+          <w:sz w:val="22"/>
+          <w:szCs w:val="22"/>
+        </w:rPr>
+        <w:t>MLflow</w:t>
+      </w:r>
+      <w:proofErr w:type="spellEnd"/>
+      <w:r>
+        <w:rPr>
+          <w:rFonts w:ascii="Bahnschrift" w:hAnsi="Bahnschrift" w:cs="Arial"/>
+          <w:sz w:val="22"/>
+          <w:szCs w:val="22"/>
+        </w:rPr>
+        <w:t>.</w:t>
       </w:r>
     </w:p>
     <w:p>
@@ -4405,15 +7416,15 @@
           <w:sz w:val="22"/>
           <w:szCs w:val="22"/>
         </w:rPr>
-        <w:t>Panel de estadísticas descriptivas:</w:t>
-      </w:r>
-      <w:r>
-        <w:rPr>
-          <w:rFonts w:ascii="Bahnschrift" w:hAnsi="Bahnschrift" w:cs="Arial"/>
-          <w:sz w:val="22"/>
-          <w:szCs w:val="22"/>
-        </w:rPr>
-        <w:t xml:space="preserve"> número de registros analizados, prevalencia general, nombre del modelo activo, y dos gráficas de prevalencia por IMC y por grupo de edad, calculadas en vivo sobre el dataset completo.</w:t>
+        <w:t>Formulario de evaluación individual:</w:t>
+      </w:r>
+      <w:r>
+        <w:rPr>
+          <w:rFonts w:ascii="Bahnschrift" w:hAnsi="Bahnschrift" w:cs="Arial"/>
+          <w:sz w:val="22"/>
+          <w:szCs w:val="22"/>
+        </w:rPr>
+        <w:t xml:space="preserve"> recoge las 11 variables usadas por el modelo.</w:t>
       </w:r>
     </w:p>
     <w:p>
@@ -4433,21 +7444,28 @@
       <w:r>
         <w:rPr>
           <w:rFonts w:ascii="Bahnschrift" w:hAnsi="Bahnschrift" w:cs="Arial"/>
-          <w:b/>
-          <w:bCs/>
-          <w:sz w:val="22"/>
-          <w:szCs w:val="22"/>
-        </w:rPr>
-        <w:lastRenderedPageBreak/>
-        <w:t>Mensaje de responsabilidad:</w:t>
-      </w:r>
-      <w:r>
-        <w:rPr>
-          <w:rFonts w:ascii="Bahnschrift" w:hAnsi="Bahnschrift" w:cs="Arial"/>
-          <w:sz w:val="22"/>
-          <w:szCs w:val="22"/>
-        </w:rPr>
-        <w:t xml:space="preserve"> se aclara que el resultado es una estimación de un prototipo académico, no un diagnóstico médico.</w:t>
+          <w:sz w:val="22"/>
+          <w:szCs w:val="22"/>
+        </w:rPr>
+        <w:t xml:space="preserve">Predicción en tiempo real: al enviar el formulario, el tablero llama directamente a </w:t>
+      </w:r>
+      <w:proofErr w:type="spellStart"/>
+      <w:r>
+        <w:rPr>
+          <w:rFonts w:ascii="Bahnschrift" w:hAnsi="Bahnschrift" w:cs="Arial"/>
+          <w:sz w:val="22"/>
+          <w:szCs w:val="22"/>
+        </w:rPr>
+        <w:t>model.predict_proba</w:t>
+      </w:r>
+      <w:proofErr w:type="spellEnd"/>
+      <w:r>
+        <w:rPr>
+          <w:rFonts w:ascii="Bahnschrift" w:hAnsi="Bahnschrift" w:cs="Arial"/>
+          <w:sz w:val="22"/>
+          <w:szCs w:val="22"/>
+        </w:rPr>
+        <w:t>() y muestra el porcentaje de riesgo, clasificado en tres niveles (bajo &lt;20%, moderado 20-45%, alto &gt;45%) con su color correspondiente.</w:t>
       </w:r>
     </w:p>
     <w:p>
@@ -4472,6 +7490,90 @@
           <w:sz w:val="22"/>
           <w:szCs w:val="22"/>
         </w:rPr>
+        <w:t>Panel de estadísticas descriptivas:</w:t>
+      </w:r>
+      <w:r>
+        <w:rPr>
+          <w:rFonts w:ascii="Bahnschrift" w:hAnsi="Bahnschrift" w:cs="Arial"/>
+          <w:sz w:val="22"/>
+          <w:szCs w:val="22"/>
+        </w:rPr>
+        <w:t xml:space="preserve"> número de registros analizados, prevalencia general, nombre del modelo activo, y dos gráficas de prevalencia por IMC y por grupo de edad, calculadas en vivo sobre el </w:t>
+      </w:r>
+      <w:proofErr w:type="spellStart"/>
+      <w:r>
+        <w:rPr>
+          <w:rFonts w:ascii="Bahnschrift" w:hAnsi="Bahnschrift" w:cs="Arial"/>
+          <w:sz w:val="22"/>
+          <w:szCs w:val="22"/>
+        </w:rPr>
+        <w:t>dataset</w:t>
+      </w:r>
+      <w:proofErr w:type="spellEnd"/>
+      <w:r>
+        <w:rPr>
+          <w:rFonts w:ascii="Bahnschrift" w:hAnsi="Bahnschrift" w:cs="Arial"/>
+          <w:sz w:val="22"/>
+          <w:szCs w:val="22"/>
+        </w:rPr>
+        <w:t xml:space="preserve"> completo.</w:t>
+      </w:r>
+    </w:p>
+    <w:p>
+      <w:pPr>
+        <w:pStyle w:val="Prrafodelista"/>
+        <w:numPr>
+          <w:ilvl w:val="0"/>
+          <w:numId w:val="4"/>
+        </w:numPr>
+        <w:spacing w:after="60"/>
+        <w:rPr>
+          <w:rFonts w:ascii="Bahnschrift" w:hAnsi="Bahnschrift" w:cs="Arial"/>
+          <w:sz w:val="22"/>
+          <w:szCs w:val="22"/>
+        </w:rPr>
+      </w:pPr>
+      <w:r>
+        <w:rPr>
+          <w:rFonts w:ascii="Bahnschrift" w:hAnsi="Bahnschrift" w:cs="Arial"/>
+          <w:b/>
+          <w:bCs/>
+          <w:sz w:val="22"/>
+          <w:szCs w:val="22"/>
+        </w:rPr>
+        <w:t>Mensaje de responsabilidad:</w:t>
+      </w:r>
+      <w:r>
+        <w:rPr>
+          <w:rFonts w:ascii="Bahnschrift" w:hAnsi="Bahnschrift" w:cs="Arial"/>
+          <w:sz w:val="22"/>
+          <w:szCs w:val="22"/>
+        </w:rPr>
+        <w:t xml:space="preserve"> se aclara que el resultado es una estimación de un prototipo académico, no un diagnóstico médico.</w:t>
+      </w:r>
+    </w:p>
+    <w:p>
+      <w:pPr>
+        <w:pStyle w:val="Prrafodelista"/>
+        <w:numPr>
+          <w:ilvl w:val="0"/>
+          <w:numId w:val="4"/>
+        </w:numPr>
+        <w:spacing w:after="60"/>
+        <w:rPr>
+          <w:rFonts w:ascii="Bahnschrift" w:hAnsi="Bahnschrift" w:cs="Arial"/>
+          <w:sz w:val="22"/>
+          <w:szCs w:val="22"/>
+        </w:rPr>
+      </w:pPr>
+      <w:r>
+        <w:rPr>
+          <w:rFonts w:ascii="Bahnschrift" w:hAnsi="Bahnschrift" w:cs="Arial"/>
+          <w:b/>
+          <w:bCs/>
+          <w:sz w:val="22"/>
+          <w:szCs w:val="22"/>
+        </w:rPr>
         <w:t>Aislamiento de dependencias:</w:t>
       </w:r>
       <w:r>
@@ -4480,7 +7582,79 @@
           <w:sz w:val="22"/>
           <w:szCs w:val="22"/>
         </w:rPr>
-        <w:t xml:space="preserve"> el tablero corre en un entorno virtual de Python separado del usado para MLflow, porque Streamlit y MLflow requieren versiones incompatibles de la librería protobuf — un ensayo previo a la separación por contenedores Docker que vendrá en semanas siguientes.</w:t>
+        <w:t xml:space="preserve"> el tablero corre en un entorno virtual de Python separado del usado para </w:t>
+      </w:r>
+      <w:proofErr w:type="spellStart"/>
+      <w:r>
+        <w:rPr>
+          <w:rFonts w:ascii="Bahnschrift" w:hAnsi="Bahnschrift" w:cs="Arial"/>
+          <w:sz w:val="22"/>
+          <w:szCs w:val="22"/>
+        </w:rPr>
+        <w:t>MLflow</w:t>
+      </w:r>
+      <w:proofErr w:type="spellEnd"/>
+      <w:r>
+        <w:rPr>
+          <w:rFonts w:ascii="Bahnschrift" w:hAnsi="Bahnschrift" w:cs="Arial"/>
+          <w:sz w:val="22"/>
+          <w:szCs w:val="22"/>
+        </w:rPr>
+        <w:t xml:space="preserve">, porque </w:t>
+      </w:r>
+      <w:proofErr w:type="spellStart"/>
+      <w:r>
+        <w:rPr>
+          <w:rFonts w:ascii="Bahnschrift" w:hAnsi="Bahnschrift" w:cs="Arial"/>
+          <w:sz w:val="22"/>
+          <w:szCs w:val="22"/>
+        </w:rPr>
+        <w:t>Streamlit</w:t>
+      </w:r>
+      <w:proofErr w:type="spellEnd"/>
+      <w:r>
+        <w:rPr>
+          <w:rFonts w:ascii="Bahnschrift" w:hAnsi="Bahnschrift" w:cs="Arial"/>
+          <w:sz w:val="22"/>
+          <w:szCs w:val="22"/>
+        </w:rPr>
+        <w:t xml:space="preserve"> y </w:t>
+      </w:r>
+      <w:proofErr w:type="spellStart"/>
+      <w:r>
+        <w:rPr>
+          <w:rFonts w:ascii="Bahnschrift" w:hAnsi="Bahnschrift" w:cs="Arial"/>
+          <w:sz w:val="22"/>
+          <w:szCs w:val="22"/>
+        </w:rPr>
+        <w:t>MLflow</w:t>
+      </w:r>
+      <w:proofErr w:type="spellEnd"/>
+      <w:r>
+        <w:rPr>
+          <w:rFonts w:ascii="Bahnschrift" w:hAnsi="Bahnschrift" w:cs="Arial"/>
+          <w:sz w:val="22"/>
+          <w:szCs w:val="22"/>
+        </w:rPr>
+        <w:t xml:space="preserve"> requieren versiones incompatibles de la librería </w:t>
+      </w:r>
+      <w:proofErr w:type="spellStart"/>
+      <w:r>
+        <w:rPr>
+          <w:rFonts w:ascii="Bahnschrift" w:hAnsi="Bahnschrift" w:cs="Arial"/>
+          <w:sz w:val="22"/>
+          <w:szCs w:val="22"/>
+        </w:rPr>
+        <w:t>protobuf</w:t>
+      </w:r>
+      <w:proofErr w:type="spellEnd"/>
+      <w:r>
+        <w:rPr>
+          <w:rFonts w:ascii="Bahnschrift" w:hAnsi="Bahnschrift" w:cs="Arial"/>
+          <w:sz w:val="22"/>
+          <w:szCs w:val="22"/>
+        </w:rPr>
+        <w:t xml:space="preserve"> — un ensayo previo a la separación por contenedores Docker que vendrá en semanas siguientes.</w:t>
       </w:r>
     </w:p>
     <w:p>
@@ -4551,6 +7725,7 @@
           <w:sz w:val="16"/>
           <w:szCs w:val="16"/>
         </w:rPr>
+        <w:lastRenderedPageBreak/>
         <w:t xml:space="preserve">Figura </w:t>
       </w:r>
       <w:r>
@@ -4573,7 +7748,31 @@
           <w:sz w:val="16"/>
           <w:szCs w:val="16"/>
         </w:rPr>
-        <w:t xml:space="preserve">. Tablero DiabetesRisk en funcionamiento, accedido desde la IP pública de la instancia EC2 (44.204.142.207:8501). Ejemplo con un perfil de riesgo alto: 60-64 años, IMC 32, presión y colesterol altos, salud regular </w:t>
+        <w:t xml:space="preserve">. Tablero </w:t>
+      </w:r>
+      <w:proofErr w:type="spellStart"/>
+      <w:r>
+        <w:rPr>
+          <w:rFonts w:ascii="Bahnschrift" w:hAnsi="Bahnschrift"/>
+          <w:i/>
+          <w:iCs/>
+          <w:color w:val="5F5E5A"/>
+          <w:sz w:val="16"/>
+          <w:szCs w:val="16"/>
+        </w:rPr>
+        <w:t>DiabetesRisk</w:t>
+      </w:r>
+      <w:proofErr w:type="spellEnd"/>
+      <w:r>
+        <w:rPr>
+          <w:rFonts w:ascii="Bahnschrift" w:hAnsi="Bahnschrift"/>
+          <w:i/>
+          <w:iCs/>
+          <w:color w:val="5F5E5A"/>
+          <w:sz w:val="16"/>
+          <w:szCs w:val="16"/>
+        </w:rPr>
+        <w:t xml:space="preserve"> en funcionamiento, accedido desde la IP pública de la instancia EC2 (44.204.142.207:8501). Ejemplo con un perfil de riesgo alto: 60-64 años, IMC 32, presión y colesterol altos, salud regular </w:t>
       </w:r>
       <w:r>
         <w:rPr>
@@ -4675,7 +7874,61 @@
           <w:sz w:val="22"/>
           <w:szCs w:val="22"/>
         </w:rPr>
-        <w:t xml:space="preserve"> modelo entrenado, empaquetado y consumido directamente por el tablero (sin API intermedia todavía); MLflow y Streamlit corriendo de forma persistente (nohup) en la instancia EC2, cada uno en su propio entorno de Python.</w:t>
+        <w:t xml:space="preserve"> modelo entrenado, empaquetado y consumido directamente por el tablero (sin API intermedia todavía); </w:t>
+      </w:r>
+      <w:proofErr w:type="spellStart"/>
+      <w:r>
+        <w:rPr>
+          <w:rFonts w:ascii="Bahnschrift" w:hAnsi="Bahnschrift" w:cs="Arial"/>
+          <w:sz w:val="22"/>
+          <w:szCs w:val="22"/>
+        </w:rPr>
+        <w:t>MLflow</w:t>
+      </w:r>
+      <w:proofErr w:type="spellEnd"/>
+      <w:r>
+        <w:rPr>
+          <w:rFonts w:ascii="Bahnschrift" w:hAnsi="Bahnschrift" w:cs="Arial"/>
+          <w:sz w:val="22"/>
+          <w:szCs w:val="22"/>
+        </w:rPr>
+        <w:t xml:space="preserve"> y </w:t>
+      </w:r>
+      <w:proofErr w:type="spellStart"/>
+      <w:r>
+        <w:rPr>
+          <w:rFonts w:ascii="Bahnschrift" w:hAnsi="Bahnschrift" w:cs="Arial"/>
+          <w:sz w:val="22"/>
+          <w:szCs w:val="22"/>
+        </w:rPr>
+        <w:t>Streamlit</w:t>
+      </w:r>
+      <w:proofErr w:type="spellEnd"/>
+      <w:r>
+        <w:rPr>
+          <w:rFonts w:ascii="Bahnschrift" w:hAnsi="Bahnschrift" w:cs="Arial"/>
+          <w:sz w:val="22"/>
+          <w:szCs w:val="22"/>
+        </w:rPr>
+        <w:t xml:space="preserve"> corriendo de forma persistente (</w:t>
+      </w:r>
+      <w:proofErr w:type="spellStart"/>
+      <w:r>
+        <w:rPr>
+          <w:rFonts w:ascii="Bahnschrift" w:hAnsi="Bahnschrift" w:cs="Arial"/>
+          <w:sz w:val="22"/>
+          <w:szCs w:val="22"/>
+        </w:rPr>
+        <w:t>nohup</w:t>
+      </w:r>
+      <w:proofErr w:type="spellEnd"/>
+      <w:r>
+        <w:rPr>
+          <w:rFonts w:ascii="Bahnschrift" w:hAnsi="Bahnschrift" w:cs="Arial"/>
+          <w:sz w:val="22"/>
+          <w:szCs w:val="22"/>
+        </w:rPr>
+        <w:t>) en la instancia EC2, cada uno en su propio entorno de Python.</w:t>
       </w:r>
     </w:p>
     <w:p>
@@ -4708,7 +7961,25 @@
           <w:sz w:val="22"/>
           <w:szCs w:val="22"/>
         </w:rPr>
-        <w:t xml:space="preserve"> desarrollar y desplegar la API REST (FastAPI) que sirva las inferencias del modelo; el tablero pasará a consumir el modelo a través de esta API en vez de cargarlo directamente.</w:t>
+        <w:t xml:space="preserve"> desarrollar y desplegar la API REST (</w:t>
+      </w:r>
+      <w:proofErr w:type="spellStart"/>
+      <w:r>
+        <w:rPr>
+          <w:rFonts w:ascii="Bahnschrift" w:hAnsi="Bahnschrift" w:cs="Arial"/>
+          <w:sz w:val="22"/>
+          <w:szCs w:val="22"/>
+        </w:rPr>
+        <w:t>FastAPI</w:t>
+      </w:r>
+      <w:proofErr w:type="spellEnd"/>
+      <w:r>
+        <w:rPr>
+          <w:rFonts w:ascii="Bahnschrift" w:hAnsi="Bahnschrift" w:cs="Arial"/>
+          <w:sz w:val="22"/>
+          <w:szCs w:val="22"/>
+        </w:rPr>
+        <w:t>) que sirva las inferencias del modelo; el tablero pasará a consumir el modelo a través de esta API en vez de cargarlo directamente.</w:t>
       </w:r>
     </w:p>
     <w:p>
@@ -4731,7 +8002,25 @@
           <w:sz w:val="22"/>
           <w:szCs w:val="22"/>
         </w:rPr>
-        <w:t>Empaquetar modelo, API y tablero en contenedores Docker independientes (carpeta docker/ ya definida desde la Entrega 1), replicando en contenedores la misma separación de dependencias lograda con los entornos virtuales de esta entrega.</w:t>
+        <w:t xml:space="preserve">Empaquetar modelo, API y tablero en contenedores Docker independientes (carpeta </w:t>
+      </w:r>
+      <w:proofErr w:type="spellStart"/>
+      <w:r>
+        <w:rPr>
+          <w:rFonts w:ascii="Bahnschrift" w:hAnsi="Bahnschrift" w:cs="Arial"/>
+          <w:sz w:val="22"/>
+          <w:szCs w:val="22"/>
+        </w:rPr>
+        <w:t>docker</w:t>
+      </w:r>
+      <w:proofErr w:type="spellEnd"/>
+      <w:r>
+        <w:rPr>
+          <w:rFonts w:ascii="Bahnschrift" w:hAnsi="Bahnschrift" w:cs="Arial"/>
+          <w:sz w:val="22"/>
+          <w:szCs w:val="22"/>
+        </w:rPr>
+        <w:t>/ ya definida desde la Entrega 1), replicando en contenedores la misma separación de dependencias lograda con los entornos virtuales de esta entrega.</w:t>
       </w:r>
     </w:p>
     <w:p>
@@ -4754,7 +8043,43 @@
           <w:sz w:val="22"/>
           <w:szCs w:val="22"/>
         </w:rPr>
-        <w:t>Desplegar la versión contenedorizada en la instancia EC2 (o un servicio gestionado equivalente), con los tres componentes orquestados vía docker-compose.</w:t>
+        <w:t xml:space="preserve">Desplegar la versión </w:t>
+      </w:r>
+      <w:proofErr w:type="spellStart"/>
+      <w:r>
+        <w:rPr>
+          <w:rFonts w:ascii="Bahnschrift" w:hAnsi="Bahnschrift" w:cs="Arial"/>
+          <w:sz w:val="22"/>
+          <w:szCs w:val="22"/>
+        </w:rPr>
+        <w:t>contenedorizada</w:t>
+      </w:r>
+      <w:proofErr w:type="spellEnd"/>
+      <w:r>
+        <w:rPr>
+          <w:rFonts w:ascii="Bahnschrift" w:hAnsi="Bahnschrift" w:cs="Arial"/>
+          <w:sz w:val="22"/>
+          <w:szCs w:val="22"/>
+        </w:rPr>
+        <w:t xml:space="preserve"> en la instancia EC2 (o un servicio gestionado equivalente), con los tres componentes orquestados vía </w:t>
+      </w:r>
+      <w:proofErr w:type="spellStart"/>
+      <w:r>
+        <w:rPr>
+          <w:rFonts w:ascii="Bahnschrift" w:hAnsi="Bahnschrift" w:cs="Arial"/>
+          <w:sz w:val="22"/>
+          <w:szCs w:val="22"/>
+        </w:rPr>
+        <w:t>docker-compose</w:t>
+      </w:r>
+      <w:proofErr w:type="spellEnd"/>
+      <w:r>
+        <w:rPr>
+          <w:rFonts w:ascii="Bahnschrift" w:hAnsi="Bahnschrift" w:cs="Arial"/>
+          <w:sz w:val="22"/>
+          <w:szCs w:val="22"/>
+        </w:rPr>
+        <w:t>.</w:t>
       </w:r>
     </w:p>
     <w:p>
@@ -4876,16 +8201,120 @@
           <w:szCs w:val="22"/>
           <w:lang w:val="en-US"/>
         </w:rPr>
-        <w:t>Modelo empaquetado:</w:t>
-      </w:r>
-      <w:r>
-        <w:rPr>
-          <w:rFonts w:ascii="Bahnschrift" w:hAnsi="Bahnschrift" w:cs="Arial"/>
+        <w:t xml:space="preserve">Modelo </w:t>
+      </w:r>
+      <w:proofErr w:type="spellStart"/>
+      <w:r>
+        <w:rPr>
+          <w:rFonts w:ascii="Bahnschrift" w:hAnsi="Bahnschrift" w:cs="Arial"/>
+          <w:b/>
+          <w:bCs/>
           <w:sz w:val="22"/>
           <w:szCs w:val="22"/>
           <w:lang w:val="en-US"/>
         </w:rPr>
-        <w:t xml:space="preserve"> src/model.pkl (Random Forest, class_weight balanceado)</w:t>
+        <w:t>empaquetado</w:t>
+      </w:r>
+      <w:proofErr w:type="spellEnd"/>
+      <w:r>
+        <w:rPr>
+          <w:rFonts w:ascii="Bahnschrift" w:hAnsi="Bahnschrift" w:cs="Arial"/>
+          <w:b/>
+          <w:bCs/>
+          <w:sz w:val="22"/>
+          <w:szCs w:val="22"/>
+          <w:lang w:val="en-US"/>
+        </w:rPr>
+        <w:t>:</w:t>
+      </w:r>
+      <w:r>
+        <w:rPr>
+          <w:rFonts w:ascii="Bahnschrift" w:hAnsi="Bahnschrift" w:cs="Arial"/>
+          <w:sz w:val="22"/>
+          <w:szCs w:val="22"/>
+          <w:lang w:val="en-US"/>
+        </w:rPr>
+        <w:t xml:space="preserve"> </w:t>
+      </w:r>
+      <w:proofErr w:type="spellStart"/>
+      <w:r>
+        <w:rPr>
+          <w:rFonts w:ascii="Bahnschrift" w:hAnsi="Bahnschrift" w:cs="Arial"/>
+          <w:sz w:val="22"/>
+          <w:szCs w:val="22"/>
+          <w:lang w:val="en-US"/>
+        </w:rPr>
+        <w:t>src</w:t>
+      </w:r>
+      <w:proofErr w:type="spellEnd"/>
+      <w:r>
+        <w:rPr>
+          <w:rFonts w:ascii="Bahnschrift" w:hAnsi="Bahnschrift" w:cs="Arial"/>
+          <w:sz w:val="22"/>
+          <w:szCs w:val="22"/>
+          <w:lang w:val="en-US"/>
+        </w:rPr>
+        <w:t>/</w:t>
+      </w:r>
+      <w:proofErr w:type="spellStart"/>
+      <w:r>
+        <w:rPr>
+          <w:rFonts w:ascii="Bahnschrift" w:hAnsi="Bahnschrift" w:cs="Arial"/>
+          <w:sz w:val="22"/>
+          <w:szCs w:val="22"/>
+          <w:lang w:val="en-US"/>
+        </w:rPr>
+        <w:t>model.pkl</w:t>
+      </w:r>
+      <w:proofErr w:type="spellEnd"/>
+      <w:r>
+        <w:rPr>
+          <w:rFonts w:ascii="Bahnschrift" w:hAnsi="Bahnschrift" w:cs="Arial"/>
+          <w:sz w:val="22"/>
+          <w:szCs w:val="22"/>
+          <w:lang w:val="en-US"/>
+        </w:rPr>
+        <w:t xml:space="preserve"> (Random Forest, </w:t>
+      </w:r>
+      <w:proofErr w:type="spellStart"/>
+      <w:r>
+        <w:rPr>
+          <w:rFonts w:ascii="Bahnschrift" w:hAnsi="Bahnschrift" w:cs="Arial"/>
+          <w:sz w:val="22"/>
+          <w:szCs w:val="22"/>
+          <w:lang w:val="en-US"/>
+        </w:rPr>
+        <w:t>class_weight</w:t>
+      </w:r>
+      <w:proofErr w:type="spellEnd"/>
+      <w:r>
+        <w:rPr>
+          <w:rFonts w:ascii="Bahnschrift" w:hAnsi="Bahnschrift" w:cs="Arial"/>
+          <w:sz w:val="22"/>
+          <w:szCs w:val="22"/>
+          <w:lang w:val="en-US"/>
+        </w:rPr>
+        <w:t xml:space="preserve"> </w:t>
+      </w:r>
+      <w:proofErr w:type="spellStart"/>
+      <w:r>
+        <w:rPr>
+          <w:rFonts w:ascii="Bahnschrift" w:hAnsi="Bahnschrift" w:cs="Arial"/>
+          <w:sz w:val="22"/>
+          <w:szCs w:val="22"/>
+          <w:lang w:val="en-US"/>
+        </w:rPr>
+        <w:t>balanceado</w:t>
+      </w:r>
+      <w:proofErr w:type="spellEnd"/>
+      <w:r>
+        <w:rPr>
+          <w:rFonts w:ascii="Bahnschrift" w:hAnsi="Bahnschrift" w:cs="Arial"/>
+          <w:sz w:val="22"/>
+          <w:szCs w:val="22"/>
+          <w:lang w:val="en-US"/>
+        </w:rPr>
+        <w:t>)</w:t>
       </w:r>
     </w:p>
     <w:p>
@@ -4918,8 +8347,36 @@
           <w:sz w:val="22"/>
           <w:szCs w:val="22"/>
         </w:rPr>
-        <w:t xml:space="preserve"> src/metrics.json</w:t>
-      </w:r>
+        <w:t xml:space="preserve"> </w:t>
+      </w:r>
+      <w:proofErr w:type="spellStart"/>
+      <w:r>
+        <w:rPr>
+          <w:rFonts w:ascii="Bahnschrift" w:hAnsi="Bahnschrift" w:cs="Arial"/>
+          <w:sz w:val="22"/>
+          <w:szCs w:val="22"/>
+        </w:rPr>
+        <w:t>src</w:t>
+      </w:r>
+      <w:proofErr w:type="spellEnd"/>
+      <w:r>
+        <w:rPr>
+          <w:rFonts w:ascii="Bahnschrift" w:hAnsi="Bahnschrift" w:cs="Arial"/>
+          <w:sz w:val="22"/>
+          <w:szCs w:val="22"/>
+        </w:rPr>
+        <w:t>/</w:t>
+      </w:r>
+      <w:proofErr w:type="spellStart"/>
+      <w:r>
+        <w:rPr>
+          <w:rFonts w:ascii="Bahnschrift" w:hAnsi="Bahnschrift" w:cs="Arial"/>
+          <w:sz w:val="22"/>
+          <w:szCs w:val="22"/>
+        </w:rPr>
+        <w:t>metrics.json</w:t>
+      </w:r>
+      <w:proofErr w:type="spellEnd"/>
     </w:p>
     <w:p>
       <w:pPr>
@@ -4943,7 +8400,6 @@
           <w:sz w:val="22"/>
           <w:szCs w:val="22"/>
         </w:rPr>
-        <w:lastRenderedPageBreak/>
         <w:t>Fuente del tablero:</w:t>
       </w:r>
       <w:r>
@@ -4952,7 +8408,25 @@
           <w:sz w:val="22"/>
           <w:szCs w:val="22"/>
         </w:rPr>
-        <w:t xml:space="preserve"> dashboard/app.py (Streamlit, conectado directamente al modelo empaquetado).</w:t>
+        <w:t xml:space="preserve"> dashboard/app.py (</w:t>
+      </w:r>
+      <w:proofErr w:type="spellStart"/>
+      <w:r>
+        <w:rPr>
+          <w:rFonts w:ascii="Bahnschrift" w:hAnsi="Bahnschrift" w:cs="Arial"/>
+          <w:sz w:val="22"/>
+          <w:szCs w:val="22"/>
+        </w:rPr>
+        <w:t>Streamlit</w:t>
+      </w:r>
+      <w:proofErr w:type="spellEnd"/>
+      <w:r>
+        <w:rPr>
+          <w:rFonts w:ascii="Bahnschrift" w:hAnsi="Bahnschrift" w:cs="Arial"/>
+          <w:sz w:val="22"/>
+          <w:szCs w:val="22"/>
+        </w:rPr>
+        <w:t>, conectado directamente al modelo empaquetado).</w:t>
       </w:r>
     </w:p>
     <w:p>
@@ -4980,7 +8454,25 @@
           <w:i/>
           <w:iCs/>
         </w:rPr>
-        <w:t xml:space="preserve"> la instancia EC2 donde corre MLflow se mantiene activa y detenida (sin terminar), tal como lo solicita el enunciado, para que pueda ser verificada por el equipo de tutores.</w:t>
+        <w:t xml:space="preserve"> la instancia EC2 donde corre </w:t>
+      </w:r>
+      <w:proofErr w:type="spellStart"/>
+      <w:r>
+        <w:rPr>
+          <w:rFonts w:ascii="Bahnschrift" w:hAnsi="Bahnschrift" w:cs="Arial"/>
+          <w:i/>
+          <w:iCs/>
+        </w:rPr>
+        <w:t>MLflow</w:t>
+      </w:r>
+      <w:proofErr w:type="spellEnd"/>
+      <w:r>
+        <w:rPr>
+          <w:rFonts w:ascii="Bahnschrift" w:hAnsi="Bahnschrift" w:cs="Arial"/>
+          <w:i/>
+          <w:iCs/>
+        </w:rPr>
+        <w:t xml:space="preserve"> se mantiene activa y detenida (sin terminar), tal como lo solicita el enunciado, para que pueda ser verificada por el equipo de tutores.</w:t>
       </w:r>
     </w:p>
     <w:p>
@@ -5055,7 +8547,25 @@
           <w:sz w:val="22"/>
           <w:szCs w:val="22"/>
         </w:rPr>
-        <w:t>Infraestructura EC2, configuración y despliegue del servidor MLflow, script de entrenamiento, desarrollo del tablero y registro de experimentos (Jared Foster Orduz).</w:t>
+        <w:t xml:space="preserve">Infraestructura EC2, configuración y despliegue del servidor </w:t>
+      </w:r>
+      <w:proofErr w:type="spellStart"/>
+      <w:r>
+        <w:rPr>
+          <w:rFonts w:ascii="Bahnschrift" w:hAnsi="Bahnschrift" w:cs="Arial"/>
+          <w:sz w:val="22"/>
+          <w:szCs w:val="22"/>
+        </w:rPr>
+        <w:t>MLflow</w:t>
+      </w:r>
+      <w:proofErr w:type="spellEnd"/>
+      <w:r>
+        <w:rPr>
+          <w:rFonts w:ascii="Bahnschrift" w:hAnsi="Bahnschrift" w:cs="Arial"/>
+          <w:sz w:val="22"/>
+          <w:szCs w:val="22"/>
+        </w:rPr>
+        <w:t>, script de entrenamiento, desarrollo del tablero y registro de experimentos (Jared Foster Orduz).</w:t>
       </w:r>
     </w:p>
     <w:p>
@@ -5101,7 +8611,43 @@
           <w:sz w:val="22"/>
           <w:szCs w:val="22"/>
         </w:rPr>
-        <w:t>Selección final de variables predictoras y revisión de consistencia con la exploración de datos de la Entrega 1 (Andres Felipe Florez Garces).</w:t>
+        <w:t>Selección final de variables predictoras y revisión de consistencia con la exploración de datos de la Entrega 1 (</w:t>
+      </w:r>
+      <w:proofErr w:type="spellStart"/>
+      <w:r>
+        <w:rPr>
+          <w:rFonts w:ascii="Bahnschrift" w:hAnsi="Bahnschrift" w:cs="Arial"/>
+          <w:sz w:val="22"/>
+          <w:szCs w:val="22"/>
+        </w:rPr>
+        <w:t>Andres</w:t>
+      </w:r>
+      <w:proofErr w:type="spellEnd"/>
+      <w:r>
+        <w:rPr>
+          <w:rFonts w:ascii="Bahnschrift" w:hAnsi="Bahnschrift" w:cs="Arial"/>
+          <w:sz w:val="22"/>
+          <w:szCs w:val="22"/>
+        </w:rPr>
+        <w:t xml:space="preserve"> Felipe </w:t>
+      </w:r>
+      <w:proofErr w:type="spellStart"/>
+      <w:r>
+        <w:rPr>
+          <w:rFonts w:ascii="Bahnschrift" w:hAnsi="Bahnschrift" w:cs="Arial"/>
+          <w:sz w:val="22"/>
+          <w:szCs w:val="22"/>
+        </w:rPr>
+        <w:t>Florez</w:t>
+      </w:r>
+      <w:proofErr w:type="spellEnd"/>
+      <w:r>
+        <w:rPr>
+          <w:rFonts w:ascii="Bahnschrift" w:hAnsi="Bahnschrift" w:cs="Arial"/>
+          <w:sz w:val="22"/>
+          <w:szCs w:val="22"/>
+        </w:rPr>
+        <w:t xml:space="preserve"> Garces).</w:t>
       </w:r>
     </w:p>
     <w:p>
@@ -5152,7 +8698,25 @@
           <w:i/>
           <w:iCs/>
         </w:rPr>
-        <w:t xml:space="preserve"> la evidencia de contribución individual se refleja también en los commits del repositorio Git, con mensajes descriptivos por autor.</w:t>
+        <w:t xml:space="preserve"> la evidencia de contribución individual se refleja también en los </w:t>
+      </w:r>
+      <w:proofErr w:type="spellStart"/>
+      <w:r>
+        <w:rPr>
+          <w:rFonts w:ascii="Bahnschrift" w:hAnsi="Bahnschrift" w:cs="Arial"/>
+          <w:i/>
+          <w:iCs/>
+        </w:rPr>
+        <w:t>commits</w:t>
+      </w:r>
+      <w:proofErr w:type="spellEnd"/>
+      <w:r>
+        <w:rPr>
+          <w:rFonts w:ascii="Bahnschrift" w:hAnsi="Bahnschrift" w:cs="Arial"/>
+          <w:i/>
+          <w:iCs/>
+        </w:rPr>
+        <w:t xml:space="preserve"> del repositorio Git, con mensajes descriptivos por autor.</w:t>
       </w:r>
     </w:p>
     <w:p>

--- a/docs/Entrega 2/Microproyecto_Entrega_2.docx
+++ b/docs/Entrega 2/Microproyecto_Entrega_2.docx
@@ -5,7 +5,7 @@
     <w:p>
       <w:pPr>
         <w:pStyle w:val="Ttulo"/>
-        <w:spacing w:after="80"/>
+        <w:spacing w:after="60"/>
         <w:jc w:val="center"/>
         <w:rPr>
           <w:rFonts w:ascii="Arial" w:hAnsi="Arial" w:cs="Arial"/>
@@ -71,7 +71,6 @@
           <w:szCs w:val="72"/>
         </w:rPr>
       </w:pPr>
-      <w:proofErr w:type="spellStart"/>
       <w:r>
         <w:rPr>
           <w:rFonts w:ascii="Bahnschrift" w:hAnsi="Bahnschrift" w:cs="Arial"/>
@@ -82,7 +81,6 @@
         </w:rPr>
         <w:t>DiabetesRisk</w:t>
       </w:r>
-      <w:proofErr w:type="spellEnd"/>
     </w:p>
     <w:p>
       <w:pPr>
@@ -219,7 +217,6 @@
           <w:b/>
           <w:bCs/>
           <w:noProof/>
-          <w:sz w:val="22"/>
           <w:szCs w:val="22"/>
         </w:rPr>
         <w:drawing>
@@ -325,9 +322,8 @@
           <w:sz w:val="22"/>
           <w:szCs w:val="22"/>
         </w:rPr>
-        <w:t xml:space="preserve">Jared Foster </w:t>
-      </w:r>
-      <w:proofErr w:type="gramStart"/>
+        <w:t>Jared Foster Orduz</w:t>
+      </w:r>
       <w:r>
         <w:rPr>
           <w:rFonts w:ascii="Bahnschrift" w:hAnsi="Bahnschrift" w:cs="Arial"/>
@@ -335,26 +331,7 @@
           <w:sz w:val="22"/>
           <w:szCs w:val="22"/>
         </w:rPr>
-        <w:t>Orduz</w:t>
-      </w:r>
-      <w:r>
-        <w:rPr>
-          <w:rFonts w:ascii="Bahnschrift" w:hAnsi="Bahnschrift" w:cs="Arial"/>
-          <w:color w:val="5F5E5A"/>
-          <w:sz w:val="22"/>
-          <w:szCs w:val="22"/>
-        </w:rPr>
-        <w:t xml:space="preserve">  -</w:t>
-      </w:r>
-      <w:proofErr w:type="gramEnd"/>
-      <w:r>
-        <w:rPr>
-          <w:rFonts w:ascii="Bahnschrift" w:hAnsi="Bahnschrift" w:cs="Arial"/>
-          <w:color w:val="5F5E5A"/>
-          <w:sz w:val="22"/>
-          <w:szCs w:val="22"/>
-        </w:rPr>
-        <w:t xml:space="preserve">  </w:t>
+        <w:t xml:space="preserve">  -  </w:t>
       </w:r>
       <w:r>
         <w:rPr>
@@ -376,7 +353,6 @@
           <w:szCs w:val="22"/>
         </w:rPr>
       </w:pPr>
-      <w:proofErr w:type="spellStart"/>
       <w:r>
         <w:rPr>
           <w:rFonts w:ascii="Bahnschrift" w:hAnsi="Bahnschrift" w:cs="Arial"/>
@@ -384,9 +360,8 @@
           <w:sz w:val="22"/>
           <w:szCs w:val="22"/>
         </w:rPr>
-        <w:t>Andres</w:t>
-      </w:r>
-      <w:proofErr w:type="spellEnd"/>
+        <w:t>Andres Felipe Florez Garces</w:t>
+      </w:r>
       <w:r>
         <w:rPr>
           <w:rFonts w:ascii="Bahnschrift" w:hAnsi="Bahnschrift" w:cs="Arial"/>
@@ -394,9 +369,8 @@
           <w:sz w:val="22"/>
           <w:szCs w:val="22"/>
         </w:rPr>
-        <w:t xml:space="preserve"> Felipe </w:t>
-      </w:r>
-      <w:proofErr w:type="spellStart"/>
+        <w:t xml:space="preserve">  -  </w:t>
+      </w:r>
       <w:r>
         <w:rPr>
           <w:rFonts w:ascii="Bahnschrift" w:hAnsi="Bahnschrift" w:cs="Arial"/>
@@ -404,60 +378,12 @@
           <w:sz w:val="22"/>
           <w:szCs w:val="22"/>
         </w:rPr>
-        <w:t>Florez</w:t>
-      </w:r>
-      <w:proofErr w:type="spellEnd"/>
-      <w:r>
-        <w:rPr>
-          <w:rFonts w:ascii="Bahnschrift" w:hAnsi="Bahnschrift" w:cs="Arial"/>
-          <w:color w:val="5F5E5A"/>
-          <w:sz w:val="22"/>
-          <w:szCs w:val="22"/>
-        </w:rPr>
-        <w:t xml:space="preserve"> </w:t>
-      </w:r>
-      <w:proofErr w:type="gramStart"/>
-      <w:r>
-        <w:rPr>
-          <w:rFonts w:ascii="Bahnschrift" w:hAnsi="Bahnschrift" w:cs="Arial"/>
-          <w:color w:val="5F5E5A"/>
-          <w:sz w:val="22"/>
-          <w:szCs w:val="22"/>
-        </w:rPr>
-        <w:t>Garces</w:t>
-      </w:r>
-      <w:r>
-        <w:rPr>
-          <w:rFonts w:ascii="Bahnschrift" w:hAnsi="Bahnschrift" w:cs="Arial"/>
-          <w:color w:val="5F5E5A"/>
-          <w:sz w:val="22"/>
-          <w:szCs w:val="22"/>
-        </w:rPr>
-        <w:t xml:space="preserve">  -</w:t>
-      </w:r>
-      <w:proofErr w:type="gramEnd"/>
-      <w:r>
-        <w:rPr>
-          <w:rFonts w:ascii="Bahnschrift" w:hAnsi="Bahnschrift" w:cs="Arial"/>
-          <w:color w:val="5F5E5A"/>
-          <w:sz w:val="22"/>
-          <w:szCs w:val="22"/>
-        </w:rPr>
-        <w:t xml:space="preserve">  </w:t>
-      </w:r>
-      <w:r>
-        <w:rPr>
-          <w:rFonts w:ascii="Bahnschrift" w:hAnsi="Bahnschrift" w:cs="Arial"/>
-          <w:color w:val="5F5E5A"/>
-          <w:sz w:val="22"/>
-          <w:szCs w:val="22"/>
-        </w:rPr>
         <w:t>Oscar Enrique Morillo</w:t>
       </w:r>
     </w:p>
     <w:p>
       <w:pPr>
-        <w:spacing w:after="120"/>
+        <w:spacing w:after="60"/>
         <w:jc w:val="center"/>
         <w:rPr>
           <w:rFonts w:ascii="Bahnschrift" w:hAnsi="Bahnschrift" w:cs="Arial"/>
@@ -469,7 +395,7 @@
     </w:p>
     <w:p>
       <w:pPr>
-        <w:spacing w:after="120"/>
+        <w:spacing w:after="60"/>
         <w:rPr>
           <w:rFonts w:ascii="Bahnschrift" w:hAnsi="Bahnschrift" w:cs="Arial"/>
           <w:color w:val="5F5E5A"/>
@@ -480,7 +406,7 @@
     </w:p>
     <w:p>
       <w:pPr>
-        <w:spacing w:after="120"/>
+        <w:spacing w:after="60"/>
         <w:rPr>
           <w:rFonts w:ascii="Bahnschrift" w:hAnsi="Bahnschrift" w:cs="Arial"/>
           <w:color w:val="5F5E5A"/>
@@ -491,7 +417,7 @@
     </w:p>
     <w:p>
       <w:pPr>
-        <w:spacing w:after="120"/>
+        <w:spacing w:after="60"/>
         <w:rPr>
           <w:rFonts w:ascii="Bahnschrift" w:hAnsi="Bahnschrift" w:cs="Arial"/>
           <w:color w:val="5F5E5A"/>
@@ -566,7 +492,7 @@
     </w:p>
     <w:p>
       <w:pPr>
-        <w:spacing w:after="120"/>
+        <w:spacing w:after="60"/>
         <w:rPr>
           <w:rFonts w:ascii="Bahnschrift" w:hAnsi="Bahnschrift" w:cs="Arial"/>
           <w:color w:val="5F5E5A"/>
@@ -575,7 +501,7 @@
     </w:p>
     <w:p>
       <w:pPr>
-        <w:spacing w:after="120"/>
+        <w:spacing w:after="60"/>
         <w:rPr>
           <w:rFonts w:ascii="Bahnschrift" w:hAnsi="Bahnschrift" w:cs="Arial"/>
         </w:rPr>
@@ -584,6 +510,7 @@
     <w:p>
       <w:pPr>
         <w:pStyle w:val="Ttulo1"/>
+        <w:spacing w:before="160" w:after="60"/>
         <w:rPr>
           <w:rFonts w:ascii="Bahnschrift" w:hAnsi="Bahnschrift"/>
         </w:rPr>
@@ -591,17 +518,11 @@
       <w:r>
         <w:rPr>
           <w:rFonts w:ascii="Bahnschrift" w:hAnsi="Bahnschrift"/>
-        </w:rPr>
+          <w:sz w:val="31"/>
+        </w:rPr>
+        <w:lastRenderedPageBreak/>
         <w:t>Enlaces de Proyecto</w:t>
       </w:r>
-    </w:p>
-    <w:p>
-      <w:pPr>
-        <w:pStyle w:val="Ttulo1"/>
-        <w:rPr>
-          <w:rFonts w:ascii="Bahnschrift" w:hAnsi="Bahnschrift"/>
-        </w:rPr>
-      </w:pPr>
     </w:p>
     <w:p>
       <w:pPr>
@@ -610,7 +531,7 @@
           <w:ilvl w:val="0"/>
           <w:numId w:val="3"/>
         </w:numPr>
-        <w:spacing w:after="120"/>
+        <w:spacing w:after="40"/>
         <w:rPr>
           <w:rFonts w:ascii="Bahnschrift" w:hAnsi="Bahnschrift" w:cs="Arial"/>
           <w:sz w:val="22"/>
@@ -622,7 +543,6 @@
           <w:rFonts w:ascii="Bahnschrift" w:hAnsi="Bahnschrift" w:cs="Arial"/>
           <w:b/>
           <w:bCs/>
-          <w:sz w:val="22"/>
           <w:szCs w:val="22"/>
         </w:rPr>
         <w:t>Repositorio (GitHub):</w:t>
@@ -630,7 +550,6 @@
       <w:r>
         <w:rPr>
           <w:rFonts w:ascii="Bahnschrift" w:hAnsi="Bahnschrift" w:cs="Arial"/>
-          <w:sz w:val="22"/>
           <w:szCs w:val="22"/>
         </w:rPr>
         <w:t xml:space="preserve"> </w:t>
@@ -654,39 +573,25 @@
           <w:ilvl w:val="0"/>
           <w:numId w:val="3"/>
         </w:numPr>
-        <w:spacing w:after="120"/>
-        <w:rPr>
-          <w:rFonts w:ascii="Bahnschrift" w:hAnsi="Bahnschrift" w:cs="Arial"/>
-          <w:sz w:val="22"/>
-          <w:szCs w:val="22"/>
-        </w:rPr>
-      </w:pPr>
-      <w:proofErr w:type="spellStart"/>
+        <w:spacing w:after="40"/>
+        <w:rPr>
+          <w:rFonts w:ascii="Bahnschrift" w:hAnsi="Bahnschrift" w:cs="Arial"/>
+          <w:sz w:val="22"/>
+          <w:szCs w:val="22"/>
+        </w:rPr>
+      </w:pPr>
       <w:r>
         <w:rPr>
           <w:rFonts w:ascii="Bahnschrift" w:hAnsi="Bahnschrift" w:cs="Arial"/>
           <w:b/>
           <w:bCs/>
-          <w:sz w:val="22"/>
-          <w:szCs w:val="22"/>
-        </w:rPr>
-        <w:t>MLflow</w:t>
-      </w:r>
-      <w:proofErr w:type="spellEnd"/>
-      <w:r>
-        <w:rPr>
-          <w:rFonts w:ascii="Bahnschrift" w:hAnsi="Bahnschrift" w:cs="Arial"/>
-          <w:b/>
-          <w:bCs/>
-          <w:sz w:val="22"/>
-          <w:szCs w:val="22"/>
-        </w:rPr>
-        <w:t xml:space="preserve"> (instancia EC2):</w:t>
-      </w:r>
-      <w:r>
-        <w:rPr>
-          <w:rFonts w:ascii="Bahnschrift" w:hAnsi="Bahnschrift" w:cs="Arial"/>
-          <w:sz w:val="22"/>
+          <w:szCs w:val="22"/>
+        </w:rPr>
+        <w:t>MLflow (instancia EC2):</w:t>
+      </w:r>
+      <w:r>
+        <w:rPr>
+          <w:rFonts w:ascii="Bahnschrift" w:hAnsi="Bahnschrift" w:cs="Arial"/>
           <w:szCs w:val="22"/>
         </w:rPr>
         <w:t xml:space="preserve"> </w:t>
@@ -710,7 +615,7 @@
           <w:ilvl w:val="0"/>
           <w:numId w:val="3"/>
         </w:numPr>
-        <w:spacing w:after="120"/>
+        <w:spacing w:after="40"/>
         <w:rPr>
           <w:rFonts w:ascii="Bahnschrift" w:hAnsi="Bahnschrift" w:cs="Arial"/>
           <w:sz w:val="22"/>
@@ -722,39 +627,13 @@
           <w:rFonts w:ascii="Bahnschrift" w:hAnsi="Bahnschrift" w:cs="Arial"/>
           <w:b/>
           <w:bCs/>
-          <w:sz w:val="22"/>
-          <w:szCs w:val="22"/>
-        </w:rPr>
-        <w:t>API (</w:t>
-      </w:r>
-      <w:proofErr w:type="spellStart"/>
-      <w:r>
-        <w:rPr>
-          <w:rFonts w:ascii="Bahnschrift" w:hAnsi="Bahnschrift" w:cs="Arial"/>
-          <w:b/>
-          <w:bCs/>
-          <w:sz w:val="22"/>
-          <w:szCs w:val="22"/>
-        </w:rPr>
-        <w:t>FastAPI</w:t>
-      </w:r>
-      <w:proofErr w:type="spellEnd"/>
-      <w:proofErr w:type="gramStart"/>
-      <w:r>
-        <w:rPr>
-          <w:rFonts w:ascii="Bahnschrift" w:hAnsi="Bahnschrift" w:cs="Arial"/>
-          <w:b/>
-          <w:bCs/>
-          <w:sz w:val="22"/>
-          <w:szCs w:val="22"/>
-        </w:rPr>
-        <w:t>) :</w:t>
-      </w:r>
-      <w:proofErr w:type="gramEnd"/>
-      <w:r>
-        <w:rPr>
-          <w:rFonts w:ascii="Bahnschrift" w:hAnsi="Bahnschrift" w:cs="Arial"/>
-          <w:sz w:val="22"/>
+          <w:szCs w:val="22"/>
+        </w:rPr>
+        <w:t>API (FastAPI) :</w:t>
+      </w:r>
+      <w:r>
+        <w:rPr>
+          <w:rFonts w:ascii="Bahnschrift" w:hAnsi="Bahnschrift" w:cs="Arial"/>
           <w:szCs w:val="22"/>
         </w:rPr>
         <w:t xml:space="preserve"> </w:t>
@@ -778,7 +657,7 @@
           <w:ilvl w:val="0"/>
           <w:numId w:val="3"/>
         </w:numPr>
-        <w:spacing w:after="120"/>
+        <w:spacing w:after="40"/>
         <w:rPr>
           <w:rFonts w:ascii="Bahnschrift" w:hAnsi="Bahnschrift" w:cs="Arial"/>
           <w:sz w:val="22"/>
@@ -790,37 +669,13 @@
           <w:rFonts w:ascii="Bahnschrift" w:hAnsi="Bahnschrift" w:cs="Arial"/>
           <w:b/>
           <w:bCs/>
-          <w:sz w:val="22"/>
-          <w:szCs w:val="22"/>
-        </w:rPr>
-        <w:t xml:space="preserve">Tablero — </w:t>
-      </w:r>
-      <w:proofErr w:type="spellStart"/>
-      <w:r>
-        <w:rPr>
-          <w:rFonts w:ascii="Bahnschrift" w:hAnsi="Bahnschrift" w:cs="Arial"/>
-          <w:b/>
-          <w:bCs/>
-          <w:sz w:val="22"/>
-          <w:szCs w:val="22"/>
-        </w:rPr>
-        <w:t>Streamlit</w:t>
-      </w:r>
-      <w:proofErr w:type="spellEnd"/>
-      <w:r>
-        <w:rPr>
-          <w:rFonts w:ascii="Bahnschrift" w:hAnsi="Bahnschrift" w:cs="Arial"/>
-          <w:b/>
-          <w:bCs/>
-          <w:sz w:val="22"/>
-          <w:szCs w:val="22"/>
-        </w:rPr>
-        <w:t xml:space="preserve"> (instancia EC2):</w:t>
-      </w:r>
-      <w:r>
-        <w:rPr>
-          <w:rFonts w:ascii="Bahnschrift" w:hAnsi="Bahnschrift" w:cs="Arial"/>
-          <w:sz w:val="22"/>
+          <w:szCs w:val="22"/>
+        </w:rPr>
+        <w:t>Tablero — Streamlit (instancia EC2):</w:t>
+      </w:r>
+      <w:r>
+        <w:rPr>
+          <w:rFonts w:ascii="Bahnschrift" w:hAnsi="Bahnschrift" w:cs="Arial"/>
           <w:szCs w:val="22"/>
         </w:rPr>
         <w:t xml:space="preserve"> </w:t>
@@ -840,111 +695,97 @@
     <w:p>
       <w:pPr>
         <w:pStyle w:val="Ttulo1"/>
+        <w:spacing w:before="160" w:after="60"/>
         <w:rPr>
           <w:rFonts w:ascii="Bahnschrift" w:hAnsi="Bahnschrift"/>
-          <w:lang w:val="en-US"/>
-        </w:rPr>
-      </w:pPr>
+        </w:rPr>
+      </w:pPr>
+      <w:r>
+        <w:rPr>
+          <w:rFonts w:ascii="Bahnschrift" w:hAnsi="Bahnschrift"/>
+          <w:sz w:val="31"/>
+        </w:rPr>
+        <w:t xml:space="preserve">1. </w:t>
+      </w:r>
+      <w:r>
+        <w:rPr>
+          <w:rFonts w:ascii="Bahnschrift" w:hAnsi="Bahnschrift"/>
+          <w:sz w:val="31"/>
+        </w:rPr>
+        <w:t>Problema y contexto</w:t>
+      </w:r>
+    </w:p>
+    <w:p>
+      <w:pPr>
+        <w:spacing w:after="60"/>
+        <w:jc w:val="both"/>
+        <w:rPr>
+          <w:rFonts w:ascii="Bahnschrift" w:hAnsi="Bahnschrift" w:cs="Arial"/>
+          <w:sz w:val="22"/>
+          <w:szCs w:val="22"/>
+        </w:rPr>
+      </w:pPr>
+      <w:r>
+        <w:rPr>
+          <w:rFonts w:ascii="Bahnschrift" w:hAnsi="Bahnschrift" w:cs="Arial"/>
+          <w:szCs w:val="22"/>
+        </w:rPr>
+        <w:t>La diabetes tipo 2 y la prediabetes se diagnostican con frecuencia de forma tardía, dado que el diagnóstico confirmatorio requiere exámenes de laboratorio (glucemia en ayunas, hemoglobina glicosilada) que implican costo, tiempo y acceso a un centro de salud. Este proyecto desarrolla un prototipo de tamizaje que estima el riesgo de un individuo usando únicamente variables demográficas y de estilo de vida, para priorizar a quién remitir a exámenes confirmatorios. Sin cambios de fondo respecto a la Entrega 1.</w:t>
+      </w:r>
     </w:p>
     <w:p>
       <w:pPr>
         <w:pStyle w:val="Ttulo1"/>
-        <w:rPr>
-          <w:rFonts w:ascii="Bahnschrift" w:hAnsi="Bahnschrift"/>
-        </w:rPr>
-      </w:pPr>
-      <w:r>
-        <w:rPr>
-          <w:rFonts w:ascii="Bahnschrift" w:hAnsi="Bahnschrift"/>
-        </w:rPr>
-        <w:t xml:space="preserve">1. </w:t>
-      </w:r>
-      <w:r>
-        <w:rPr>
-          <w:rFonts w:ascii="Bahnschrift" w:hAnsi="Bahnschrift"/>
-        </w:rPr>
-        <w:t>Problema y contexto</w:t>
+        <w:spacing w:before="160" w:after="60"/>
+        <w:rPr>
+          <w:rFonts w:ascii="Bahnschrift" w:hAnsi="Bahnschrift" w:cs="Arial"/>
+        </w:rPr>
+      </w:pPr>
+      <w:r>
+        <w:rPr>
+          <w:rFonts w:ascii="Bahnschrift" w:hAnsi="Bahnschrift" w:cs="Arial"/>
+          <w:sz w:val="31"/>
+        </w:rPr>
+        <w:t>2. Pregunta de negocio</w:t>
+      </w:r>
+    </w:p>
+    <w:p>
+      <w:pPr>
+        <w:spacing w:after="60"/>
+        <w:jc w:val="both"/>
+        <w:rPr>
+          <w:rFonts w:ascii="Bahnschrift" w:hAnsi="Bahnschrift" w:cs="Arial"/>
+          <w:sz w:val="22"/>
+          <w:szCs w:val="22"/>
+        </w:rPr>
+      </w:pPr>
+      <w:r>
+        <w:rPr>
+          <w:rFonts w:ascii="Bahnschrift" w:hAnsi="Bahnschrift" w:cs="Arial"/>
+          <w:szCs w:val="22"/>
+        </w:rPr>
+        <w:t>Pregunta de negocio: ¿es posible estimar la probabilidad de que una persona tenga diabetes o prediabetes usando únicamente variables demográficas y de estilo de vida —sin exámenes de laboratorio— con el fin de priorizar a quién remitir a un examen clínico confirmatorio?</w:t>
       </w:r>
     </w:p>
     <w:p>
       <w:pPr>
         <w:pStyle w:val="Ttulo1"/>
-        <w:rPr>
-          <w:rFonts w:ascii="Bahnschrift" w:hAnsi="Bahnschrift"/>
-          <w:color w:val="2E74B5"/>
-        </w:rPr>
-      </w:pPr>
-    </w:p>
-    <w:p>
-      <w:pPr>
-        <w:spacing w:after="120"/>
-        <w:jc w:val="both"/>
-        <w:rPr>
-          <w:rFonts w:ascii="Bahnschrift" w:hAnsi="Bahnschrift" w:cs="Arial"/>
-          <w:sz w:val="22"/>
-          <w:szCs w:val="22"/>
-        </w:rPr>
-      </w:pPr>
-      <w:r>
-        <w:rPr>
-          <w:rFonts w:ascii="Bahnschrift" w:hAnsi="Bahnschrift" w:cs="Arial"/>
-          <w:sz w:val="22"/>
-          <w:szCs w:val="22"/>
-        </w:rPr>
-        <w:t>La diabetes tipo 2 y la prediabetes se diagnostican con frecuencia de forma tardía, dado que el diagnóstico confirmatorio requiere exámenes de laboratorio (glucemia en ayunas, hemoglobina glicosilada) que implican costo, tiempo y acceso a un centro de salud. Este proyecto desarrolla un prototipo de tamizaje que estima el riesgo de un individuo usando únicamente variables demográficas y de estilo de vida, para priorizar a quién remitir a exámenes confirmatorios. Sin cambios de fondo respecto a la Entrega 1.</w:t>
-      </w:r>
-    </w:p>
-    <w:p>
-      <w:pPr>
-        <w:pStyle w:val="Ttulo1"/>
-        <w:spacing w:before="240" w:after="120"/>
-        <w:rPr>
-          <w:rFonts w:ascii="Bahnschrift" w:hAnsi="Bahnschrift" w:cs="Arial"/>
-        </w:rPr>
-      </w:pPr>
-      <w:r>
-        <w:rPr>
-          <w:rFonts w:ascii="Bahnschrift" w:hAnsi="Bahnschrift" w:cs="Arial"/>
-        </w:rPr>
-        <w:t>2. Pregunta de negocio</w:t>
-      </w:r>
-    </w:p>
-    <w:p>
-      <w:pPr>
-        <w:spacing w:after="120"/>
-        <w:jc w:val="both"/>
-        <w:rPr>
-          <w:rFonts w:ascii="Bahnschrift" w:hAnsi="Bahnschrift" w:cs="Arial"/>
-          <w:sz w:val="22"/>
-          <w:szCs w:val="22"/>
-        </w:rPr>
-      </w:pPr>
-      <w:r>
-        <w:rPr>
-          <w:rFonts w:ascii="Bahnschrift" w:hAnsi="Bahnschrift" w:cs="Arial"/>
-          <w:sz w:val="22"/>
-          <w:szCs w:val="22"/>
-        </w:rPr>
-        <w:t>Pregunta de negocio: ¿es posible estimar la probabilidad de que una persona tenga diabetes o prediabetes usando únicamente variables demográficas y de estilo de vida —sin exámenes de laboratorio— con el fin de priorizar a quién remitir a un examen clínico confirmatorio?</w:t>
-      </w:r>
-    </w:p>
-    <w:p>
-      <w:pPr>
-        <w:pStyle w:val="Ttulo1"/>
-        <w:spacing w:before="240" w:after="120"/>
-        <w:rPr>
-          <w:rFonts w:ascii="Bahnschrift" w:hAnsi="Bahnschrift" w:cs="Arial"/>
-        </w:rPr>
-      </w:pPr>
-      <w:r>
-        <w:rPr>
-          <w:rFonts w:ascii="Bahnschrift" w:hAnsi="Bahnschrift" w:cs="Arial"/>
+        <w:spacing w:before="160" w:after="60"/>
+        <w:rPr>
+          <w:rFonts w:ascii="Bahnschrift" w:hAnsi="Bahnschrift" w:cs="Arial"/>
+        </w:rPr>
+      </w:pPr>
+      <w:r>
+        <w:rPr>
+          <w:rFonts w:ascii="Bahnschrift" w:hAnsi="Bahnschrift" w:cs="Arial"/>
+          <w:sz w:val="31"/>
         </w:rPr>
         <w:t xml:space="preserve">3. </w:t>
       </w:r>
       <w:r>
         <w:rPr>
           <w:rFonts w:ascii="Bahnschrift" w:hAnsi="Bahnschrift" w:cs="Arial"/>
+          <w:sz w:val="31"/>
         </w:rPr>
         <w:t>Alcance del proyecto</w:t>
       </w:r>
@@ -956,7 +797,7 @@
           <w:ilvl w:val="0"/>
           <w:numId w:val="1"/>
         </w:numPr>
-        <w:spacing w:after="60"/>
+        <w:spacing w:after="40"/>
         <w:jc w:val="both"/>
         <w:rPr>
           <w:rFonts w:ascii="Bahnschrift" w:hAnsi="Bahnschrift" w:cs="Arial"/>
@@ -969,7 +810,6 @@
           <w:rFonts w:ascii="Bahnschrift" w:hAnsi="Bahnschrift" w:cs="Arial"/>
           <w:b/>
           <w:bCs/>
-          <w:sz w:val="22"/>
           <w:szCs w:val="22"/>
         </w:rPr>
         <w:t>Datos:</w:t>
@@ -977,7 +817,6 @@
       <w:r>
         <w:rPr>
           <w:rFonts w:ascii="Bahnschrift" w:hAnsi="Bahnschrift" w:cs="Arial"/>
-          <w:sz w:val="22"/>
           <w:szCs w:val="22"/>
         </w:rPr>
         <w:t xml:space="preserve"> </w:t>
@@ -990,53 +829,12 @@
             <w:sz w:val="22"/>
             <w:szCs w:val="22"/>
           </w:rPr>
-          <w:t xml:space="preserve">Diabetes Health </w:t>
-        </w:r>
-        <w:proofErr w:type="spellStart"/>
-        <w:r>
-          <w:rPr>
-            <w:rStyle w:val="Hipervnculo"/>
-            <w:rFonts w:ascii="Bahnschrift" w:hAnsi="Bahnschrift" w:cs="Arial"/>
-            <w:sz w:val="22"/>
-            <w:szCs w:val="22"/>
-          </w:rPr>
-          <w:t>Indicators</w:t>
-        </w:r>
-        <w:proofErr w:type="spellEnd"/>
-        <w:r>
-          <w:rPr>
-            <w:rStyle w:val="Hipervnculo"/>
-            <w:rFonts w:ascii="Bahnschrift" w:hAnsi="Bahnschrift" w:cs="Arial"/>
-            <w:sz w:val="22"/>
-            <w:szCs w:val="22"/>
-          </w:rPr>
-          <w:t xml:space="preserve"> </w:t>
-        </w:r>
-        <w:proofErr w:type="spellStart"/>
-        <w:r>
-          <w:rPr>
-            <w:rStyle w:val="Hipervnculo"/>
-            <w:rFonts w:ascii="Bahnschrift" w:hAnsi="Bahnschrift" w:cs="Arial"/>
-            <w:sz w:val="22"/>
-            <w:szCs w:val="22"/>
-          </w:rPr>
-          <w:t>Dataset</w:t>
-        </w:r>
-        <w:proofErr w:type="spellEnd"/>
-        <w:r>
-          <w:rPr>
-            <w:rStyle w:val="Hipervnculo"/>
-            <w:rFonts w:ascii="Bahnschrift" w:hAnsi="Bahnschrift" w:cs="Arial"/>
-            <w:sz w:val="22"/>
-            <w:szCs w:val="22"/>
-          </w:rPr>
-          <w:t xml:space="preserve"> (BRFSS 2015, CDC)</w:t>
+          <w:t>Diabetes Health Indicators Dataset (BRFSS 2015, CDC)</w:t>
         </w:r>
       </w:hyperlink>
       <w:r>
         <w:rPr>
           <w:rFonts w:ascii="Bahnschrift" w:hAnsi="Bahnschrift" w:cs="Arial"/>
-          <w:sz w:val="22"/>
           <w:szCs w:val="22"/>
         </w:rPr>
         <w:t>, con fines estrictamente académicos.</w:t>
@@ -1049,7 +847,7 @@
           <w:ilvl w:val="0"/>
           <w:numId w:val="1"/>
         </w:numPr>
-        <w:spacing w:after="60"/>
+        <w:spacing w:after="40"/>
         <w:rPr>
           <w:rFonts w:ascii="Bahnschrift" w:hAnsi="Bahnschrift" w:cs="Arial"/>
           <w:sz w:val="22"/>
@@ -1061,7 +859,6 @@
           <w:rFonts w:ascii="Bahnschrift" w:hAnsi="Bahnschrift" w:cs="Arial"/>
           <w:b/>
           <w:bCs/>
-          <w:sz w:val="22"/>
           <w:szCs w:val="22"/>
         </w:rPr>
         <w:t>Modelo:</w:t>
@@ -1069,7 +866,6 @@
       <w:r>
         <w:rPr>
           <w:rFonts w:ascii="Bahnschrift" w:hAnsi="Bahnschrift" w:cs="Arial"/>
-          <w:sz w:val="22"/>
           <w:szCs w:val="22"/>
         </w:rPr>
         <w:t xml:space="preserve"> clasificación binaria supervisada, empaquetada para servir inferencias.</w:t>
@@ -1082,7 +878,7 @@
           <w:ilvl w:val="0"/>
           <w:numId w:val="1"/>
         </w:numPr>
-        <w:spacing w:after="60"/>
+        <w:spacing w:after="40"/>
         <w:rPr>
           <w:rFonts w:ascii="Bahnschrift" w:hAnsi="Bahnschrift" w:cs="Arial"/>
           <w:sz w:val="22"/>
@@ -1094,7 +890,6 @@
           <w:rFonts w:ascii="Bahnschrift" w:hAnsi="Bahnschrift" w:cs="Arial"/>
           <w:b/>
           <w:bCs/>
-          <w:sz w:val="22"/>
           <w:szCs w:val="22"/>
         </w:rPr>
         <w:t>Tablero:</w:t>
@@ -1102,7 +897,6 @@
       <w:r>
         <w:rPr>
           <w:rFonts w:ascii="Bahnschrift" w:hAnsi="Bahnschrift" w:cs="Arial"/>
-          <w:sz w:val="22"/>
           <w:szCs w:val="22"/>
         </w:rPr>
         <w:t xml:space="preserve"> formulario de evaluación individual con predicciones del modelo + panel de estadísticas descriptivas de la población.</w:t>
@@ -1115,7 +909,7 @@
           <w:ilvl w:val="0"/>
           <w:numId w:val="1"/>
         </w:numPr>
-        <w:spacing w:after="60"/>
+        <w:spacing w:after="40"/>
         <w:rPr>
           <w:rFonts w:ascii="Bahnschrift" w:hAnsi="Bahnschrift" w:cs="Arial"/>
           <w:sz w:val="22"/>
@@ -1127,7 +921,6 @@
           <w:rFonts w:ascii="Bahnschrift" w:hAnsi="Bahnschrift" w:cs="Arial"/>
           <w:b/>
           <w:bCs/>
-          <w:sz w:val="22"/>
           <w:szCs w:val="22"/>
         </w:rPr>
         <w:t>Despliegue:</w:t>
@@ -1135,7 +928,6 @@
       <w:r>
         <w:rPr>
           <w:rFonts w:ascii="Bahnschrift" w:hAnsi="Bahnschrift" w:cs="Arial"/>
-          <w:sz w:val="22"/>
           <w:szCs w:val="22"/>
         </w:rPr>
         <w:t xml:space="preserve"> contenedores Docker, con orquestación e infraestructura en AWS (en curso; ver sección 7.</w:t>
@@ -1143,7 +935,6 @@
       <w:r>
         <w:rPr>
           <w:rFonts w:ascii="Bahnschrift" w:hAnsi="Bahnschrift" w:cs="Arial"/>
-          <w:sz w:val="22"/>
           <w:szCs w:val="22"/>
         </w:rPr>
         <w:t>4</w:t>
@@ -1151,7 +942,6 @@
       <w:r>
         <w:rPr>
           <w:rFonts w:ascii="Bahnschrift" w:hAnsi="Bahnschrift" w:cs="Arial"/>
-          <w:sz w:val="22"/>
           <w:szCs w:val="22"/>
         </w:rPr>
         <w:t>).</w:t>
@@ -1164,7 +954,7 @@
           <w:ilvl w:val="0"/>
           <w:numId w:val="1"/>
         </w:numPr>
-        <w:spacing w:after="60"/>
+        <w:spacing w:after="40"/>
         <w:rPr>
           <w:rFonts w:ascii="Bahnschrift" w:hAnsi="Bahnschrift" w:cs="Arial"/>
           <w:sz w:val="22"/>
@@ -1176,7 +966,6 @@
           <w:rFonts w:ascii="Bahnschrift" w:hAnsi="Bahnschrift" w:cs="Arial"/>
           <w:b/>
           <w:bCs/>
-          <w:sz w:val="22"/>
           <w:szCs w:val="22"/>
         </w:rPr>
         <w:t>Limitaciones:</w:t>
@@ -1184,7 +973,6 @@
       <w:r>
         <w:rPr>
           <w:rFonts w:ascii="Bahnschrift" w:hAnsi="Bahnschrift" w:cs="Arial"/>
-          <w:sz w:val="22"/>
           <w:szCs w:val="22"/>
         </w:rPr>
         <w:t xml:space="preserve"> prototipo académico, no un dispositivo médico certificado; no sustituye el diagnóstico ni el criterio de un profesional de la salud.</w:t>
@@ -1192,7 +980,7 @@
     </w:p>
     <w:p>
       <w:pPr>
-        <w:spacing w:after="120"/>
+        <w:spacing w:after="60"/>
         <w:rPr>
           <w:rFonts w:ascii="Bahnschrift" w:hAnsi="Bahnschrift" w:cs="Arial"/>
           <w:sz w:val="22"/>
@@ -1204,7 +992,6 @@
           <w:rFonts w:ascii="Bahnschrift" w:hAnsi="Bahnschrift" w:cs="Arial"/>
           <w:b/>
           <w:bCs/>
-          <w:sz w:val="22"/>
           <w:szCs w:val="22"/>
         </w:rPr>
         <w:t>Cambio respecto a la Entrega 1:</w:t>
@@ -1212,7 +999,6 @@
       <w:r>
         <w:rPr>
           <w:rFonts w:ascii="Bahnschrift" w:hAnsi="Bahnschrift" w:cs="Arial"/>
-          <w:sz w:val="22"/>
           <w:szCs w:val="22"/>
         </w:rPr>
         <w:t xml:space="preserve"> en esta entrega se avanzó del alcance conceptual (mockup) a un modelo entrenado y un tablero funcional con predicciones reales, ambos desplegados y verificables en la instancia EC2 del proyecto.</w:t>
@@ -1221,27 +1007,29 @@
     <w:p>
       <w:pPr>
         <w:pStyle w:val="Ttulo1"/>
-        <w:spacing w:before="240" w:after="120"/>
-        <w:rPr>
-          <w:rFonts w:ascii="Bahnschrift" w:hAnsi="Bahnschrift" w:cs="Arial"/>
-        </w:rPr>
-      </w:pPr>
-      <w:r>
-        <w:rPr>
-          <w:rFonts w:ascii="Bahnschrift" w:hAnsi="Bahnschrift" w:cs="Arial"/>
+        <w:spacing w:before="160" w:after="60"/>
+        <w:rPr>
+          <w:rFonts w:ascii="Bahnschrift" w:hAnsi="Bahnschrift" w:cs="Arial"/>
+        </w:rPr>
+      </w:pPr>
+      <w:r>
+        <w:rPr>
+          <w:rFonts w:ascii="Bahnschrift" w:hAnsi="Bahnschrift" w:cs="Arial"/>
+          <w:sz w:val="31"/>
         </w:rPr>
         <w:t>4</w:t>
       </w:r>
       <w:r>
         <w:rPr>
           <w:rFonts w:ascii="Bahnschrift" w:hAnsi="Bahnschrift" w:cs="Arial"/>
+          <w:sz w:val="31"/>
         </w:rPr>
         <w:t>. Descripción del conjunto de datos</w:t>
       </w:r>
     </w:p>
     <w:p>
       <w:pPr>
-        <w:spacing w:after="120"/>
+        <w:spacing w:after="60"/>
         <w:jc w:val="both"/>
         <w:rPr>
           <w:rFonts w:ascii="Bahnschrift" w:hAnsi="Bahnschrift" w:cs="Arial"/>
@@ -1252,318 +1040,127 @@
       <w:r>
         <w:rPr>
           <w:rFonts w:ascii="Bahnschrift" w:hAnsi="Bahnschrift" w:cs="Arial"/>
-          <w:sz w:val="22"/>
-          <w:szCs w:val="22"/>
-        </w:rPr>
-        <w:t xml:space="preserve">Se mantiene el Diabetes Health </w:t>
-      </w:r>
-      <w:proofErr w:type="spellStart"/>
-      <w:r>
-        <w:rPr>
-          <w:rFonts w:ascii="Bahnschrift" w:hAnsi="Bahnschrift" w:cs="Arial"/>
-          <w:sz w:val="22"/>
-          <w:szCs w:val="22"/>
-        </w:rPr>
-        <w:t>Indicators</w:t>
-      </w:r>
-      <w:proofErr w:type="spellEnd"/>
-      <w:r>
-        <w:rPr>
-          <w:rFonts w:ascii="Bahnschrift" w:hAnsi="Bahnschrift" w:cs="Arial"/>
-          <w:sz w:val="22"/>
-          <w:szCs w:val="22"/>
+          <w:szCs w:val="22"/>
+        </w:rPr>
+        <w:t>Se mantiene el Diabetes Health Indicators Dataset (BRFSS 2015, CDC), 253,680 registros, sin valores nulos, con 86.1% de encuestados sin diabetes y 13.9% con diabetes o prediabetes (desbalance ya identificado en la Entrega 1).</w:t>
+      </w:r>
+    </w:p>
+    <w:p>
+      <w:pPr>
+        <w:spacing w:after="60"/>
+        <w:jc w:val="both"/>
+        <w:rPr>
+          <w:rFonts w:ascii="Bahnschrift" w:hAnsi="Bahnschrift" w:cs="Arial"/>
+          <w:sz w:val="22"/>
+          <w:szCs w:val="22"/>
+        </w:rPr>
+      </w:pPr>
+      <w:r>
+        <w:rPr>
+          <w:rFonts w:ascii="Bahnschrift" w:hAnsi="Bahnschrift" w:cs="Arial"/>
+          <w:szCs w:val="22"/>
+        </w:rPr>
+        <w:t>Cambio respecto a la Entrega 1: de las 21 variables originales se seleccionó un subconjunto final de 11 predictores —HighBP, HighChol, BMI, Smoker, Stroke, HeartDiseaseorAttack, PhysActivity, GenHlth, DiffWalk, Age e Income—, priorizando las variables con mayor correlación (positiva o negativa) con la variable objetivo, y descartando variables redundantes o de bajo aporte, para simplificar el formulario del tablero sin perder poder predictivo. El detalle de esta selección se retoma en la sección 5.1.2.</w:t>
+      </w:r>
+    </w:p>
+    <w:p>
+      <w:pPr>
+        <w:pStyle w:val="Ttulo1"/>
+        <w:spacing w:before="160" w:after="60"/>
+        <w:rPr>
+          <w:rFonts w:ascii="Bahnschrift" w:hAnsi="Bahnschrift" w:cs="Arial"/>
+        </w:rPr>
+      </w:pPr>
+      <w:r>
+        <w:rPr>
+          <w:rFonts w:ascii="Bahnschrift" w:hAnsi="Bahnschrift" w:cs="Arial"/>
+          <w:sz w:val="31"/>
+        </w:rPr>
+        <w:t>5</w:t>
+      </w:r>
+      <w:r>
+        <w:rPr>
+          <w:rFonts w:ascii="Bahnschrift" w:hAnsi="Bahnschrift" w:cs="Arial"/>
+          <w:sz w:val="31"/>
+        </w:rPr>
+        <w:t>.</w:t>
+      </w:r>
+      <w:r>
+        <w:rPr>
+          <w:rFonts w:ascii="Bahnschrift" w:hAnsi="Bahnschrift" w:cs="Arial"/>
+          <w:sz w:val="31"/>
         </w:rPr>
         <w:t xml:space="preserve"> </w:t>
       </w:r>
-      <w:proofErr w:type="spellStart"/>
-      <w:r>
-        <w:rPr>
-          <w:rFonts w:ascii="Bahnschrift" w:hAnsi="Bahnschrift" w:cs="Arial"/>
-          <w:sz w:val="22"/>
-          <w:szCs w:val="22"/>
-        </w:rPr>
-        <w:t>Dataset</w:t>
-      </w:r>
-      <w:proofErr w:type="spellEnd"/>
-      <w:r>
-        <w:rPr>
-          <w:rFonts w:ascii="Bahnschrift" w:hAnsi="Bahnschrift" w:cs="Arial"/>
-          <w:sz w:val="22"/>
-          <w:szCs w:val="22"/>
-        </w:rPr>
-        <w:t xml:space="preserve"> (BRFSS 2015, CDC), 253,680 registros, sin valores nulos, con 86.1% de encuestados sin diabetes y 13.9% con diabetes o prediabetes (desbalance ya identificado en la Entrega 1).</w:t>
-      </w:r>
-    </w:p>
-    <w:p>
-      <w:pPr>
-        <w:spacing w:after="120"/>
-        <w:jc w:val="both"/>
-        <w:rPr>
-          <w:rFonts w:ascii="Bahnschrift" w:hAnsi="Bahnschrift" w:cs="Arial"/>
-          <w:sz w:val="22"/>
-          <w:szCs w:val="22"/>
-        </w:rPr>
-      </w:pPr>
-    </w:p>
-    <w:p>
-      <w:pPr>
-        <w:spacing w:after="120"/>
-        <w:jc w:val="both"/>
-        <w:rPr>
-          <w:rFonts w:ascii="Bahnschrift" w:hAnsi="Bahnschrift" w:cs="Arial"/>
-          <w:sz w:val="22"/>
-          <w:szCs w:val="22"/>
-        </w:rPr>
-      </w:pPr>
-      <w:r>
-        <w:rPr>
-          <w:rFonts w:ascii="Bahnschrift" w:hAnsi="Bahnschrift" w:cs="Arial"/>
-          <w:sz w:val="22"/>
-          <w:szCs w:val="22"/>
-        </w:rPr>
-        <w:t>Cambio respecto a la Entrega 1: de las 21 variables originales se seleccionó un subconjunto final de 11 predictores —</w:t>
-      </w:r>
-      <w:proofErr w:type="spellStart"/>
-      <w:r>
-        <w:rPr>
-          <w:rFonts w:ascii="Bahnschrift" w:hAnsi="Bahnschrift" w:cs="Arial"/>
-          <w:sz w:val="22"/>
-          <w:szCs w:val="22"/>
-        </w:rPr>
-        <w:t>HighBP</w:t>
-      </w:r>
-      <w:proofErr w:type="spellEnd"/>
-      <w:r>
-        <w:rPr>
-          <w:rFonts w:ascii="Bahnschrift" w:hAnsi="Bahnschrift" w:cs="Arial"/>
-          <w:sz w:val="22"/>
-          <w:szCs w:val="22"/>
-        </w:rPr>
-        <w:t xml:space="preserve">, </w:t>
-      </w:r>
-      <w:proofErr w:type="spellStart"/>
-      <w:r>
-        <w:rPr>
-          <w:rFonts w:ascii="Bahnschrift" w:hAnsi="Bahnschrift" w:cs="Arial"/>
-          <w:sz w:val="22"/>
-          <w:szCs w:val="22"/>
-        </w:rPr>
-        <w:t>HighChol</w:t>
-      </w:r>
-      <w:proofErr w:type="spellEnd"/>
-      <w:r>
-        <w:rPr>
-          <w:rFonts w:ascii="Bahnschrift" w:hAnsi="Bahnschrift" w:cs="Arial"/>
-          <w:sz w:val="22"/>
-          <w:szCs w:val="22"/>
-        </w:rPr>
-        <w:t xml:space="preserve">, BMI, Smoker, Stroke, </w:t>
-      </w:r>
-      <w:proofErr w:type="spellStart"/>
-      <w:r>
-        <w:rPr>
-          <w:rFonts w:ascii="Bahnschrift" w:hAnsi="Bahnschrift" w:cs="Arial"/>
-          <w:sz w:val="22"/>
-          <w:szCs w:val="22"/>
-        </w:rPr>
-        <w:t>HeartDiseaseorAttack</w:t>
-      </w:r>
-      <w:proofErr w:type="spellEnd"/>
-      <w:r>
-        <w:rPr>
-          <w:rFonts w:ascii="Bahnschrift" w:hAnsi="Bahnschrift" w:cs="Arial"/>
-          <w:sz w:val="22"/>
-          <w:szCs w:val="22"/>
-        </w:rPr>
-        <w:t xml:space="preserve">, </w:t>
-      </w:r>
-      <w:proofErr w:type="spellStart"/>
-      <w:r>
-        <w:rPr>
-          <w:rFonts w:ascii="Bahnschrift" w:hAnsi="Bahnschrift" w:cs="Arial"/>
-          <w:sz w:val="22"/>
-          <w:szCs w:val="22"/>
-        </w:rPr>
-        <w:t>PhysActivity</w:t>
-      </w:r>
-      <w:proofErr w:type="spellEnd"/>
-      <w:r>
-        <w:rPr>
-          <w:rFonts w:ascii="Bahnschrift" w:hAnsi="Bahnschrift" w:cs="Arial"/>
-          <w:sz w:val="22"/>
-          <w:szCs w:val="22"/>
-        </w:rPr>
-        <w:t xml:space="preserve">, </w:t>
-      </w:r>
-      <w:proofErr w:type="spellStart"/>
-      <w:r>
-        <w:rPr>
-          <w:rFonts w:ascii="Bahnschrift" w:hAnsi="Bahnschrift" w:cs="Arial"/>
-          <w:sz w:val="22"/>
-          <w:szCs w:val="22"/>
-        </w:rPr>
-        <w:t>GenHlth</w:t>
-      </w:r>
-      <w:proofErr w:type="spellEnd"/>
-      <w:r>
-        <w:rPr>
-          <w:rFonts w:ascii="Bahnschrift" w:hAnsi="Bahnschrift" w:cs="Arial"/>
-          <w:sz w:val="22"/>
-          <w:szCs w:val="22"/>
-        </w:rPr>
-        <w:t xml:space="preserve">, </w:t>
-      </w:r>
-      <w:proofErr w:type="spellStart"/>
-      <w:r>
-        <w:rPr>
-          <w:rFonts w:ascii="Bahnschrift" w:hAnsi="Bahnschrift" w:cs="Arial"/>
-          <w:sz w:val="22"/>
-          <w:szCs w:val="22"/>
-        </w:rPr>
-        <w:t>DiffWalk</w:t>
-      </w:r>
-      <w:proofErr w:type="spellEnd"/>
-      <w:r>
-        <w:rPr>
-          <w:rFonts w:ascii="Bahnschrift" w:hAnsi="Bahnschrift" w:cs="Arial"/>
-          <w:sz w:val="22"/>
-          <w:szCs w:val="22"/>
-        </w:rPr>
-        <w:t xml:space="preserve">, Age e </w:t>
-      </w:r>
-      <w:proofErr w:type="spellStart"/>
-      <w:r>
-        <w:rPr>
-          <w:rFonts w:ascii="Bahnschrift" w:hAnsi="Bahnschrift" w:cs="Arial"/>
-          <w:sz w:val="22"/>
-          <w:szCs w:val="22"/>
-        </w:rPr>
-        <w:t>Income</w:t>
-      </w:r>
-      <w:proofErr w:type="spellEnd"/>
-      <w:r>
-        <w:rPr>
-          <w:rFonts w:ascii="Bahnschrift" w:hAnsi="Bahnschrift" w:cs="Arial"/>
-          <w:sz w:val="22"/>
-          <w:szCs w:val="22"/>
-        </w:rPr>
-        <w:t>—, priorizando las variables con mayor correlación (positiva o negativa) con la variable objetivo, y descartando variables redundantes o de bajo aporte, para simplificar el formulario del tablero sin perder poder predictivo. El detalle de esta selección se retoma en la sección 5.1.2.</w:t>
-      </w:r>
-    </w:p>
-    <w:p>
-      <w:pPr>
-        <w:pStyle w:val="Ttulo1"/>
-        <w:spacing w:before="240" w:after="120"/>
-        <w:rPr>
-          <w:rFonts w:ascii="Bahnschrift" w:hAnsi="Bahnschrift" w:cs="Arial"/>
-        </w:rPr>
-      </w:pPr>
-      <w:r>
-        <w:rPr>
-          <w:rFonts w:ascii="Bahnschrift" w:hAnsi="Bahnschrift" w:cs="Arial"/>
+      <w:r>
+        <w:rPr>
+          <w:rFonts w:ascii="Bahnschrift" w:hAnsi="Bahnschrift" w:cs="Arial"/>
+          <w:sz w:val="31"/>
+        </w:rPr>
+        <w:t>Modelamiento</w:t>
+      </w:r>
+    </w:p>
+    <w:p>
+      <w:pPr>
+        <w:pStyle w:val="Ttulo2"/>
+        <w:spacing w:before="100" w:after="40"/>
+        <w:rPr>
+          <w:rFonts w:ascii="Bahnschrift" w:hAnsi="Bahnschrift"/>
+        </w:rPr>
+      </w:pPr>
+      <w:r>
+        <w:rPr>
+          <w:rFonts w:ascii="Bahnschrift" w:hAnsi="Bahnschrift"/>
+          <w:sz w:val="25"/>
+        </w:rPr>
+        <w:t>5.1 Modelos entrenados individualmente</w:t>
+      </w:r>
+    </w:p>
+    <w:p>
+      <w:pPr>
+        <w:pStyle w:val="Ttulo3"/>
+        <w:spacing w:before="80" w:after="40"/>
+        <w:rPr>
+          <w:rFonts w:ascii="Bahnschrift" w:hAnsi="Bahnschrift"/>
+        </w:rPr>
+      </w:pPr>
+      <w:r>
+        <w:rPr>
+          <w:rFonts w:ascii="Bahnschrift" w:hAnsi="Bahnschrift"/>
+          <w:sz w:val="22"/>
+        </w:rPr>
+        <w:t>5.1.1 Entrenamiento de los modelos</w:t>
+      </w:r>
+    </w:p>
+    <w:p>
+      <w:pPr>
+        <w:spacing w:after="60"/>
+        <w:rPr>
+          <w:rFonts w:ascii="Bahnschrift" w:hAnsi="Bahnschrift" w:cs="Arial"/>
+          <w:sz w:val="22"/>
+          <w:szCs w:val="22"/>
+        </w:rPr>
+      </w:pPr>
+      <w:r>
+        <w:rPr>
+          <w:rFonts w:ascii="Bahnschrift" w:hAnsi="Bahnschrift" w:cs="Arial"/>
+          <w:szCs w:val="22"/>
+        </w:rPr>
+        <w:t xml:space="preserve">Se entrenaron y compararon </w:t>
+      </w:r>
+      <w:r>
+        <w:rPr>
+          <w:rFonts w:ascii="Bahnschrift" w:hAnsi="Bahnschrift" w:cs="Arial"/>
+          <w:szCs w:val="22"/>
         </w:rPr>
         <w:t>5</w:t>
       </w:r>
       <w:r>
         <w:rPr>
           <w:rFonts w:ascii="Bahnschrift" w:hAnsi="Bahnschrift" w:cs="Arial"/>
-        </w:rPr>
-        <w:t>.</w:t>
-      </w:r>
-      <w:r>
-        <w:rPr>
-          <w:rFonts w:ascii="Bahnschrift" w:hAnsi="Bahnschrift" w:cs="Arial"/>
-        </w:rPr>
-        <w:t xml:space="preserve"> </w:t>
-      </w:r>
-      <w:r>
-        <w:rPr>
-          <w:rFonts w:ascii="Bahnschrift" w:hAnsi="Bahnschrift" w:cs="Arial"/>
-        </w:rPr>
-        <w:t>Modelamiento</w:t>
-      </w:r>
-    </w:p>
-    <w:p>
-      <w:pPr>
-        <w:pStyle w:val="Ttulo2"/>
-        <w:rPr>
-          <w:rFonts w:ascii="Bahnschrift" w:hAnsi="Bahnschrift"/>
-        </w:rPr>
-      </w:pPr>
-      <w:r>
-        <w:rPr>
-          <w:rFonts w:ascii="Bahnschrift" w:hAnsi="Bahnschrift"/>
-        </w:rPr>
-        <w:t>5.1 Modelos entrenados individualmente</w:t>
-      </w:r>
-    </w:p>
-    <w:p>
-      <w:pPr>
-        <w:pStyle w:val="Ttulo3"/>
-        <w:spacing w:before="160" w:after="80"/>
-        <w:rPr>
-          <w:rFonts w:ascii="Bahnschrift" w:hAnsi="Bahnschrift"/>
-        </w:rPr>
-      </w:pPr>
-      <w:r>
-        <w:rPr>
-          <w:rFonts w:ascii="Bahnschrift" w:hAnsi="Bahnschrift"/>
-        </w:rPr>
-        <w:t>5.1.1 Entrenamiento de los modelos</w:t>
-      </w:r>
-    </w:p>
-    <w:p>
-      <w:pPr>
-        <w:spacing w:after="120"/>
-        <w:rPr>
-          <w:rFonts w:ascii="Bahnschrift" w:hAnsi="Bahnschrift" w:cs="Arial"/>
-          <w:sz w:val="22"/>
-          <w:szCs w:val="22"/>
-        </w:rPr>
-      </w:pPr>
-      <w:r>
-        <w:rPr>
-          <w:rFonts w:ascii="Bahnschrift" w:hAnsi="Bahnschrift" w:cs="Arial"/>
-          <w:sz w:val="22"/>
-          <w:szCs w:val="22"/>
-        </w:rPr>
-        <w:t>Se entrenaron y compararon 4 modelos, todos con partición estratificada 80/20 (</w:t>
-      </w:r>
-      <w:proofErr w:type="spellStart"/>
-      <w:r>
-        <w:rPr>
-          <w:rFonts w:ascii="Bahnschrift" w:hAnsi="Bahnschrift" w:cs="Arial"/>
-          <w:sz w:val="22"/>
-          <w:szCs w:val="22"/>
-        </w:rPr>
-        <w:t>train</w:t>
-      </w:r>
-      <w:proofErr w:type="spellEnd"/>
-      <w:r>
-        <w:rPr>
-          <w:rFonts w:ascii="Bahnschrift" w:hAnsi="Bahnschrift" w:cs="Arial"/>
-          <w:sz w:val="22"/>
-          <w:szCs w:val="22"/>
-        </w:rPr>
-        <w:t xml:space="preserve">/test, </w:t>
-      </w:r>
-      <w:proofErr w:type="spellStart"/>
-      <w:r>
-        <w:rPr>
-          <w:rFonts w:ascii="Bahnschrift" w:hAnsi="Bahnschrift" w:cs="Arial"/>
-          <w:sz w:val="22"/>
-          <w:szCs w:val="22"/>
-        </w:rPr>
-        <w:t>random_state</w:t>
-      </w:r>
-      <w:proofErr w:type="spellEnd"/>
-      <w:r>
-        <w:rPr>
-          <w:rFonts w:ascii="Bahnschrift" w:hAnsi="Bahnschrift" w:cs="Arial"/>
-          <w:sz w:val="22"/>
-          <w:szCs w:val="22"/>
-        </w:rPr>
-        <w:t>=42) para preservar la proporción de clases en ambos conjuntos:</w:t>
+          <w:szCs w:val="22"/>
+        </w:rPr>
+        <w:t xml:space="preserve"> modelos, todos con partición estratificada 80/20 (train/test, random_state=42) para preservar la proporción de clases en ambos conjuntos:</w:t>
       </w:r>
     </w:p>
     <w:p>
@@ -1573,7 +1170,7 @@
           <w:ilvl w:val="0"/>
           <w:numId w:val="4"/>
         </w:numPr>
-        <w:spacing w:after="60"/>
+        <w:spacing w:after="40"/>
         <w:rPr>
           <w:rFonts w:ascii="Bahnschrift" w:hAnsi="Bahnschrift" w:cs="Arial"/>
           <w:sz w:val="22"/>
@@ -1585,7 +1182,6 @@
           <w:rFonts w:ascii="Bahnschrift" w:hAnsi="Bahnschrift" w:cs="Arial"/>
           <w:b/>
           <w:bCs/>
-          <w:sz w:val="22"/>
           <w:szCs w:val="22"/>
         </w:rPr>
         <w:t>Regresión Logística (base):</w:t>
@@ -1593,28 +1189,9 @@
       <w:r>
         <w:rPr>
           <w:rFonts w:ascii="Bahnschrift" w:hAnsi="Bahnschrift" w:cs="Arial"/>
-          <w:sz w:val="22"/>
-          <w:szCs w:val="22"/>
-        </w:rPr>
-        <w:t xml:space="preserve"> sin tratar el desbalance de clases, como línea base de referencia. Variables estandarizadas con </w:t>
-      </w:r>
-      <w:proofErr w:type="spellStart"/>
-      <w:r>
-        <w:rPr>
-          <w:rFonts w:ascii="Bahnschrift" w:hAnsi="Bahnschrift" w:cs="Arial"/>
-          <w:sz w:val="22"/>
-          <w:szCs w:val="22"/>
-        </w:rPr>
-        <w:t>StandardScaler</w:t>
-      </w:r>
-      <w:proofErr w:type="spellEnd"/>
-      <w:r>
-        <w:rPr>
-          <w:rFonts w:ascii="Bahnschrift" w:hAnsi="Bahnschrift" w:cs="Arial"/>
-          <w:sz w:val="22"/>
-          <w:szCs w:val="22"/>
-        </w:rPr>
-        <w:t>.</w:t>
+          <w:szCs w:val="22"/>
+        </w:rPr>
+        <w:t xml:space="preserve"> sin tratar el desbalance de clases, como línea base de referencia. Variables estandarizadas con StandardScaler.</w:t>
       </w:r>
     </w:p>
     <w:p>
@@ -1624,7 +1201,7 @@
           <w:ilvl w:val="0"/>
           <w:numId w:val="4"/>
         </w:numPr>
-        <w:spacing w:after="60"/>
+        <w:spacing w:after="40"/>
         <w:rPr>
           <w:rFonts w:ascii="Bahnschrift" w:hAnsi="Bahnschrift" w:cs="Arial"/>
           <w:sz w:val="22"/>
@@ -1636,7 +1213,6 @@
           <w:rFonts w:ascii="Bahnschrift" w:hAnsi="Bahnschrift" w:cs="Arial"/>
           <w:b/>
           <w:bCs/>
-          <w:sz w:val="22"/>
           <w:szCs w:val="22"/>
         </w:rPr>
         <w:t>Regresión Logística + SMOTE:</w:t>
@@ -1644,28 +1220,9 @@
       <w:r>
         <w:rPr>
           <w:rFonts w:ascii="Bahnschrift" w:hAnsi="Bahnschrift" w:cs="Arial"/>
-          <w:sz w:val="22"/>
-          <w:szCs w:val="22"/>
-        </w:rPr>
-        <w:t xml:space="preserve"> mismas variables, con </w:t>
-      </w:r>
-      <w:proofErr w:type="spellStart"/>
-      <w:r>
-        <w:rPr>
-          <w:rFonts w:ascii="Bahnschrift" w:hAnsi="Bahnschrift" w:cs="Arial"/>
-          <w:sz w:val="22"/>
-          <w:szCs w:val="22"/>
-        </w:rPr>
-        <w:t>sobremuestreo</w:t>
-      </w:r>
-      <w:proofErr w:type="spellEnd"/>
-      <w:r>
-        <w:rPr>
-          <w:rFonts w:ascii="Bahnschrift" w:hAnsi="Bahnschrift" w:cs="Arial"/>
-          <w:sz w:val="22"/>
-          <w:szCs w:val="22"/>
-        </w:rPr>
-        <w:t xml:space="preserve"> (SMOTE) de la clase minoritaria antes de entrenar.</w:t>
+          <w:szCs w:val="22"/>
+        </w:rPr>
+        <w:t xml:space="preserve"> mismas variables, con sobremuestreo (SMOTE) de la clase minoritaria antes de entrenar.</w:t>
       </w:r>
     </w:p>
     <w:p>
@@ -1675,7 +1232,7 @@
           <w:ilvl w:val="0"/>
           <w:numId w:val="4"/>
         </w:numPr>
-        <w:spacing w:after="60"/>
+        <w:spacing w:after="40"/>
         <w:rPr>
           <w:rFonts w:ascii="Bahnschrift" w:hAnsi="Bahnschrift" w:cs="Arial"/>
           <w:sz w:val="22"/>
@@ -1687,37 +1244,14 @@
           <w:rFonts w:ascii="Bahnschrift" w:hAnsi="Bahnschrift" w:cs="Arial"/>
           <w:b/>
           <w:bCs/>
-          <w:sz w:val="22"/>
-          <w:szCs w:val="22"/>
-        </w:rPr>
-        <w:t>Random Forest (</w:t>
-      </w:r>
-      <w:proofErr w:type="spellStart"/>
-      <w:r>
-        <w:rPr>
-          <w:rFonts w:ascii="Bahnschrift" w:hAnsi="Bahnschrift" w:cs="Arial"/>
-          <w:b/>
-          <w:bCs/>
-          <w:sz w:val="22"/>
-          <w:szCs w:val="22"/>
-        </w:rPr>
-        <w:t>class_weight</w:t>
-      </w:r>
-      <w:proofErr w:type="spellEnd"/>
-      <w:r>
-        <w:rPr>
-          <w:rFonts w:ascii="Bahnschrift" w:hAnsi="Bahnschrift" w:cs="Arial"/>
-          <w:b/>
-          <w:bCs/>
-          <w:sz w:val="22"/>
-          <w:szCs w:val="22"/>
-        </w:rPr>
-        <w:t xml:space="preserve"> balanceado):</w:t>
-      </w:r>
-      <w:r>
-        <w:rPr>
-          <w:rFonts w:ascii="Bahnschrift" w:hAnsi="Bahnschrift" w:cs="Arial"/>
-          <w:sz w:val="22"/>
+          <w:szCs w:val="22"/>
+        </w:rPr>
+        <w:lastRenderedPageBreak/>
+        <w:t>Random Forest (class_weight balanceado):</w:t>
+      </w:r>
+      <w:r>
+        <w:rPr>
+          <w:rFonts w:ascii="Bahnschrift" w:hAnsi="Bahnschrift" w:cs="Arial"/>
           <w:szCs w:val="22"/>
         </w:rPr>
         <w:t xml:space="preserve"> 200 árboles, profundidad máxima 10, penalizando más los errores sobre la clase minoritaria.</w:t>
@@ -1730,7 +1264,7 @@
           <w:ilvl w:val="0"/>
           <w:numId w:val="4"/>
         </w:numPr>
-        <w:spacing w:after="60"/>
+        <w:spacing w:after="40"/>
         <w:rPr>
           <w:rFonts w:ascii="Bahnschrift" w:hAnsi="Bahnschrift" w:cs="Arial"/>
           <w:sz w:val="22"/>
@@ -1742,7 +1276,6 @@
           <w:rFonts w:ascii="Bahnschrift" w:hAnsi="Bahnschrift" w:cs="Arial"/>
           <w:b/>
           <w:bCs/>
-          <w:sz w:val="22"/>
           <w:szCs w:val="22"/>
         </w:rPr>
         <w:t>Random Forest + SMOTE:</w:t>
@@ -1750,178 +1283,63 @@
       <w:r>
         <w:rPr>
           <w:rFonts w:ascii="Bahnschrift" w:hAnsi="Bahnschrift" w:cs="Arial"/>
-          <w:sz w:val="22"/>
-          <w:szCs w:val="22"/>
-        </w:rPr>
-        <w:t xml:space="preserve"> mismos </w:t>
-      </w:r>
-      <w:proofErr w:type="spellStart"/>
-      <w:r>
-        <w:rPr>
-          <w:rFonts w:ascii="Bahnschrift" w:hAnsi="Bahnschrift" w:cs="Arial"/>
-          <w:sz w:val="22"/>
-          <w:szCs w:val="22"/>
-        </w:rPr>
-        <w:t>hiperparámetros</w:t>
-      </w:r>
-      <w:proofErr w:type="spellEnd"/>
-      <w:r>
-        <w:rPr>
-          <w:rFonts w:ascii="Bahnschrift" w:hAnsi="Bahnschrift" w:cs="Arial"/>
-          <w:sz w:val="22"/>
-          <w:szCs w:val="22"/>
-        </w:rPr>
-        <w:t xml:space="preserve"> del árbol, combinado con </w:t>
-      </w:r>
-      <w:proofErr w:type="spellStart"/>
-      <w:r>
-        <w:rPr>
-          <w:rFonts w:ascii="Bahnschrift" w:hAnsi="Bahnschrift" w:cs="Arial"/>
-          <w:sz w:val="22"/>
-          <w:szCs w:val="22"/>
-        </w:rPr>
-        <w:t>sobremuestreo</w:t>
-      </w:r>
-      <w:proofErr w:type="spellEnd"/>
-      <w:r>
-        <w:rPr>
-          <w:rFonts w:ascii="Bahnschrift" w:hAnsi="Bahnschrift" w:cs="Arial"/>
-          <w:sz w:val="22"/>
-          <w:szCs w:val="22"/>
-        </w:rPr>
-        <w:t>.</w:t>
-      </w:r>
-    </w:p>
-    <w:p>
-      <w:pPr>
-        <w:spacing w:after="120"/>
-        <w:rPr>
-          <w:rFonts w:ascii="Bahnschrift" w:hAnsi="Bahnschrift" w:cs="Arial"/>
-          <w:sz w:val="22"/>
-          <w:szCs w:val="22"/>
-        </w:rPr>
-      </w:pPr>
-      <w:r>
-        <w:rPr>
-          <w:rFonts w:ascii="Bahnschrift" w:hAnsi="Bahnschrift" w:cs="Arial"/>
-          <w:sz w:val="22"/>
-          <w:szCs w:val="22"/>
-        </w:rPr>
-        <w:t>SMOTE (</w:t>
-      </w:r>
-      <w:proofErr w:type="spellStart"/>
-      <w:r>
-        <w:rPr>
-          <w:rFonts w:ascii="Bahnschrift" w:hAnsi="Bahnschrift" w:cs="Arial"/>
-          <w:sz w:val="22"/>
-          <w:szCs w:val="22"/>
-        </w:rPr>
-        <w:t>Synthetic</w:t>
-      </w:r>
-      <w:proofErr w:type="spellEnd"/>
-      <w:r>
-        <w:rPr>
-          <w:rFonts w:ascii="Bahnschrift" w:hAnsi="Bahnschrift" w:cs="Arial"/>
-          <w:sz w:val="22"/>
-          <w:szCs w:val="22"/>
-        </w:rPr>
-        <w:t xml:space="preserve"> </w:t>
-      </w:r>
-      <w:proofErr w:type="spellStart"/>
-      <w:r>
-        <w:rPr>
-          <w:rFonts w:ascii="Bahnschrift" w:hAnsi="Bahnschrift" w:cs="Arial"/>
-          <w:sz w:val="22"/>
-          <w:szCs w:val="22"/>
-        </w:rPr>
-        <w:t>Minority</w:t>
-      </w:r>
-      <w:proofErr w:type="spellEnd"/>
-      <w:r>
-        <w:rPr>
-          <w:rFonts w:ascii="Bahnschrift" w:hAnsi="Bahnschrift" w:cs="Arial"/>
-          <w:sz w:val="22"/>
-          <w:szCs w:val="22"/>
-        </w:rPr>
-        <w:t xml:space="preserve"> Over-</w:t>
-      </w:r>
-      <w:proofErr w:type="spellStart"/>
-      <w:r>
-        <w:rPr>
-          <w:rFonts w:ascii="Bahnschrift" w:hAnsi="Bahnschrift" w:cs="Arial"/>
-          <w:sz w:val="22"/>
-          <w:szCs w:val="22"/>
-        </w:rPr>
-        <w:t>sampling</w:t>
-      </w:r>
-      <w:proofErr w:type="spellEnd"/>
-      <w:r>
-        <w:rPr>
-          <w:rFonts w:ascii="Bahnschrift" w:hAnsi="Bahnschrift" w:cs="Arial"/>
-          <w:sz w:val="22"/>
-          <w:szCs w:val="22"/>
-        </w:rPr>
-        <w:t xml:space="preserve"> </w:t>
-      </w:r>
-      <w:proofErr w:type="spellStart"/>
-      <w:r>
-        <w:rPr>
-          <w:rFonts w:ascii="Bahnschrift" w:hAnsi="Bahnschrift" w:cs="Arial"/>
-          <w:sz w:val="22"/>
-          <w:szCs w:val="22"/>
-        </w:rPr>
-        <w:t>Technique</w:t>
-      </w:r>
-      <w:proofErr w:type="spellEnd"/>
-      <w:r>
-        <w:rPr>
-          <w:rFonts w:ascii="Bahnschrift" w:hAnsi="Bahnschrift" w:cs="Arial"/>
-          <w:sz w:val="22"/>
-          <w:szCs w:val="22"/>
-        </w:rPr>
-        <w:t xml:space="preserve">) genera ejemplos sintéticos de la clase minoritaria únicamente sobre el conjunto de entrenamiento, nunca sobre el conjunto de prueba, para evitar fuga de información. </w:t>
-      </w:r>
-      <w:proofErr w:type="spellStart"/>
-      <w:r>
-        <w:rPr>
-          <w:rFonts w:ascii="Bahnschrift" w:hAnsi="Bahnschrift" w:cs="Arial"/>
-          <w:sz w:val="22"/>
-          <w:szCs w:val="22"/>
-        </w:rPr>
-        <w:t>class_weight</w:t>
-      </w:r>
-      <w:proofErr w:type="spellEnd"/>
-      <w:r>
-        <w:rPr>
-          <w:rFonts w:ascii="Bahnschrift" w:hAnsi="Bahnschrift" w:cs="Arial"/>
-          <w:sz w:val="22"/>
-          <w:szCs w:val="22"/>
-        </w:rPr>
-        <w:t>='</w:t>
-      </w:r>
-      <w:proofErr w:type="spellStart"/>
-      <w:r>
-        <w:rPr>
-          <w:rFonts w:ascii="Bahnschrift" w:hAnsi="Bahnschrift" w:cs="Arial"/>
-          <w:sz w:val="22"/>
-          <w:szCs w:val="22"/>
-        </w:rPr>
-        <w:t>balanced</w:t>
-      </w:r>
-      <w:proofErr w:type="spellEnd"/>
-      <w:r>
-        <w:rPr>
-          <w:rFonts w:ascii="Bahnschrift" w:hAnsi="Bahnschrift" w:cs="Arial"/>
-          <w:sz w:val="22"/>
-          <w:szCs w:val="22"/>
-        </w:rPr>
-        <w:t>' logra un efecto similar sin modificar los datos, penalizando más los errores sobre la clase minoritaria directamente en la función de pérdida.</w:t>
+          <w:szCs w:val="22"/>
+        </w:rPr>
+        <w:t xml:space="preserve"> mismos hiperparámetros del árbol, combinado con sobremuestreo.</w:t>
+      </w:r>
+    </w:p>
+    <w:p>
+      <w:pPr>
+        <w:pStyle w:val="Prrafodelista"/>
+        <w:numPr>
+          <w:ilvl w:val="0"/>
+          <w:numId w:val="4"/>
+        </w:numPr>
+        <w:spacing w:after="40"/>
+        <w:rPr>
+          <w:rFonts w:ascii="Bahnschrift" w:hAnsi="Bahnschrift" w:cs="Arial"/>
+          <w:sz w:val="22"/>
+          <w:szCs w:val="22"/>
+        </w:rPr>
+      </w:pPr>
+      <w:r>
+        <w:rPr>
+          <w:rFonts w:ascii="Bahnschrift" w:hAnsi="Bahnschrift" w:cs="Arial"/>
+          <w:b/>
+          <w:bCs/>
+          <w:szCs w:val="22"/>
+        </w:rPr>
+        <w:t>Gradient Boosting + SMOTE:</w:t>
+      </w:r>
+      <w:r>
+        <w:rPr>
+          <w:rFonts w:ascii="Bahnschrift" w:hAnsi="Bahnschrift" w:cs="Arial"/>
+          <w:szCs w:val="22"/>
+        </w:rPr>
+        <w:t xml:space="preserve"> 100 estimadores, learning_rate=0.1 y profundidad máxima 3, combinado con SMOTE para tratar el desbalance de clases.</w:t>
+      </w:r>
+    </w:p>
+    <w:p>
+      <w:pPr>
+        <w:spacing w:after="60"/>
+        <w:rPr>
+          <w:rFonts w:ascii="Bahnschrift" w:hAnsi="Bahnschrift" w:cs="Arial"/>
+          <w:sz w:val="22"/>
+          <w:szCs w:val="22"/>
+        </w:rPr>
+      </w:pPr>
+      <w:r>
+        <w:rPr>
+          <w:rFonts w:ascii="Bahnschrift" w:hAnsi="Bahnschrift" w:cs="Arial"/>
+          <w:szCs w:val="22"/>
+        </w:rPr>
+        <w:t>SMOTE (Synthetic Minority Over-sampling Technique) genera ejemplos sintéticos de la clase minoritaria únicamente sobre el conjunto de entrenamiento, nunca sobre el conjunto de prueba, para evitar fuga de información. class_weight='balanced' logra un efecto similar sin modificar los datos, penalizando más los errores sobre la clase minoritaria directamente en la función de pérdida.</w:t>
       </w:r>
     </w:p>
     <w:p>
       <w:pPr>
         <w:pStyle w:val="Ttulo3"/>
-        <w:spacing w:before="160" w:after="80"/>
+        <w:spacing w:before="80" w:after="40"/>
         <w:rPr>
           <w:rFonts w:ascii="Bahnschrift" w:hAnsi="Bahnschrift"/>
         </w:rPr>
@@ -1929,134 +1347,26 @@
       <w:r>
         <w:rPr>
           <w:rFonts w:ascii="Bahnschrift" w:hAnsi="Bahnschrift"/>
+          <w:sz w:val="22"/>
         </w:rPr>
         <w:t>5.1.2 Selección de características</w:t>
       </w:r>
     </w:p>
     <w:p>
       <w:pPr>
-        <w:spacing w:after="120"/>
-        <w:rPr>
-          <w:rFonts w:ascii="Bahnschrift" w:hAnsi="Bahnschrift" w:cs="Arial"/>
-          <w:sz w:val="22"/>
-          <w:szCs w:val="22"/>
-        </w:rPr>
-      </w:pPr>
-      <w:r>
-        <w:rPr>
-          <w:rFonts w:ascii="Bahnschrift" w:hAnsi="Bahnschrift" w:cs="Arial"/>
-          <w:sz w:val="22"/>
-          <w:szCs w:val="22"/>
-        </w:rPr>
-        <w:t xml:space="preserve">Las 11 variables predictoras se seleccionaron a partir del análisis de correlación de Pearson realizado en la Entrega 1, priorizando las variables con mayor correlación (absoluta) con </w:t>
-      </w:r>
-      <w:proofErr w:type="spellStart"/>
-      <w:r>
-        <w:rPr>
-          <w:rFonts w:ascii="Bahnschrift" w:hAnsi="Bahnschrift" w:cs="Arial"/>
-          <w:sz w:val="22"/>
-          <w:szCs w:val="22"/>
-        </w:rPr>
-        <w:t>Diabetes_binary</w:t>
-      </w:r>
-      <w:proofErr w:type="spellEnd"/>
-      <w:r>
-        <w:rPr>
-          <w:rFonts w:ascii="Bahnschrift" w:hAnsi="Bahnschrift" w:cs="Arial"/>
-          <w:sz w:val="22"/>
-          <w:szCs w:val="22"/>
-        </w:rPr>
-        <w:t xml:space="preserve"> y descartando variables redundantes, de baja señal o difíciles de </w:t>
-      </w:r>
-      <w:proofErr w:type="spellStart"/>
-      <w:r>
-        <w:rPr>
-          <w:rFonts w:ascii="Bahnschrift" w:hAnsi="Bahnschrift" w:cs="Arial"/>
-          <w:sz w:val="22"/>
-          <w:szCs w:val="22"/>
-        </w:rPr>
-        <w:t>auto-reportar</w:t>
-      </w:r>
-      <w:proofErr w:type="spellEnd"/>
-      <w:r>
-        <w:rPr>
-          <w:rFonts w:ascii="Bahnschrift" w:hAnsi="Bahnschrift" w:cs="Arial"/>
-          <w:sz w:val="22"/>
-          <w:szCs w:val="22"/>
-        </w:rPr>
-        <w:t xml:space="preserve"> en un formulario (por ejemplo, se excluyeron </w:t>
-      </w:r>
-      <w:proofErr w:type="spellStart"/>
-      <w:r>
-        <w:rPr>
-          <w:rFonts w:ascii="Bahnschrift" w:hAnsi="Bahnschrift" w:cs="Arial"/>
-          <w:sz w:val="22"/>
-          <w:szCs w:val="22"/>
-        </w:rPr>
-        <w:t>CholCheck</w:t>
-      </w:r>
-      <w:proofErr w:type="spellEnd"/>
-      <w:r>
-        <w:rPr>
-          <w:rFonts w:ascii="Bahnschrift" w:hAnsi="Bahnschrift" w:cs="Arial"/>
-          <w:sz w:val="22"/>
-          <w:szCs w:val="22"/>
-        </w:rPr>
-        <w:t xml:space="preserve">, </w:t>
-      </w:r>
-      <w:proofErr w:type="spellStart"/>
-      <w:r>
-        <w:rPr>
-          <w:rFonts w:ascii="Bahnschrift" w:hAnsi="Bahnschrift" w:cs="Arial"/>
-          <w:sz w:val="22"/>
-          <w:szCs w:val="22"/>
-        </w:rPr>
-        <w:t>AnyHealthcare</w:t>
-      </w:r>
-      <w:proofErr w:type="spellEnd"/>
-      <w:r>
-        <w:rPr>
-          <w:rFonts w:ascii="Bahnschrift" w:hAnsi="Bahnschrift" w:cs="Arial"/>
-          <w:sz w:val="22"/>
-          <w:szCs w:val="22"/>
-        </w:rPr>
-        <w:t xml:space="preserve">, </w:t>
-      </w:r>
-      <w:proofErr w:type="spellStart"/>
-      <w:r>
-        <w:rPr>
-          <w:rFonts w:ascii="Bahnschrift" w:hAnsi="Bahnschrift" w:cs="Arial"/>
-          <w:sz w:val="22"/>
-          <w:szCs w:val="22"/>
-        </w:rPr>
-        <w:t>NoDocbcCost</w:t>
-      </w:r>
-      <w:proofErr w:type="spellEnd"/>
-      <w:r>
-        <w:rPr>
-          <w:rFonts w:ascii="Bahnschrift" w:hAnsi="Bahnschrift" w:cs="Arial"/>
-          <w:sz w:val="22"/>
-          <w:szCs w:val="22"/>
-        </w:rPr>
-        <w:t xml:space="preserve"> y </w:t>
-      </w:r>
-      <w:proofErr w:type="spellStart"/>
-      <w:r>
-        <w:rPr>
-          <w:rFonts w:ascii="Bahnschrift" w:hAnsi="Bahnschrift" w:cs="Arial"/>
-          <w:sz w:val="22"/>
-          <w:szCs w:val="22"/>
-        </w:rPr>
-        <w:t>Education</w:t>
-      </w:r>
-      <w:proofErr w:type="spellEnd"/>
-      <w:r>
-        <w:rPr>
-          <w:rFonts w:ascii="Bahnschrift" w:hAnsi="Bahnschrift" w:cs="Arial"/>
-          <w:sz w:val="22"/>
-          <w:szCs w:val="22"/>
-        </w:rPr>
-        <w:t xml:space="preserve"> por su correlación cercana a cero o su naturaleza administrativa más que clínica).</w:t>
+        <w:spacing w:after="60"/>
+        <w:rPr>
+          <w:rFonts w:ascii="Bahnschrift" w:hAnsi="Bahnschrift" w:cs="Arial"/>
+          <w:sz w:val="22"/>
+          <w:szCs w:val="22"/>
+        </w:rPr>
+      </w:pPr>
+      <w:r>
+        <w:rPr>
+          <w:rFonts w:ascii="Bahnschrift" w:hAnsi="Bahnschrift" w:cs="Arial"/>
+          <w:szCs w:val="22"/>
+        </w:rPr>
+        <w:t>Las 11 variables predictoras se seleccionaron a partir del análisis de correlación de Pearson realizado en la Entrega 1, priorizando las variables con mayor correlación (absoluta) con Diabetes_binary y descartando variables redundantes, de baja señal o difíciles de auto-reportar en un formulario (por ejemplo, se excluyeron CholCheck, AnyHealthcare, NoDocbcCost y Education por su correlación cercana a cero o su naturaleza administrativa más que clínica).</w:t>
       </w:r>
     </w:p>
     <w:p>
@@ -2070,7 +1380,7 @@
         </w:rPr>
         <w:drawing>
           <wp:inline distT="0" distB="0" distL="0" distR="0" wp14:anchorId="7D1D0DF1" wp14:editId="5833AC3E">
-            <wp:extent cx="3037398" cy="2278050"/>
+            <wp:extent cx="2885528" cy="2164147"/>
             <wp:effectExtent l="0" t="0" r="0" b="8255"/>
             <wp:docPr id="1" name="Imagen 1"/>
             <wp:cNvGraphicFramePr>
@@ -2095,7 +1405,7 @@
                   <pic:spPr bwMode="auto">
                     <a:xfrm>
                       <a:off x="0" y="0"/>
-                      <a:ext cx="3058762" cy="2294073"/>
+                      <a:ext cx="2885528" cy="2164147"/>
                     </a:xfrm>
                     <a:prstGeom prst="rect">
                       <a:avLst/>
@@ -2110,7 +1420,7 @@
     </w:p>
     <w:p>
       <w:pPr>
-        <w:spacing w:after="200"/>
+        <w:spacing w:after="80"/>
         <w:jc w:val="center"/>
         <w:rPr>
           <w:rFonts w:ascii="Bahnschrift" w:hAnsi="Bahnschrift"/>
@@ -2127,89 +1437,73 @@
           <w:sz w:val="16"/>
           <w:szCs w:val="16"/>
         </w:rPr>
+        <w:t>Figura 1. Correlación de cada variable con Diabetes_binary. En azul/naranja, las 11 variables seleccionadas como predictoras finales; en gris, las variables descartadas.</w:t>
+      </w:r>
+    </w:p>
+    <w:p>
+      <w:pPr>
+        <w:pStyle w:val="Ttulo3"/>
+        <w:pageBreakBefore/>
+        <w:spacing w:before="80" w:after="40"/>
+        <w:rPr>
+          <w:rFonts w:ascii="Bahnschrift" w:hAnsi="Bahnschrift"/>
+        </w:rPr>
+      </w:pPr>
+      <w:r>
+        <w:rPr>
+          <w:rFonts w:ascii="Bahnschrift" w:hAnsi="Bahnschrift"/>
+          <w:sz w:val="22"/>
+        </w:rPr>
         <w:lastRenderedPageBreak/>
-        <w:t xml:space="preserve">Figura 1. Correlación de cada variable con </w:t>
-      </w:r>
-      <w:proofErr w:type="spellStart"/>
-      <w:r>
-        <w:rPr>
-          <w:rFonts w:ascii="Bahnschrift" w:hAnsi="Bahnschrift"/>
-          <w:i/>
-          <w:iCs/>
-          <w:color w:val="5F5E5A"/>
-          <w:sz w:val="16"/>
-          <w:szCs w:val="16"/>
-        </w:rPr>
-        <w:t>Diabetes_binary</w:t>
-      </w:r>
-      <w:proofErr w:type="spellEnd"/>
-      <w:r>
-        <w:rPr>
-          <w:rFonts w:ascii="Bahnschrift" w:hAnsi="Bahnschrift"/>
-          <w:i/>
-          <w:iCs/>
-          <w:color w:val="5F5E5A"/>
-          <w:sz w:val="16"/>
-          <w:szCs w:val="16"/>
-        </w:rPr>
-        <w:t>. En azul/naranja, las 11 variables seleccionadas como predictoras finales; en gris, las variables descartadas.</w:t>
-      </w:r>
-    </w:p>
-    <w:p/>
-    <w:p>
-      <w:pPr>
-        <w:pStyle w:val="Ttulo3"/>
-        <w:spacing w:before="160" w:after="80"/>
-        <w:rPr>
-          <w:rFonts w:ascii="Bahnschrift" w:hAnsi="Bahnschrift"/>
-        </w:rPr>
-      </w:pPr>
-      <w:r>
-        <w:rPr>
-          <w:rFonts w:ascii="Bahnschrift" w:hAnsi="Bahnschrift"/>
-        </w:rPr>
         <w:t>5.1.3 Evaluación de los modelos</w:t>
       </w:r>
-    </w:p>
-    <w:p>
-      <w:pPr>
-        <w:pStyle w:val="Ttulo3"/>
-        <w:spacing w:before="160" w:after="80"/>
-        <w:rPr>
-          <w:rFonts w:ascii="Bahnschrift" w:hAnsi="Bahnschrift"/>
-        </w:rPr>
-      </w:pPr>
     </w:p>
     <w:tbl>
       <w:tblPr>
-        <w:tblStyle w:val="Tablanormal1"/>
-        <w:tblW w:w="9700" w:type="dxa"/>
-        <w:tblLook w:val="0000" w:firstRow="0" w:lastRow="0" w:firstColumn="0" w:lastColumn="0" w:noHBand="0" w:noVBand="0"/>
+        <w:tblW w:w="9550" w:type="dxa"/>
+        <w:tblLook w:val="04A0" w:firstRow="1" w:lastRow="0" w:firstColumn="1" w:lastColumn="0" w:noHBand="0" w:noVBand="1"/>
       </w:tblPr>
       <w:tblGrid>
-        <w:gridCol w:w="3200"/>
-        <w:gridCol w:w="1300"/>
-        <w:gridCol w:w="1300"/>
-        <w:gridCol w:w="1300"/>
-        <w:gridCol w:w="1300"/>
-        <w:gridCol w:w="1300"/>
+        <w:gridCol w:w="2203"/>
+        <w:gridCol w:w="907"/>
+        <w:gridCol w:w="1138"/>
+        <w:gridCol w:w="1074"/>
+        <w:gridCol w:w="1059"/>
+        <w:gridCol w:w="1057"/>
+        <w:gridCol w:w="1056"/>
+        <w:gridCol w:w="1056"/>
       </w:tblGrid>
       <w:tr>
         <w:trPr>
-          <w:cnfStyle w:val="000000100000" w:firstRow="0" w:lastRow="0" w:firstColumn="0" w:lastColumn="0" w:oddVBand="0" w:evenVBand="0" w:oddHBand="1" w:evenHBand="0" w:firstRowFirstColumn="0" w:firstRowLastColumn="0" w:lastRowFirstColumn="0" w:lastRowLastColumn="0"/>
-          <w:trHeight w:val="340"/>
+          <w:trHeight w:val="124"/>
         </w:trPr>
         <w:tc>
           <w:tcPr>
-            <w:cnfStyle w:val="000010000000" w:firstRow="0" w:lastRow="0" w:firstColumn="0" w:lastColumn="0" w:oddVBand="1" w:evenVBand="0" w:oddHBand="0" w:evenHBand="0" w:firstRowFirstColumn="0" w:firstRowLastColumn="0" w:lastRowFirstColumn="0" w:lastRowLastColumn="0"/>
-            <w:tcW w:w="3200" w:type="dxa"/>
+            <w:tcW w:w="2335" w:type="dxa"/>
+            <w:tcBorders>
+              <w:top w:val="single" w:sz="4" w:space="0" w:color="000000"/>
+              <w:left w:val="single" w:sz="4" w:space="0" w:color="000000"/>
+              <w:bottom w:val="single" w:sz="8" w:space="0" w:color="000000"/>
+              <w:right w:val="single" w:sz="4" w:space="0" w:color="000000"/>
+            </w:tcBorders>
+            <w:tcMar>
+              <w:top w:w="45" w:type="dxa"/>
+              <w:left w:w="60" w:type="dxa"/>
+              <w:bottom w:w="45" w:type="dxa"/>
+              <w:right w:w="60" w:type="dxa"/>
+            </w:tcMar>
             <w:vAlign w:val="center"/>
+            <w:hideMark/>
           </w:tcPr>
           <w:p>
             <w:pPr>
               <w:jc w:val="center"/>
               <w:rPr>
                 <w:rFonts w:ascii="Bahnschrift" w:hAnsi="Bahnschrift"/>
+                <w:b/>
+                <w:bCs/>
+                <w:sz w:val="19"/>
+                <w:szCs w:val="19"/>
               </w:rPr>
             </w:pPr>
             <w:r>
@@ -2226,19 +1520,25 @@
         </w:tc>
         <w:tc>
           <w:tcPr>
-            <w:tcW w:w="1300" w:type="dxa"/>
+            <w:tcW w:w="347" w:type="dxa"/>
+            <w:tcBorders>
+              <w:top w:val="single" w:sz="4" w:space="0" w:color="000000"/>
+              <w:left w:val="single" w:sz="4" w:space="0" w:color="000000"/>
+              <w:bottom w:val="single" w:sz="8" w:space="0" w:color="000000"/>
+              <w:right w:val="single" w:sz="4" w:space="0" w:color="000000"/>
+            </w:tcBorders>
+            <w:tcMar>
+              <w:top w:w="45" w:type="dxa"/>
+              <w:left w:w="60" w:type="dxa"/>
+              <w:bottom w:w="45" w:type="dxa"/>
+              <w:right w:w="60" w:type="dxa"/>
+            </w:tcMar>
             <w:vAlign w:val="center"/>
+            <w:hideMark/>
           </w:tcPr>
           <w:p>
             <w:pPr>
               <w:jc w:val="center"/>
-              <w:cnfStyle w:val="000000100000" w:firstRow="0" w:lastRow="0" w:firstColumn="0" w:lastColumn="0" w:oddVBand="0" w:evenVBand="0" w:oddHBand="1" w:evenHBand="0" w:firstRowFirstColumn="0" w:firstRowLastColumn="0" w:lastRowFirstColumn="0" w:lastRowLastColumn="0"/>
-              <w:rPr>
-                <w:rFonts w:ascii="Bahnschrift" w:hAnsi="Bahnschrift"/>
-              </w:rPr>
-            </w:pPr>
-            <w:proofErr w:type="spellStart"/>
-            <w:r>
               <w:rPr>
                 <w:rFonts w:ascii="Bahnschrift" w:hAnsi="Bahnschrift"/>
                 <w:b/>
@@ -2246,25 +1546,7 @@
                 <w:sz w:val="19"/>
                 <w:szCs w:val="19"/>
               </w:rPr>
-              <w:t>Accuracy</w:t>
-            </w:r>
-            <w:proofErr w:type="spellEnd"/>
-          </w:p>
-        </w:tc>
-        <w:tc>
-          <w:tcPr>
-            <w:cnfStyle w:val="000010000000" w:firstRow="0" w:lastRow="0" w:firstColumn="0" w:lastColumn="0" w:oddVBand="1" w:evenVBand="0" w:oddHBand="0" w:evenHBand="0" w:firstRowFirstColumn="0" w:firstRowLastColumn="0" w:lastRowFirstColumn="0" w:lastRowLastColumn="0"/>
-            <w:tcW w:w="1300" w:type="dxa"/>
-            <w:vAlign w:val="center"/>
-          </w:tcPr>
-          <w:p>
-            <w:pPr>
-              <w:jc w:val="center"/>
-              <w:rPr>
-                <w:rFonts w:ascii="Bahnschrift" w:hAnsi="Bahnschrift"/>
-              </w:rPr>
             </w:pPr>
-            <w:proofErr w:type="spellStart"/>
             <w:r>
               <w:rPr>
                 <w:rFonts w:ascii="Bahnschrift" w:hAnsi="Bahnschrift"/>
@@ -2273,74 +1555,37 @@
                 <w:sz w:val="19"/>
                 <w:szCs w:val="19"/>
               </w:rPr>
-              <w:t>Precision</w:t>
-            </w:r>
-            <w:proofErr w:type="spellEnd"/>
-          </w:p>
-        </w:tc>
-        <w:tc>
-          <w:tcPr>
-            <w:tcW w:w="1300" w:type="dxa"/>
-            <w:vAlign w:val="center"/>
-          </w:tcPr>
-          <w:p>
-            <w:pPr>
-              <w:jc w:val="center"/>
-              <w:cnfStyle w:val="000000100000" w:firstRow="0" w:lastRow="0" w:firstColumn="0" w:lastColumn="0" w:oddVBand="0" w:evenVBand="0" w:oddHBand="1" w:evenHBand="0" w:firstRowFirstColumn="0" w:firstRowLastColumn="0" w:lastRowFirstColumn="0" w:lastRowLastColumn="0"/>
-              <w:rPr>
-                <w:rFonts w:ascii="Bahnschrift" w:hAnsi="Bahnschrift"/>
-              </w:rPr>
-            </w:pPr>
-            <w:proofErr w:type="spellStart"/>
-            <w:r>
-              <w:rPr>
-                <w:rFonts w:ascii="Bahnschrift" w:hAnsi="Bahnschrift"/>
-                <w:b/>
-                <w:bCs/>
-                <w:sz w:val="19"/>
-                <w:szCs w:val="19"/>
-              </w:rPr>
-              <w:t>Recall</w:t>
-            </w:r>
-            <w:proofErr w:type="spellEnd"/>
-          </w:p>
-        </w:tc>
-        <w:tc>
-          <w:tcPr>
-            <w:cnfStyle w:val="000010000000" w:firstRow="0" w:lastRow="0" w:firstColumn="0" w:lastColumn="0" w:oddVBand="1" w:evenVBand="0" w:oddHBand="0" w:evenHBand="0" w:firstRowFirstColumn="0" w:firstRowLastColumn="0" w:lastRowFirstColumn="0" w:lastRowLastColumn="0"/>
-            <w:tcW w:w="1300" w:type="dxa"/>
-            <w:vAlign w:val="center"/>
-          </w:tcPr>
-          <w:p>
-            <w:pPr>
-              <w:jc w:val="center"/>
-              <w:rPr>
-                <w:rFonts w:ascii="Bahnschrift" w:hAnsi="Bahnschrift"/>
-              </w:rPr>
-            </w:pPr>
-            <w:r>
-              <w:rPr>
-                <w:rFonts w:ascii="Bahnschrift" w:hAnsi="Bahnschrift"/>
-                <w:b/>
-                <w:bCs/>
-                <w:sz w:val="19"/>
-                <w:szCs w:val="19"/>
-              </w:rPr>
-              <w:t>F1-score</w:t>
+              <w:t>Accuracy</w:t>
             </w:r>
           </w:p>
         </w:tc>
         <w:tc>
           <w:tcPr>
-            <w:tcW w:w="1300" w:type="dxa"/>
+            <w:tcW w:w="1175" w:type="dxa"/>
+            <w:tcBorders>
+              <w:top w:val="single" w:sz="4" w:space="0" w:color="000000"/>
+              <w:left w:val="single" w:sz="4" w:space="0" w:color="000000"/>
+              <w:bottom w:val="single" w:sz="8" w:space="0" w:color="000000"/>
+              <w:right w:val="single" w:sz="4" w:space="0" w:color="000000"/>
+            </w:tcBorders>
+            <w:tcMar>
+              <w:top w:w="45" w:type="dxa"/>
+              <w:left w:w="60" w:type="dxa"/>
+              <w:bottom w:w="45" w:type="dxa"/>
+              <w:right w:w="60" w:type="dxa"/>
+            </w:tcMar>
             <w:vAlign w:val="center"/>
+            <w:hideMark/>
           </w:tcPr>
           <w:p>
             <w:pPr>
               <w:jc w:val="center"/>
-              <w:cnfStyle w:val="000000100000" w:firstRow="0" w:lastRow="0" w:firstColumn="0" w:lastColumn="0" w:oddVBand="0" w:evenVBand="0" w:oddHBand="1" w:evenHBand="0" w:firstRowFirstColumn="0" w:firstRowLastColumn="0" w:lastRowFirstColumn="0" w:lastRowLastColumn="0"/>
-              <w:rPr>
-                <w:rFonts w:ascii="Bahnschrift" w:hAnsi="Bahnschrift"/>
+              <w:rPr>
+                <w:rFonts w:ascii="Bahnschrift" w:hAnsi="Bahnschrift"/>
+                <w:b/>
+                <w:bCs/>
+                <w:sz w:val="19"/>
+                <w:szCs w:val="19"/>
               </w:rPr>
             </w:pPr>
             <w:r>
@@ -2351,16 +1596,238 @@
                 <w:sz w:val="19"/>
                 <w:szCs w:val="19"/>
               </w:rPr>
+              <w:t>Precision</w:t>
+            </w:r>
+          </w:p>
+        </w:tc>
+        <w:tc>
+          <w:tcPr>
+            <w:tcW w:w="1145" w:type="dxa"/>
+            <w:tcBorders>
+              <w:top w:val="single" w:sz="4" w:space="0" w:color="000000"/>
+              <w:left w:val="single" w:sz="4" w:space="0" w:color="000000"/>
+              <w:bottom w:val="single" w:sz="8" w:space="0" w:color="000000"/>
+              <w:right w:val="single" w:sz="4" w:space="0" w:color="000000"/>
+            </w:tcBorders>
+            <w:tcMar>
+              <w:top w:w="45" w:type="dxa"/>
+              <w:left w:w="60" w:type="dxa"/>
+              <w:bottom w:w="45" w:type="dxa"/>
+              <w:right w:w="60" w:type="dxa"/>
+            </w:tcMar>
+            <w:vAlign w:val="center"/>
+            <w:hideMark/>
+          </w:tcPr>
+          <w:p>
+            <w:pPr>
+              <w:jc w:val="center"/>
+              <w:rPr>
+                <w:rFonts w:ascii="Bahnschrift" w:hAnsi="Bahnschrift"/>
+                <w:b/>
+                <w:bCs/>
+                <w:sz w:val="19"/>
+                <w:szCs w:val="19"/>
+              </w:rPr>
+            </w:pPr>
+            <w:r>
+              <w:rPr>
+                <w:rFonts w:ascii="Bahnschrift" w:hAnsi="Bahnschrift"/>
+                <w:b/>
+                <w:bCs/>
+                <w:sz w:val="19"/>
+                <w:szCs w:val="19"/>
+              </w:rPr>
+              <w:t>Recall</w:t>
+            </w:r>
+          </w:p>
+        </w:tc>
+        <w:tc>
+          <w:tcPr>
+            <w:tcW w:w="1137" w:type="dxa"/>
+            <w:tcBorders>
+              <w:top w:val="single" w:sz="4" w:space="0" w:color="000000"/>
+              <w:left w:val="single" w:sz="4" w:space="0" w:color="000000"/>
+              <w:bottom w:val="single" w:sz="8" w:space="0" w:color="000000"/>
+              <w:right w:val="single" w:sz="4" w:space="0" w:color="000000"/>
+            </w:tcBorders>
+            <w:tcMar>
+              <w:top w:w="45" w:type="dxa"/>
+              <w:left w:w="60" w:type="dxa"/>
+              <w:bottom w:w="45" w:type="dxa"/>
+              <w:right w:w="60" w:type="dxa"/>
+            </w:tcMar>
+            <w:vAlign w:val="center"/>
+            <w:hideMark/>
+          </w:tcPr>
+          <w:p>
+            <w:pPr>
+              <w:jc w:val="center"/>
+              <w:rPr>
+                <w:rFonts w:ascii="Bahnschrift" w:hAnsi="Bahnschrift"/>
+                <w:b/>
+                <w:bCs/>
+                <w:sz w:val="19"/>
+                <w:szCs w:val="19"/>
+              </w:rPr>
+            </w:pPr>
+            <w:r>
+              <w:rPr>
+                <w:rFonts w:ascii="Bahnschrift" w:hAnsi="Bahnschrift"/>
+                <w:b/>
+                <w:bCs/>
+                <w:sz w:val="19"/>
+                <w:szCs w:val="19"/>
+              </w:rPr>
+              <w:t>F1</w:t>
+            </w:r>
+          </w:p>
+        </w:tc>
+        <w:tc>
+          <w:tcPr>
+            <w:tcW w:w="1137" w:type="dxa"/>
+            <w:tcBorders>
+              <w:top w:val="single" w:sz="4" w:space="0" w:color="000000"/>
+              <w:left w:val="single" w:sz="4" w:space="0" w:color="000000"/>
+              <w:bottom w:val="single" w:sz="8" w:space="0" w:color="000000"/>
+              <w:right w:val="single" w:sz="4" w:space="0" w:color="000000"/>
+            </w:tcBorders>
+            <w:tcMar>
+              <w:top w:w="45" w:type="dxa"/>
+              <w:left w:w="60" w:type="dxa"/>
+              <w:bottom w:w="45" w:type="dxa"/>
+              <w:right w:w="60" w:type="dxa"/>
+            </w:tcMar>
+            <w:vAlign w:val="center"/>
+            <w:hideMark/>
+          </w:tcPr>
+          <w:p>
+            <w:pPr>
+              <w:jc w:val="center"/>
+              <w:rPr>
+                <w:rFonts w:ascii="Bahnschrift" w:hAnsi="Bahnschrift"/>
+                <w:b/>
+                <w:bCs/>
+                <w:sz w:val="19"/>
+                <w:szCs w:val="19"/>
+              </w:rPr>
+            </w:pPr>
+            <w:r>
+              <w:rPr>
+                <w:rFonts w:ascii="Bahnschrift" w:hAnsi="Bahnschrift"/>
+                <w:b/>
+                <w:bCs/>
+                <w:sz w:val="19"/>
+                <w:szCs w:val="19"/>
+              </w:rPr>
+              <w:t>F2</w:t>
+            </w:r>
+          </w:p>
+        </w:tc>
+        <w:tc>
+          <w:tcPr>
+            <w:tcW w:w="1137" w:type="dxa"/>
+            <w:tcBorders>
+              <w:top w:val="single" w:sz="4" w:space="0" w:color="000000"/>
+              <w:left w:val="single" w:sz="4" w:space="0" w:color="000000"/>
+              <w:bottom w:val="single" w:sz="8" w:space="0" w:color="000000"/>
+              <w:right w:val="single" w:sz="4" w:space="0" w:color="000000"/>
+            </w:tcBorders>
+            <w:tcMar>
+              <w:top w:w="45" w:type="dxa"/>
+              <w:left w:w="60" w:type="dxa"/>
+              <w:bottom w:w="45" w:type="dxa"/>
+              <w:right w:w="60" w:type="dxa"/>
+            </w:tcMar>
+            <w:vAlign w:val="center"/>
+            <w:hideMark/>
+          </w:tcPr>
+          <w:p>
+            <w:pPr>
+              <w:jc w:val="center"/>
+              <w:rPr>
+                <w:rFonts w:ascii="Bahnschrift" w:hAnsi="Bahnschrift"/>
+                <w:b/>
+                <w:bCs/>
+                <w:sz w:val="19"/>
+                <w:szCs w:val="19"/>
+              </w:rPr>
+            </w:pPr>
+            <w:r>
+              <w:rPr>
+                <w:rFonts w:ascii="Bahnschrift" w:hAnsi="Bahnschrift"/>
+                <w:b/>
+                <w:bCs/>
+                <w:sz w:val="19"/>
+                <w:szCs w:val="19"/>
+              </w:rPr>
               <w:t>ROC-AUC</w:t>
+            </w:r>
+          </w:p>
+        </w:tc>
+        <w:tc>
+          <w:tcPr>
+            <w:tcW w:w="1137" w:type="dxa"/>
+            <w:tcBorders>
+              <w:top w:val="single" w:sz="4" w:space="0" w:color="000000"/>
+              <w:left w:val="single" w:sz="4" w:space="0" w:color="000000"/>
+              <w:bottom w:val="single" w:sz="8" w:space="0" w:color="000000"/>
+              <w:right w:val="single" w:sz="4" w:space="0" w:color="000000"/>
+            </w:tcBorders>
+            <w:tcMar>
+              <w:top w:w="45" w:type="dxa"/>
+              <w:left w:w="60" w:type="dxa"/>
+              <w:bottom w:w="45" w:type="dxa"/>
+              <w:right w:w="60" w:type="dxa"/>
+            </w:tcMar>
+            <w:vAlign w:val="center"/>
+            <w:hideMark/>
+          </w:tcPr>
+          <w:p>
+            <w:pPr>
+              <w:jc w:val="center"/>
+              <w:rPr>
+                <w:rFonts w:ascii="Bahnschrift" w:hAnsi="Bahnschrift"/>
+                <w:b/>
+                <w:bCs/>
+                <w:sz w:val="19"/>
+                <w:szCs w:val="19"/>
+              </w:rPr>
+            </w:pPr>
+            <w:r>
+              <w:rPr>
+                <w:rFonts w:ascii="Bahnschrift" w:hAnsi="Bahnschrift"/>
+                <w:b/>
+                <w:bCs/>
+                <w:sz w:val="19"/>
+                <w:szCs w:val="19"/>
+              </w:rPr>
+              <w:t>PR-AUC</w:t>
             </w:r>
           </w:p>
         </w:tc>
       </w:tr>
       <w:tr>
+        <w:trPr>
+          <w:trHeight w:val="373"/>
+        </w:trPr>
         <w:tc>
           <w:tcPr>
-            <w:cnfStyle w:val="000010000000" w:firstRow="0" w:lastRow="0" w:firstColumn="0" w:lastColumn="0" w:oddVBand="1" w:evenVBand="0" w:oddHBand="0" w:evenHBand="0" w:firstRowFirstColumn="0" w:firstRowLastColumn="0" w:lastRowFirstColumn="0" w:lastRowLastColumn="0"/>
-            <w:tcW w:w="3200" w:type="dxa"/>
+            <w:tcW w:w="2335" w:type="dxa"/>
+            <w:tcBorders>
+              <w:top w:val="single" w:sz="4" w:space="0" w:color="000000"/>
+              <w:left w:val="single" w:sz="4" w:space="0" w:color="000000"/>
+              <w:bottom w:val="single" w:sz="4" w:space="0" w:color="000000"/>
+              <w:right w:val="single" w:sz="4" w:space="0" w:color="000000"/>
+            </w:tcBorders>
+            <w:shd w:val="clear" w:color="D9D9D9" w:fill="D9D9D9"/>
+            <w:tcMar>
+              <w:top w:w="45" w:type="dxa"/>
+              <w:left w:w="60" w:type="dxa"/>
+              <w:bottom w:w="45" w:type="dxa"/>
+              <w:right w:w="60" w:type="dxa"/>
+            </w:tcMar>
+            <w:vAlign w:val="center"/>
+            <w:hideMark/>
           </w:tcPr>
           <w:p>
             <w:pPr>
@@ -2371,8 +1838,6 @@
             <w:r>
               <w:rPr>
                 <w:rFonts w:ascii="Bahnschrift" w:hAnsi="Bahnschrift"/>
-                <w:sz w:val="19"/>
-                <w:szCs w:val="19"/>
               </w:rPr>
               <w:t>Regresión Logística (base)</w:t>
             </w:r>
@@ -2380,15 +1845,30 @@
         </w:tc>
         <w:tc>
           <w:tcPr>
-            <w:tcW w:w="1300" w:type="dxa"/>
+            <w:tcW w:w="347" w:type="dxa"/>
+            <w:tcBorders>
+              <w:top w:val="single" w:sz="4" w:space="0" w:color="000000"/>
+              <w:left w:val="single" w:sz="4" w:space="0" w:color="000000"/>
+              <w:bottom w:val="single" w:sz="4" w:space="0" w:color="000000"/>
+              <w:right w:val="single" w:sz="4" w:space="0" w:color="000000"/>
+            </w:tcBorders>
+            <w:shd w:val="clear" w:color="D9D9D9" w:fill="D9D9D9"/>
+            <w:tcMar>
+              <w:top w:w="45" w:type="dxa"/>
+              <w:left w:w="60" w:type="dxa"/>
+              <w:bottom w:w="45" w:type="dxa"/>
+              <w:right w:w="60" w:type="dxa"/>
+            </w:tcMar>
             <w:vAlign w:val="center"/>
+            <w:hideMark/>
           </w:tcPr>
           <w:p>
             <w:pPr>
               <w:jc w:val="center"/>
-              <w:cnfStyle w:val="000000000000" w:firstRow="0" w:lastRow="0" w:firstColumn="0" w:lastColumn="0" w:oddVBand="0" w:evenVBand="0" w:oddHBand="0" w:evenHBand="0" w:firstRowFirstColumn="0" w:firstRowLastColumn="0" w:lastRowFirstColumn="0" w:lastRowLastColumn="0"/>
-              <w:rPr>
-                <w:rFonts w:ascii="Bahnschrift" w:hAnsi="Bahnschrift"/>
+              <w:rPr>
+                <w:rFonts w:ascii="Bahnschrift" w:hAnsi="Bahnschrift"/>
+                <w:sz w:val="19"/>
+                <w:szCs w:val="19"/>
               </w:rPr>
             </w:pPr>
             <w:r>
@@ -2397,29 +1877,36 @@
                 <w:sz w:val="19"/>
                 <w:szCs w:val="19"/>
               </w:rPr>
-              <w:t>0.</w:t>
-            </w:r>
-            <w:r>
-              <w:rPr>
-                <w:rFonts w:ascii="Bahnschrift" w:hAnsi="Bahnschrift"/>
-                <w:sz w:val="19"/>
-                <w:szCs w:val="19"/>
-              </w:rPr>
-              <w:t>861</w:t>
+              <w:t>0.862</w:t>
             </w:r>
           </w:p>
         </w:tc>
         <w:tc>
           <w:tcPr>
-            <w:cnfStyle w:val="000010000000" w:firstRow="0" w:lastRow="0" w:firstColumn="0" w:lastColumn="0" w:oddVBand="1" w:evenVBand="0" w:oddHBand="0" w:evenHBand="0" w:firstRowFirstColumn="0" w:firstRowLastColumn="0" w:lastRowFirstColumn="0" w:lastRowLastColumn="0"/>
-            <w:tcW w:w="1300" w:type="dxa"/>
+            <w:tcW w:w="1175" w:type="dxa"/>
+            <w:tcBorders>
+              <w:top w:val="single" w:sz="4" w:space="0" w:color="000000"/>
+              <w:left w:val="single" w:sz="4" w:space="0" w:color="000000"/>
+              <w:bottom w:val="single" w:sz="4" w:space="0" w:color="000000"/>
+              <w:right w:val="single" w:sz="4" w:space="0" w:color="000000"/>
+            </w:tcBorders>
+            <w:shd w:val="clear" w:color="D9D9D9" w:fill="D9D9D9"/>
+            <w:tcMar>
+              <w:top w:w="45" w:type="dxa"/>
+              <w:left w:w="60" w:type="dxa"/>
+              <w:bottom w:w="45" w:type="dxa"/>
+              <w:right w:w="60" w:type="dxa"/>
+            </w:tcMar>
             <w:vAlign w:val="center"/>
+            <w:hideMark/>
           </w:tcPr>
           <w:p>
             <w:pPr>
               <w:jc w:val="center"/>
               <w:rPr>
                 <w:rFonts w:ascii="Bahnschrift" w:hAnsi="Bahnschrift"/>
+                <w:sz w:val="19"/>
+                <w:szCs w:val="19"/>
               </w:rPr>
             </w:pPr>
             <w:r>
@@ -2428,29 +1915,36 @@
                 <w:sz w:val="19"/>
                 <w:szCs w:val="19"/>
               </w:rPr>
-              <w:t>0.</w:t>
-            </w:r>
-            <w:r>
-              <w:rPr>
-                <w:rFonts w:ascii="Bahnschrift" w:hAnsi="Bahnschrift"/>
-                <w:sz w:val="19"/>
-                <w:szCs w:val="19"/>
-              </w:rPr>
-              <w:t>511</w:t>
+              <w:t>0.511</w:t>
             </w:r>
           </w:p>
         </w:tc>
         <w:tc>
           <w:tcPr>
-            <w:tcW w:w="1300" w:type="dxa"/>
+            <w:tcW w:w="1145" w:type="dxa"/>
+            <w:tcBorders>
+              <w:top w:val="single" w:sz="4" w:space="0" w:color="000000"/>
+              <w:left w:val="single" w:sz="4" w:space="0" w:color="000000"/>
+              <w:bottom w:val="single" w:sz="4" w:space="0" w:color="000000"/>
+              <w:right w:val="single" w:sz="4" w:space="0" w:color="000000"/>
+            </w:tcBorders>
+            <w:shd w:val="clear" w:color="D9D9D9" w:fill="D9D9D9"/>
+            <w:tcMar>
+              <w:top w:w="45" w:type="dxa"/>
+              <w:left w:w="60" w:type="dxa"/>
+              <w:bottom w:w="45" w:type="dxa"/>
+              <w:right w:w="60" w:type="dxa"/>
+            </w:tcMar>
             <w:vAlign w:val="center"/>
+            <w:hideMark/>
           </w:tcPr>
           <w:p>
             <w:pPr>
               <w:jc w:val="center"/>
-              <w:cnfStyle w:val="000000000000" w:firstRow="0" w:lastRow="0" w:firstColumn="0" w:lastColumn="0" w:oddVBand="0" w:evenVBand="0" w:oddHBand="0" w:evenHBand="0" w:firstRowFirstColumn="0" w:firstRowLastColumn="0" w:lastRowFirstColumn="0" w:lastRowLastColumn="0"/>
-              <w:rPr>
-                <w:rFonts w:ascii="Bahnschrift" w:hAnsi="Bahnschrift"/>
+              <w:rPr>
+                <w:rFonts w:ascii="Bahnschrift" w:hAnsi="Bahnschrift"/>
+                <w:sz w:val="19"/>
+                <w:szCs w:val="19"/>
               </w:rPr>
             </w:pPr>
             <w:r>
@@ -2459,29 +1953,36 @@
                 <w:sz w:val="19"/>
                 <w:szCs w:val="19"/>
               </w:rPr>
-              <w:t>0.</w:t>
-            </w:r>
-            <w:r>
-              <w:rPr>
-                <w:rFonts w:ascii="Bahnschrift" w:hAnsi="Bahnschrift"/>
-                <w:sz w:val="19"/>
-                <w:szCs w:val="19"/>
-              </w:rPr>
-              <w:t>148</w:t>
+              <w:t>0.148</w:t>
             </w:r>
           </w:p>
         </w:tc>
         <w:tc>
           <w:tcPr>
-            <w:cnfStyle w:val="000010000000" w:firstRow="0" w:lastRow="0" w:firstColumn="0" w:lastColumn="0" w:oddVBand="1" w:evenVBand="0" w:oddHBand="0" w:evenHBand="0" w:firstRowFirstColumn="0" w:firstRowLastColumn="0" w:lastRowFirstColumn="0" w:lastRowLastColumn="0"/>
-            <w:tcW w:w="1300" w:type="dxa"/>
+            <w:tcW w:w="1137" w:type="dxa"/>
+            <w:tcBorders>
+              <w:top w:val="single" w:sz="4" w:space="0" w:color="000000"/>
+              <w:left w:val="single" w:sz="4" w:space="0" w:color="000000"/>
+              <w:bottom w:val="single" w:sz="4" w:space="0" w:color="000000"/>
+              <w:right w:val="single" w:sz="4" w:space="0" w:color="000000"/>
+            </w:tcBorders>
+            <w:shd w:val="clear" w:color="D9D9D9" w:fill="D9D9D9"/>
+            <w:tcMar>
+              <w:top w:w="45" w:type="dxa"/>
+              <w:left w:w="60" w:type="dxa"/>
+              <w:bottom w:w="45" w:type="dxa"/>
+              <w:right w:w="60" w:type="dxa"/>
+            </w:tcMar>
             <w:vAlign w:val="center"/>
+            <w:hideMark/>
           </w:tcPr>
           <w:p>
             <w:pPr>
               <w:jc w:val="center"/>
               <w:rPr>
                 <w:rFonts w:ascii="Bahnschrift" w:hAnsi="Bahnschrift"/>
+                <w:sz w:val="19"/>
+                <w:szCs w:val="19"/>
               </w:rPr>
             </w:pPr>
             <w:r>
@@ -2490,29 +1991,36 @@
                 <w:sz w:val="19"/>
                 <w:szCs w:val="19"/>
               </w:rPr>
-              <w:t>0.</w:t>
-            </w:r>
-            <w:r>
-              <w:rPr>
-                <w:rFonts w:ascii="Bahnschrift" w:hAnsi="Bahnschrift"/>
-                <w:sz w:val="19"/>
-                <w:szCs w:val="19"/>
-              </w:rPr>
-              <w:t>229</w:t>
+              <w:t>0.23</w:t>
             </w:r>
           </w:p>
         </w:tc>
         <w:tc>
           <w:tcPr>
-            <w:tcW w:w="1300" w:type="dxa"/>
+            <w:tcW w:w="1137" w:type="dxa"/>
+            <w:tcBorders>
+              <w:top w:val="single" w:sz="4" w:space="0" w:color="000000"/>
+              <w:left w:val="single" w:sz="4" w:space="0" w:color="000000"/>
+              <w:bottom w:val="single" w:sz="4" w:space="0" w:color="000000"/>
+              <w:right w:val="single" w:sz="4" w:space="0" w:color="000000"/>
+            </w:tcBorders>
+            <w:shd w:val="clear" w:color="D9D9D9" w:fill="D9D9D9"/>
+            <w:tcMar>
+              <w:top w:w="45" w:type="dxa"/>
+              <w:left w:w="60" w:type="dxa"/>
+              <w:bottom w:w="45" w:type="dxa"/>
+              <w:right w:w="60" w:type="dxa"/>
+            </w:tcMar>
             <w:vAlign w:val="center"/>
+            <w:hideMark/>
           </w:tcPr>
           <w:p>
             <w:pPr>
               <w:jc w:val="center"/>
-              <w:cnfStyle w:val="000000000000" w:firstRow="0" w:lastRow="0" w:firstColumn="0" w:lastColumn="0" w:oddVBand="0" w:evenVBand="0" w:oddHBand="0" w:evenHBand="0" w:firstRowFirstColumn="0" w:firstRowLastColumn="0" w:lastRowFirstColumn="0" w:lastRowLastColumn="0"/>
-              <w:rPr>
-                <w:rFonts w:ascii="Bahnschrift" w:hAnsi="Bahnschrift"/>
+              <w:rPr>
+                <w:rFonts w:ascii="Bahnschrift" w:hAnsi="Bahnschrift"/>
+                <w:sz w:val="19"/>
+                <w:szCs w:val="19"/>
               </w:rPr>
             </w:pPr>
             <w:r>
@@ -2521,27 +2029,108 @@
                 <w:sz w:val="19"/>
                 <w:szCs w:val="19"/>
               </w:rPr>
-              <w:t>0.8</w:t>
+              <w:t>0.173</w:t>
             </w:r>
+          </w:p>
+        </w:tc>
+        <w:tc>
+          <w:tcPr>
+            <w:tcW w:w="1137" w:type="dxa"/>
+            <w:tcBorders>
+              <w:top w:val="single" w:sz="4" w:space="0" w:color="000000"/>
+              <w:left w:val="single" w:sz="4" w:space="0" w:color="000000"/>
+              <w:bottom w:val="single" w:sz="4" w:space="0" w:color="000000"/>
+              <w:right w:val="single" w:sz="4" w:space="0" w:color="000000"/>
+            </w:tcBorders>
+            <w:shd w:val="clear" w:color="D9D9D9" w:fill="D9D9D9"/>
+            <w:tcMar>
+              <w:top w:w="45" w:type="dxa"/>
+              <w:left w:w="60" w:type="dxa"/>
+              <w:bottom w:w="45" w:type="dxa"/>
+              <w:right w:w="60" w:type="dxa"/>
+            </w:tcMar>
+            <w:vAlign w:val="center"/>
+            <w:hideMark/>
+          </w:tcPr>
+          <w:p>
+            <w:pPr>
+              <w:jc w:val="center"/>
+              <w:rPr>
+                <w:rFonts w:ascii="Bahnschrift" w:hAnsi="Bahnschrift"/>
+                <w:sz w:val="19"/>
+                <w:szCs w:val="19"/>
+              </w:rPr>
+            </w:pPr>
             <w:r>
               <w:rPr>
                 <w:rFonts w:ascii="Bahnschrift" w:hAnsi="Bahnschrift"/>
                 <w:sz w:val="19"/>
                 <w:szCs w:val="19"/>
               </w:rPr>
-              <w:t>14</w:t>
+              <w:t>0.815</w:t>
+            </w:r>
+          </w:p>
+        </w:tc>
+        <w:tc>
+          <w:tcPr>
+            <w:tcW w:w="1137" w:type="dxa"/>
+            <w:tcBorders>
+              <w:top w:val="single" w:sz="4" w:space="0" w:color="000000"/>
+              <w:left w:val="single" w:sz="4" w:space="0" w:color="000000"/>
+              <w:bottom w:val="single" w:sz="4" w:space="0" w:color="000000"/>
+              <w:right w:val="single" w:sz="4" w:space="0" w:color="000000"/>
+            </w:tcBorders>
+            <w:shd w:val="clear" w:color="D9D9D9" w:fill="D9D9D9"/>
+            <w:tcMar>
+              <w:top w:w="45" w:type="dxa"/>
+              <w:left w:w="60" w:type="dxa"/>
+              <w:bottom w:w="45" w:type="dxa"/>
+              <w:right w:w="60" w:type="dxa"/>
+            </w:tcMar>
+            <w:vAlign w:val="center"/>
+            <w:hideMark/>
+          </w:tcPr>
+          <w:p>
+            <w:pPr>
+              <w:jc w:val="center"/>
+              <w:rPr>
+                <w:rFonts w:ascii="Bahnschrift" w:hAnsi="Bahnschrift"/>
+                <w:sz w:val="19"/>
+                <w:szCs w:val="19"/>
+              </w:rPr>
+            </w:pPr>
+            <w:r>
+              <w:rPr>
+                <w:rFonts w:ascii="Bahnschrift" w:hAnsi="Bahnschrift"/>
+                <w:sz w:val="19"/>
+                <w:szCs w:val="19"/>
+              </w:rPr>
+              <w:t>0.389</w:t>
             </w:r>
           </w:p>
         </w:tc>
       </w:tr>
       <w:tr>
         <w:trPr>
-          <w:cnfStyle w:val="000000100000" w:firstRow="0" w:lastRow="0" w:firstColumn="0" w:lastColumn="0" w:oddVBand="0" w:evenVBand="0" w:oddHBand="1" w:evenHBand="0" w:firstRowFirstColumn="0" w:firstRowLastColumn="0" w:lastRowFirstColumn="0" w:lastRowLastColumn="0"/>
+          <w:trHeight w:val="373"/>
         </w:trPr>
         <w:tc>
           <w:tcPr>
-            <w:cnfStyle w:val="000010000000" w:firstRow="0" w:lastRow="0" w:firstColumn="0" w:lastColumn="0" w:oddVBand="1" w:evenVBand="0" w:oddHBand="0" w:evenHBand="0" w:firstRowFirstColumn="0" w:firstRowLastColumn="0" w:lastRowFirstColumn="0" w:lastRowLastColumn="0"/>
-            <w:tcW w:w="3200" w:type="dxa"/>
+            <w:tcW w:w="2335" w:type="dxa"/>
+            <w:tcBorders>
+              <w:top w:val="single" w:sz="4" w:space="0" w:color="000000"/>
+              <w:left w:val="single" w:sz="4" w:space="0" w:color="000000"/>
+              <w:bottom w:val="single" w:sz="4" w:space="0" w:color="000000"/>
+              <w:right w:val="single" w:sz="4" w:space="0" w:color="000000"/>
+            </w:tcBorders>
+            <w:tcMar>
+              <w:top w:w="45" w:type="dxa"/>
+              <w:left w:w="60" w:type="dxa"/>
+              <w:bottom w:w="45" w:type="dxa"/>
+              <w:right w:w="60" w:type="dxa"/>
+            </w:tcMar>
+            <w:vAlign w:val="center"/>
+            <w:hideMark/>
           </w:tcPr>
           <w:p>
             <w:pPr>
@@ -2552,8 +2141,6 @@
             <w:r>
               <w:rPr>
                 <w:rFonts w:ascii="Bahnschrift" w:hAnsi="Bahnschrift"/>
-                <w:sz w:val="19"/>
-                <w:szCs w:val="19"/>
               </w:rPr>
               <w:t>Regresión Logística + SMOTE</w:t>
             </w:r>
@@ -2561,15 +2148,29 @@
         </w:tc>
         <w:tc>
           <w:tcPr>
-            <w:tcW w:w="1300" w:type="dxa"/>
+            <w:tcW w:w="347" w:type="dxa"/>
+            <w:tcBorders>
+              <w:top w:val="single" w:sz="4" w:space="0" w:color="000000"/>
+              <w:left w:val="single" w:sz="4" w:space="0" w:color="000000"/>
+              <w:bottom w:val="single" w:sz="4" w:space="0" w:color="000000"/>
+              <w:right w:val="single" w:sz="4" w:space="0" w:color="000000"/>
+            </w:tcBorders>
+            <w:tcMar>
+              <w:top w:w="45" w:type="dxa"/>
+              <w:left w:w="60" w:type="dxa"/>
+              <w:bottom w:w="45" w:type="dxa"/>
+              <w:right w:w="60" w:type="dxa"/>
+            </w:tcMar>
             <w:vAlign w:val="center"/>
+            <w:hideMark/>
           </w:tcPr>
           <w:p>
             <w:pPr>
               <w:jc w:val="center"/>
-              <w:cnfStyle w:val="000000100000" w:firstRow="0" w:lastRow="0" w:firstColumn="0" w:lastColumn="0" w:oddVBand="0" w:evenVBand="0" w:oddHBand="1" w:evenHBand="0" w:firstRowFirstColumn="0" w:firstRowLastColumn="0" w:lastRowFirstColumn="0" w:lastRowLastColumn="0"/>
-              <w:rPr>
-                <w:rFonts w:ascii="Bahnschrift" w:hAnsi="Bahnschrift"/>
+              <w:rPr>
+                <w:rFonts w:ascii="Bahnschrift" w:hAnsi="Bahnschrift"/>
+                <w:sz w:val="19"/>
+                <w:szCs w:val="19"/>
               </w:rPr>
             </w:pPr>
             <w:r>
@@ -2578,29 +2179,35 @@
                 <w:sz w:val="19"/>
                 <w:szCs w:val="19"/>
               </w:rPr>
-              <w:t>0.</w:t>
-            </w:r>
-            <w:r>
-              <w:rPr>
-                <w:rFonts w:ascii="Bahnschrift" w:hAnsi="Bahnschrift"/>
-                <w:sz w:val="19"/>
-                <w:szCs w:val="19"/>
-              </w:rPr>
-              <w:t>726</w:t>
+              <w:t>0.727</w:t>
             </w:r>
           </w:p>
         </w:tc>
         <w:tc>
           <w:tcPr>
-            <w:cnfStyle w:val="000010000000" w:firstRow="0" w:lastRow="0" w:firstColumn="0" w:lastColumn="0" w:oddVBand="1" w:evenVBand="0" w:oddHBand="0" w:evenHBand="0" w:firstRowFirstColumn="0" w:firstRowLastColumn="0" w:lastRowFirstColumn="0" w:lastRowLastColumn="0"/>
-            <w:tcW w:w="1300" w:type="dxa"/>
+            <w:tcW w:w="1175" w:type="dxa"/>
+            <w:tcBorders>
+              <w:top w:val="single" w:sz="4" w:space="0" w:color="000000"/>
+              <w:left w:val="single" w:sz="4" w:space="0" w:color="000000"/>
+              <w:bottom w:val="single" w:sz="4" w:space="0" w:color="000000"/>
+              <w:right w:val="single" w:sz="4" w:space="0" w:color="000000"/>
+            </w:tcBorders>
+            <w:tcMar>
+              <w:top w:w="45" w:type="dxa"/>
+              <w:left w:w="60" w:type="dxa"/>
+              <w:bottom w:w="45" w:type="dxa"/>
+              <w:right w:w="60" w:type="dxa"/>
+            </w:tcMar>
             <w:vAlign w:val="center"/>
+            <w:hideMark/>
           </w:tcPr>
           <w:p>
             <w:pPr>
               <w:jc w:val="center"/>
               <w:rPr>
                 <w:rFonts w:ascii="Bahnschrift" w:hAnsi="Bahnschrift"/>
+                <w:sz w:val="19"/>
+                <w:szCs w:val="19"/>
               </w:rPr>
             </w:pPr>
             <w:r>
@@ -2609,29 +2216,35 @@
                 <w:sz w:val="19"/>
                 <w:szCs w:val="19"/>
               </w:rPr>
-              <w:t>0.</w:t>
-            </w:r>
-            <w:r>
-              <w:rPr>
-                <w:rFonts w:ascii="Bahnschrift" w:hAnsi="Bahnschrift"/>
-                <w:sz w:val="19"/>
-                <w:szCs w:val="19"/>
-              </w:rPr>
-              <w:t>306</w:t>
+              <w:t>0.306</w:t>
             </w:r>
           </w:p>
         </w:tc>
         <w:tc>
           <w:tcPr>
-            <w:tcW w:w="1300" w:type="dxa"/>
+            <w:tcW w:w="1145" w:type="dxa"/>
+            <w:tcBorders>
+              <w:top w:val="single" w:sz="4" w:space="0" w:color="000000"/>
+              <w:left w:val="single" w:sz="4" w:space="0" w:color="000000"/>
+              <w:bottom w:val="single" w:sz="4" w:space="0" w:color="000000"/>
+              <w:right w:val="single" w:sz="4" w:space="0" w:color="000000"/>
+            </w:tcBorders>
+            <w:tcMar>
+              <w:top w:w="45" w:type="dxa"/>
+              <w:left w:w="60" w:type="dxa"/>
+              <w:bottom w:w="45" w:type="dxa"/>
+              <w:right w:w="60" w:type="dxa"/>
+            </w:tcMar>
             <w:vAlign w:val="center"/>
+            <w:hideMark/>
           </w:tcPr>
           <w:p>
             <w:pPr>
               <w:jc w:val="center"/>
-              <w:cnfStyle w:val="000000100000" w:firstRow="0" w:lastRow="0" w:firstColumn="0" w:lastColumn="0" w:oddVBand="0" w:evenVBand="0" w:oddHBand="1" w:evenHBand="0" w:firstRowFirstColumn="0" w:firstRowLastColumn="0" w:lastRowFirstColumn="0" w:lastRowLastColumn="0"/>
-              <w:rPr>
-                <w:rFonts w:ascii="Bahnschrift" w:hAnsi="Bahnschrift"/>
+              <w:rPr>
+                <w:rFonts w:ascii="Bahnschrift" w:hAnsi="Bahnschrift"/>
+                <w:sz w:val="19"/>
+                <w:szCs w:val="19"/>
               </w:rPr>
             </w:pPr>
             <w:r>
@@ -2640,209 +2253,35 @@
                 <w:sz w:val="19"/>
                 <w:szCs w:val="19"/>
               </w:rPr>
-              <w:t>0.</w:t>
-            </w:r>
-            <w:r>
-              <w:rPr>
-                <w:rFonts w:ascii="Bahnschrift" w:hAnsi="Bahnschrift"/>
-                <w:sz w:val="19"/>
-                <w:szCs w:val="19"/>
-              </w:rPr>
-              <w:t>757</w:t>
+              <w:t>0.758</w:t>
             </w:r>
           </w:p>
         </w:tc>
         <w:tc>
           <w:tcPr>
-            <w:cnfStyle w:val="000010000000" w:firstRow="0" w:lastRow="0" w:firstColumn="0" w:lastColumn="0" w:oddVBand="1" w:evenVBand="0" w:oddHBand="0" w:evenHBand="0" w:firstRowFirstColumn="0" w:firstRowLastColumn="0" w:lastRowFirstColumn="0" w:lastRowLastColumn="0"/>
-            <w:tcW w:w="1300" w:type="dxa"/>
+            <w:tcW w:w="1137" w:type="dxa"/>
+            <w:tcBorders>
+              <w:top w:val="single" w:sz="4" w:space="0" w:color="000000"/>
+              <w:left w:val="single" w:sz="4" w:space="0" w:color="000000"/>
+              <w:bottom w:val="single" w:sz="4" w:space="0" w:color="000000"/>
+              <w:right w:val="single" w:sz="4" w:space="0" w:color="000000"/>
+            </w:tcBorders>
+            <w:tcMar>
+              <w:top w:w="45" w:type="dxa"/>
+              <w:left w:w="60" w:type="dxa"/>
+              <w:bottom w:w="45" w:type="dxa"/>
+              <w:right w:w="60" w:type="dxa"/>
+            </w:tcMar>
             <w:vAlign w:val="center"/>
+            <w:hideMark/>
           </w:tcPr>
           <w:p>
             <w:pPr>
               <w:jc w:val="center"/>
               <w:rPr>
                 <w:rFonts w:ascii="Bahnschrift" w:hAnsi="Bahnschrift"/>
-              </w:rPr>
-            </w:pPr>
-            <w:r>
-              <w:rPr>
-                <w:rFonts w:ascii="Bahnschrift" w:hAnsi="Bahnschrift"/>
-                <w:sz w:val="19"/>
-                <w:szCs w:val="19"/>
-              </w:rPr>
-              <w:t>0.</w:t>
-            </w:r>
-            <w:r>
-              <w:rPr>
-                <w:rFonts w:ascii="Bahnschrift" w:hAnsi="Bahnschrift"/>
-                <w:sz w:val="19"/>
-                <w:szCs w:val="19"/>
-              </w:rPr>
-              <w:t>435</w:t>
-            </w:r>
-          </w:p>
-        </w:tc>
-        <w:tc>
-          <w:tcPr>
-            <w:tcW w:w="1300" w:type="dxa"/>
-            <w:vAlign w:val="center"/>
-          </w:tcPr>
-          <w:p>
-            <w:pPr>
-              <w:jc w:val="center"/>
-              <w:cnfStyle w:val="000000100000" w:firstRow="0" w:lastRow="0" w:firstColumn="0" w:lastColumn="0" w:oddVBand="0" w:evenVBand="0" w:oddHBand="1" w:evenHBand="0" w:firstRowFirstColumn="0" w:firstRowLastColumn="0" w:lastRowFirstColumn="0" w:lastRowLastColumn="0"/>
-              <w:rPr>
-                <w:rFonts w:ascii="Bahnschrift" w:hAnsi="Bahnschrift"/>
-              </w:rPr>
-            </w:pPr>
-            <w:r>
-              <w:rPr>
-                <w:rFonts w:ascii="Bahnschrift" w:hAnsi="Bahnschrift"/>
-                <w:sz w:val="19"/>
-                <w:szCs w:val="19"/>
-              </w:rPr>
-              <w:t>0.8</w:t>
-            </w:r>
-            <w:r>
-              <w:rPr>
-                <w:rFonts w:ascii="Bahnschrift" w:hAnsi="Bahnschrift"/>
-                <w:sz w:val="19"/>
-                <w:szCs w:val="19"/>
-              </w:rPr>
-              <w:t>13</w:t>
-            </w:r>
-          </w:p>
-        </w:tc>
-      </w:tr>
-      <w:tr>
-        <w:tc>
-          <w:tcPr>
-            <w:cnfStyle w:val="000010000000" w:firstRow="0" w:lastRow="0" w:firstColumn="0" w:lastColumn="0" w:oddVBand="1" w:evenVBand="0" w:oddHBand="0" w:evenHBand="0" w:firstRowFirstColumn="0" w:firstRowLastColumn="0" w:lastRowFirstColumn="0" w:lastRowLastColumn="0"/>
-            <w:tcW w:w="3200" w:type="dxa"/>
-          </w:tcPr>
-          <w:p>
-            <w:pPr>
-              <w:rPr>
-                <w:rFonts w:ascii="Bahnschrift" w:hAnsi="Bahnschrift"/>
-              </w:rPr>
-            </w:pPr>
-            <w:r>
-              <w:rPr>
-                <w:rFonts w:ascii="Bahnschrift" w:hAnsi="Bahnschrift"/>
-                <w:sz w:val="19"/>
-                <w:szCs w:val="19"/>
-              </w:rPr>
-              <w:t>Random Forest (</w:t>
-            </w:r>
-            <w:proofErr w:type="spellStart"/>
-            <w:r>
-              <w:rPr>
-                <w:rFonts w:ascii="Bahnschrift" w:hAnsi="Bahnschrift"/>
-                <w:sz w:val="19"/>
-                <w:szCs w:val="19"/>
-              </w:rPr>
-              <w:t>class_weight</w:t>
-            </w:r>
-            <w:proofErr w:type="spellEnd"/>
-            <w:r>
-              <w:rPr>
-                <w:rFonts w:ascii="Bahnschrift" w:hAnsi="Bahnschrift"/>
-                <w:sz w:val="19"/>
-                <w:szCs w:val="19"/>
-              </w:rPr>
-              <w:t>)</w:t>
-            </w:r>
-          </w:p>
-        </w:tc>
-        <w:tc>
-          <w:tcPr>
-            <w:tcW w:w="1300" w:type="dxa"/>
-            <w:vAlign w:val="center"/>
-          </w:tcPr>
-          <w:p>
-            <w:pPr>
-              <w:jc w:val="center"/>
-              <w:cnfStyle w:val="000000000000" w:firstRow="0" w:lastRow="0" w:firstColumn="0" w:lastColumn="0" w:oddVBand="0" w:evenVBand="0" w:oddHBand="0" w:evenHBand="0" w:firstRowFirstColumn="0" w:firstRowLastColumn="0" w:lastRowFirstColumn="0" w:lastRowLastColumn="0"/>
-              <w:rPr>
-                <w:rFonts w:ascii="Bahnschrift" w:hAnsi="Bahnschrift"/>
-              </w:rPr>
-            </w:pPr>
-            <w:r>
-              <w:rPr>
-                <w:rFonts w:ascii="Bahnschrift" w:hAnsi="Bahnschrift"/>
-                <w:sz w:val="19"/>
-                <w:szCs w:val="19"/>
-              </w:rPr>
-              <w:t>0.</w:t>
-            </w:r>
-            <w:r>
-              <w:rPr>
-                <w:rFonts w:ascii="Bahnschrift" w:hAnsi="Bahnschrift"/>
-                <w:sz w:val="19"/>
-                <w:szCs w:val="19"/>
-              </w:rPr>
-              <w:t>721</w:t>
-            </w:r>
-          </w:p>
-        </w:tc>
-        <w:tc>
-          <w:tcPr>
-            <w:cnfStyle w:val="000010000000" w:firstRow="0" w:lastRow="0" w:firstColumn="0" w:lastColumn="0" w:oddVBand="1" w:evenVBand="0" w:oddHBand="0" w:evenHBand="0" w:firstRowFirstColumn="0" w:firstRowLastColumn="0" w:lastRowFirstColumn="0" w:lastRowLastColumn="0"/>
-            <w:tcW w:w="1300" w:type="dxa"/>
-            <w:vAlign w:val="center"/>
-          </w:tcPr>
-          <w:p>
-            <w:pPr>
-              <w:jc w:val="center"/>
-              <w:rPr>
-                <w:rFonts w:ascii="Bahnschrift" w:hAnsi="Bahnschrift"/>
-              </w:rPr>
-            </w:pPr>
-            <w:r>
-              <w:rPr>
-                <w:rFonts w:ascii="Bahnschrift" w:hAnsi="Bahnschrift"/>
-                <w:sz w:val="19"/>
-                <w:szCs w:val="19"/>
-              </w:rPr>
-              <w:t>0.303</w:t>
-            </w:r>
-          </w:p>
-        </w:tc>
-        <w:tc>
-          <w:tcPr>
-            <w:tcW w:w="1300" w:type="dxa"/>
-            <w:vAlign w:val="center"/>
-          </w:tcPr>
-          <w:p>
-            <w:pPr>
-              <w:jc w:val="center"/>
-              <w:cnfStyle w:val="000000000000" w:firstRow="0" w:lastRow="0" w:firstColumn="0" w:lastColumn="0" w:oddVBand="0" w:evenVBand="0" w:oddHBand="0" w:evenHBand="0" w:firstRowFirstColumn="0" w:firstRowLastColumn="0" w:lastRowFirstColumn="0" w:lastRowLastColumn="0"/>
-              <w:rPr>
-                <w:rFonts w:ascii="Bahnschrift" w:hAnsi="Bahnschrift"/>
-              </w:rPr>
-            </w:pPr>
-            <w:r>
-              <w:rPr>
-                <w:rFonts w:ascii="Bahnschrift" w:hAnsi="Bahnschrift"/>
-                <w:sz w:val="19"/>
-                <w:szCs w:val="19"/>
-              </w:rPr>
-              <w:t>0.772</w:t>
-            </w:r>
-          </w:p>
-        </w:tc>
-        <w:tc>
-          <w:tcPr>
-            <w:cnfStyle w:val="000010000000" w:firstRow="0" w:lastRow="0" w:firstColumn="0" w:lastColumn="0" w:oddVBand="1" w:evenVBand="0" w:oddHBand="0" w:evenHBand="0" w:firstRowFirstColumn="0" w:firstRowLastColumn="0" w:lastRowFirstColumn="0" w:lastRowLastColumn="0"/>
-            <w:tcW w:w="1300" w:type="dxa"/>
-            <w:vAlign w:val="center"/>
-          </w:tcPr>
-          <w:p>
-            <w:pPr>
-              <w:jc w:val="center"/>
-              <w:rPr>
-                <w:rFonts w:ascii="Bahnschrift" w:hAnsi="Bahnschrift"/>
+                <w:sz w:val="19"/>
+                <w:szCs w:val="19"/>
               </w:rPr>
             </w:pPr>
             <w:r>
@@ -2857,15 +2296,29 @@
         </w:tc>
         <w:tc>
           <w:tcPr>
-            <w:tcW w:w="1300" w:type="dxa"/>
+            <w:tcW w:w="1137" w:type="dxa"/>
+            <w:tcBorders>
+              <w:top w:val="single" w:sz="4" w:space="0" w:color="000000"/>
+              <w:left w:val="single" w:sz="4" w:space="0" w:color="000000"/>
+              <w:bottom w:val="single" w:sz="4" w:space="0" w:color="000000"/>
+              <w:right w:val="single" w:sz="4" w:space="0" w:color="000000"/>
+            </w:tcBorders>
+            <w:tcMar>
+              <w:top w:w="45" w:type="dxa"/>
+              <w:left w:w="60" w:type="dxa"/>
+              <w:bottom w:w="45" w:type="dxa"/>
+              <w:right w:w="60" w:type="dxa"/>
+            </w:tcMar>
             <w:vAlign w:val="center"/>
+            <w:hideMark/>
           </w:tcPr>
           <w:p>
             <w:pPr>
               <w:jc w:val="center"/>
-              <w:cnfStyle w:val="000000000000" w:firstRow="0" w:lastRow="0" w:firstColumn="0" w:lastColumn="0" w:oddVBand="0" w:evenVBand="0" w:oddHBand="0" w:evenHBand="0" w:firstRowFirstColumn="0" w:firstRowLastColumn="0" w:lastRowFirstColumn="0" w:lastRowLastColumn="0"/>
-              <w:rPr>
-                <w:rFonts w:ascii="Bahnschrift" w:hAnsi="Bahnschrift"/>
+              <w:rPr>
+                <w:rFonts w:ascii="Bahnschrift" w:hAnsi="Bahnschrift"/>
+                <w:sz w:val="19"/>
+                <w:szCs w:val="19"/>
               </w:rPr>
             </w:pPr>
             <w:r>
@@ -2874,27 +2327,107 @@
                 <w:sz w:val="19"/>
                 <w:szCs w:val="19"/>
               </w:rPr>
-              <w:t>0.81</w:t>
+              <w:t>0.585</w:t>
             </w:r>
+          </w:p>
+        </w:tc>
+        <w:tc>
+          <w:tcPr>
+            <w:tcW w:w="1137" w:type="dxa"/>
+            <w:tcBorders>
+              <w:top w:val="single" w:sz="4" w:space="0" w:color="000000"/>
+              <w:left w:val="single" w:sz="4" w:space="0" w:color="000000"/>
+              <w:bottom w:val="single" w:sz="4" w:space="0" w:color="000000"/>
+              <w:right w:val="single" w:sz="4" w:space="0" w:color="000000"/>
+            </w:tcBorders>
+            <w:tcMar>
+              <w:top w:w="45" w:type="dxa"/>
+              <w:left w:w="60" w:type="dxa"/>
+              <w:bottom w:w="45" w:type="dxa"/>
+              <w:right w:w="60" w:type="dxa"/>
+            </w:tcMar>
+            <w:vAlign w:val="center"/>
+            <w:hideMark/>
+          </w:tcPr>
+          <w:p>
+            <w:pPr>
+              <w:jc w:val="center"/>
+              <w:rPr>
+                <w:rFonts w:ascii="Bahnschrift" w:hAnsi="Bahnschrift"/>
+                <w:sz w:val="19"/>
+                <w:szCs w:val="19"/>
+              </w:rPr>
+            </w:pPr>
             <w:r>
               <w:rPr>
                 <w:rFonts w:ascii="Bahnschrift" w:hAnsi="Bahnschrift"/>
                 <w:sz w:val="19"/>
                 <w:szCs w:val="19"/>
               </w:rPr>
-              <w:t>9</w:t>
+              <w:t>0.814</w:t>
+            </w:r>
+          </w:p>
+        </w:tc>
+        <w:tc>
+          <w:tcPr>
+            <w:tcW w:w="1137" w:type="dxa"/>
+            <w:tcBorders>
+              <w:top w:val="single" w:sz="4" w:space="0" w:color="000000"/>
+              <w:left w:val="single" w:sz="4" w:space="0" w:color="000000"/>
+              <w:bottom w:val="single" w:sz="4" w:space="0" w:color="000000"/>
+              <w:right w:val="single" w:sz="4" w:space="0" w:color="000000"/>
+            </w:tcBorders>
+            <w:tcMar>
+              <w:top w:w="45" w:type="dxa"/>
+              <w:left w:w="60" w:type="dxa"/>
+              <w:bottom w:w="45" w:type="dxa"/>
+              <w:right w:w="60" w:type="dxa"/>
+            </w:tcMar>
+            <w:vAlign w:val="center"/>
+            <w:hideMark/>
+          </w:tcPr>
+          <w:p>
+            <w:pPr>
+              <w:jc w:val="center"/>
+              <w:rPr>
+                <w:rFonts w:ascii="Bahnschrift" w:hAnsi="Bahnschrift"/>
+                <w:sz w:val="19"/>
+                <w:szCs w:val="19"/>
+              </w:rPr>
+            </w:pPr>
+            <w:r>
+              <w:rPr>
+                <w:rFonts w:ascii="Bahnschrift" w:hAnsi="Bahnschrift"/>
+                <w:sz w:val="19"/>
+                <w:szCs w:val="19"/>
+              </w:rPr>
+              <w:t>0.386</w:t>
             </w:r>
           </w:p>
         </w:tc>
       </w:tr>
       <w:tr>
         <w:trPr>
-          <w:cnfStyle w:val="000000100000" w:firstRow="0" w:lastRow="0" w:firstColumn="0" w:lastColumn="0" w:oddVBand="0" w:evenVBand="0" w:oddHBand="1" w:evenHBand="0" w:firstRowFirstColumn="0" w:firstRowLastColumn="0" w:lastRowFirstColumn="0" w:lastRowLastColumn="0"/>
+          <w:trHeight w:val="498"/>
         </w:trPr>
         <w:tc>
           <w:tcPr>
-            <w:cnfStyle w:val="000010000000" w:firstRow="0" w:lastRow="0" w:firstColumn="0" w:lastColumn="0" w:oddVBand="1" w:evenVBand="0" w:oddHBand="0" w:evenHBand="0" w:firstRowFirstColumn="0" w:firstRowLastColumn="0" w:lastRowFirstColumn="0" w:lastRowLastColumn="0"/>
-            <w:tcW w:w="3200" w:type="dxa"/>
+            <w:tcW w:w="2335" w:type="dxa"/>
+            <w:tcBorders>
+              <w:top w:val="single" w:sz="4" w:space="0" w:color="000000"/>
+              <w:left w:val="single" w:sz="4" w:space="0" w:color="000000"/>
+              <w:bottom w:val="single" w:sz="4" w:space="0" w:color="000000"/>
+              <w:right w:val="single" w:sz="4" w:space="0" w:color="000000"/>
+            </w:tcBorders>
+            <w:shd w:val="clear" w:color="D9D9D9" w:fill="D9D9D9"/>
+            <w:tcMar>
+              <w:top w:w="45" w:type="dxa"/>
+              <w:left w:w="60" w:type="dxa"/>
+              <w:bottom w:w="45" w:type="dxa"/>
+              <w:right w:w="60" w:type="dxa"/>
+            </w:tcMar>
+            <w:vAlign w:val="center"/>
+            <w:hideMark/>
           </w:tcPr>
           <w:p>
             <w:pPr>
@@ -2905,8 +2438,309 @@
             <w:r>
               <w:rPr>
                 <w:rFonts w:ascii="Bahnschrift" w:hAnsi="Bahnschrift"/>
-                <w:sz w:val="19"/>
-                <w:szCs w:val="19"/>
+              </w:rPr>
+              <w:t>Random Forest (class_weight)</w:t>
+            </w:r>
+          </w:p>
+        </w:tc>
+        <w:tc>
+          <w:tcPr>
+            <w:tcW w:w="347" w:type="dxa"/>
+            <w:tcBorders>
+              <w:top w:val="single" w:sz="4" w:space="0" w:color="000000"/>
+              <w:left w:val="single" w:sz="4" w:space="0" w:color="000000"/>
+              <w:bottom w:val="single" w:sz="4" w:space="0" w:color="000000"/>
+              <w:right w:val="single" w:sz="4" w:space="0" w:color="000000"/>
+            </w:tcBorders>
+            <w:shd w:val="clear" w:color="D9D9D9" w:fill="D9D9D9"/>
+            <w:tcMar>
+              <w:top w:w="45" w:type="dxa"/>
+              <w:left w:w="60" w:type="dxa"/>
+              <w:bottom w:w="45" w:type="dxa"/>
+              <w:right w:w="60" w:type="dxa"/>
+            </w:tcMar>
+            <w:vAlign w:val="center"/>
+            <w:hideMark/>
+          </w:tcPr>
+          <w:p>
+            <w:pPr>
+              <w:jc w:val="center"/>
+              <w:rPr>
+                <w:rFonts w:ascii="Bahnschrift" w:hAnsi="Bahnschrift"/>
+                <w:sz w:val="19"/>
+                <w:szCs w:val="19"/>
+              </w:rPr>
+            </w:pPr>
+            <w:r>
+              <w:rPr>
+                <w:rFonts w:ascii="Bahnschrift" w:hAnsi="Bahnschrift"/>
+                <w:sz w:val="19"/>
+                <w:szCs w:val="19"/>
+              </w:rPr>
+              <w:t>0.728</w:t>
+            </w:r>
+          </w:p>
+        </w:tc>
+        <w:tc>
+          <w:tcPr>
+            <w:tcW w:w="1175" w:type="dxa"/>
+            <w:tcBorders>
+              <w:top w:val="single" w:sz="4" w:space="0" w:color="000000"/>
+              <w:left w:val="single" w:sz="4" w:space="0" w:color="000000"/>
+              <w:bottom w:val="single" w:sz="4" w:space="0" w:color="000000"/>
+              <w:right w:val="single" w:sz="4" w:space="0" w:color="000000"/>
+            </w:tcBorders>
+            <w:shd w:val="clear" w:color="D9D9D9" w:fill="D9D9D9"/>
+            <w:tcMar>
+              <w:top w:w="45" w:type="dxa"/>
+              <w:left w:w="60" w:type="dxa"/>
+              <w:bottom w:w="45" w:type="dxa"/>
+              <w:right w:w="60" w:type="dxa"/>
+            </w:tcMar>
+            <w:vAlign w:val="center"/>
+            <w:hideMark/>
+          </w:tcPr>
+          <w:p>
+            <w:pPr>
+              <w:jc w:val="center"/>
+              <w:rPr>
+                <w:rFonts w:ascii="Bahnschrift" w:hAnsi="Bahnschrift"/>
+                <w:sz w:val="19"/>
+                <w:szCs w:val="19"/>
+              </w:rPr>
+            </w:pPr>
+            <w:r>
+              <w:rPr>
+                <w:rFonts w:ascii="Bahnschrift" w:hAnsi="Bahnschrift"/>
+                <w:sz w:val="19"/>
+                <w:szCs w:val="19"/>
+              </w:rPr>
+              <w:t>0.308</w:t>
+            </w:r>
+          </w:p>
+        </w:tc>
+        <w:tc>
+          <w:tcPr>
+            <w:tcW w:w="1145" w:type="dxa"/>
+            <w:tcBorders>
+              <w:top w:val="single" w:sz="4" w:space="0" w:color="000000"/>
+              <w:left w:val="single" w:sz="4" w:space="0" w:color="000000"/>
+              <w:bottom w:val="single" w:sz="4" w:space="0" w:color="000000"/>
+              <w:right w:val="single" w:sz="4" w:space="0" w:color="000000"/>
+            </w:tcBorders>
+            <w:shd w:val="clear" w:color="D9D9D9" w:fill="D9D9D9"/>
+            <w:tcMar>
+              <w:top w:w="45" w:type="dxa"/>
+              <w:left w:w="60" w:type="dxa"/>
+              <w:bottom w:w="45" w:type="dxa"/>
+              <w:right w:w="60" w:type="dxa"/>
+            </w:tcMar>
+            <w:vAlign w:val="center"/>
+            <w:hideMark/>
+          </w:tcPr>
+          <w:p>
+            <w:pPr>
+              <w:jc w:val="center"/>
+              <w:rPr>
+                <w:rFonts w:ascii="Bahnschrift" w:hAnsi="Bahnschrift"/>
+                <w:sz w:val="19"/>
+                <w:szCs w:val="19"/>
+              </w:rPr>
+            </w:pPr>
+            <w:r>
+              <w:rPr>
+                <w:rFonts w:ascii="Bahnschrift" w:hAnsi="Bahnschrift"/>
+                <w:sz w:val="19"/>
+                <w:szCs w:val="19"/>
+              </w:rPr>
+              <w:t>0.763</w:t>
+            </w:r>
+          </w:p>
+        </w:tc>
+        <w:tc>
+          <w:tcPr>
+            <w:tcW w:w="1137" w:type="dxa"/>
+            <w:tcBorders>
+              <w:top w:val="single" w:sz="4" w:space="0" w:color="000000"/>
+              <w:left w:val="single" w:sz="4" w:space="0" w:color="000000"/>
+              <w:bottom w:val="single" w:sz="4" w:space="0" w:color="000000"/>
+              <w:right w:val="single" w:sz="4" w:space="0" w:color="000000"/>
+            </w:tcBorders>
+            <w:shd w:val="clear" w:color="D9D9D9" w:fill="D9D9D9"/>
+            <w:tcMar>
+              <w:top w:w="45" w:type="dxa"/>
+              <w:left w:w="60" w:type="dxa"/>
+              <w:bottom w:w="45" w:type="dxa"/>
+              <w:right w:w="60" w:type="dxa"/>
+            </w:tcMar>
+            <w:vAlign w:val="center"/>
+            <w:hideMark/>
+          </w:tcPr>
+          <w:p>
+            <w:pPr>
+              <w:jc w:val="center"/>
+              <w:rPr>
+                <w:rFonts w:ascii="Bahnschrift" w:hAnsi="Bahnschrift"/>
+                <w:sz w:val="19"/>
+                <w:szCs w:val="19"/>
+              </w:rPr>
+            </w:pPr>
+            <w:r>
+              <w:rPr>
+                <w:rFonts w:ascii="Bahnschrift" w:hAnsi="Bahnschrift"/>
+                <w:sz w:val="19"/>
+                <w:szCs w:val="19"/>
+              </w:rPr>
+              <w:t>0.439</w:t>
+            </w:r>
+          </w:p>
+        </w:tc>
+        <w:tc>
+          <w:tcPr>
+            <w:tcW w:w="1137" w:type="dxa"/>
+            <w:tcBorders>
+              <w:top w:val="single" w:sz="4" w:space="0" w:color="000000"/>
+              <w:left w:val="single" w:sz="4" w:space="0" w:color="000000"/>
+              <w:bottom w:val="single" w:sz="4" w:space="0" w:color="000000"/>
+              <w:right w:val="single" w:sz="4" w:space="0" w:color="000000"/>
+            </w:tcBorders>
+            <w:shd w:val="clear" w:color="D9D9D9" w:fill="D9D9D9"/>
+            <w:tcMar>
+              <w:top w:w="45" w:type="dxa"/>
+              <w:left w:w="60" w:type="dxa"/>
+              <w:bottom w:w="45" w:type="dxa"/>
+              <w:right w:w="60" w:type="dxa"/>
+            </w:tcMar>
+            <w:vAlign w:val="center"/>
+            <w:hideMark/>
+          </w:tcPr>
+          <w:p>
+            <w:pPr>
+              <w:jc w:val="center"/>
+              <w:rPr>
+                <w:rFonts w:ascii="Bahnschrift" w:hAnsi="Bahnschrift"/>
+                <w:sz w:val="19"/>
+                <w:szCs w:val="19"/>
+              </w:rPr>
+            </w:pPr>
+            <w:r>
+              <w:rPr>
+                <w:rFonts w:ascii="Bahnschrift" w:hAnsi="Bahnschrift"/>
+                <w:sz w:val="19"/>
+                <w:szCs w:val="19"/>
+              </w:rPr>
+              <w:t>0.589</w:t>
+            </w:r>
+          </w:p>
+        </w:tc>
+        <w:tc>
+          <w:tcPr>
+            <w:tcW w:w="1137" w:type="dxa"/>
+            <w:tcBorders>
+              <w:top w:val="single" w:sz="4" w:space="0" w:color="000000"/>
+              <w:left w:val="single" w:sz="4" w:space="0" w:color="000000"/>
+              <w:bottom w:val="single" w:sz="4" w:space="0" w:color="000000"/>
+              <w:right w:val="single" w:sz="4" w:space="0" w:color="000000"/>
+            </w:tcBorders>
+            <w:shd w:val="clear" w:color="D9D9D9" w:fill="D9D9D9"/>
+            <w:tcMar>
+              <w:top w:w="45" w:type="dxa"/>
+              <w:left w:w="60" w:type="dxa"/>
+              <w:bottom w:w="45" w:type="dxa"/>
+              <w:right w:w="60" w:type="dxa"/>
+            </w:tcMar>
+            <w:vAlign w:val="center"/>
+            <w:hideMark/>
+          </w:tcPr>
+          <w:p>
+            <w:pPr>
+              <w:jc w:val="center"/>
+              <w:rPr>
+                <w:rFonts w:ascii="Bahnschrift" w:hAnsi="Bahnschrift"/>
+                <w:sz w:val="19"/>
+                <w:szCs w:val="19"/>
+              </w:rPr>
+            </w:pPr>
+            <w:r>
+              <w:rPr>
+                <w:rFonts w:ascii="Bahnschrift" w:hAnsi="Bahnschrift"/>
+                <w:sz w:val="19"/>
+                <w:szCs w:val="19"/>
+              </w:rPr>
+              <w:t>0.819</w:t>
+            </w:r>
+          </w:p>
+        </w:tc>
+        <w:tc>
+          <w:tcPr>
+            <w:tcW w:w="1137" w:type="dxa"/>
+            <w:tcBorders>
+              <w:top w:val="single" w:sz="4" w:space="0" w:color="000000"/>
+              <w:left w:val="single" w:sz="4" w:space="0" w:color="000000"/>
+              <w:bottom w:val="single" w:sz="4" w:space="0" w:color="000000"/>
+              <w:right w:val="single" w:sz="4" w:space="0" w:color="000000"/>
+            </w:tcBorders>
+            <w:shd w:val="clear" w:color="D9D9D9" w:fill="D9D9D9"/>
+            <w:tcMar>
+              <w:top w:w="45" w:type="dxa"/>
+              <w:left w:w="60" w:type="dxa"/>
+              <w:bottom w:w="45" w:type="dxa"/>
+              <w:right w:w="60" w:type="dxa"/>
+            </w:tcMar>
+            <w:vAlign w:val="center"/>
+            <w:hideMark/>
+          </w:tcPr>
+          <w:p>
+            <w:pPr>
+              <w:jc w:val="center"/>
+              <w:rPr>
+                <w:rFonts w:ascii="Bahnschrift" w:hAnsi="Bahnschrift"/>
+                <w:sz w:val="19"/>
+                <w:szCs w:val="19"/>
+              </w:rPr>
+            </w:pPr>
+            <w:r>
+              <w:rPr>
+                <w:rFonts w:ascii="Bahnschrift" w:hAnsi="Bahnschrift"/>
+                <w:sz w:val="19"/>
+                <w:szCs w:val="19"/>
+              </w:rPr>
+              <w:t>0.413</w:t>
+            </w:r>
+          </w:p>
+        </w:tc>
+      </w:tr>
+      <w:tr>
+        <w:trPr>
+          <w:trHeight w:val="373"/>
+        </w:trPr>
+        <w:tc>
+          <w:tcPr>
+            <w:tcW w:w="2335" w:type="dxa"/>
+            <w:tcBorders>
+              <w:top w:val="single" w:sz="4" w:space="0" w:color="000000"/>
+              <w:left w:val="single" w:sz="4" w:space="0" w:color="000000"/>
+              <w:bottom w:val="single" w:sz="4" w:space="0" w:color="000000"/>
+              <w:right w:val="single" w:sz="4" w:space="0" w:color="000000"/>
+            </w:tcBorders>
+            <w:tcMar>
+              <w:top w:w="45" w:type="dxa"/>
+              <w:left w:w="60" w:type="dxa"/>
+              <w:bottom w:w="45" w:type="dxa"/>
+              <w:right w:w="60" w:type="dxa"/>
+            </w:tcMar>
+            <w:vAlign w:val="center"/>
+            <w:hideMark/>
+          </w:tcPr>
+          <w:p>
+            <w:pPr>
+              <w:rPr>
+                <w:rFonts w:ascii="Bahnschrift" w:hAnsi="Bahnschrift"/>
+              </w:rPr>
+            </w:pPr>
+            <w:r>
+              <w:rPr>
+                <w:rFonts w:ascii="Bahnschrift" w:hAnsi="Bahnschrift"/>
               </w:rPr>
               <w:t>Random Forest + SMOTE</w:t>
             </w:r>
@@ -2914,15 +2748,29 @@
         </w:tc>
         <w:tc>
           <w:tcPr>
-            <w:tcW w:w="1300" w:type="dxa"/>
+            <w:tcW w:w="347" w:type="dxa"/>
+            <w:tcBorders>
+              <w:top w:val="single" w:sz="4" w:space="0" w:color="000000"/>
+              <w:left w:val="single" w:sz="4" w:space="0" w:color="000000"/>
+              <w:bottom w:val="single" w:sz="4" w:space="0" w:color="000000"/>
+              <w:right w:val="single" w:sz="4" w:space="0" w:color="000000"/>
+            </w:tcBorders>
+            <w:tcMar>
+              <w:top w:w="45" w:type="dxa"/>
+              <w:left w:w="60" w:type="dxa"/>
+              <w:bottom w:w="45" w:type="dxa"/>
+              <w:right w:w="60" w:type="dxa"/>
+            </w:tcMar>
             <w:vAlign w:val="center"/>
+            <w:hideMark/>
           </w:tcPr>
           <w:p>
             <w:pPr>
               <w:jc w:val="center"/>
-              <w:cnfStyle w:val="000000100000" w:firstRow="0" w:lastRow="0" w:firstColumn="0" w:lastColumn="0" w:oddVBand="0" w:evenVBand="0" w:oddHBand="1" w:evenHBand="0" w:firstRowFirstColumn="0" w:firstRowLastColumn="0" w:lastRowFirstColumn="0" w:lastRowLastColumn="0"/>
-              <w:rPr>
-                <w:rFonts w:ascii="Bahnschrift" w:hAnsi="Bahnschrift"/>
+              <w:rPr>
+                <w:rFonts w:ascii="Bahnschrift" w:hAnsi="Bahnschrift"/>
+                <w:sz w:val="19"/>
+                <w:szCs w:val="19"/>
               </w:rPr>
             </w:pPr>
             <w:r>
@@ -2931,29 +2779,35 @@
                 <w:sz w:val="19"/>
                 <w:szCs w:val="19"/>
               </w:rPr>
-              <w:t>0.7</w:t>
-            </w:r>
-            <w:r>
-              <w:rPr>
-                <w:rFonts w:ascii="Bahnschrift" w:hAnsi="Bahnschrift"/>
-                <w:sz w:val="19"/>
-                <w:szCs w:val="19"/>
-              </w:rPr>
-              <w:t>88</w:t>
+              <w:t>0.788</w:t>
             </w:r>
           </w:p>
         </w:tc>
         <w:tc>
           <w:tcPr>
-            <w:cnfStyle w:val="000010000000" w:firstRow="0" w:lastRow="0" w:firstColumn="0" w:lastColumn="0" w:oddVBand="1" w:evenVBand="0" w:oddHBand="0" w:evenHBand="0" w:firstRowFirstColumn="0" w:firstRowLastColumn="0" w:lastRowFirstColumn="0" w:lastRowLastColumn="0"/>
-            <w:tcW w:w="1300" w:type="dxa"/>
+            <w:tcW w:w="1175" w:type="dxa"/>
+            <w:tcBorders>
+              <w:top w:val="single" w:sz="4" w:space="0" w:color="000000"/>
+              <w:left w:val="single" w:sz="4" w:space="0" w:color="000000"/>
+              <w:bottom w:val="single" w:sz="4" w:space="0" w:color="000000"/>
+              <w:right w:val="single" w:sz="4" w:space="0" w:color="000000"/>
+            </w:tcBorders>
+            <w:tcMar>
+              <w:top w:w="45" w:type="dxa"/>
+              <w:left w:w="60" w:type="dxa"/>
+              <w:bottom w:w="45" w:type="dxa"/>
+              <w:right w:w="60" w:type="dxa"/>
+            </w:tcMar>
             <w:vAlign w:val="center"/>
+            <w:hideMark/>
           </w:tcPr>
           <w:p>
             <w:pPr>
               <w:jc w:val="center"/>
               <w:rPr>
                 <w:rFonts w:ascii="Bahnschrift" w:hAnsi="Bahnschrift"/>
+                <w:sz w:val="19"/>
+                <w:szCs w:val="19"/>
               </w:rPr>
             </w:pPr>
             <w:r>
@@ -2962,29 +2816,35 @@
                 <w:sz w:val="19"/>
                 <w:szCs w:val="19"/>
               </w:rPr>
-              <w:t>0.3</w:t>
-            </w:r>
-            <w:r>
-              <w:rPr>
-                <w:rFonts w:ascii="Bahnschrift" w:hAnsi="Bahnschrift"/>
-                <w:sz w:val="19"/>
-                <w:szCs w:val="19"/>
-              </w:rPr>
-              <w:t>52</w:t>
+              <w:t>0.352</w:t>
             </w:r>
           </w:p>
         </w:tc>
         <w:tc>
           <w:tcPr>
-            <w:tcW w:w="1300" w:type="dxa"/>
+            <w:tcW w:w="1145" w:type="dxa"/>
+            <w:tcBorders>
+              <w:top w:val="single" w:sz="4" w:space="0" w:color="000000"/>
+              <w:left w:val="single" w:sz="4" w:space="0" w:color="000000"/>
+              <w:bottom w:val="single" w:sz="4" w:space="0" w:color="000000"/>
+              <w:right w:val="single" w:sz="4" w:space="0" w:color="000000"/>
+            </w:tcBorders>
+            <w:tcMar>
+              <w:top w:w="45" w:type="dxa"/>
+              <w:left w:w="60" w:type="dxa"/>
+              <w:bottom w:w="45" w:type="dxa"/>
+              <w:right w:w="60" w:type="dxa"/>
+            </w:tcMar>
             <w:vAlign w:val="center"/>
+            <w:hideMark/>
           </w:tcPr>
           <w:p>
             <w:pPr>
               <w:jc w:val="center"/>
-              <w:cnfStyle w:val="000000100000" w:firstRow="0" w:lastRow="0" w:firstColumn="0" w:lastColumn="0" w:oddVBand="0" w:evenVBand="0" w:oddHBand="1" w:evenHBand="0" w:firstRowFirstColumn="0" w:firstRowLastColumn="0" w:lastRowFirstColumn="0" w:lastRowLastColumn="0"/>
-              <w:rPr>
-                <w:rFonts w:ascii="Bahnschrift" w:hAnsi="Bahnschrift"/>
+              <w:rPr>
+                <w:rFonts w:ascii="Bahnschrift" w:hAnsi="Bahnschrift"/>
+                <w:sz w:val="19"/>
+                <w:szCs w:val="19"/>
               </w:rPr>
             </w:pPr>
             <w:r>
@@ -2993,29 +2853,35 @@
                 <w:sz w:val="19"/>
                 <w:szCs w:val="19"/>
               </w:rPr>
-              <w:t>0.</w:t>
-            </w:r>
-            <w:r>
-              <w:rPr>
-                <w:rFonts w:ascii="Bahnschrift" w:hAnsi="Bahnschrift"/>
-                <w:sz w:val="19"/>
-                <w:szCs w:val="19"/>
-              </w:rPr>
-              <w:t>617</w:t>
+              <w:t>0.616</w:t>
             </w:r>
           </w:p>
         </w:tc>
         <w:tc>
           <w:tcPr>
-            <w:cnfStyle w:val="000010000000" w:firstRow="0" w:lastRow="0" w:firstColumn="0" w:lastColumn="0" w:oddVBand="1" w:evenVBand="0" w:oddHBand="0" w:evenHBand="0" w:firstRowFirstColumn="0" w:firstRowLastColumn="0" w:lastRowFirstColumn="0" w:lastRowLastColumn="0"/>
-            <w:tcW w:w="1300" w:type="dxa"/>
+            <w:tcW w:w="1137" w:type="dxa"/>
+            <w:tcBorders>
+              <w:top w:val="single" w:sz="4" w:space="0" w:color="000000"/>
+              <w:left w:val="single" w:sz="4" w:space="0" w:color="000000"/>
+              <w:bottom w:val="single" w:sz="4" w:space="0" w:color="000000"/>
+              <w:right w:val="single" w:sz="4" w:space="0" w:color="000000"/>
+            </w:tcBorders>
+            <w:tcMar>
+              <w:top w:w="45" w:type="dxa"/>
+              <w:left w:w="60" w:type="dxa"/>
+              <w:bottom w:w="45" w:type="dxa"/>
+              <w:right w:w="60" w:type="dxa"/>
+            </w:tcMar>
             <w:vAlign w:val="center"/>
+            <w:hideMark/>
           </w:tcPr>
           <w:p>
             <w:pPr>
               <w:jc w:val="center"/>
               <w:rPr>
                 <w:rFonts w:ascii="Bahnschrift" w:hAnsi="Bahnschrift"/>
+                <w:sz w:val="19"/>
+                <w:szCs w:val="19"/>
               </w:rPr>
             </w:pPr>
             <w:r>
@@ -3024,29 +2890,35 @@
                 <w:sz w:val="19"/>
                 <w:szCs w:val="19"/>
               </w:rPr>
-              <w:t>0.4</w:t>
-            </w:r>
-            <w:r>
-              <w:rPr>
-                <w:rFonts w:ascii="Bahnschrift" w:hAnsi="Bahnschrift"/>
-                <w:sz w:val="19"/>
-                <w:szCs w:val="19"/>
-              </w:rPr>
-              <w:t>48</w:t>
+              <w:t>0.448</w:t>
             </w:r>
           </w:p>
         </w:tc>
         <w:tc>
           <w:tcPr>
-            <w:tcW w:w="1300" w:type="dxa"/>
+            <w:tcW w:w="1137" w:type="dxa"/>
+            <w:tcBorders>
+              <w:top w:val="single" w:sz="4" w:space="0" w:color="000000"/>
+              <w:left w:val="single" w:sz="4" w:space="0" w:color="000000"/>
+              <w:bottom w:val="single" w:sz="4" w:space="0" w:color="000000"/>
+              <w:right w:val="single" w:sz="4" w:space="0" w:color="000000"/>
+            </w:tcBorders>
+            <w:tcMar>
+              <w:top w:w="45" w:type="dxa"/>
+              <w:left w:w="60" w:type="dxa"/>
+              <w:bottom w:w="45" w:type="dxa"/>
+              <w:right w:w="60" w:type="dxa"/>
+            </w:tcMar>
             <w:vAlign w:val="center"/>
+            <w:hideMark/>
           </w:tcPr>
           <w:p>
             <w:pPr>
               <w:jc w:val="center"/>
-              <w:cnfStyle w:val="000000100000" w:firstRow="0" w:lastRow="0" w:firstColumn="0" w:lastColumn="0" w:oddVBand="0" w:evenVBand="0" w:oddHBand="1" w:evenHBand="0" w:firstRowFirstColumn="0" w:firstRowLastColumn="0" w:lastRowFirstColumn="0" w:lastRowLastColumn="0"/>
-              <w:rPr>
-                <w:rFonts w:ascii="Bahnschrift" w:hAnsi="Bahnschrift"/>
+              <w:rPr>
+                <w:rFonts w:ascii="Bahnschrift" w:hAnsi="Bahnschrift"/>
+                <w:sz w:val="19"/>
+                <w:szCs w:val="19"/>
               </w:rPr>
             </w:pPr>
             <w:r>
@@ -3055,15 +2927,385 @@
                 <w:sz w:val="19"/>
                 <w:szCs w:val="19"/>
               </w:rPr>
-              <w:t>0.81</w:t>
+              <w:t>0.535</w:t>
             </w:r>
+          </w:p>
+        </w:tc>
+        <w:tc>
+          <w:tcPr>
+            <w:tcW w:w="1137" w:type="dxa"/>
+            <w:tcBorders>
+              <w:top w:val="single" w:sz="4" w:space="0" w:color="000000"/>
+              <w:left w:val="single" w:sz="4" w:space="0" w:color="000000"/>
+              <w:bottom w:val="single" w:sz="4" w:space="0" w:color="000000"/>
+              <w:right w:val="single" w:sz="4" w:space="0" w:color="000000"/>
+            </w:tcBorders>
+            <w:tcMar>
+              <w:top w:w="45" w:type="dxa"/>
+              <w:left w:w="60" w:type="dxa"/>
+              <w:bottom w:w="45" w:type="dxa"/>
+              <w:right w:w="60" w:type="dxa"/>
+            </w:tcMar>
+            <w:vAlign w:val="center"/>
+            <w:hideMark/>
+          </w:tcPr>
+          <w:p>
+            <w:pPr>
+              <w:jc w:val="center"/>
+              <w:rPr>
+                <w:rFonts w:ascii="Bahnschrift" w:hAnsi="Bahnschrift"/>
+                <w:sz w:val="19"/>
+                <w:szCs w:val="19"/>
+              </w:rPr>
+            </w:pPr>
             <w:r>
               <w:rPr>
                 <w:rFonts w:ascii="Bahnschrift" w:hAnsi="Bahnschrift"/>
                 <w:sz w:val="19"/>
                 <w:szCs w:val="19"/>
               </w:rPr>
-              <w:t>2</w:t>
+              <w:t>0.813</w:t>
+            </w:r>
+          </w:p>
+        </w:tc>
+        <w:tc>
+          <w:tcPr>
+            <w:tcW w:w="1137" w:type="dxa"/>
+            <w:tcBorders>
+              <w:top w:val="single" w:sz="4" w:space="0" w:color="000000"/>
+              <w:left w:val="single" w:sz="4" w:space="0" w:color="000000"/>
+              <w:bottom w:val="single" w:sz="4" w:space="0" w:color="000000"/>
+              <w:right w:val="single" w:sz="4" w:space="0" w:color="000000"/>
+            </w:tcBorders>
+            <w:tcMar>
+              <w:top w:w="45" w:type="dxa"/>
+              <w:left w:w="60" w:type="dxa"/>
+              <w:bottom w:w="45" w:type="dxa"/>
+              <w:right w:w="60" w:type="dxa"/>
+            </w:tcMar>
+            <w:vAlign w:val="center"/>
+            <w:hideMark/>
+          </w:tcPr>
+          <w:p>
+            <w:pPr>
+              <w:jc w:val="center"/>
+              <w:rPr>
+                <w:rFonts w:ascii="Bahnschrift" w:hAnsi="Bahnschrift"/>
+                <w:sz w:val="19"/>
+                <w:szCs w:val="19"/>
+              </w:rPr>
+            </w:pPr>
+            <w:r>
+              <w:rPr>
+                <w:rFonts w:ascii="Bahnschrift" w:hAnsi="Bahnschrift"/>
+                <w:sz w:val="19"/>
+                <w:szCs w:val="19"/>
+              </w:rPr>
+              <w:t>0.398</w:t>
+            </w:r>
+          </w:p>
+        </w:tc>
+      </w:tr>
+      <w:tr>
+        <w:trPr>
+          <w:trHeight w:val="373"/>
+        </w:trPr>
+        <w:tc>
+          <w:tcPr>
+            <w:tcW w:w="2335" w:type="dxa"/>
+            <w:tcBorders>
+              <w:top w:val="single" w:sz="4" w:space="0" w:color="000000"/>
+              <w:left w:val="single" w:sz="4" w:space="0" w:color="000000"/>
+              <w:bottom w:val="single" w:sz="4" w:space="0" w:color="000000"/>
+              <w:right w:val="single" w:sz="4" w:space="0" w:color="000000"/>
+            </w:tcBorders>
+            <w:shd w:val="clear" w:color="D9D9D9" w:fill="D9D9D9"/>
+            <w:tcMar>
+              <w:top w:w="45" w:type="dxa"/>
+              <w:left w:w="60" w:type="dxa"/>
+              <w:bottom w:w="45" w:type="dxa"/>
+              <w:right w:w="60" w:type="dxa"/>
+            </w:tcMar>
+            <w:vAlign w:val="center"/>
+            <w:hideMark/>
+          </w:tcPr>
+          <w:p>
+            <w:pPr>
+              <w:rPr>
+                <w:rFonts w:ascii="Bahnschrift" w:hAnsi="Bahnschrift"/>
+              </w:rPr>
+            </w:pPr>
+            <w:r>
+              <w:rPr>
+                <w:rFonts w:ascii="Bahnschrift" w:hAnsi="Bahnschrift"/>
+              </w:rPr>
+              <w:t>Gradient Boosting + SMOTE</w:t>
+            </w:r>
+          </w:p>
+        </w:tc>
+        <w:tc>
+          <w:tcPr>
+            <w:tcW w:w="347" w:type="dxa"/>
+            <w:tcBorders>
+              <w:top w:val="single" w:sz="4" w:space="0" w:color="000000"/>
+              <w:left w:val="single" w:sz="4" w:space="0" w:color="000000"/>
+              <w:bottom w:val="single" w:sz="4" w:space="0" w:color="000000"/>
+              <w:right w:val="single" w:sz="4" w:space="0" w:color="000000"/>
+            </w:tcBorders>
+            <w:shd w:val="clear" w:color="D9D9D9" w:fill="D9D9D9"/>
+            <w:tcMar>
+              <w:top w:w="45" w:type="dxa"/>
+              <w:left w:w="60" w:type="dxa"/>
+              <w:bottom w:w="45" w:type="dxa"/>
+              <w:right w:w="60" w:type="dxa"/>
+            </w:tcMar>
+            <w:vAlign w:val="center"/>
+            <w:hideMark/>
+          </w:tcPr>
+          <w:p>
+            <w:pPr>
+              <w:jc w:val="center"/>
+              <w:rPr>
+                <w:rFonts w:ascii="Bahnschrift" w:hAnsi="Bahnschrift"/>
+                <w:sz w:val="19"/>
+                <w:szCs w:val="19"/>
+              </w:rPr>
+            </w:pPr>
+            <w:r>
+              <w:rPr>
+                <w:rFonts w:ascii="Bahnschrift" w:hAnsi="Bahnschrift"/>
+                <w:sz w:val="19"/>
+                <w:szCs w:val="19"/>
+              </w:rPr>
+              <w:t>0.806</w:t>
+            </w:r>
+          </w:p>
+        </w:tc>
+        <w:tc>
+          <w:tcPr>
+            <w:tcW w:w="1175" w:type="dxa"/>
+            <w:tcBorders>
+              <w:top w:val="single" w:sz="4" w:space="0" w:color="000000"/>
+              <w:left w:val="single" w:sz="4" w:space="0" w:color="000000"/>
+              <w:bottom w:val="single" w:sz="4" w:space="0" w:color="000000"/>
+              <w:right w:val="single" w:sz="4" w:space="0" w:color="000000"/>
+            </w:tcBorders>
+            <w:shd w:val="clear" w:color="D9D9D9" w:fill="D9D9D9"/>
+            <w:tcMar>
+              <w:top w:w="45" w:type="dxa"/>
+              <w:left w:w="60" w:type="dxa"/>
+              <w:bottom w:w="45" w:type="dxa"/>
+              <w:right w:w="60" w:type="dxa"/>
+            </w:tcMar>
+            <w:vAlign w:val="center"/>
+            <w:hideMark/>
+          </w:tcPr>
+          <w:p>
+            <w:pPr>
+              <w:jc w:val="center"/>
+              <w:rPr>
+                <w:rFonts w:ascii="Bahnschrift" w:hAnsi="Bahnschrift"/>
+                <w:sz w:val="19"/>
+                <w:szCs w:val="19"/>
+              </w:rPr>
+            </w:pPr>
+            <w:r>
+              <w:rPr>
+                <w:rFonts w:ascii="Bahnschrift" w:hAnsi="Bahnschrift"/>
+                <w:sz w:val="19"/>
+                <w:szCs w:val="19"/>
+              </w:rPr>
+              <w:t>0.373</w:t>
+            </w:r>
+          </w:p>
+        </w:tc>
+        <w:tc>
+          <w:tcPr>
+            <w:tcW w:w="1145" w:type="dxa"/>
+            <w:tcBorders>
+              <w:top w:val="single" w:sz="4" w:space="0" w:color="000000"/>
+              <w:left w:val="single" w:sz="4" w:space="0" w:color="000000"/>
+              <w:bottom w:val="single" w:sz="4" w:space="0" w:color="000000"/>
+              <w:right w:val="single" w:sz="4" w:space="0" w:color="000000"/>
+            </w:tcBorders>
+            <w:shd w:val="clear" w:color="D9D9D9" w:fill="D9D9D9"/>
+            <w:tcMar>
+              <w:top w:w="45" w:type="dxa"/>
+              <w:left w:w="60" w:type="dxa"/>
+              <w:bottom w:w="45" w:type="dxa"/>
+              <w:right w:w="60" w:type="dxa"/>
+            </w:tcMar>
+            <w:vAlign w:val="center"/>
+            <w:hideMark/>
+          </w:tcPr>
+          <w:p>
+            <w:pPr>
+              <w:jc w:val="center"/>
+              <w:rPr>
+                <w:rFonts w:ascii="Bahnschrift" w:hAnsi="Bahnschrift"/>
+                <w:sz w:val="19"/>
+                <w:szCs w:val="19"/>
+              </w:rPr>
+            </w:pPr>
+            <w:r>
+              <w:rPr>
+                <w:rFonts w:ascii="Bahnschrift" w:hAnsi="Bahnschrift"/>
+                <w:sz w:val="19"/>
+                <w:szCs w:val="19"/>
+              </w:rPr>
+              <w:t>0.574</w:t>
+            </w:r>
+          </w:p>
+        </w:tc>
+        <w:tc>
+          <w:tcPr>
+            <w:tcW w:w="1137" w:type="dxa"/>
+            <w:tcBorders>
+              <w:top w:val="single" w:sz="4" w:space="0" w:color="000000"/>
+              <w:left w:val="single" w:sz="4" w:space="0" w:color="000000"/>
+              <w:bottom w:val="single" w:sz="4" w:space="0" w:color="000000"/>
+              <w:right w:val="single" w:sz="4" w:space="0" w:color="000000"/>
+            </w:tcBorders>
+            <w:shd w:val="clear" w:color="D9D9D9" w:fill="D9D9D9"/>
+            <w:tcMar>
+              <w:top w:w="45" w:type="dxa"/>
+              <w:left w:w="60" w:type="dxa"/>
+              <w:bottom w:w="45" w:type="dxa"/>
+              <w:right w:w="60" w:type="dxa"/>
+            </w:tcMar>
+            <w:vAlign w:val="center"/>
+            <w:hideMark/>
+          </w:tcPr>
+          <w:p>
+            <w:pPr>
+              <w:jc w:val="center"/>
+              <w:rPr>
+                <w:rFonts w:ascii="Bahnschrift" w:hAnsi="Bahnschrift"/>
+                <w:sz w:val="19"/>
+                <w:szCs w:val="19"/>
+              </w:rPr>
+            </w:pPr>
+            <w:r>
+              <w:rPr>
+                <w:rFonts w:ascii="Bahnschrift" w:hAnsi="Bahnschrift"/>
+                <w:sz w:val="19"/>
+                <w:szCs w:val="19"/>
+              </w:rPr>
+              <w:t>0.452</w:t>
+            </w:r>
+          </w:p>
+        </w:tc>
+        <w:tc>
+          <w:tcPr>
+            <w:tcW w:w="1137" w:type="dxa"/>
+            <w:tcBorders>
+              <w:top w:val="single" w:sz="4" w:space="0" w:color="000000"/>
+              <w:left w:val="single" w:sz="4" w:space="0" w:color="000000"/>
+              <w:bottom w:val="single" w:sz="4" w:space="0" w:color="000000"/>
+              <w:right w:val="single" w:sz="4" w:space="0" w:color="000000"/>
+            </w:tcBorders>
+            <w:shd w:val="clear" w:color="D9D9D9" w:fill="D9D9D9"/>
+            <w:tcMar>
+              <w:top w:w="45" w:type="dxa"/>
+              <w:left w:w="60" w:type="dxa"/>
+              <w:bottom w:w="45" w:type="dxa"/>
+              <w:right w:w="60" w:type="dxa"/>
+            </w:tcMar>
+            <w:vAlign w:val="center"/>
+            <w:hideMark/>
+          </w:tcPr>
+          <w:p>
+            <w:pPr>
+              <w:jc w:val="center"/>
+              <w:rPr>
+                <w:rFonts w:ascii="Bahnschrift" w:hAnsi="Bahnschrift"/>
+                <w:sz w:val="19"/>
+                <w:szCs w:val="19"/>
+              </w:rPr>
+            </w:pPr>
+            <w:r>
+              <w:rPr>
+                <w:rFonts w:ascii="Bahnschrift" w:hAnsi="Bahnschrift"/>
+                <w:sz w:val="19"/>
+                <w:szCs w:val="19"/>
+              </w:rPr>
+              <w:t>0.518</w:t>
+            </w:r>
+          </w:p>
+        </w:tc>
+        <w:tc>
+          <w:tcPr>
+            <w:tcW w:w="1137" w:type="dxa"/>
+            <w:tcBorders>
+              <w:top w:val="single" w:sz="4" w:space="0" w:color="000000"/>
+              <w:left w:val="single" w:sz="4" w:space="0" w:color="000000"/>
+              <w:bottom w:val="single" w:sz="4" w:space="0" w:color="000000"/>
+              <w:right w:val="single" w:sz="4" w:space="0" w:color="000000"/>
+            </w:tcBorders>
+            <w:shd w:val="clear" w:color="D9D9D9" w:fill="D9D9D9"/>
+            <w:tcMar>
+              <w:top w:w="45" w:type="dxa"/>
+              <w:left w:w="60" w:type="dxa"/>
+              <w:bottom w:w="45" w:type="dxa"/>
+              <w:right w:w="60" w:type="dxa"/>
+            </w:tcMar>
+            <w:vAlign w:val="center"/>
+            <w:hideMark/>
+          </w:tcPr>
+          <w:p>
+            <w:pPr>
+              <w:jc w:val="center"/>
+              <w:rPr>
+                <w:rFonts w:ascii="Bahnschrift" w:hAnsi="Bahnschrift"/>
+                <w:sz w:val="19"/>
+                <w:szCs w:val="19"/>
+              </w:rPr>
+            </w:pPr>
+            <w:r>
+              <w:rPr>
+                <w:rFonts w:ascii="Bahnschrift" w:hAnsi="Bahnschrift"/>
+                <w:sz w:val="19"/>
+                <w:szCs w:val="19"/>
+              </w:rPr>
+              <w:t>0.815</w:t>
+            </w:r>
+          </w:p>
+        </w:tc>
+        <w:tc>
+          <w:tcPr>
+            <w:tcW w:w="1137" w:type="dxa"/>
+            <w:tcBorders>
+              <w:top w:val="single" w:sz="4" w:space="0" w:color="000000"/>
+              <w:left w:val="single" w:sz="4" w:space="0" w:color="000000"/>
+              <w:bottom w:val="single" w:sz="4" w:space="0" w:color="000000"/>
+              <w:right w:val="single" w:sz="4" w:space="0" w:color="000000"/>
+            </w:tcBorders>
+            <w:shd w:val="clear" w:color="D9D9D9" w:fill="D9D9D9"/>
+            <w:tcMar>
+              <w:top w:w="45" w:type="dxa"/>
+              <w:left w:w="60" w:type="dxa"/>
+              <w:bottom w:w="45" w:type="dxa"/>
+              <w:right w:w="60" w:type="dxa"/>
+            </w:tcMar>
+            <w:vAlign w:val="center"/>
+            <w:hideMark/>
+          </w:tcPr>
+          <w:p>
+            <w:pPr>
+              <w:jc w:val="center"/>
+              <w:rPr>
+                <w:rFonts w:ascii="Bahnschrift" w:hAnsi="Bahnschrift"/>
+                <w:sz w:val="19"/>
+                <w:szCs w:val="19"/>
+              </w:rPr>
+            </w:pPr>
+            <w:r>
+              <w:rPr>
+                <w:rFonts w:ascii="Bahnschrift" w:hAnsi="Bahnschrift"/>
+                <w:sz w:val="19"/>
+                <w:szCs w:val="19"/>
+              </w:rPr>
+              <w:t>0.398</w:t>
             </w:r>
           </w:p>
         </w:tc>
@@ -3071,11 +3313,6 @@
     </w:tbl>
     <w:p>
       <w:pPr>
-        <w:spacing w:after="120"/>
-      </w:pPr>
-    </w:p>
-    <w:p>
-      <w:pPr>
         <w:spacing w:after="60"/>
         <w:jc w:val="center"/>
       </w:pPr>
@@ -3084,10 +3321,10 @@
           <w:noProof/>
         </w:rPr>
         <w:drawing>
-          <wp:inline distT="0" distB="0" distL="0" distR="0" wp14:anchorId="6246B0EB" wp14:editId="5BA6B45B">
-            <wp:extent cx="4238045" cy="2299140"/>
-            <wp:effectExtent l="0" t="0" r="0" b="6350"/>
-            <wp:docPr id="1720041827" name="Imagen 1720041827"/>
+          <wp:inline distT="0" distB="0" distL="0" distR="0" wp14:anchorId="771A218F" wp14:editId="408651E7">
+            <wp:extent cx="2774950" cy="1386369"/>
+            <wp:effectExtent l="0" t="0" r="0" b="7620"/>
+            <wp:docPr id="1218615028" name="Imagen 1"/>
             <wp:cNvGraphicFramePr>
               <a:graphicFrameLocks xmlns:a="http://schemas.openxmlformats.org/drawingml/2006/main" noChangeAspect="1"/>
             </wp:cNvGraphicFramePr>
@@ -3095,22 +3332,19 @@
               <a:graphicData uri="http://schemas.openxmlformats.org/drawingml/2006/picture">
                 <pic:pic xmlns:pic="http://schemas.openxmlformats.org/drawingml/2006/picture">
                   <pic:nvPicPr>
-                    <pic:cNvPr id="0" name=""/>
-                    <pic:cNvPicPr>
-                      <a:picLocks noChangeAspect="1" noChangeArrowheads="1"/>
-                    </pic:cNvPicPr>
+                    <pic:cNvPr id="1218615028" name=""/>
+                    <pic:cNvPicPr/>
                   </pic:nvPicPr>
                   <pic:blipFill>
                     <a:blip r:embed="rId15"/>
-                    <a:srcRect/>
                     <a:stretch>
                       <a:fillRect/>
                     </a:stretch>
                   </pic:blipFill>
-                  <pic:spPr bwMode="auto">
+                  <pic:spPr>
                     <a:xfrm>
                       <a:off x="0" y="0"/>
-                      <a:ext cx="4262134" cy="2312209"/>
+                      <a:ext cx="2774950" cy="1386369"/>
                     </a:xfrm>
                     <a:prstGeom prst="rect">
                       <a:avLst/>
@@ -3125,13 +3359,8 @@
     </w:p>
     <w:p>
       <w:pPr>
-        <w:spacing w:after="200"/>
+        <w:spacing w:after="80"/>
         <w:jc w:val="center"/>
-        <w:rPr>
-          <w:rFonts w:ascii="Bahnschrift" w:hAnsi="Bahnschrift"/>
-          <w:sz w:val="18"/>
-          <w:szCs w:val="18"/>
-        </w:rPr>
       </w:pPr>
       <w:r>
         <w:rPr>
@@ -3142,43 +3371,46 @@
           <w:sz w:val="16"/>
           <w:szCs w:val="16"/>
         </w:rPr>
-        <w:t>Figura 2. Comparación de métricas entre los 4 modelos entrenados.</w:t>
-      </w:r>
-    </w:p>
-    <w:p>
-      <w:pPr>
-        <w:spacing w:after="120"/>
-        <w:rPr>
-          <w:rFonts w:ascii="Bahnschrift" w:hAnsi="Bahnschrift" w:cs="Arial"/>
-          <w:sz w:val="22"/>
-          <w:szCs w:val="22"/>
-        </w:rPr>
-      </w:pPr>
-      <w:r>
-        <w:rPr>
-          <w:rFonts w:ascii="Bahnschrift" w:hAnsi="Bahnschrift" w:cs="Arial"/>
-          <w:sz w:val="22"/>
-          <w:szCs w:val="22"/>
-        </w:rPr>
-        <w:t>Matriz de confusión del modelo seleccionado (</w:t>
-      </w:r>
-      <w:proofErr w:type="spellStart"/>
-      <w:r>
-        <w:rPr>
-          <w:rFonts w:ascii="Bahnschrift" w:hAnsi="Bahnschrift" w:cs="Arial"/>
-          <w:sz w:val="22"/>
-          <w:szCs w:val="22"/>
-        </w:rPr>
-        <w:t>random_forest_balanced</w:t>
-      </w:r>
-      <w:proofErr w:type="spellEnd"/>
-      <w:r>
-        <w:rPr>
-          <w:rFonts w:ascii="Bahnschrift" w:hAnsi="Bahnschrift" w:cs="Arial"/>
-          <w:sz w:val="22"/>
-          <w:szCs w:val="22"/>
-        </w:rPr>
-        <w:t>), sobre el conjunto de prueba (50,736 registros):</w:t>
+        <w:t xml:space="preserve">Figura 2. Comparación de métricas entre los </w:t>
+      </w:r>
+      <w:r>
+        <w:rPr>
+          <w:rFonts w:ascii="Bahnschrift" w:hAnsi="Bahnschrift"/>
+          <w:i/>
+          <w:iCs/>
+          <w:color w:val="5F5E5A"/>
+          <w:sz w:val="16"/>
+          <w:szCs w:val="16"/>
+        </w:rPr>
+        <w:t>5</w:t>
+      </w:r>
+      <w:r>
+        <w:rPr>
+          <w:rFonts w:ascii="Bahnschrift" w:hAnsi="Bahnschrift"/>
+          <w:i/>
+          <w:iCs/>
+          <w:color w:val="5F5E5A"/>
+          <w:sz w:val="16"/>
+          <w:szCs w:val="16"/>
+        </w:rPr>
+        <w:t xml:space="preserve"> modelos entrenados</w:t>
+      </w:r>
+    </w:p>
+    <w:p>
+      <w:pPr>
+        <w:spacing w:after="60"/>
+        <w:rPr>
+          <w:rFonts w:ascii="Bahnschrift" w:hAnsi="Bahnschrift" w:cs="Arial"/>
+          <w:sz w:val="22"/>
+          <w:szCs w:val="22"/>
+        </w:rPr>
+      </w:pPr>
+      <w:r>
+        <w:rPr>
+          <w:rFonts w:ascii="Bahnschrift" w:hAnsi="Bahnschrift" w:cs="Arial"/>
+          <w:szCs w:val="22"/>
+        </w:rPr>
+        <w:t>Matriz de confusión del modelo seleccionado (random_forest_balanced), sobre el conjunto de prueba (50,736 registros):</w:t>
       </w:r>
     </w:p>
     <w:tbl>
@@ -3201,6 +3433,12 @@
           <w:tcPr>
             <w:cnfStyle w:val="000010000000" w:firstRow="0" w:lastRow="0" w:firstColumn="0" w:lastColumn="0" w:oddVBand="1" w:evenVBand="0" w:oddHBand="0" w:evenHBand="0" w:firstRowFirstColumn="0" w:firstRowLastColumn="0" w:lastRowFirstColumn="0" w:lastRowLastColumn="0"/>
             <w:tcW w:w="3145" w:type="dxa"/>
+            <w:tcMar>
+              <w:top w:w="45" w:type="dxa"/>
+              <w:left w:w="60" w:type="dxa"/>
+              <w:bottom w:w="45" w:type="dxa"/>
+              <w:right w:w="60" w:type="dxa"/>
+            </w:tcMar>
             <w:vAlign w:val="center"/>
           </w:tcPr>
           <w:p>
@@ -3215,6 +3453,12 @@
         <w:tc>
           <w:tcPr>
             <w:tcW w:w="3355" w:type="dxa"/>
+            <w:tcMar>
+              <w:top w:w="45" w:type="dxa"/>
+              <w:left w:w="60" w:type="dxa"/>
+              <w:bottom w:w="45" w:type="dxa"/>
+              <w:right w:w="60" w:type="dxa"/>
+            </w:tcMar>
             <w:vAlign w:val="center"/>
           </w:tcPr>
           <w:p>
@@ -3241,6 +3485,12 @@
           <w:tcPr>
             <w:cnfStyle w:val="000010000000" w:firstRow="0" w:lastRow="0" w:firstColumn="0" w:lastColumn="0" w:oddVBand="1" w:evenVBand="0" w:oddHBand="0" w:evenHBand="0" w:firstRowFirstColumn="0" w:firstRowLastColumn="0" w:lastRowFirstColumn="0" w:lastRowLastColumn="0"/>
             <w:tcW w:w="3200" w:type="dxa"/>
+            <w:tcMar>
+              <w:top w:w="45" w:type="dxa"/>
+              <w:left w:w="60" w:type="dxa"/>
+              <w:bottom w:w="45" w:type="dxa"/>
+              <w:right w:w="60" w:type="dxa"/>
+            </w:tcMar>
             <w:vAlign w:val="center"/>
           </w:tcPr>
           <w:p>
@@ -3258,29 +3508,7 @@
                 <w:sz w:val="19"/>
                 <w:szCs w:val="19"/>
               </w:rPr>
-              <w:t>Predicho: Con diabetes/</w:t>
-            </w:r>
-            <w:proofErr w:type="spellStart"/>
-            <w:r>
-              <w:rPr>
-                <w:rFonts w:ascii="Bahnschrift" w:hAnsi="Bahnschrift"/>
-                <w:b/>
-                <w:bCs/>
-                <w:sz w:val="19"/>
-                <w:szCs w:val="19"/>
-              </w:rPr>
-              <w:t>prediab</w:t>
-            </w:r>
-            <w:proofErr w:type="spellEnd"/>
-            <w:r>
-              <w:rPr>
-                <w:rFonts w:ascii="Bahnschrift" w:hAnsi="Bahnschrift"/>
-                <w:b/>
-                <w:bCs/>
-                <w:sz w:val="19"/>
-                <w:szCs w:val="19"/>
-              </w:rPr>
-              <w:t>.</w:t>
+              <w:t>Predicho: Con diabetes/prediab.</w:t>
             </w:r>
           </w:p>
         </w:tc>
@@ -3290,6 +3518,12 @@
           <w:tcPr>
             <w:cnfStyle w:val="000010000000" w:firstRow="0" w:lastRow="0" w:firstColumn="0" w:lastColumn="0" w:oddVBand="1" w:evenVBand="0" w:oddHBand="0" w:evenHBand="0" w:firstRowFirstColumn="0" w:firstRowLastColumn="0" w:lastRowFirstColumn="0" w:lastRowLastColumn="0"/>
             <w:tcW w:w="3145" w:type="dxa"/>
+            <w:tcMar>
+              <w:top w:w="45" w:type="dxa"/>
+              <w:left w:w="60" w:type="dxa"/>
+              <w:bottom w:w="45" w:type="dxa"/>
+              <w:right w:w="60" w:type="dxa"/>
+            </w:tcMar>
             <w:vAlign w:val="center"/>
           </w:tcPr>
           <w:p>
@@ -3314,6 +3548,12 @@
         <w:tc>
           <w:tcPr>
             <w:tcW w:w="3355" w:type="dxa"/>
+            <w:tcMar>
+              <w:top w:w="45" w:type="dxa"/>
+              <w:left w:w="60" w:type="dxa"/>
+              <w:bottom w:w="45" w:type="dxa"/>
+              <w:right w:w="60" w:type="dxa"/>
+            </w:tcMar>
             <w:vAlign w:val="center"/>
           </w:tcPr>
           <w:p>
@@ -3338,6 +3578,12 @@
           <w:tcPr>
             <w:cnfStyle w:val="000010000000" w:firstRow="0" w:lastRow="0" w:firstColumn="0" w:lastColumn="0" w:oddVBand="1" w:evenVBand="0" w:oddHBand="0" w:evenHBand="0" w:firstRowFirstColumn="0" w:firstRowLastColumn="0" w:lastRowFirstColumn="0" w:lastRowLastColumn="0"/>
             <w:tcW w:w="3200" w:type="dxa"/>
+            <w:tcMar>
+              <w:top w:w="45" w:type="dxa"/>
+              <w:left w:w="60" w:type="dxa"/>
+              <w:bottom w:w="45" w:type="dxa"/>
+              <w:right w:w="60" w:type="dxa"/>
+            </w:tcMar>
             <w:vAlign w:val="center"/>
           </w:tcPr>
           <w:p>
@@ -3366,6 +3612,12 @@
           <w:tcPr>
             <w:cnfStyle w:val="000010000000" w:firstRow="0" w:lastRow="0" w:firstColumn="0" w:lastColumn="0" w:oddVBand="1" w:evenVBand="0" w:oddHBand="0" w:evenHBand="0" w:firstRowFirstColumn="0" w:firstRowLastColumn="0" w:lastRowFirstColumn="0" w:lastRowLastColumn="0"/>
             <w:tcW w:w="3145" w:type="dxa"/>
+            <w:tcMar>
+              <w:top w:w="45" w:type="dxa"/>
+              <w:left w:w="60" w:type="dxa"/>
+              <w:bottom w:w="45" w:type="dxa"/>
+              <w:right w:w="60" w:type="dxa"/>
+            </w:tcMar>
             <w:vAlign w:val="center"/>
           </w:tcPr>
           <w:p>
@@ -3383,35 +3635,19 @@
                 <w:sz w:val="19"/>
                 <w:szCs w:val="19"/>
               </w:rPr>
-              <w:t>Real: Con diabetes/</w:t>
-            </w:r>
-            <w:proofErr w:type="spellStart"/>
-            <w:r>
-              <w:rPr>
-                <w:rFonts w:ascii="Bahnschrift" w:hAnsi="Bahnschrift"/>
-                <w:b/>
-                <w:bCs/>
-                <w:sz w:val="19"/>
-                <w:szCs w:val="19"/>
-              </w:rPr>
-              <w:t>prediab</w:t>
-            </w:r>
-            <w:proofErr w:type="spellEnd"/>
-            <w:r>
-              <w:rPr>
-                <w:rFonts w:ascii="Bahnschrift" w:hAnsi="Bahnschrift"/>
-                <w:b/>
-                <w:bCs/>
-                <w:sz w:val="19"/>
-                <w:szCs w:val="19"/>
-              </w:rPr>
-              <w:t>.</w:t>
+              <w:t>Real: Con diabetes/prediab.</w:t>
             </w:r>
           </w:p>
         </w:tc>
         <w:tc>
           <w:tcPr>
             <w:tcW w:w="3355" w:type="dxa"/>
+            <w:tcMar>
+              <w:top w:w="45" w:type="dxa"/>
+              <w:left w:w="60" w:type="dxa"/>
+              <w:bottom w:w="45" w:type="dxa"/>
+              <w:right w:w="60" w:type="dxa"/>
+            </w:tcMar>
             <w:vAlign w:val="center"/>
           </w:tcPr>
           <w:p>
@@ -3436,6 +3672,12 @@
           <w:tcPr>
             <w:cnfStyle w:val="000010000000" w:firstRow="0" w:lastRow="0" w:firstColumn="0" w:lastColumn="0" w:oddVBand="1" w:evenVBand="0" w:oddHBand="0" w:evenHBand="0" w:firstRowFirstColumn="0" w:firstRowLastColumn="0" w:lastRowFirstColumn="0" w:lastRowLastColumn="0"/>
             <w:tcW w:w="3200" w:type="dxa"/>
+            <w:tcMar>
+              <w:top w:w="45" w:type="dxa"/>
+              <w:left w:w="60" w:type="dxa"/>
+              <w:bottom w:w="45" w:type="dxa"/>
+              <w:right w:w="60" w:type="dxa"/>
+            </w:tcMar>
             <w:vAlign w:val="center"/>
           </w:tcPr>
           <w:p>
@@ -3459,12 +3701,7 @@
     </w:tbl>
     <w:p>
       <w:pPr>
-        <w:spacing w:after="120"/>
-      </w:pPr>
-    </w:p>
-    <w:p>
-      <w:pPr>
-        <w:spacing w:after="120"/>
+        <w:spacing w:after="60"/>
         <w:rPr>
           <w:rFonts w:ascii="Bahnschrift" w:hAnsi="Bahnschrift" w:cs="Arial"/>
           <w:sz w:val="22"/>
@@ -3476,7 +3713,6 @@
           <w:rFonts w:ascii="Bahnschrift" w:hAnsi="Bahnschrift" w:cs="Arial"/>
           <w:b/>
           <w:bCs/>
-          <w:sz w:val="22"/>
           <w:szCs w:val="22"/>
         </w:rPr>
         <w:t>Interpretación:</w:t>
@@ -3484,7 +3720,6 @@
       <w:r>
         <w:rPr>
           <w:rFonts w:ascii="Bahnschrift" w:hAnsi="Bahnschrift" w:cs="Arial"/>
-          <w:sz w:val="22"/>
           <w:szCs w:val="22"/>
         </w:rPr>
         <w:t xml:space="preserve"> de los 7,069 casos reales de diabetes/prediabetes, el modelo detecta correctamente 5,462 (77.3%, verdaderos positivos) y deja pasar 1,607 (22.7%, falsos negativos). A cambio, remite a examen confirmatorio a 12,512 personas que en realidad no tienen la condición (falsos positivos, 28.6% de los negativos reales) — balance intencional para un caso de uso de tamizaje, donde el costo de un examen adicional es mucho menor que el costo de no detectar a tiempo un caso real.</w:t>
@@ -3493,6 +3728,7 @@
     <w:p>
       <w:pPr>
         <w:pStyle w:val="Ttulo2"/>
+        <w:spacing w:before="100" w:after="40"/>
         <w:rPr>
           <w:rFonts w:ascii="Bahnschrift" w:hAnsi="Bahnschrift"/>
         </w:rPr>
@@ -3500,220 +3736,59 @@
       <w:r>
         <w:rPr>
           <w:rFonts w:ascii="Bahnschrift" w:hAnsi="Bahnschrift"/>
-        </w:rPr>
-        <w:t xml:space="preserve">5.2 Gestión de experimentos con </w:t>
-      </w:r>
-      <w:proofErr w:type="spellStart"/>
-      <w:r>
+          <w:sz w:val="25"/>
+        </w:rPr>
+        <w:t>5.2 Gestión de experimentos con MLflow</w:t>
+      </w:r>
+    </w:p>
+    <w:p>
+      <w:pPr>
+        <w:spacing w:after="60"/>
+        <w:rPr>
+          <w:rFonts w:ascii="Bahnschrift" w:hAnsi="Bahnschrift" w:cs="Arial"/>
+          <w:sz w:val="22"/>
+          <w:szCs w:val="22"/>
+        </w:rPr>
+      </w:pPr>
+      <w:r>
+        <w:rPr>
+          <w:rFonts w:ascii="Bahnschrift" w:hAnsi="Bahnschrift" w:cs="Arial"/>
+          <w:szCs w:val="22"/>
+        </w:rPr>
+        <w:t>Todos los experimentos se registraron en un servidor MLflow desplegado en la instancia EC2 del proyecto, accesible en http://44.204.142.207:5000/</w:t>
+      </w:r>
+    </w:p>
+    <w:p>
+      <w:pPr>
+        <w:pStyle w:val="Ttulo3"/>
+        <w:spacing w:before="80" w:after="40"/>
         <w:rPr>
           <w:rFonts w:ascii="Bahnschrift" w:hAnsi="Bahnschrift"/>
         </w:rPr>
-        <w:t>MLflow</w:t>
-      </w:r>
-      <w:proofErr w:type="spellEnd"/>
-    </w:p>
-    <w:p>
-      <w:pPr>
-        <w:pStyle w:val="Ttulo2"/>
+      </w:pPr>
+      <w:r>
         <w:rPr>
           <w:rFonts w:ascii="Bahnschrift" w:hAnsi="Bahnschrift"/>
-        </w:rPr>
-      </w:pPr>
-    </w:p>
-    <w:p>
-      <w:pPr>
-        <w:spacing w:after="120"/>
-        <w:rPr>
-          <w:rFonts w:ascii="Bahnschrift" w:hAnsi="Bahnschrift" w:cs="Arial"/>
-          <w:sz w:val="22"/>
-          <w:szCs w:val="22"/>
-        </w:rPr>
-      </w:pPr>
-      <w:r>
-        <w:rPr>
-          <w:rFonts w:ascii="Bahnschrift" w:hAnsi="Bahnschrift" w:cs="Arial"/>
-          <w:sz w:val="22"/>
-          <w:szCs w:val="22"/>
-        </w:rPr>
-        <w:t xml:space="preserve">Todos los experimentos se registraron en un servidor </w:t>
-      </w:r>
-      <w:proofErr w:type="spellStart"/>
-      <w:r>
-        <w:rPr>
-          <w:rFonts w:ascii="Bahnschrift" w:hAnsi="Bahnschrift" w:cs="Arial"/>
-          <w:sz w:val="22"/>
-          <w:szCs w:val="22"/>
-        </w:rPr>
-        <w:t>MLflow</w:t>
-      </w:r>
-      <w:proofErr w:type="spellEnd"/>
-      <w:r>
-        <w:rPr>
-          <w:rFonts w:ascii="Bahnschrift" w:hAnsi="Bahnschrift" w:cs="Arial"/>
-          <w:sz w:val="22"/>
-          <w:szCs w:val="22"/>
-        </w:rPr>
-        <w:t xml:space="preserve"> desplegado en la instancia EC2 del proyecto, accesible en http://44.204.142.207:5000/</w:t>
-      </w:r>
-    </w:p>
-    <w:p>
-      <w:pPr>
-        <w:pStyle w:val="Ttulo3"/>
-        <w:spacing w:before="160" w:after="80"/>
-        <w:rPr>
-          <w:rFonts w:ascii="Bahnschrift" w:hAnsi="Bahnschrift"/>
-        </w:rPr>
-      </w:pPr>
-      <w:r>
-        <w:rPr>
-          <w:rFonts w:ascii="Bahnschrift" w:hAnsi="Bahnschrift"/>
+          <w:sz w:val="22"/>
         </w:rPr>
         <w:t>5.2.1 Entrenamiento de los modelos</w:t>
       </w:r>
     </w:p>
     <w:p>
       <w:pPr>
-        <w:spacing w:after="120"/>
-        <w:rPr>
-          <w:rFonts w:ascii="Bahnschrift" w:hAnsi="Bahnschrift" w:cs="Arial"/>
-          <w:sz w:val="22"/>
-          <w:szCs w:val="22"/>
-        </w:rPr>
-      </w:pPr>
-      <w:r>
-        <w:rPr>
-          <w:rFonts w:ascii="Bahnschrift" w:hAnsi="Bahnschrift" w:cs="Arial"/>
-          <w:sz w:val="22"/>
-          <w:szCs w:val="22"/>
-        </w:rPr>
-        <w:lastRenderedPageBreak/>
-        <w:t>Cada corrida (run) queda registrada con su tipo de modelo (</w:t>
-      </w:r>
-      <w:proofErr w:type="spellStart"/>
-      <w:r>
-        <w:rPr>
-          <w:rFonts w:ascii="Bahnschrift" w:hAnsi="Bahnschrift" w:cs="Arial"/>
-          <w:sz w:val="22"/>
-          <w:szCs w:val="22"/>
-        </w:rPr>
-        <w:t>model_type</w:t>
-      </w:r>
-      <w:proofErr w:type="spellEnd"/>
-      <w:r>
-        <w:rPr>
-          <w:rFonts w:ascii="Bahnschrift" w:hAnsi="Bahnschrift" w:cs="Arial"/>
-          <w:sz w:val="22"/>
-          <w:szCs w:val="22"/>
-        </w:rPr>
-        <w:t xml:space="preserve">), sus </w:t>
-      </w:r>
-      <w:proofErr w:type="spellStart"/>
-      <w:r>
-        <w:rPr>
-          <w:rFonts w:ascii="Bahnschrift" w:hAnsi="Bahnschrift" w:cs="Arial"/>
-          <w:sz w:val="22"/>
-          <w:szCs w:val="22"/>
-        </w:rPr>
-        <w:t>hiperparámetros</w:t>
-      </w:r>
-      <w:proofErr w:type="spellEnd"/>
-      <w:r>
-        <w:rPr>
-          <w:rFonts w:ascii="Bahnschrift" w:hAnsi="Bahnschrift" w:cs="Arial"/>
-          <w:sz w:val="22"/>
-          <w:szCs w:val="22"/>
-        </w:rPr>
-        <w:t xml:space="preserve"> completos (</w:t>
-      </w:r>
-      <w:proofErr w:type="spellStart"/>
-      <w:r>
-        <w:rPr>
-          <w:rFonts w:ascii="Bahnschrift" w:hAnsi="Bahnschrift" w:cs="Arial"/>
-          <w:sz w:val="22"/>
-          <w:szCs w:val="22"/>
-        </w:rPr>
-        <w:t>n_estimators</w:t>
-      </w:r>
-      <w:proofErr w:type="spellEnd"/>
-      <w:r>
-        <w:rPr>
-          <w:rFonts w:ascii="Bahnschrift" w:hAnsi="Bahnschrift" w:cs="Arial"/>
-          <w:sz w:val="22"/>
-          <w:szCs w:val="22"/>
-        </w:rPr>
-        <w:t xml:space="preserve">, </w:t>
-      </w:r>
-      <w:proofErr w:type="spellStart"/>
-      <w:r>
-        <w:rPr>
-          <w:rFonts w:ascii="Bahnschrift" w:hAnsi="Bahnschrift" w:cs="Arial"/>
-          <w:sz w:val="22"/>
-          <w:szCs w:val="22"/>
-        </w:rPr>
-        <w:t>max_depth</w:t>
-      </w:r>
-      <w:proofErr w:type="spellEnd"/>
-      <w:r>
-        <w:rPr>
-          <w:rFonts w:ascii="Bahnschrift" w:hAnsi="Bahnschrift" w:cs="Arial"/>
-          <w:sz w:val="22"/>
-          <w:szCs w:val="22"/>
-        </w:rPr>
-        <w:t xml:space="preserve">, etc., vía </w:t>
-      </w:r>
-      <w:proofErr w:type="spellStart"/>
-      <w:r>
-        <w:rPr>
-          <w:rFonts w:ascii="Bahnschrift" w:hAnsi="Bahnschrift" w:cs="Arial"/>
-          <w:sz w:val="22"/>
-          <w:szCs w:val="22"/>
-        </w:rPr>
-        <w:t>model.get_</w:t>
-      </w:r>
-      <w:proofErr w:type="gramStart"/>
-      <w:r>
-        <w:rPr>
-          <w:rFonts w:ascii="Bahnschrift" w:hAnsi="Bahnschrift" w:cs="Arial"/>
-          <w:sz w:val="22"/>
-          <w:szCs w:val="22"/>
-        </w:rPr>
-        <w:t>params</w:t>
-      </w:r>
-      <w:proofErr w:type="spellEnd"/>
-      <w:r>
-        <w:rPr>
-          <w:rFonts w:ascii="Bahnschrift" w:hAnsi="Bahnschrift" w:cs="Arial"/>
-          <w:sz w:val="22"/>
-          <w:szCs w:val="22"/>
-        </w:rPr>
-        <w:t>(</w:t>
-      </w:r>
-      <w:proofErr w:type="gramEnd"/>
-      <w:r>
-        <w:rPr>
-          <w:rFonts w:ascii="Bahnschrift" w:hAnsi="Bahnschrift" w:cs="Arial"/>
-          <w:sz w:val="22"/>
-          <w:szCs w:val="22"/>
-        </w:rPr>
-        <w:t>)), y si se aplicó SMOTE o no (</w:t>
-      </w:r>
-      <w:proofErr w:type="spellStart"/>
-      <w:r>
-        <w:rPr>
-          <w:rFonts w:ascii="Bahnschrift" w:hAnsi="Bahnschrift" w:cs="Arial"/>
-          <w:sz w:val="22"/>
-          <w:szCs w:val="22"/>
-        </w:rPr>
-        <w:t>smote</w:t>
-      </w:r>
-      <w:proofErr w:type="spellEnd"/>
-      <w:r>
-        <w:rPr>
-          <w:rFonts w:ascii="Bahnschrift" w:hAnsi="Bahnschrift" w:cs="Arial"/>
-          <w:sz w:val="22"/>
-          <w:szCs w:val="22"/>
-        </w:rPr>
-        <w:t>=True/False), permitiendo reproducir exactamente cómo se entrenó cada modelo.</w:t>
+        <w:spacing w:after="60"/>
+        <w:rPr>
+          <w:rFonts w:ascii="Bahnschrift" w:hAnsi="Bahnschrift" w:cs="Arial"/>
+          <w:sz w:val="22"/>
+          <w:szCs w:val="22"/>
+        </w:rPr>
+      </w:pPr>
+      <w:r>
+        <w:rPr>
+          <w:rFonts w:ascii="Bahnschrift" w:hAnsi="Bahnschrift" w:cs="Arial"/>
+          <w:szCs w:val="22"/>
+        </w:rPr>
+        <w:t>Cada corrida (run) queda registrada con su tipo de modelo (model_type), sus hiperparámetros completos (n_estimators, max_depth, etc., vía model.get_params()), y si se aplicó SMOTE o no (smote=True/False), permitiendo reproducir exactamente cómo se entrenó cada modelo.</w:t>
       </w:r>
     </w:p>
     <w:p>
@@ -3725,9 +3800,10 @@
         <w:rPr>
           <w:noProof/>
         </w:rPr>
+        <w:lastRenderedPageBreak/>
         <w:drawing>
           <wp:inline distT="0" distB="0" distL="0" distR="0" wp14:anchorId="3B3741B3" wp14:editId="4110A745">
-            <wp:extent cx="4079019" cy="2093180"/>
+            <wp:extent cx="3875068" cy="1988521"/>
             <wp:effectExtent l="0" t="0" r="0" b="2540"/>
             <wp:docPr id="158290593" name="Imagen 158290593"/>
             <wp:cNvGraphicFramePr>
@@ -3752,7 +3828,7 @@
                   <pic:spPr bwMode="auto">
                     <a:xfrm>
                       <a:off x="0" y="0"/>
-                      <a:ext cx="4106659" cy="2107363"/>
+                      <a:ext cx="3875068" cy="1988521"/>
                     </a:xfrm>
                     <a:prstGeom prst="rect">
                       <a:avLst/>
@@ -3767,7 +3843,7 @@
     </w:p>
     <w:p>
       <w:pPr>
-        <w:spacing w:after="200"/>
+        <w:spacing w:after="80"/>
         <w:jc w:val="center"/>
         <w:rPr>
           <w:rFonts w:ascii="Bahnschrift" w:hAnsi="Bahnschrift"/>
@@ -3784,31 +3860,7 @@
           <w:sz w:val="16"/>
           <w:szCs w:val="16"/>
         </w:rPr>
-        <w:t xml:space="preserve">Figura 3. Terminal de la instancia EC2 (usuario </w:t>
-      </w:r>
-      <w:proofErr w:type="spellStart"/>
-      <w:r>
-        <w:rPr>
-          <w:rFonts w:ascii="Bahnschrift" w:hAnsi="Bahnschrift"/>
-          <w:i/>
-          <w:iCs/>
-          <w:color w:val="5F5E5A"/>
-          <w:sz w:val="16"/>
-          <w:szCs w:val="16"/>
-        </w:rPr>
-        <w:t>ubuntu</w:t>
-      </w:r>
-      <w:proofErr w:type="spellEnd"/>
-      <w:r>
-        <w:rPr>
-          <w:rFonts w:ascii="Bahnschrift" w:hAnsi="Bahnschrift"/>
-          <w:i/>
-          <w:iCs/>
-          <w:color w:val="5F5E5A"/>
-          <w:sz w:val="16"/>
-          <w:szCs w:val="16"/>
-        </w:rPr>
-        <w:t>, IP pública 44.204.142.207 visible en el panel inferior) mostrando el entrenamiento y las métricas de las 4 corridas.</w:t>
+        <w:t>Figura 3. Terminal de la instancia EC2 (usuario ubuntu, IP pública 44.204.142.207 visible en el panel inferior) mostrando el entrenamiento y las métricas de las 4 corridas.</w:t>
       </w:r>
     </w:p>
     <w:p>
@@ -3822,7 +3874,7 @@
         </w:rPr>
         <w:drawing>
           <wp:inline distT="0" distB="0" distL="0" distR="0" wp14:anchorId="1118BDAD" wp14:editId="340EF957">
-            <wp:extent cx="4063117" cy="2207599"/>
+            <wp:extent cx="3859961" cy="2097219"/>
             <wp:effectExtent l="0" t="0" r="0" b="2540"/>
             <wp:docPr id="647727562" name="Imagen 1"/>
             <wp:cNvGraphicFramePr>
@@ -3844,7 +3896,7 @@
                   <pic:spPr>
                     <a:xfrm>
                       <a:off x="0" y="0"/>
-                      <a:ext cx="4113536" cy="2234993"/>
+                      <a:ext cx="3859961" cy="2097219"/>
                     </a:xfrm>
                     <a:prstGeom prst="rect">
                       <a:avLst/>
@@ -3859,15 +3911,8 @@
     </w:p>
     <w:p>
       <w:pPr>
-        <w:spacing w:after="200"/>
+        <w:spacing w:after="80"/>
         <w:jc w:val="center"/>
-        <w:rPr>
-          <w:rFonts w:ascii="Bahnschrift" w:hAnsi="Bahnschrift"/>
-          <w:sz w:val="18"/>
-          <w:szCs w:val="18"/>
-        </w:rPr>
-      </w:pPr>
-      <w:r>
         <w:rPr>
           <w:rFonts w:ascii="Bahnschrift" w:hAnsi="Bahnschrift"/>
           <w:i/>
@@ -3876,9 +3921,7 @@
           <w:sz w:val="16"/>
           <w:szCs w:val="16"/>
         </w:rPr>
-        <w:t xml:space="preserve">Figura 4. Interfaz de </w:t>
-      </w:r>
-      <w:proofErr w:type="spellStart"/>
+      </w:pPr>
       <w:r>
         <w:rPr>
           <w:rFonts w:ascii="Bahnschrift" w:hAnsi="Bahnschrift"/>
@@ -3888,143 +3931,35 @@
           <w:sz w:val="16"/>
           <w:szCs w:val="16"/>
         </w:rPr>
-        <w:t>MLflow</w:t>
-      </w:r>
-      <w:proofErr w:type="spellEnd"/>
-      <w:r>
+        <w:t>Figura 4. Interfaz de MLflow accedida desde el navegador con la IP pública de la instancia EC2 (44.204.142.207:5000) en la URL, mostrando las 4 corridas del experimento diabetesrisk.</w:t>
+      </w:r>
+    </w:p>
+    <w:p>
+      <w:pPr>
+        <w:pStyle w:val="Ttulo3"/>
+        <w:spacing w:before="80" w:after="40"/>
         <w:rPr>
           <w:rFonts w:ascii="Bahnschrift" w:hAnsi="Bahnschrift"/>
-          <w:i/>
-          <w:iCs/>
-          <w:color w:val="5F5E5A"/>
-          <w:sz w:val="16"/>
-          <w:szCs w:val="16"/>
-        </w:rPr>
-        <w:t xml:space="preserve"> accedida desde el navegador con la IP pública de la instancia EC2 (44.204.142.207:5000) en la URL, mostrando las 4 corridas del experimento </w:t>
-      </w:r>
-      <w:proofErr w:type="spellStart"/>
+        </w:rPr>
+      </w:pPr>
       <w:r>
         <w:rPr>
           <w:rFonts w:ascii="Bahnschrift" w:hAnsi="Bahnschrift"/>
-          <w:i/>
-          <w:iCs/>
-          <w:color w:val="5F5E5A"/>
-          <w:sz w:val="16"/>
-          <w:szCs w:val="16"/>
-        </w:rPr>
-        <w:t>diabetesrisk</w:t>
-      </w:r>
-      <w:proofErr w:type="spellEnd"/>
-      <w:r>
-        <w:rPr>
-          <w:rFonts w:ascii="Bahnschrift" w:hAnsi="Bahnschrift"/>
-          <w:i/>
-          <w:iCs/>
-          <w:color w:val="5F5E5A"/>
-          <w:sz w:val="16"/>
-          <w:szCs w:val="16"/>
-        </w:rPr>
-        <w:t>.</w:t>
-      </w:r>
-    </w:p>
-    <w:p>
-      <w:pPr>
-        <w:pStyle w:val="Ttulo3"/>
-        <w:spacing w:before="160" w:after="80"/>
-        <w:rPr>
-          <w:rFonts w:ascii="Bahnschrift" w:hAnsi="Bahnschrift"/>
-        </w:rPr>
-      </w:pPr>
-      <w:r>
-        <w:rPr>
-          <w:rFonts w:ascii="Bahnschrift" w:hAnsi="Bahnschrift"/>
+          <w:sz w:val="22"/>
         </w:rPr>
         <w:t>5.2.2 Selección de características</w:t>
       </w:r>
     </w:p>
     <w:p>
       <w:pPr>
-        <w:spacing w:after="120"/>
-      </w:pPr>
-      <w:r>
-        <w:rPr>
-          <w:rFonts w:ascii="Bahnschrift" w:hAnsi="Bahnschrift" w:cs="Arial"/>
-          <w:sz w:val="22"/>
-          <w:szCs w:val="22"/>
-        </w:rPr>
-        <w:t>A partir de esta entrega, el listado de variables usadas (</w:t>
-      </w:r>
-      <w:proofErr w:type="spellStart"/>
-      <w:r>
-        <w:rPr>
-          <w:rFonts w:ascii="Bahnschrift" w:hAnsi="Bahnschrift" w:cs="Arial"/>
-          <w:sz w:val="22"/>
-          <w:szCs w:val="22"/>
-        </w:rPr>
-        <w:t>features</w:t>
-      </w:r>
-      <w:proofErr w:type="spellEnd"/>
-      <w:r>
-        <w:rPr>
-          <w:rFonts w:ascii="Bahnschrift" w:hAnsi="Bahnschrift" w:cs="Arial"/>
-          <w:sz w:val="22"/>
-          <w:szCs w:val="22"/>
-        </w:rPr>
-        <w:t>) y su cantidad (</w:t>
-      </w:r>
-      <w:proofErr w:type="spellStart"/>
-      <w:r>
-        <w:rPr>
-          <w:rFonts w:ascii="Bahnschrift" w:hAnsi="Bahnschrift" w:cs="Arial"/>
-          <w:sz w:val="22"/>
-          <w:szCs w:val="22"/>
-        </w:rPr>
-        <w:t>n_features</w:t>
-      </w:r>
-      <w:proofErr w:type="spellEnd"/>
-      <w:r>
-        <w:rPr>
-          <w:rFonts w:ascii="Bahnschrift" w:hAnsi="Bahnschrift" w:cs="Arial"/>
-          <w:sz w:val="22"/>
-          <w:szCs w:val="22"/>
-        </w:rPr>
-        <w:t xml:space="preserve">) se registran explícitamente como parámetros de cada corrida en </w:t>
-      </w:r>
-      <w:proofErr w:type="spellStart"/>
-      <w:r>
-        <w:rPr>
-          <w:rFonts w:ascii="Bahnschrift" w:hAnsi="Bahnschrift" w:cs="Arial"/>
-          <w:sz w:val="22"/>
-          <w:szCs w:val="22"/>
-        </w:rPr>
-        <w:t>MLflow</w:t>
-      </w:r>
-      <w:proofErr w:type="spellEnd"/>
-      <w:r>
-        <w:rPr>
-          <w:rFonts w:ascii="Bahnschrift" w:hAnsi="Bahnschrift" w:cs="Arial"/>
-          <w:sz w:val="22"/>
-          <w:szCs w:val="22"/>
-        </w:rPr>
-        <w:t>, además de quedar fijos en el código versionado (</w:t>
-      </w:r>
-      <w:proofErr w:type="spellStart"/>
-      <w:r>
-        <w:rPr>
-          <w:rFonts w:ascii="Bahnschrift" w:hAnsi="Bahnschrift" w:cs="Arial"/>
-          <w:sz w:val="22"/>
-          <w:szCs w:val="22"/>
-        </w:rPr>
-        <w:t>src</w:t>
-      </w:r>
-      <w:proofErr w:type="spellEnd"/>
-      <w:r>
-        <w:rPr>
-          <w:rFonts w:ascii="Bahnschrift" w:hAnsi="Bahnschrift" w:cs="Arial"/>
-          <w:sz w:val="22"/>
-          <w:szCs w:val="22"/>
-        </w:rPr>
-        <w:t>/train.py), de modo que cualquier corrida futura sea trazable respecto a qué variables se usaron.</w:t>
+        <w:spacing w:after="60"/>
+      </w:pPr>
+      <w:r>
+        <w:rPr>
+          <w:rFonts w:ascii="Bahnschrift" w:hAnsi="Bahnschrift" w:cs="Arial"/>
+          <w:szCs w:val="22"/>
+        </w:rPr>
+        <w:t>A partir de esta entrega, el listado de variables usadas (features) y su cantidad (n_features) se registran explícitamente como parámetros de cada corrida en MLflow, además de quedar fijos en el código versionado (src/train.py), de modo que cualquier corrida futura sea trazable respecto a qué variables se usaron.</w:t>
       </w:r>
     </w:p>
     <w:p>
@@ -4036,10 +3971,9 @@
         <w:rPr>
           <w:noProof/>
         </w:rPr>
-        <w:lastRenderedPageBreak/>
         <w:drawing>
           <wp:inline distT="0" distB="0" distL="0" distR="0" wp14:anchorId="0CCF4D0F" wp14:editId="5DE324FC">
-            <wp:extent cx="4047214" cy="2189285"/>
+            <wp:extent cx="3844853" cy="2079820"/>
             <wp:effectExtent l="0" t="0" r="0" b="1905"/>
             <wp:docPr id="1218424250" name="Imagen 1"/>
             <wp:cNvGraphicFramePr>
@@ -4061,7 +3995,7 @@
                   <pic:spPr>
                     <a:xfrm>
                       <a:off x="0" y="0"/>
-                      <a:ext cx="4086164" cy="2210354"/>
+                      <a:ext cx="3844853" cy="2079820"/>
                     </a:xfrm>
                     <a:prstGeom prst="rect">
                       <a:avLst/>
@@ -4076,7 +4010,7 @@
     </w:p>
     <w:p>
       <w:pPr>
-        <w:spacing w:after="200"/>
+        <w:spacing w:after="80"/>
         <w:jc w:val="center"/>
         <w:rPr>
           <w:rFonts w:ascii="Bahnschrift" w:hAnsi="Bahnschrift"/>
@@ -4115,226 +4049,41 @@
           <w:sz w:val="16"/>
           <w:szCs w:val="16"/>
         </w:rPr>
-        <w:t xml:space="preserve">. Vista de la corrida </w:t>
-      </w:r>
-      <w:proofErr w:type="spellStart"/>
-      <w:r>
+        <w:t>. Vista de la corrida random_forest_balanced en MLflow: los 23 parámetros registrados incluyen features (listado completo de las 11 variables) y n_features=11, junto con las 5 métricas de evaluación.</w:t>
+      </w:r>
+    </w:p>
+    <w:p>
+      <w:pPr>
+        <w:pStyle w:val="Ttulo3"/>
+        <w:spacing w:before="80" w:after="40"/>
         <w:rPr>
           <w:rFonts w:ascii="Bahnschrift" w:hAnsi="Bahnschrift"/>
-          <w:i/>
-          <w:iCs/>
-          <w:color w:val="5F5E5A"/>
-          <w:sz w:val="16"/>
-          <w:szCs w:val="16"/>
-        </w:rPr>
-        <w:t>random_forest_balanced</w:t>
-      </w:r>
-      <w:proofErr w:type="spellEnd"/>
+        </w:rPr>
+      </w:pPr>
       <w:r>
         <w:rPr>
           <w:rFonts w:ascii="Bahnschrift" w:hAnsi="Bahnschrift"/>
-          <w:i/>
-          <w:iCs/>
-          <w:color w:val="5F5E5A"/>
-          <w:sz w:val="16"/>
-          <w:szCs w:val="16"/>
-        </w:rPr>
-        <w:t xml:space="preserve"> en </w:t>
-      </w:r>
-      <w:proofErr w:type="spellStart"/>
-      <w:r>
-        <w:rPr>
-          <w:rFonts w:ascii="Bahnschrift" w:hAnsi="Bahnschrift"/>
-          <w:i/>
-          <w:iCs/>
-          <w:color w:val="5F5E5A"/>
-          <w:sz w:val="16"/>
-          <w:szCs w:val="16"/>
-        </w:rPr>
-        <w:t>MLflow</w:t>
-      </w:r>
-      <w:proofErr w:type="spellEnd"/>
-      <w:r>
-        <w:rPr>
-          <w:rFonts w:ascii="Bahnschrift" w:hAnsi="Bahnschrift"/>
-          <w:i/>
-          <w:iCs/>
-          <w:color w:val="5F5E5A"/>
-          <w:sz w:val="16"/>
-          <w:szCs w:val="16"/>
-        </w:rPr>
-        <w:t xml:space="preserve">: los 23 parámetros registrados incluyen </w:t>
-      </w:r>
-      <w:proofErr w:type="spellStart"/>
-      <w:r>
-        <w:rPr>
-          <w:rFonts w:ascii="Bahnschrift" w:hAnsi="Bahnschrift"/>
-          <w:i/>
-          <w:iCs/>
-          <w:color w:val="5F5E5A"/>
-          <w:sz w:val="16"/>
-          <w:szCs w:val="16"/>
-        </w:rPr>
-        <w:t>features</w:t>
-      </w:r>
-      <w:proofErr w:type="spellEnd"/>
-      <w:r>
-        <w:rPr>
-          <w:rFonts w:ascii="Bahnschrift" w:hAnsi="Bahnschrift"/>
-          <w:i/>
-          <w:iCs/>
-          <w:color w:val="5F5E5A"/>
-          <w:sz w:val="16"/>
-          <w:szCs w:val="16"/>
-        </w:rPr>
-        <w:t xml:space="preserve"> (listado completo de las 11 variables) y </w:t>
-      </w:r>
-      <w:proofErr w:type="spellStart"/>
-      <w:r>
-        <w:rPr>
-          <w:rFonts w:ascii="Bahnschrift" w:hAnsi="Bahnschrift"/>
-          <w:i/>
-          <w:iCs/>
-          <w:color w:val="5F5E5A"/>
-          <w:sz w:val="16"/>
-          <w:szCs w:val="16"/>
-        </w:rPr>
-        <w:t>n_features</w:t>
-      </w:r>
-      <w:proofErr w:type="spellEnd"/>
-      <w:r>
-        <w:rPr>
-          <w:rFonts w:ascii="Bahnschrift" w:hAnsi="Bahnschrift"/>
-          <w:i/>
-          <w:iCs/>
-          <w:color w:val="5F5E5A"/>
-          <w:sz w:val="16"/>
-          <w:szCs w:val="16"/>
-        </w:rPr>
-        <w:t>=11, junto con las 5 métricas de evaluación.</w:t>
-      </w:r>
-    </w:p>
-    <w:p>
-      <w:pPr>
-        <w:pStyle w:val="Ttulo3"/>
-        <w:spacing w:before="160" w:after="80"/>
-        <w:rPr>
-          <w:rFonts w:ascii="Bahnschrift" w:hAnsi="Bahnschrift"/>
-        </w:rPr>
-      </w:pPr>
-      <w:r>
-        <w:rPr>
-          <w:rFonts w:ascii="Bahnschrift" w:hAnsi="Bahnschrift"/>
+          <w:sz w:val="22"/>
         </w:rPr>
         <w:t>5.2.3 Evaluación de los modelos</w:t>
       </w:r>
     </w:p>
     <w:p>
       <w:pPr>
-        <w:spacing w:after="120"/>
-        <w:rPr>
-          <w:rFonts w:ascii="Bahnschrift" w:hAnsi="Bahnschrift" w:cs="Arial"/>
-          <w:sz w:val="22"/>
-          <w:szCs w:val="22"/>
-        </w:rPr>
-      </w:pPr>
-      <w:r>
-        <w:rPr>
-          <w:rFonts w:ascii="Bahnschrift" w:hAnsi="Bahnschrift" w:cs="Arial"/>
-          <w:sz w:val="22"/>
-          <w:szCs w:val="22"/>
-        </w:rPr>
-        <w:t>Las métricas de evaluación (</w:t>
-      </w:r>
-      <w:proofErr w:type="spellStart"/>
-      <w:r>
-        <w:rPr>
-          <w:rFonts w:ascii="Bahnschrift" w:hAnsi="Bahnschrift" w:cs="Arial"/>
-          <w:sz w:val="22"/>
-          <w:szCs w:val="22"/>
-        </w:rPr>
-        <w:t>accuracy</w:t>
-      </w:r>
-      <w:proofErr w:type="spellEnd"/>
-      <w:r>
-        <w:rPr>
-          <w:rFonts w:ascii="Bahnschrift" w:hAnsi="Bahnschrift" w:cs="Arial"/>
-          <w:sz w:val="22"/>
-          <w:szCs w:val="22"/>
-        </w:rPr>
-        <w:t xml:space="preserve">, </w:t>
-      </w:r>
-      <w:proofErr w:type="spellStart"/>
-      <w:r>
-        <w:rPr>
-          <w:rFonts w:ascii="Bahnschrift" w:hAnsi="Bahnschrift" w:cs="Arial"/>
-          <w:sz w:val="22"/>
-          <w:szCs w:val="22"/>
-        </w:rPr>
-        <w:t>precision</w:t>
-      </w:r>
-      <w:proofErr w:type="spellEnd"/>
-      <w:r>
-        <w:rPr>
-          <w:rFonts w:ascii="Bahnschrift" w:hAnsi="Bahnschrift" w:cs="Arial"/>
-          <w:sz w:val="22"/>
-          <w:szCs w:val="22"/>
-        </w:rPr>
-        <w:t xml:space="preserve">, </w:t>
-      </w:r>
-      <w:proofErr w:type="spellStart"/>
-      <w:r>
-        <w:rPr>
-          <w:rFonts w:ascii="Bahnschrift" w:hAnsi="Bahnschrift" w:cs="Arial"/>
-          <w:sz w:val="22"/>
-          <w:szCs w:val="22"/>
-        </w:rPr>
-        <w:t>recall</w:t>
-      </w:r>
-      <w:proofErr w:type="spellEnd"/>
-      <w:r>
-        <w:rPr>
-          <w:rFonts w:ascii="Bahnschrift" w:hAnsi="Bahnschrift" w:cs="Arial"/>
-          <w:sz w:val="22"/>
-          <w:szCs w:val="22"/>
-        </w:rPr>
-        <w:t xml:space="preserve">, f1, </w:t>
-      </w:r>
-      <w:proofErr w:type="spellStart"/>
-      <w:r>
-        <w:rPr>
-          <w:rFonts w:ascii="Bahnschrift" w:hAnsi="Bahnschrift" w:cs="Arial"/>
-          <w:sz w:val="22"/>
-          <w:szCs w:val="22"/>
-        </w:rPr>
-        <w:t>roc_auc</w:t>
-      </w:r>
-      <w:proofErr w:type="spellEnd"/>
-      <w:r>
-        <w:rPr>
-          <w:rFonts w:ascii="Bahnschrift" w:hAnsi="Bahnschrift" w:cs="Arial"/>
-          <w:sz w:val="22"/>
-          <w:szCs w:val="22"/>
-        </w:rPr>
-        <w:t xml:space="preserve">) se registran automáticamente por corrida y pueden compararse visualmente desde la pestaña Chart de </w:t>
-      </w:r>
-      <w:proofErr w:type="spellStart"/>
-      <w:r>
-        <w:rPr>
-          <w:rFonts w:ascii="Bahnschrift" w:hAnsi="Bahnschrift" w:cs="Arial"/>
-          <w:sz w:val="22"/>
-          <w:szCs w:val="22"/>
-        </w:rPr>
-        <w:t>MLflow</w:t>
-      </w:r>
-      <w:proofErr w:type="spellEnd"/>
-      <w:r>
-        <w:rPr>
-          <w:rFonts w:ascii="Bahnschrift" w:hAnsi="Bahnschrift" w:cs="Arial"/>
-          <w:sz w:val="22"/>
-          <w:szCs w:val="22"/>
-        </w:rPr>
-        <w:t>, sin necesidad de exportar los datos manualmente.</w:t>
+        <w:spacing w:after="60"/>
+        <w:rPr>
+          <w:rFonts w:ascii="Bahnschrift" w:hAnsi="Bahnschrift" w:cs="Arial"/>
+          <w:sz w:val="22"/>
+          <w:szCs w:val="22"/>
+        </w:rPr>
+      </w:pPr>
+      <w:r>
+        <w:rPr>
+          <w:rFonts w:ascii="Bahnschrift" w:hAnsi="Bahnschrift" w:cs="Arial"/>
+          <w:szCs w:val="22"/>
+        </w:rPr>
+        <w:lastRenderedPageBreak/>
+        <w:t>Las métricas de evaluación (accuracy, precision, recall, f1, roc_auc) se registran automáticamente por corrida y pueden compararse visualmente desde la pestaña Chart de MLflow, sin necesidad de exportar los datos manualmente.</w:t>
       </w:r>
     </w:p>
     <w:p>
@@ -4348,7 +4097,7 @@
         </w:rPr>
         <w:drawing>
           <wp:inline distT="0" distB="0" distL="0" distR="0" wp14:anchorId="77159270" wp14:editId="58CC2EAD">
-            <wp:extent cx="3999506" cy="2168257"/>
+            <wp:extent cx="3799530" cy="2059844"/>
             <wp:effectExtent l="0" t="0" r="1270" b="3810"/>
             <wp:docPr id="1168552434" name="Imagen 1"/>
             <wp:cNvGraphicFramePr>
@@ -4370,7 +4119,7 @@
                   <pic:spPr>
                     <a:xfrm>
                       <a:off x="0" y="0"/>
-                      <a:ext cx="4039961" cy="2190189"/>
+                      <a:ext cx="3799530" cy="2059844"/>
                     </a:xfrm>
                     <a:prstGeom prst="rect">
                       <a:avLst/>
@@ -4385,7 +4134,7 @@
     </w:p>
     <w:p>
       <w:pPr>
-        <w:spacing w:after="200"/>
+        <w:spacing w:after="80"/>
         <w:jc w:val="center"/>
         <w:rPr>
           <w:rFonts w:ascii="Bahnschrift" w:hAnsi="Bahnschrift"/>
@@ -4424,250 +4173,56 @@
           <w:sz w:val="16"/>
           <w:szCs w:val="16"/>
         </w:rPr>
-        <w:t xml:space="preserve">. Vista de comparación de métricas de </w:t>
-      </w:r>
-      <w:proofErr w:type="spellStart"/>
-      <w:r>
+        <w:t>. Vista de comparación de métricas de MLflow (accuracy, f1, precision, recall, roc_auc) para las 4 corridas registradas, generada directamente desde la interfaz web en la instancia EC2.</w:t>
+      </w:r>
+    </w:p>
+    <w:p>
+      <w:pPr>
+        <w:pStyle w:val="Ttulo2"/>
+        <w:spacing w:before="100" w:after="40"/>
         <w:rPr>
           <w:rFonts w:ascii="Bahnschrift" w:hAnsi="Bahnschrift"/>
-          <w:i/>
-          <w:iCs/>
-          <w:color w:val="5F5E5A"/>
-          <w:sz w:val="16"/>
-          <w:szCs w:val="16"/>
-        </w:rPr>
-        <w:t>MLflow</w:t>
-      </w:r>
-      <w:proofErr w:type="spellEnd"/>
+        </w:rPr>
+      </w:pPr>
       <w:r>
         <w:rPr>
           <w:rFonts w:ascii="Bahnschrift" w:hAnsi="Bahnschrift"/>
-          <w:i/>
-          <w:iCs/>
-          <w:color w:val="5F5E5A"/>
-          <w:sz w:val="16"/>
-          <w:szCs w:val="16"/>
-        </w:rPr>
-        <w:t xml:space="preserve"> (</w:t>
-      </w:r>
-      <w:proofErr w:type="spellStart"/>
-      <w:r>
+          <w:sz w:val="25"/>
+        </w:rPr>
+        <w:t>5.3 Análisis extendido del modelo seleccionado</w:t>
+      </w:r>
+    </w:p>
+    <w:p>
+      <w:pPr>
+        <w:spacing w:after="60"/>
+        <w:rPr>
+          <w:rFonts w:ascii="Bahnschrift" w:hAnsi="Bahnschrift" w:cs="Arial"/>
+          <w:sz w:val="22"/>
+          <w:szCs w:val="22"/>
+        </w:rPr>
+      </w:pPr>
+      <w:r>
+        <w:rPr>
+          <w:rFonts w:ascii="Bahnschrift" w:hAnsi="Bahnschrift" w:cs="Arial"/>
+          <w:szCs w:val="22"/>
+        </w:rPr>
+        <w:t>Para profundizar en el comportamiento del modelo random_forest_balanced más allá de las métricas puntuales, se incluye a continuación su configuración completa de hiperparámetros (extraída directamente de MLflow), su curva ROC, y la importancia de cada variable según el propio modelo.</w:t>
+      </w:r>
+    </w:p>
+    <w:p>
+      <w:pPr>
+        <w:pStyle w:val="Ttulo3"/>
+        <w:spacing w:before="80" w:after="40"/>
         <w:rPr>
           <w:rFonts w:ascii="Bahnschrift" w:hAnsi="Bahnschrift"/>
-          <w:i/>
-          <w:iCs/>
-          <w:color w:val="5F5E5A"/>
-          <w:sz w:val="16"/>
-          <w:szCs w:val="16"/>
-        </w:rPr>
-        <w:t>accuracy</w:t>
-      </w:r>
-      <w:proofErr w:type="spellEnd"/>
+        </w:rPr>
+      </w:pPr>
       <w:r>
         <w:rPr>
           <w:rFonts w:ascii="Bahnschrift" w:hAnsi="Bahnschrift"/>
-          <w:i/>
-          <w:iCs/>
-          <w:color w:val="5F5E5A"/>
-          <w:sz w:val="16"/>
-          <w:szCs w:val="16"/>
-        </w:rPr>
-        <w:t xml:space="preserve">, f1, </w:t>
-      </w:r>
-      <w:proofErr w:type="spellStart"/>
-      <w:r>
-        <w:rPr>
-          <w:rFonts w:ascii="Bahnschrift" w:hAnsi="Bahnschrift"/>
-          <w:i/>
-          <w:iCs/>
-          <w:color w:val="5F5E5A"/>
-          <w:sz w:val="16"/>
-          <w:szCs w:val="16"/>
-        </w:rPr>
-        <w:t>precision</w:t>
-      </w:r>
-      <w:proofErr w:type="spellEnd"/>
-      <w:r>
-        <w:rPr>
-          <w:rFonts w:ascii="Bahnschrift" w:hAnsi="Bahnschrift"/>
-          <w:i/>
-          <w:iCs/>
-          <w:color w:val="5F5E5A"/>
-          <w:sz w:val="16"/>
-          <w:szCs w:val="16"/>
-        </w:rPr>
-        <w:t xml:space="preserve">, </w:t>
-      </w:r>
-      <w:proofErr w:type="spellStart"/>
-      <w:r>
-        <w:rPr>
-          <w:rFonts w:ascii="Bahnschrift" w:hAnsi="Bahnschrift"/>
-          <w:i/>
-          <w:iCs/>
-          <w:color w:val="5F5E5A"/>
-          <w:sz w:val="16"/>
-          <w:szCs w:val="16"/>
-        </w:rPr>
-        <w:t>recall</w:t>
-      </w:r>
-      <w:proofErr w:type="spellEnd"/>
-      <w:r>
-        <w:rPr>
-          <w:rFonts w:ascii="Bahnschrift" w:hAnsi="Bahnschrift"/>
-          <w:i/>
-          <w:iCs/>
-          <w:color w:val="5F5E5A"/>
-          <w:sz w:val="16"/>
-          <w:szCs w:val="16"/>
-        </w:rPr>
-        <w:t xml:space="preserve">, </w:t>
-      </w:r>
-      <w:proofErr w:type="spellStart"/>
-      <w:r>
-        <w:rPr>
-          <w:rFonts w:ascii="Bahnschrift" w:hAnsi="Bahnschrift"/>
-          <w:i/>
-          <w:iCs/>
-          <w:color w:val="5F5E5A"/>
-          <w:sz w:val="16"/>
-          <w:szCs w:val="16"/>
-        </w:rPr>
-        <w:t>roc_auc</w:t>
-      </w:r>
-      <w:proofErr w:type="spellEnd"/>
-      <w:r>
-        <w:rPr>
-          <w:rFonts w:ascii="Bahnschrift" w:hAnsi="Bahnschrift"/>
-          <w:i/>
-          <w:iCs/>
-          <w:color w:val="5F5E5A"/>
-          <w:sz w:val="16"/>
-          <w:szCs w:val="16"/>
-        </w:rPr>
-        <w:t>) para las 4 corridas registradas, generada directamente desde la interfaz web en la instancia EC2.</w:t>
-      </w:r>
-    </w:p>
-    <w:p>
-      <w:pPr>
-        <w:pStyle w:val="Ttulo2"/>
-        <w:rPr>
-          <w:rFonts w:ascii="Bahnschrift" w:hAnsi="Bahnschrift"/>
-        </w:rPr>
-      </w:pPr>
-      <w:r>
-        <w:rPr>
-          <w:rFonts w:ascii="Bahnschrift" w:hAnsi="Bahnschrift"/>
-        </w:rPr>
-        <w:t>5.3 Análisis extendido del modelo seleccionado</w:t>
-      </w:r>
-    </w:p>
-    <w:p>
-      <w:pPr>
-        <w:pStyle w:val="Ttulo2"/>
-        <w:rPr>
-          <w:rFonts w:ascii="Bahnschrift" w:hAnsi="Bahnschrift"/>
-        </w:rPr>
-      </w:pPr>
-    </w:p>
-    <w:p>
-      <w:pPr>
-        <w:spacing w:after="120"/>
-        <w:rPr>
-          <w:rFonts w:ascii="Bahnschrift" w:hAnsi="Bahnschrift" w:cs="Arial"/>
-          <w:sz w:val="22"/>
-          <w:szCs w:val="22"/>
-        </w:rPr>
-      </w:pPr>
-      <w:r>
-        <w:rPr>
-          <w:rFonts w:ascii="Bahnschrift" w:hAnsi="Bahnschrift" w:cs="Arial"/>
-          <w:sz w:val="22"/>
-          <w:szCs w:val="22"/>
-        </w:rPr>
-        <w:t xml:space="preserve">Para profundizar en el comportamiento del modelo </w:t>
-      </w:r>
-      <w:proofErr w:type="spellStart"/>
-      <w:r>
-        <w:rPr>
-          <w:rFonts w:ascii="Bahnschrift" w:hAnsi="Bahnschrift" w:cs="Arial"/>
-          <w:sz w:val="22"/>
-          <w:szCs w:val="22"/>
-        </w:rPr>
-        <w:t>random_forest_balanced</w:t>
-      </w:r>
-      <w:proofErr w:type="spellEnd"/>
-      <w:r>
-        <w:rPr>
-          <w:rFonts w:ascii="Bahnschrift" w:hAnsi="Bahnschrift" w:cs="Arial"/>
-          <w:sz w:val="22"/>
-          <w:szCs w:val="22"/>
-        </w:rPr>
-        <w:t xml:space="preserve"> más allá de las métricas puntuales, se incluye a continuación su configuración completa de </w:t>
-      </w:r>
-      <w:proofErr w:type="spellStart"/>
-      <w:r>
-        <w:rPr>
-          <w:rFonts w:ascii="Bahnschrift" w:hAnsi="Bahnschrift" w:cs="Arial"/>
-          <w:sz w:val="22"/>
-          <w:szCs w:val="22"/>
-        </w:rPr>
-        <w:t>hiperparámetros</w:t>
-      </w:r>
-      <w:proofErr w:type="spellEnd"/>
-      <w:r>
-        <w:rPr>
-          <w:rFonts w:ascii="Bahnschrift" w:hAnsi="Bahnschrift" w:cs="Arial"/>
-          <w:sz w:val="22"/>
-          <w:szCs w:val="22"/>
-        </w:rPr>
-        <w:t xml:space="preserve"> (extraída directamente de </w:t>
-      </w:r>
-      <w:proofErr w:type="spellStart"/>
-      <w:r>
-        <w:rPr>
-          <w:rFonts w:ascii="Bahnschrift" w:hAnsi="Bahnschrift" w:cs="Arial"/>
-          <w:sz w:val="22"/>
-          <w:szCs w:val="22"/>
-        </w:rPr>
-        <w:t>MLflow</w:t>
-      </w:r>
-      <w:proofErr w:type="spellEnd"/>
-      <w:r>
-        <w:rPr>
-          <w:rFonts w:ascii="Bahnschrift" w:hAnsi="Bahnschrift" w:cs="Arial"/>
-          <w:sz w:val="22"/>
-          <w:szCs w:val="22"/>
-        </w:rPr>
-        <w:t>), su curva ROC, y la importancia de cada variable según el propio modelo.</w:t>
-      </w:r>
-    </w:p>
-    <w:p>
-      <w:pPr>
-        <w:pStyle w:val="Ttulo3"/>
-        <w:spacing w:before="160" w:after="80"/>
-        <w:rPr>
-          <w:rFonts w:ascii="Bahnschrift" w:hAnsi="Bahnschrift"/>
-        </w:rPr>
-      </w:pPr>
-      <w:r>
-        <w:rPr>
-          <w:rFonts w:ascii="Bahnschrift" w:hAnsi="Bahnschrift"/>
-        </w:rPr>
-        <w:t xml:space="preserve">5.3.1 </w:t>
-      </w:r>
-      <w:proofErr w:type="spellStart"/>
-      <w:r>
-        <w:rPr>
-          <w:rFonts w:ascii="Bahnschrift" w:hAnsi="Bahnschrift"/>
-        </w:rPr>
-        <w:t>Hiperparámetros</w:t>
-      </w:r>
-      <w:proofErr w:type="spellEnd"/>
-      <w:r>
-        <w:rPr>
-          <w:rFonts w:ascii="Bahnschrift" w:hAnsi="Bahnschrift"/>
-        </w:rPr>
-        <w:t xml:space="preserve"> del modelo final</w:t>
+          <w:sz w:val="22"/>
+        </w:rPr>
+        <w:t>5.3.1 Hiperparámetros del modelo final</w:t>
       </w:r>
     </w:p>
     <w:tbl>
@@ -4690,6 +4245,12 @@
           <w:tcPr>
             <w:cnfStyle w:val="000010000000" w:firstRow="0" w:lastRow="0" w:firstColumn="0" w:lastColumn="0" w:oddVBand="1" w:evenVBand="0" w:oddHBand="0" w:evenHBand="0" w:firstRowFirstColumn="0" w:firstRowLastColumn="0" w:lastRowFirstColumn="0" w:lastRowLastColumn="0"/>
             <w:tcW w:w="4200" w:type="dxa"/>
+            <w:tcMar>
+              <w:top w:w="45" w:type="dxa"/>
+              <w:left w:w="60" w:type="dxa"/>
+              <w:bottom w:w="45" w:type="dxa"/>
+              <w:right w:w="60" w:type="dxa"/>
+            </w:tcMar>
           </w:tcPr>
           <w:p>
             <w:pPr>
@@ -4697,7 +4258,6 @@
                 <w:rFonts w:ascii="Bahnschrift" w:hAnsi="Bahnschrift"/>
               </w:rPr>
             </w:pPr>
-            <w:proofErr w:type="spellStart"/>
             <w:r>
               <w:rPr>
                 <w:rFonts w:ascii="Bahnschrift" w:hAnsi="Bahnschrift"/>
@@ -4708,12 +4268,17 @@
               </w:rPr>
               <w:t>Hiperparámetro</w:t>
             </w:r>
-            <w:proofErr w:type="spellEnd"/>
           </w:p>
         </w:tc>
         <w:tc>
           <w:tcPr>
             <w:tcW w:w="4200" w:type="dxa"/>
+            <w:tcMar>
+              <w:top w:w="45" w:type="dxa"/>
+              <w:left w:w="60" w:type="dxa"/>
+              <w:bottom w:w="45" w:type="dxa"/>
+              <w:right w:w="60" w:type="dxa"/>
+            </w:tcMar>
           </w:tcPr>
           <w:p>
             <w:pPr>
@@ -4743,6 +4308,12 @@
           <w:tcPr>
             <w:cnfStyle w:val="000010000000" w:firstRow="0" w:lastRow="0" w:firstColumn="0" w:lastColumn="0" w:oddVBand="1" w:evenVBand="0" w:oddHBand="0" w:evenHBand="0" w:firstRowFirstColumn="0" w:firstRowLastColumn="0" w:lastRowFirstColumn="0" w:lastRowLastColumn="0"/>
             <w:tcW w:w="4200" w:type="dxa"/>
+            <w:tcMar>
+              <w:top w:w="45" w:type="dxa"/>
+              <w:left w:w="60" w:type="dxa"/>
+              <w:bottom w:w="45" w:type="dxa"/>
+              <w:right w:w="60" w:type="dxa"/>
+            </w:tcMar>
           </w:tcPr>
           <w:p>
             <w:pPr>
@@ -4750,7 +4321,6 @@
                 <w:rFonts w:ascii="Bahnschrift" w:hAnsi="Bahnschrift"/>
               </w:rPr>
             </w:pPr>
-            <w:proofErr w:type="spellStart"/>
             <w:r>
               <w:rPr>
                 <w:rFonts w:ascii="Bahnschrift" w:hAnsi="Bahnschrift"/>
@@ -4759,12 +4329,17 @@
               </w:rPr>
               <w:t>n_estimators</w:t>
             </w:r>
-            <w:proofErr w:type="spellEnd"/>
           </w:p>
         </w:tc>
         <w:tc>
           <w:tcPr>
             <w:tcW w:w="4200" w:type="dxa"/>
+            <w:tcMar>
+              <w:top w:w="45" w:type="dxa"/>
+              <w:left w:w="60" w:type="dxa"/>
+              <w:bottom w:w="45" w:type="dxa"/>
+              <w:right w:w="60" w:type="dxa"/>
+            </w:tcMar>
           </w:tcPr>
           <w:p>
             <w:pPr>
@@ -4793,6 +4368,12 @@
           <w:tcPr>
             <w:cnfStyle w:val="000010000000" w:firstRow="0" w:lastRow="0" w:firstColumn="0" w:lastColumn="0" w:oddVBand="1" w:evenVBand="0" w:oddHBand="0" w:evenHBand="0" w:firstRowFirstColumn="0" w:firstRowLastColumn="0" w:lastRowFirstColumn="0" w:lastRowLastColumn="0"/>
             <w:tcW w:w="4200" w:type="dxa"/>
+            <w:tcMar>
+              <w:top w:w="45" w:type="dxa"/>
+              <w:left w:w="60" w:type="dxa"/>
+              <w:bottom w:w="45" w:type="dxa"/>
+              <w:right w:w="60" w:type="dxa"/>
+            </w:tcMar>
           </w:tcPr>
           <w:p>
             <w:pPr>
@@ -4800,7 +4381,6 @@
                 <w:rFonts w:ascii="Bahnschrift" w:hAnsi="Bahnschrift"/>
               </w:rPr>
             </w:pPr>
-            <w:proofErr w:type="spellStart"/>
             <w:r>
               <w:rPr>
                 <w:rFonts w:ascii="Bahnschrift" w:hAnsi="Bahnschrift"/>
@@ -4809,12 +4389,17 @@
               </w:rPr>
               <w:t>max_depth</w:t>
             </w:r>
-            <w:proofErr w:type="spellEnd"/>
           </w:p>
         </w:tc>
         <w:tc>
           <w:tcPr>
             <w:tcW w:w="4200" w:type="dxa"/>
+            <w:tcMar>
+              <w:top w:w="45" w:type="dxa"/>
+              <w:left w:w="60" w:type="dxa"/>
+              <w:bottom w:w="45" w:type="dxa"/>
+              <w:right w:w="60" w:type="dxa"/>
+            </w:tcMar>
           </w:tcPr>
           <w:p>
             <w:pPr>
@@ -4842,6 +4427,12 @@
           <w:tcPr>
             <w:cnfStyle w:val="000010000000" w:firstRow="0" w:lastRow="0" w:firstColumn="0" w:lastColumn="0" w:oddVBand="1" w:evenVBand="0" w:oddHBand="0" w:evenHBand="0" w:firstRowFirstColumn="0" w:firstRowLastColumn="0" w:lastRowFirstColumn="0" w:lastRowLastColumn="0"/>
             <w:tcW w:w="4200" w:type="dxa"/>
+            <w:tcMar>
+              <w:top w:w="45" w:type="dxa"/>
+              <w:left w:w="60" w:type="dxa"/>
+              <w:bottom w:w="45" w:type="dxa"/>
+              <w:right w:w="60" w:type="dxa"/>
+            </w:tcMar>
           </w:tcPr>
           <w:p>
             <w:pPr>
@@ -4849,7 +4440,6 @@
                 <w:rFonts w:ascii="Bahnschrift" w:hAnsi="Bahnschrift"/>
               </w:rPr>
             </w:pPr>
-            <w:proofErr w:type="spellStart"/>
             <w:r>
               <w:rPr>
                 <w:rFonts w:ascii="Bahnschrift" w:hAnsi="Bahnschrift"/>
@@ -4858,12 +4448,17 @@
               </w:rPr>
               <w:t>criterion</w:t>
             </w:r>
-            <w:proofErr w:type="spellEnd"/>
           </w:p>
         </w:tc>
         <w:tc>
           <w:tcPr>
             <w:tcW w:w="4200" w:type="dxa"/>
+            <w:tcMar>
+              <w:top w:w="45" w:type="dxa"/>
+              <w:left w:w="60" w:type="dxa"/>
+              <w:bottom w:w="45" w:type="dxa"/>
+              <w:right w:w="60" w:type="dxa"/>
+            </w:tcMar>
           </w:tcPr>
           <w:p>
             <w:pPr>
@@ -4872,7 +4467,6 @@
                 <w:rFonts w:ascii="Bahnschrift" w:hAnsi="Bahnschrift"/>
               </w:rPr>
             </w:pPr>
-            <w:proofErr w:type="spellStart"/>
             <w:r>
               <w:rPr>
                 <w:rFonts w:ascii="Bahnschrift" w:hAnsi="Bahnschrift"/>
@@ -4881,7 +4475,6 @@
               </w:rPr>
               <w:t>gini</w:t>
             </w:r>
-            <w:proofErr w:type="spellEnd"/>
           </w:p>
         </w:tc>
       </w:tr>
@@ -4894,6 +4487,12 @@
           <w:tcPr>
             <w:cnfStyle w:val="000010000000" w:firstRow="0" w:lastRow="0" w:firstColumn="0" w:lastColumn="0" w:oddVBand="1" w:evenVBand="0" w:oddHBand="0" w:evenHBand="0" w:firstRowFirstColumn="0" w:firstRowLastColumn="0" w:lastRowFirstColumn="0" w:lastRowLastColumn="0"/>
             <w:tcW w:w="4200" w:type="dxa"/>
+            <w:tcMar>
+              <w:top w:w="45" w:type="dxa"/>
+              <w:left w:w="60" w:type="dxa"/>
+              <w:bottom w:w="45" w:type="dxa"/>
+              <w:right w:w="60" w:type="dxa"/>
+            </w:tcMar>
           </w:tcPr>
           <w:p>
             <w:pPr>
@@ -4901,7 +4500,6 @@
                 <w:rFonts w:ascii="Bahnschrift" w:hAnsi="Bahnschrift"/>
               </w:rPr>
             </w:pPr>
-            <w:proofErr w:type="spellStart"/>
             <w:r>
               <w:rPr>
                 <w:rFonts w:ascii="Bahnschrift" w:hAnsi="Bahnschrift"/>
@@ -4910,12 +4508,17 @@
               </w:rPr>
               <w:t>max_features</w:t>
             </w:r>
-            <w:proofErr w:type="spellEnd"/>
           </w:p>
         </w:tc>
         <w:tc>
           <w:tcPr>
             <w:tcW w:w="4200" w:type="dxa"/>
+            <w:tcMar>
+              <w:top w:w="45" w:type="dxa"/>
+              <w:left w:w="60" w:type="dxa"/>
+              <w:bottom w:w="45" w:type="dxa"/>
+              <w:right w:w="60" w:type="dxa"/>
+            </w:tcMar>
           </w:tcPr>
           <w:p>
             <w:pPr>
@@ -4924,7 +4527,6 @@
                 <w:rFonts w:ascii="Bahnschrift" w:hAnsi="Bahnschrift"/>
               </w:rPr>
             </w:pPr>
-            <w:proofErr w:type="spellStart"/>
             <w:r>
               <w:rPr>
                 <w:rFonts w:ascii="Bahnschrift" w:hAnsi="Bahnschrift"/>
@@ -4933,7 +4535,6 @@
               </w:rPr>
               <w:t>sqrt</w:t>
             </w:r>
-            <w:proofErr w:type="spellEnd"/>
           </w:p>
         </w:tc>
       </w:tr>
@@ -4945,6 +4546,12 @@
           <w:tcPr>
             <w:cnfStyle w:val="000010000000" w:firstRow="0" w:lastRow="0" w:firstColumn="0" w:lastColumn="0" w:oddVBand="1" w:evenVBand="0" w:oddHBand="0" w:evenHBand="0" w:firstRowFirstColumn="0" w:firstRowLastColumn="0" w:lastRowFirstColumn="0" w:lastRowLastColumn="0"/>
             <w:tcW w:w="4200" w:type="dxa"/>
+            <w:tcMar>
+              <w:top w:w="45" w:type="dxa"/>
+              <w:left w:w="60" w:type="dxa"/>
+              <w:bottom w:w="45" w:type="dxa"/>
+              <w:right w:w="60" w:type="dxa"/>
+            </w:tcMar>
           </w:tcPr>
           <w:p>
             <w:pPr>
@@ -4952,7 +4559,6 @@
                 <w:rFonts w:ascii="Bahnschrift" w:hAnsi="Bahnschrift"/>
               </w:rPr>
             </w:pPr>
-            <w:proofErr w:type="spellStart"/>
             <w:r>
               <w:rPr>
                 <w:rFonts w:ascii="Bahnschrift" w:hAnsi="Bahnschrift"/>
@@ -4961,12 +4567,17 @@
               </w:rPr>
               <w:t>min_samples_split</w:t>
             </w:r>
-            <w:proofErr w:type="spellEnd"/>
           </w:p>
         </w:tc>
         <w:tc>
           <w:tcPr>
             <w:tcW w:w="4200" w:type="dxa"/>
+            <w:tcMar>
+              <w:top w:w="45" w:type="dxa"/>
+              <w:left w:w="60" w:type="dxa"/>
+              <w:bottom w:w="45" w:type="dxa"/>
+              <w:right w:w="60" w:type="dxa"/>
+            </w:tcMar>
           </w:tcPr>
           <w:p>
             <w:pPr>
@@ -4995,6 +4606,12 @@
           <w:tcPr>
             <w:cnfStyle w:val="000010000000" w:firstRow="0" w:lastRow="0" w:firstColumn="0" w:lastColumn="0" w:oddVBand="1" w:evenVBand="0" w:oddHBand="0" w:evenHBand="0" w:firstRowFirstColumn="0" w:firstRowLastColumn="0" w:lastRowFirstColumn="0" w:lastRowLastColumn="0"/>
             <w:tcW w:w="4200" w:type="dxa"/>
+            <w:tcMar>
+              <w:top w:w="45" w:type="dxa"/>
+              <w:left w:w="60" w:type="dxa"/>
+              <w:bottom w:w="45" w:type="dxa"/>
+              <w:right w:w="60" w:type="dxa"/>
+            </w:tcMar>
           </w:tcPr>
           <w:p>
             <w:pPr>
@@ -5002,7 +4619,6 @@
                 <w:rFonts w:ascii="Bahnschrift" w:hAnsi="Bahnschrift"/>
               </w:rPr>
             </w:pPr>
-            <w:proofErr w:type="spellStart"/>
             <w:r>
               <w:rPr>
                 <w:rFonts w:ascii="Bahnschrift" w:hAnsi="Bahnschrift"/>
@@ -5011,12 +4627,17 @@
               </w:rPr>
               <w:t>min_samples_leaf</w:t>
             </w:r>
-            <w:proofErr w:type="spellEnd"/>
           </w:p>
         </w:tc>
         <w:tc>
           <w:tcPr>
             <w:tcW w:w="4200" w:type="dxa"/>
+            <w:tcMar>
+              <w:top w:w="45" w:type="dxa"/>
+              <w:left w:w="60" w:type="dxa"/>
+              <w:bottom w:w="45" w:type="dxa"/>
+              <w:right w:w="60" w:type="dxa"/>
+            </w:tcMar>
           </w:tcPr>
           <w:p>
             <w:pPr>
@@ -5044,6 +4665,12 @@
           <w:tcPr>
             <w:cnfStyle w:val="000010000000" w:firstRow="0" w:lastRow="0" w:firstColumn="0" w:lastColumn="0" w:oddVBand="1" w:evenVBand="0" w:oddHBand="0" w:evenHBand="0" w:firstRowFirstColumn="0" w:firstRowLastColumn="0" w:lastRowFirstColumn="0" w:lastRowLastColumn="0"/>
             <w:tcW w:w="4200" w:type="dxa"/>
+            <w:tcMar>
+              <w:top w:w="45" w:type="dxa"/>
+              <w:left w:w="60" w:type="dxa"/>
+              <w:bottom w:w="45" w:type="dxa"/>
+              <w:right w:w="60" w:type="dxa"/>
+            </w:tcMar>
           </w:tcPr>
           <w:p>
             <w:pPr>
@@ -5051,22 +4678,25 @@
                 <w:rFonts w:ascii="Bahnschrift" w:hAnsi="Bahnschrift"/>
               </w:rPr>
             </w:pPr>
-            <w:proofErr w:type="spellStart"/>
             <w:r>
               <w:rPr>
                 <w:rFonts w:ascii="Bahnschrift" w:hAnsi="Bahnschrift"/>
                 <w:sz w:val="19"/>
                 <w:szCs w:val="19"/>
               </w:rPr>
-              <w:lastRenderedPageBreak/>
               <w:t>bootstrap</w:t>
             </w:r>
-            <w:proofErr w:type="spellEnd"/>
           </w:p>
         </w:tc>
         <w:tc>
           <w:tcPr>
             <w:tcW w:w="4200" w:type="dxa"/>
+            <w:tcMar>
+              <w:top w:w="45" w:type="dxa"/>
+              <w:left w:w="60" w:type="dxa"/>
+              <w:bottom w:w="45" w:type="dxa"/>
+              <w:right w:w="60" w:type="dxa"/>
+            </w:tcMar>
           </w:tcPr>
           <w:p>
             <w:pPr>
@@ -5095,6 +4725,12 @@
           <w:tcPr>
             <w:cnfStyle w:val="000010000000" w:firstRow="0" w:lastRow="0" w:firstColumn="0" w:lastColumn="0" w:oddVBand="1" w:evenVBand="0" w:oddHBand="0" w:evenHBand="0" w:firstRowFirstColumn="0" w:firstRowLastColumn="0" w:lastRowFirstColumn="0" w:lastRowLastColumn="0"/>
             <w:tcW w:w="4200" w:type="dxa"/>
+            <w:tcMar>
+              <w:top w:w="45" w:type="dxa"/>
+              <w:left w:w="60" w:type="dxa"/>
+              <w:bottom w:w="45" w:type="dxa"/>
+              <w:right w:w="60" w:type="dxa"/>
+            </w:tcMar>
           </w:tcPr>
           <w:p>
             <w:pPr>
@@ -5102,7 +4738,6 @@
                 <w:rFonts w:ascii="Bahnschrift" w:hAnsi="Bahnschrift"/>
               </w:rPr>
             </w:pPr>
-            <w:proofErr w:type="spellStart"/>
             <w:r>
               <w:rPr>
                 <w:rFonts w:ascii="Bahnschrift" w:hAnsi="Bahnschrift"/>
@@ -5111,12 +4746,17 @@
               </w:rPr>
               <w:t>class_weight</w:t>
             </w:r>
-            <w:proofErr w:type="spellEnd"/>
           </w:p>
         </w:tc>
         <w:tc>
           <w:tcPr>
             <w:tcW w:w="4200" w:type="dxa"/>
+            <w:tcMar>
+              <w:top w:w="45" w:type="dxa"/>
+              <w:left w:w="60" w:type="dxa"/>
+              <w:bottom w:w="45" w:type="dxa"/>
+              <w:right w:w="60" w:type="dxa"/>
+            </w:tcMar>
           </w:tcPr>
           <w:p>
             <w:pPr>
@@ -5125,7 +4765,6 @@
                 <w:rFonts w:ascii="Bahnschrift" w:hAnsi="Bahnschrift"/>
               </w:rPr>
             </w:pPr>
-            <w:proofErr w:type="spellStart"/>
             <w:r>
               <w:rPr>
                 <w:rFonts w:ascii="Bahnschrift" w:hAnsi="Bahnschrift"/>
@@ -5134,20 +4773,14 @@
               </w:rPr>
               <w:t>balanced</w:t>
             </w:r>
-            <w:proofErr w:type="spellEnd"/>
           </w:p>
         </w:tc>
       </w:tr>
     </w:tbl>
     <w:p>
       <w:pPr>
-        <w:spacing w:after="160"/>
-      </w:pPr>
-    </w:p>
-    <w:p>
-      <w:pPr>
         <w:pStyle w:val="Ttulo3"/>
-        <w:spacing w:before="160" w:after="80"/>
+        <w:spacing w:before="80" w:after="40"/>
         <w:rPr>
           <w:rFonts w:ascii="Bahnschrift" w:hAnsi="Bahnschrift"/>
         </w:rPr>
@@ -5155,44 +4788,26 @@
       <w:r>
         <w:rPr>
           <w:rFonts w:ascii="Bahnschrift" w:hAnsi="Bahnschrift"/>
+          <w:sz w:val="22"/>
         </w:rPr>
         <w:t>5.3.2 Curva ROC</w:t>
       </w:r>
     </w:p>
     <w:p>
       <w:pPr>
-        <w:spacing w:after="120"/>
-        <w:rPr>
-          <w:rFonts w:ascii="Bahnschrift" w:hAnsi="Bahnschrift" w:cs="Arial"/>
-          <w:sz w:val="22"/>
-          <w:szCs w:val="22"/>
-        </w:rPr>
-      </w:pPr>
-      <w:r>
-        <w:rPr>
-          <w:rFonts w:ascii="Bahnschrift" w:hAnsi="Bahnschrift" w:cs="Arial"/>
-          <w:sz w:val="22"/>
-          <w:szCs w:val="22"/>
-        </w:rPr>
-        <w:t xml:space="preserve">La curva ROC confirma el ROC-AUC de 0.819 reportado por </w:t>
-      </w:r>
-      <w:proofErr w:type="spellStart"/>
-      <w:r>
-        <w:rPr>
-          <w:rFonts w:ascii="Bahnschrift" w:hAnsi="Bahnschrift" w:cs="Arial"/>
-          <w:sz w:val="22"/>
-          <w:szCs w:val="22"/>
-        </w:rPr>
-        <w:t>MLflow</w:t>
-      </w:r>
-      <w:proofErr w:type="spellEnd"/>
-      <w:r>
-        <w:rPr>
-          <w:rFonts w:ascii="Bahnschrift" w:hAnsi="Bahnschrift" w:cs="Arial"/>
-          <w:sz w:val="22"/>
-          <w:szCs w:val="22"/>
-        </w:rPr>
-        <w:t>: el modelo discrimina considerablemente mejor que un clasificador aleatorio (línea diagonal) en todo el rango de umbrales de decisión posibles, lo cual es deseable ya que el umbral específico (actualmente 0.5 por defecto) podrá calibrarse en semanas posteriores sin necesidad de reentrenar el modelo.</w:t>
+        <w:spacing w:after="60"/>
+        <w:rPr>
+          <w:rFonts w:ascii="Bahnschrift" w:hAnsi="Bahnschrift" w:cs="Arial"/>
+          <w:sz w:val="22"/>
+          <w:szCs w:val="22"/>
+        </w:rPr>
+      </w:pPr>
+      <w:r>
+        <w:rPr>
+          <w:rFonts w:ascii="Bahnschrift" w:hAnsi="Bahnschrift" w:cs="Arial"/>
+          <w:szCs w:val="22"/>
+        </w:rPr>
+        <w:t>La curva ROC confirma el ROC-AUC de 0.819 reportado por MLflow: el modelo discrimina considerablemente mejor que un clasificador aleatorio (línea diagonal) en todo el rango de umbrales de decisión posibles, lo cual es deseable ya que el umbral específico (actualmente 0.5 por defecto) podrá calibrarse en semanas posteriores sin necesidad de reentrenar el modelo.</w:t>
       </w:r>
     </w:p>
     <w:p>
@@ -5204,9 +4819,10 @@
         <w:rPr>
           <w:noProof/>
         </w:rPr>
+        <w:lastRenderedPageBreak/>
         <w:drawing>
           <wp:inline distT="0" distB="0" distL="0" distR="0" wp14:anchorId="1D9F2601" wp14:editId="020D7F98">
-            <wp:extent cx="2663686" cy="2365979"/>
+            <wp:extent cx="2530501" cy="2247680"/>
             <wp:effectExtent l="0" t="0" r="3810" b="0"/>
             <wp:docPr id="1418200605" name="Imagen 1418200605"/>
             <wp:cNvGraphicFramePr>
@@ -5231,7 +4847,7 @@
                   <pic:spPr bwMode="auto">
                     <a:xfrm>
                       <a:off x="0" y="0"/>
-                      <a:ext cx="2672225" cy="2373564"/>
+                      <a:ext cx="2530501" cy="2247680"/>
                     </a:xfrm>
                     <a:prstGeom prst="rect">
                       <a:avLst/>
@@ -5246,7 +4862,7 @@
     </w:p>
     <w:p>
       <w:pPr>
-        <w:spacing w:after="200"/>
+        <w:spacing w:after="80"/>
         <w:jc w:val="center"/>
         <w:rPr>
           <w:rFonts w:ascii="Bahnschrift" w:hAnsi="Bahnschrift"/>
@@ -5285,118 +4901,40 @@
           <w:sz w:val="16"/>
           <w:szCs w:val="16"/>
         </w:rPr>
-        <w:t xml:space="preserve">. Curva ROC del modelo </w:t>
-      </w:r>
-      <w:proofErr w:type="spellStart"/>
-      <w:r>
+        <w:t>. Curva ROC del modelo random_forest_balanced sobre el conjunto de prueba (AUC = 0.819).</w:t>
+      </w:r>
+    </w:p>
+    <w:p>
+      <w:pPr>
+        <w:pStyle w:val="Ttulo3"/>
+        <w:spacing w:before="80" w:after="40"/>
         <w:rPr>
           <w:rFonts w:ascii="Bahnschrift" w:hAnsi="Bahnschrift"/>
-          <w:i/>
-          <w:iCs/>
-          <w:color w:val="5F5E5A"/>
-          <w:sz w:val="16"/>
-          <w:szCs w:val="16"/>
-        </w:rPr>
-        <w:t>random_forest_balanced</w:t>
-      </w:r>
-      <w:proofErr w:type="spellEnd"/>
+        </w:rPr>
+      </w:pPr>
       <w:r>
         <w:rPr>
           <w:rFonts w:ascii="Bahnschrift" w:hAnsi="Bahnschrift"/>
-          <w:i/>
-          <w:iCs/>
-          <w:color w:val="5F5E5A"/>
-          <w:sz w:val="16"/>
-          <w:szCs w:val="16"/>
-        </w:rPr>
-        <w:t xml:space="preserve"> sobre el conjunto de prueba (AUC = 0.819).</w:t>
-      </w:r>
-    </w:p>
-    <w:p>
-      <w:pPr>
-        <w:pStyle w:val="Ttulo3"/>
-        <w:spacing w:before="160" w:after="80"/>
-        <w:rPr>
-          <w:rFonts w:ascii="Bahnschrift" w:hAnsi="Bahnschrift"/>
-        </w:rPr>
-      </w:pPr>
-      <w:r>
-        <w:rPr>
-          <w:rFonts w:ascii="Bahnschrift" w:hAnsi="Bahnschrift"/>
+          <w:sz w:val="22"/>
         </w:rPr>
         <w:t>5.3.3 Importancia de variables</w:t>
       </w:r>
     </w:p>
     <w:p>
       <w:pPr>
-        <w:spacing w:after="120"/>
-        <w:rPr>
-          <w:rFonts w:ascii="Bahnschrift" w:hAnsi="Bahnschrift" w:cs="Arial"/>
-          <w:sz w:val="22"/>
-          <w:szCs w:val="22"/>
-        </w:rPr>
-      </w:pPr>
-      <w:r>
-        <w:rPr>
-          <w:rFonts w:ascii="Bahnschrift" w:hAnsi="Bahnschrift" w:cs="Arial"/>
-          <w:sz w:val="22"/>
-          <w:szCs w:val="22"/>
-        </w:rPr>
-        <w:t>La importancia de variables calculada directamente por el Random Forest (basada en la reducción de impureza Gini) confirma y refina el análisis de correlación de la sección 5.1.2: salud general percibida (</w:t>
-      </w:r>
-      <w:proofErr w:type="spellStart"/>
-      <w:r>
-        <w:rPr>
-          <w:rFonts w:ascii="Bahnschrift" w:hAnsi="Bahnschrift" w:cs="Arial"/>
-          <w:sz w:val="22"/>
-          <w:szCs w:val="22"/>
-        </w:rPr>
-        <w:t>GenHlth</w:t>
-      </w:r>
-      <w:proofErr w:type="spellEnd"/>
-      <w:r>
-        <w:rPr>
-          <w:rFonts w:ascii="Bahnschrift" w:hAnsi="Bahnschrift" w:cs="Arial"/>
-          <w:sz w:val="22"/>
-          <w:szCs w:val="22"/>
-        </w:rPr>
-        <w:t>), presión arterial alta (</w:t>
-      </w:r>
-      <w:proofErr w:type="spellStart"/>
-      <w:r>
-        <w:rPr>
-          <w:rFonts w:ascii="Bahnschrift" w:hAnsi="Bahnschrift" w:cs="Arial"/>
-          <w:sz w:val="22"/>
-          <w:szCs w:val="22"/>
-        </w:rPr>
-        <w:t>HighBP</w:t>
-      </w:r>
-      <w:proofErr w:type="spellEnd"/>
-      <w:r>
-        <w:rPr>
-          <w:rFonts w:ascii="Bahnschrift" w:hAnsi="Bahnschrift" w:cs="Arial"/>
-          <w:sz w:val="22"/>
-          <w:szCs w:val="22"/>
-        </w:rPr>
-        <w:t xml:space="preserve">) e IMC (BMI) concentran más del 65% de la importancia total del modelo, mientras que Smoker, Stroke y </w:t>
-      </w:r>
-      <w:proofErr w:type="spellStart"/>
-      <w:r>
-        <w:rPr>
-          <w:rFonts w:ascii="Bahnschrift" w:hAnsi="Bahnschrift" w:cs="Arial"/>
-          <w:sz w:val="22"/>
-          <w:szCs w:val="22"/>
-        </w:rPr>
-        <w:t>PhysActivity</w:t>
-      </w:r>
-      <w:proofErr w:type="spellEnd"/>
-      <w:r>
-        <w:rPr>
-          <w:rFonts w:ascii="Bahnschrift" w:hAnsi="Bahnschrift" w:cs="Arial"/>
-          <w:sz w:val="22"/>
-          <w:szCs w:val="22"/>
-        </w:rPr>
-        <w:t xml:space="preserve"> —aunque se mantuvieron en el modelo por su relevancia clínica y su correlación individual— aportan comparativamente poco poder predictivo adicional una vez consideradas las demás variables.</w:t>
+        <w:spacing w:after="60"/>
+        <w:rPr>
+          <w:rFonts w:ascii="Bahnschrift" w:hAnsi="Bahnschrift" w:cs="Arial"/>
+          <w:sz w:val="22"/>
+          <w:szCs w:val="22"/>
+        </w:rPr>
+      </w:pPr>
+      <w:r>
+        <w:rPr>
+          <w:rFonts w:ascii="Bahnschrift" w:hAnsi="Bahnschrift" w:cs="Arial"/>
+          <w:szCs w:val="22"/>
+        </w:rPr>
+        <w:t>La importancia de variables calculada directamente por el Random Forest (basada en la reducción de impureza Gini) confirma y refina el análisis de correlación de la sección 5.1.2: salud general percibida (GenHlth), presión arterial alta (HighBP) e IMC (BMI) concentran más del 65% de la importancia total del modelo, mientras que Smoker, Stroke y PhysActivity —aunque se mantuvieron en el modelo por su relevancia clínica y su correlación individual— aportan comparativamente poco poder predictivo adicional una vez consideradas las demás variables.</w:t>
       </w:r>
     </w:p>
     <w:p>
@@ -5410,7 +4948,7 @@
         </w:rPr>
         <w:drawing>
           <wp:inline distT="0" distB="0" distL="0" distR="0" wp14:anchorId="746699E0" wp14:editId="4EF358E3">
-            <wp:extent cx="3648886" cy="2663687"/>
+            <wp:extent cx="3466441" cy="2530502"/>
             <wp:effectExtent l="0" t="0" r="8890" b="3810"/>
             <wp:docPr id="1286948006" name="Imagen 1286948006"/>
             <wp:cNvGraphicFramePr>
@@ -5435,7 +4973,7 @@
                   <pic:spPr bwMode="auto">
                     <a:xfrm>
                       <a:off x="0" y="0"/>
-                      <a:ext cx="3668834" cy="2678249"/>
+                      <a:ext cx="3466441" cy="2530502"/>
                     </a:xfrm>
                     <a:prstGeom prst="rect">
                       <a:avLst/>
@@ -5450,7 +4988,7 @@
     </w:p>
     <w:p>
       <w:pPr>
-        <w:spacing w:after="200"/>
+        <w:spacing w:after="80"/>
         <w:jc w:val="center"/>
         <w:rPr>
           <w:rFonts w:ascii="Bahnschrift" w:hAnsi="Bahnschrift"/>
@@ -5467,7 +5005,6 @@
           <w:sz w:val="16"/>
           <w:szCs w:val="16"/>
         </w:rPr>
-        <w:lastRenderedPageBreak/>
         <w:t xml:space="preserve">Figura </w:t>
       </w:r>
       <w:r>
@@ -5490,55 +5027,24 @@
           <w:sz w:val="16"/>
           <w:szCs w:val="16"/>
         </w:rPr>
-        <w:t xml:space="preserve">. Importancia de cada variable en el modelo </w:t>
-      </w:r>
-      <w:proofErr w:type="spellStart"/>
-      <w:r>
-        <w:rPr>
-          <w:rFonts w:ascii="Bahnschrift" w:hAnsi="Bahnschrift"/>
-          <w:i/>
-          <w:iCs/>
-          <w:color w:val="5F5E5A"/>
-          <w:sz w:val="16"/>
-          <w:szCs w:val="16"/>
-        </w:rPr>
-        <w:t>random_forest_balanced</w:t>
-      </w:r>
-      <w:proofErr w:type="spellEnd"/>
-      <w:r>
-        <w:rPr>
-          <w:rFonts w:ascii="Bahnschrift" w:hAnsi="Bahnschrift"/>
-          <w:i/>
-          <w:iCs/>
-          <w:color w:val="5F5E5A"/>
-          <w:sz w:val="16"/>
-          <w:szCs w:val="16"/>
-        </w:rPr>
-        <w:t>, medida como reducción promedio de impureza Gini.</w:t>
+        <w:t>. Importancia de cada variable en el modelo random_forest_balanced, medida como reducción promedio de impureza Gini.</w:t>
       </w:r>
     </w:p>
     <w:p>
       <w:pPr>
         <w:pStyle w:val="Ttulo1"/>
-        <w:spacing w:before="240" w:after="120"/>
-        <w:rPr>
-          <w:rFonts w:ascii="Bahnschrift" w:hAnsi="Bahnschrift" w:cs="Arial"/>
-        </w:rPr>
-      </w:pPr>
-      <w:r>
-        <w:rPr>
-          <w:rFonts w:ascii="Bahnschrift" w:hAnsi="Bahnschrift" w:cs="Arial"/>
+        <w:spacing w:before="160" w:after="60"/>
+        <w:rPr>
+          <w:rFonts w:ascii="Bahnschrift" w:hAnsi="Bahnschrift" w:cs="Arial"/>
+        </w:rPr>
+      </w:pPr>
+      <w:r>
+        <w:rPr>
+          <w:rFonts w:ascii="Bahnschrift" w:hAnsi="Bahnschrift" w:cs="Arial"/>
+          <w:sz w:val="31"/>
         </w:rPr>
         <w:t>6. Conclusiones de los modelos</w:t>
       </w:r>
-    </w:p>
-    <w:p>
-      <w:pPr>
-        <w:pStyle w:val="Ttulo2"/>
-        <w:rPr>
-          <w:rFonts w:ascii="Bahnschrift" w:hAnsi="Bahnschrift"/>
-        </w:rPr>
-      </w:pPr>
     </w:p>
     <w:p>
       <w:pPr>
@@ -5565,70 +5071,9 @@
         <w:rPr>
           <w:rFonts w:ascii="Bahnschrift" w:eastAsia="Bahnschrift" w:hAnsi="Bahnschrift" w:cs="Bahnschrift"/>
           <w:color w:val="000000"/>
-          <w:sz w:val="22"/>
-          <w:szCs w:val="22"/>
-        </w:rPr>
-        <w:t xml:space="preserve">El modelo base (sin tratar el desbalance) alcanza una </w:t>
-      </w:r>
-      <w:proofErr w:type="spellStart"/>
-      <w:r>
-        <w:rPr>
-          <w:rFonts w:ascii="Bahnschrift" w:eastAsia="Bahnschrift" w:hAnsi="Bahnschrift" w:cs="Bahnschrift"/>
-          <w:color w:val="000000"/>
-          <w:sz w:val="22"/>
-          <w:szCs w:val="22"/>
-        </w:rPr>
-        <w:t>accuracy</w:t>
-      </w:r>
-      <w:proofErr w:type="spellEnd"/>
-      <w:r>
-        <w:rPr>
-          <w:rFonts w:ascii="Bahnschrift" w:eastAsia="Bahnschrift" w:hAnsi="Bahnschrift" w:cs="Bahnschrift"/>
-          <w:color w:val="000000"/>
-          <w:sz w:val="22"/>
-          <w:szCs w:val="22"/>
-        </w:rPr>
-        <w:t xml:space="preserve"> engañosamente alta (86.2%) pero un </w:t>
-      </w:r>
-      <w:proofErr w:type="spellStart"/>
-      <w:r>
-        <w:rPr>
-          <w:rFonts w:ascii="Bahnschrift" w:eastAsia="Bahnschrift" w:hAnsi="Bahnschrift" w:cs="Bahnschrift"/>
-          <w:color w:val="000000"/>
-          <w:sz w:val="22"/>
-          <w:szCs w:val="22"/>
-        </w:rPr>
-        <w:t>recall</w:t>
-      </w:r>
-      <w:proofErr w:type="spellEnd"/>
-      <w:r>
-        <w:rPr>
-          <w:rFonts w:ascii="Bahnschrift" w:eastAsia="Bahnschrift" w:hAnsi="Bahnschrift" w:cs="Bahnschrift"/>
-          <w:color w:val="000000"/>
-          <w:sz w:val="22"/>
-          <w:szCs w:val="22"/>
-        </w:rPr>
-        <w:t xml:space="preserve"> muy bajo (14.8%): el modelo aprende a predecir casi siempre "sin diabetes", que es la clase mayoritaria. Esto confirma la importancia de no usar </w:t>
-      </w:r>
-      <w:proofErr w:type="spellStart"/>
-      <w:r>
-        <w:rPr>
-          <w:rFonts w:ascii="Bahnschrift" w:eastAsia="Bahnschrift" w:hAnsi="Bahnschrift" w:cs="Bahnschrift"/>
-          <w:color w:val="000000"/>
-          <w:sz w:val="22"/>
-          <w:szCs w:val="22"/>
-        </w:rPr>
-        <w:t>accuracy</w:t>
-      </w:r>
-      <w:proofErr w:type="spellEnd"/>
-      <w:r>
-        <w:rPr>
-          <w:rFonts w:ascii="Bahnschrift" w:eastAsia="Bahnschrift" w:hAnsi="Bahnschrift" w:cs="Bahnschrift"/>
-          <w:color w:val="000000"/>
-          <w:sz w:val="22"/>
-          <w:szCs w:val="22"/>
-        </w:rPr>
-        <w:t xml:space="preserve"> como única métrica en problemas desbalanceados.</w:t>
+          <w:szCs w:val="22"/>
+        </w:rPr>
+        <w:t>El modelo base (sin tratar el desbalance) alcanza una accuracy engañosamente alta (86.2%) pero un recall muy bajo (14.8%): el modelo aprende a predecir casi siempre "sin diabetes", que es la clase mayoritaria. Esto confirma la importancia de no usar accuracy como única métrica en problemas desbalanceados.</w:t>
       </w:r>
     </w:p>
     <w:p>
@@ -5655,172 +5100,9 @@
       <w:r>
         <w:rPr>
           <w:rFonts w:ascii="Bahnschrift" w:eastAsia="Bahnschrift" w:hAnsi="Bahnschrift" w:cs="Bahnschrift"/>
-          <w:sz w:val="22"/>
-          <w:szCs w:val="22"/>
-        </w:rPr>
-        <w:t xml:space="preserve">Tanto SMOTE como </w:t>
-      </w:r>
-      <w:proofErr w:type="spellStart"/>
-      <w:r>
-        <w:rPr>
-          <w:rFonts w:ascii="Bahnschrift" w:eastAsia="Bahnschrift" w:hAnsi="Bahnschrift" w:cs="Bahnschrift"/>
-          <w:sz w:val="22"/>
-          <w:szCs w:val="22"/>
-        </w:rPr>
-        <w:t>class_weight</w:t>
-      </w:r>
-      <w:proofErr w:type="spellEnd"/>
-      <w:r>
-        <w:rPr>
-          <w:rFonts w:ascii="Bahnschrift" w:eastAsia="Bahnschrift" w:hAnsi="Bahnschrift" w:cs="Bahnschrift"/>
-          <w:sz w:val="22"/>
-          <w:szCs w:val="22"/>
-        </w:rPr>
-        <w:t>='</w:t>
-      </w:r>
-      <w:proofErr w:type="spellStart"/>
-      <w:r>
-        <w:rPr>
-          <w:rFonts w:ascii="Bahnschrift" w:eastAsia="Bahnschrift" w:hAnsi="Bahnschrift" w:cs="Bahnschrift"/>
-          <w:sz w:val="22"/>
-          <w:szCs w:val="22"/>
-        </w:rPr>
-        <w:t>balanced</w:t>
-      </w:r>
-      <w:proofErr w:type="spellEnd"/>
-      <w:r>
-        <w:rPr>
-          <w:rFonts w:ascii="Bahnschrift" w:eastAsia="Bahnschrift" w:hAnsi="Bahnschrift" w:cs="Bahnschrift"/>
-          <w:sz w:val="22"/>
-          <w:szCs w:val="22"/>
-        </w:rPr>
-        <w:t xml:space="preserve">' mejoran sustancialmente el </w:t>
-      </w:r>
-      <w:proofErr w:type="spellStart"/>
-      <w:r>
-        <w:rPr>
-          <w:rFonts w:ascii="Bahnschrift" w:eastAsia="Bahnschrift" w:hAnsi="Bahnschrift" w:cs="Bahnschrift"/>
-          <w:sz w:val="22"/>
-          <w:szCs w:val="22"/>
-        </w:rPr>
-        <w:t>recall</w:t>
-      </w:r>
-      <w:proofErr w:type="spellEnd"/>
-      <w:r>
-        <w:rPr>
-          <w:rFonts w:ascii="Bahnschrift" w:eastAsia="Bahnschrift" w:hAnsi="Bahnschrift" w:cs="Bahnschrift"/>
-          <w:sz w:val="22"/>
-          <w:szCs w:val="22"/>
-        </w:rPr>
-        <w:t xml:space="preserve"> frente al modelo base, a costa de una caída esperada en </w:t>
-      </w:r>
-      <w:proofErr w:type="spellStart"/>
-      <w:r>
-        <w:rPr>
-          <w:rFonts w:ascii="Bahnschrift" w:eastAsia="Bahnschrift" w:hAnsi="Bahnschrift" w:cs="Bahnschrift"/>
-          <w:sz w:val="22"/>
-          <w:szCs w:val="22"/>
-        </w:rPr>
-        <w:t>precision</w:t>
-      </w:r>
-      <w:proofErr w:type="spellEnd"/>
-      <w:r>
-        <w:rPr>
-          <w:rFonts w:ascii="Bahnschrift" w:eastAsia="Bahnschrift" w:hAnsi="Bahnschrift" w:cs="Bahnschrift"/>
-          <w:sz w:val="22"/>
-          <w:szCs w:val="22"/>
-        </w:rPr>
-        <w:t xml:space="preserve"> y </w:t>
-      </w:r>
-      <w:proofErr w:type="spellStart"/>
-      <w:r>
-        <w:rPr>
-          <w:rFonts w:ascii="Bahnschrift" w:eastAsia="Bahnschrift" w:hAnsi="Bahnschrift" w:cs="Bahnschrift"/>
-          <w:sz w:val="22"/>
-          <w:szCs w:val="22"/>
-        </w:rPr>
-        <w:t>accuracy</w:t>
-      </w:r>
-      <w:proofErr w:type="spellEnd"/>
-      <w:r>
-        <w:rPr>
-          <w:rFonts w:ascii="Bahnschrift" w:eastAsia="Bahnschrift" w:hAnsi="Bahnschrift" w:cs="Bahnschrift"/>
-          <w:sz w:val="22"/>
-          <w:szCs w:val="22"/>
-        </w:rPr>
-        <w:t xml:space="preserve"> — el </w:t>
-      </w:r>
-      <w:proofErr w:type="spellStart"/>
-      <w:r>
-        <w:rPr>
-          <w:rFonts w:ascii="Bahnschrift" w:eastAsia="Bahnschrift" w:hAnsi="Bahnschrift" w:cs="Bahnschrift"/>
-          <w:sz w:val="22"/>
-          <w:szCs w:val="22"/>
-        </w:rPr>
-        <w:t>trade</w:t>
-      </w:r>
-      <w:proofErr w:type="spellEnd"/>
-      <w:r>
-        <w:rPr>
-          <w:rFonts w:ascii="Bahnschrift" w:eastAsia="Bahnschrift" w:hAnsi="Bahnschrift" w:cs="Bahnschrift"/>
-          <w:sz w:val="22"/>
-          <w:szCs w:val="22"/>
-        </w:rPr>
-        <w:t xml:space="preserve">-off correcto para un caso de uso de tamizaje, donde priorizar sensibilidad (no dejar pasar casos de riesgo) es más importante que la precisión exacta. Sin embargo, las dos técnicas no son intercambiables: comparadas sobre el mismo modelo (Random Forest), </w:t>
-      </w:r>
-      <w:proofErr w:type="spellStart"/>
-      <w:r>
-        <w:rPr>
-          <w:rFonts w:ascii="Bahnschrift" w:eastAsia="Bahnschrift" w:hAnsi="Bahnschrift" w:cs="Bahnschrift"/>
-          <w:sz w:val="22"/>
-          <w:szCs w:val="22"/>
-        </w:rPr>
-        <w:t>class_weight</w:t>
-      </w:r>
-      <w:proofErr w:type="spellEnd"/>
-      <w:r>
-        <w:rPr>
-          <w:rFonts w:ascii="Bahnschrift" w:eastAsia="Bahnschrift" w:hAnsi="Bahnschrift" w:cs="Bahnschrift"/>
-          <w:sz w:val="22"/>
-          <w:szCs w:val="22"/>
-        </w:rPr>
-        <w:t xml:space="preserve"> logró un </w:t>
-      </w:r>
-      <w:proofErr w:type="spellStart"/>
-      <w:r>
-        <w:rPr>
-          <w:rFonts w:ascii="Bahnschrift" w:eastAsia="Bahnschrift" w:hAnsi="Bahnschrift" w:cs="Bahnschrift"/>
-          <w:sz w:val="22"/>
-          <w:szCs w:val="22"/>
-        </w:rPr>
-        <w:t>recall</w:t>
-      </w:r>
-      <w:proofErr w:type="spellEnd"/>
-      <w:r>
-        <w:rPr>
-          <w:rFonts w:ascii="Bahnschrift" w:eastAsia="Bahnschrift" w:hAnsi="Bahnschrift" w:cs="Bahnschrift"/>
-          <w:sz w:val="22"/>
-          <w:szCs w:val="22"/>
-        </w:rPr>
-        <w:t xml:space="preserve"> notablemente mayor que SMOTE (0.772 vs 0.617), lo que sugiere que penalizar directamente la función de pérdida fue más efectivo que el </w:t>
-      </w:r>
-      <w:proofErr w:type="spellStart"/>
-      <w:r>
-        <w:rPr>
-          <w:rFonts w:ascii="Bahnschrift" w:eastAsia="Bahnschrift" w:hAnsi="Bahnschrift" w:cs="Bahnschrift"/>
-          <w:sz w:val="22"/>
-          <w:szCs w:val="22"/>
-        </w:rPr>
-        <w:t>sobremuestreo</w:t>
-      </w:r>
-      <w:proofErr w:type="spellEnd"/>
-      <w:r>
-        <w:rPr>
-          <w:rFonts w:ascii="Bahnschrift" w:eastAsia="Bahnschrift" w:hAnsi="Bahnschrift" w:cs="Bahnschrift"/>
-          <w:sz w:val="22"/>
-          <w:szCs w:val="22"/>
-        </w:rPr>
-        <w:t xml:space="preserve"> sintético en este caso</w:t>
+          <w:szCs w:val="22"/>
+        </w:rPr>
+        <w:t>Tanto SMOTE como class_weight='balanced' mejoran sustancialmente el recall frente al modelo base, a costa de una caída esperada en precision y accuracy — el trade-off correcto para un caso de uso de tamizaje, donde priorizar sensibilidad (no dejar pasar casos de riesgo) es más importante que la precisión exacta. Sin embargo, las dos técnicas no son intercambiables: comparadas sobre el mismo modelo (Random Forest), class_weight logró un recall notablemente mayor que SMOTE (0.772 vs 0.617), lo que sugiere que penalizar directamente la función de pérdida fue más efectivo que el sobremuestreo sintético en este caso</w:t>
       </w:r>
     </w:p>
     <w:p>
@@ -5846,136 +5128,10 @@
       <w:r>
         <w:rPr>
           <w:rFonts w:ascii="Bahnschrift" w:eastAsia="Bahnschrift" w:hAnsi="Bahnschrift" w:cs="Bahnschrift"/>
-          <w:sz w:val="22"/>
-          <w:szCs w:val="22"/>
-        </w:rPr>
-        <w:t xml:space="preserve">El modelo final seleccionado (Random Forest con </w:t>
-      </w:r>
-      <w:proofErr w:type="spellStart"/>
-      <w:r>
-        <w:rPr>
-          <w:rFonts w:ascii="Bahnschrift" w:eastAsia="Bahnschrift" w:hAnsi="Bahnschrift" w:cs="Bahnschrift"/>
-          <w:sz w:val="22"/>
-          <w:szCs w:val="22"/>
-        </w:rPr>
-        <w:t>class_weight</w:t>
-      </w:r>
-      <w:proofErr w:type="spellEnd"/>
-      <w:r>
-        <w:rPr>
-          <w:rFonts w:ascii="Bahnschrift" w:eastAsia="Bahnschrift" w:hAnsi="Bahnschrift" w:cs="Bahnschrift"/>
-          <w:sz w:val="22"/>
-          <w:szCs w:val="22"/>
-        </w:rPr>
-        <w:t>='</w:t>
-      </w:r>
-      <w:proofErr w:type="spellStart"/>
-      <w:r>
-        <w:rPr>
-          <w:rFonts w:ascii="Bahnschrift" w:eastAsia="Bahnschrift" w:hAnsi="Bahnschrift" w:cs="Bahnschrift"/>
-          <w:sz w:val="22"/>
-          <w:szCs w:val="22"/>
-        </w:rPr>
-        <w:t>balanced</w:t>
-      </w:r>
-      <w:proofErr w:type="spellEnd"/>
-      <w:r>
-        <w:rPr>
-          <w:rFonts w:ascii="Bahnschrift" w:eastAsia="Bahnschrift" w:hAnsi="Bahnschrift" w:cs="Bahnschrift"/>
-          <w:sz w:val="22"/>
-          <w:szCs w:val="22"/>
-        </w:rPr>
-        <w:t xml:space="preserve">') se eligió priorizando el </w:t>
-      </w:r>
-      <w:proofErr w:type="spellStart"/>
-      <w:r>
-        <w:rPr>
-          <w:rFonts w:ascii="Bahnschrift" w:eastAsia="Bahnschrift" w:hAnsi="Bahnschrift" w:cs="Bahnschrift"/>
-          <w:sz w:val="22"/>
-          <w:szCs w:val="22"/>
-        </w:rPr>
-        <w:t>recall</w:t>
-      </w:r>
-      <w:proofErr w:type="spellEnd"/>
-      <w:r>
-        <w:rPr>
-          <w:rFonts w:ascii="Bahnschrift" w:eastAsia="Bahnschrift" w:hAnsi="Bahnschrift" w:cs="Bahnschrift"/>
-          <w:sz w:val="22"/>
-          <w:szCs w:val="22"/>
-        </w:rPr>
-        <w:t xml:space="preserve"> como criterio de selección, no el F1-score ni la </w:t>
-      </w:r>
-      <w:proofErr w:type="spellStart"/>
-      <w:r>
-        <w:rPr>
-          <w:rFonts w:ascii="Bahnschrift" w:eastAsia="Bahnschrift" w:hAnsi="Bahnschrift" w:cs="Bahnschrift"/>
-          <w:sz w:val="22"/>
-          <w:szCs w:val="22"/>
-        </w:rPr>
-        <w:t>accuracy</w:t>
-      </w:r>
-      <w:proofErr w:type="spellEnd"/>
-      <w:r>
-        <w:rPr>
-          <w:rFonts w:ascii="Bahnschrift" w:eastAsia="Bahnschrift" w:hAnsi="Bahnschrift" w:cs="Bahnschrift"/>
-          <w:sz w:val="22"/>
-          <w:szCs w:val="22"/>
-        </w:rPr>
-        <w:t xml:space="preserve"> — de hecho, Random Forest + SMOTE obtuvo un F1 ligeramente mayor (0.448 vs 0.436) y mejor </w:t>
-      </w:r>
-      <w:proofErr w:type="spellStart"/>
-      <w:r>
-        <w:rPr>
-          <w:rFonts w:ascii="Bahnschrift" w:eastAsia="Bahnschrift" w:hAnsi="Bahnschrift" w:cs="Bahnschrift"/>
-          <w:sz w:val="22"/>
-          <w:szCs w:val="22"/>
-        </w:rPr>
-        <w:t>accuracy</w:t>
-      </w:r>
-      <w:proofErr w:type="spellEnd"/>
-      <w:r>
-        <w:rPr>
-          <w:rFonts w:ascii="Bahnschrift" w:eastAsia="Bahnschrift" w:hAnsi="Bahnschrift" w:cs="Bahnschrift"/>
-          <w:sz w:val="22"/>
-          <w:szCs w:val="22"/>
-        </w:rPr>
-        <w:t>/</w:t>
-      </w:r>
-      <w:proofErr w:type="spellStart"/>
-      <w:r>
-        <w:rPr>
-          <w:rFonts w:ascii="Bahnschrift" w:eastAsia="Bahnschrift" w:hAnsi="Bahnschrift" w:cs="Bahnschrift"/>
-          <w:sz w:val="22"/>
-          <w:szCs w:val="22"/>
-        </w:rPr>
-        <w:t>precision</w:t>
-      </w:r>
-      <w:proofErr w:type="spellEnd"/>
-      <w:r>
-        <w:rPr>
-          <w:rFonts w:ascii="Bahnschrift" w:eastAsia="Bahnschrift" w:hAnsi="Bahnschrift" w:cs="Bahnschrift"/>
-          <w:sz w:val="22"/>
-          <w:szCs w:val="22"/>
-        </w:rPr>
-        <w:t xml:space="preserve"> que el modelo elegido. Esta decisión es consistente con el enfoque de tamizaje del proyecto: en este contexto, es preferible un modelo que detecte más casos reales de riesgo (mayor </w:t>
-      </w:r>
-      <w:proofErr w:type="spellStart"/>
-      <w:r>
-        <w:rPr>
-          <w:rFonts w:ascii="Bahnschrift" w:eastAsia="Bahnschrift" w:hAnsi="Bahnschrift" w:cs="Bahnschrift"/>
-          <w:sz w:val="22"/>
-          <w:szCs w:val="22"/>
-        </w:rPr>
-        <w:t>recall</w:t>
-      </w:r>
-      <w:proofErr w:type="spellEnd"/>
-      <w:r>
-        <w:rPr>
-          <w:rFonts w:ascii="Bahnschrift" w:eastAsia="Bahnschrift" w:hAnsi="Bahnschrift" w:cs="Bahnschrift"/>
-          <w:sz w:val="22"/>
-          <w:szCs w:val="22"/>
-        </w:rPr>
-        <w:t>) aunque genere más falsos positivos, antes que uno que optimice el balance general entre precisión y cobertura.</w:t>
+          <w:szCs w:val="22"/>
+        </w:rPr>
+        <w:lastRenderedPageBreak/>
+        <w:t>El modelo final seleccionado (Random Forest con class_weight='balanced') se eligió priorizando el recall como criterio de selección, no el F1-score ni la accuracy — de hecho, Random Forest + SMOTE obtuvo un F1 ligeramente mayor (0.448 vs 0.436) y mejor accuracy/precision que el modelo elegido. Esta decisión es consistente con el enfoque de tamizaje del proyecto: en este contexto, es preferible un modelo que detecte más casos reales de riesgo (mayor recall) aunque genere más falsos positivos, antes que uno que optimice el balance general entre precisión y cobertura.</w:t>
       </w:r>
     </w:p>
     <w:p>
@@ -6003,7 +5159,6 @@
         <w:rPr>
           <w:rFonts w:ascii="Bahnschrift" w:eastAsia="Bahnschrift" w:hAnsi="Bahnschrift" w:cs="Bahnschrift"/>
           <w:color w:val="000000"/>
-          <w:sz w:val="22"/>
           <w:szCs w:val="22"/>
         </w:rPr>
         <w:t>El ROC-AUC se mantiene estable entre 0.81</w:t>
@@ -6011,7 +5166,6 @@
       <w:r>
         <w:rPr>
           <w:rFonts w:ascii="Bahnschrift" w:eastAsia="Bahnschrift" w:hAnsi="Bahnschrift" w:cs="Bahnschrift"/>
-          <w:sz w:val="22"/>
           <w:szCs w:val="22"/>
         </w:rPr>
         <w:t>2</w:t>
@@ -6020,7 +5174,6 @@
         <w:rPr>
           <w:rFonts w:ascii="Bahnschrift" w:eastAsia="Bahnschrift" w:hAnsi="Bahnschrift" w:cs="Bahnschrift"/>
           <w:color w:val="000000"/>
-          <w:sz w:val="22"/>
           <w:szCs w:val="22"/>
         </w:rPr>
         <w:t xml:space="preserve"> y 0.819 en los 4 modelos, lo que indica que la capacidad de discriminación subyacente del modelo cambia poco; lo que sí cambia notablemente es el punto de operación (umbral) resultante de cada estrategia de balanceo.</w:t>
@@ -6051,50 +5204,9 @@
         <w:rPr>
           <w:rFonts w:ascii="Bahnschrift" w:eastAsia="Bahnschrift" w:hAnsi="Bahnschrift" w:cs="Bahnschrift"/>
           <w:color w:val="000000"/>
-          <w:sz w:val="22"/>
-          <w:szCs w:val="22"/>
-        </w:rPr>
-        <w:t>Las variables más influyentes son consistentes con los hallazgos de correlación: salud general percibida (</w:t>
-      </w:r>
-      <w:proofErr w:type="spellStart"/>
-      <w:r>
-        <w:rPr>
-          <w:rFonts w:ascii="Bahnschrift" w:eastAsia="Bahnschrift" w:hAnsi="Bahnschrift" w:cs="Bahnschrift"/>
-          <w:color w:val="000000"/>
-          <w:sz w:val="22"/>
-          <w:szCs w:val="22"/>
-        </w:rPr>
-        <w:t>GenHlth</w:t>
-      </w:r>
-      <w:proofErr w:type="spellEnd"/>
-      <w:r>
-        <w:rPr>
-          <w:rFonts w:ascii="Bahnschrift" w:eastAsia="Bahnschrift" w:hAnsi="Bahnschrift" w:cs="Bahnschrift"/>
-          <w:color w:val="000000"/>
-          <w:sz w:val="22"/>
-          <w:szCs w:val="22"/>
-        </w:rPr>
-        <w:t>), presión arterial alta (</w:t>
-      </w:r>
-      <w:proofErr w:type="spellStart"/>
-      <w:r>
-        <w:rPr>
-          <w:rFonts w:ascii="Bahnschrift" w:eastAsia="Bahnschrift" w:hAnsi="Bahnschrift" w:cs="Bahnschrift"/>
-          <w:color w:val="000000"/>
-          <w:sz w:val="22"/>
-          <w:szCs w:val="22"/>
-        </w:rPr>
-        <w:t>HighBP</w:t>
-      </w:r>
-      <w:proofErr w:type="spellEnd"/>
-      <w:r>
-        <w:rPr>
-          <w:rFonts w:ascii="Bahnschrift" w:eastAsia="Bahnschrift" w:hAnsi="Bahnschrift" w:cs="Bahnschrift"/>
-          <w:color w:val="000000"/>
-          <w:sz w:val="22"/>
-          <w:szCs w:val="22"/>
-        </w:rPr>
-        <w:t>) e IMC (BMI) concentran la mayor parte del poder predictivo.</w:t>
+          <w:szCs w:val="22"/>
+        </w:rPr>
+        <w:t>Las variables más influyentes son consistentes con los hallazgos de correlación: salud general percibida (GenHlth), presión arterial alta (HighBP) e IMC (BMI) concentran la mayor parte del poder predictivo.</w:t>
       </w:r>
     </w:p>
     <w:p>
@@ -6121,10 +5233,69 @@
       <w:r>
         <w:rPr>
           <w:rFonts w:ascii="Bahnschrift" w:eastAsia="Bahnschrift" w:hAnsi="Bahnschrift" w:cs="Bahnschrift"/>
+          <w:color w:val="000000"/>
+          <w:szCs w:val="22"/>
+        </w:rPr>
+        <w:t>Gradient Boosting + SMOTE alcanzó la mayor precision (0.373) y F1 (0.452), pero su recall disminuyó a 0.574. Aunque ofrece un mejor equilibrio precision/F1, no supera al Random Forest balanceado para detectar la mayor cantidad posible de casos de riesgo.</w:t>
+      </w:r>
+    </w:p>
+    <w:p>
+      <w:pPr>
+        <w:numPr>
+          <w:ilvl w:val="0"/>
+          <w:numId w:val="8"/>
+        </w:numPr>
+        <w:pBdr>
+          <w:top w:val="nil"/>
+          <w:left w:val="nil"/>
+          <w:bottom w:val="nil"/>
+          <w:right w:val="nil"/>
+          <w:between w:val="nil"/>
+        </w:pBdr>
+        <w:spacing w:after="60"/>
+        <w:rPr>
+          <w:rFonts w:ascii="Bahnschrift" w:eastAsia="Bahnschrift" w:hAnsi="Bahnschrift" w:cs="Bahnschrift"/>
+          <w:color w:val="000000"/>
+          <w:sz w:val="22"/>
+          <w:szCs w:val="22"/>
+        </w:rPr>
+      </w:pPr>
+      <w:r>
+        <w:rPr>
+          <w:rFonts w:ascii="Bahnschrift" w:eastAsia="Bahnschrift" w:hAnsi="Bahnschrift" w:cs="Bahnschrift"/>
+          <w:color w:val="000000"/>
+          <w:szCs w:val="22"/>
+        </w:rPr>
+        <w:t>Como mejoras futuras se propone complementar Pearson con Mutual Information y Permutation Importance, ya que Pearson se limita a asociaciones lineales individuales y puede subestimar relaciones no lineales o interacciones. También se recomienda validación cruzada estratificada y calibración de probabilidades y umbrales.</w:t>
+      </w:r>
+    </w:p>
+    <w:p>
+      <w:pPr>
+        <w:numPr>
+          <w:ilvl w:val="0"/>
+          <w:numId w:val="8"/>
+        </w:numPr>
+        <w:pBdr>
+          <w:top w:val="nil"/>
+          <w:left w:val="nil"/>
+          <w:bottom w:val="nil"/>
+          <w:right w:val="nil"/>
+          <w:between w:val="nil"/>
+        </w:pBdr>
+        <w:spacing w:after="60"/>
+        <w:rPr>
+          <w:rFonts w:ascii="Bahnschrift" w:eastAsia="Bahnschrift" w:hAnsi="Bahnschrift" w:cs="Bahnschrift"/>
+          <w:color w:val="000000"/>
+          <w:sz w:val="22"/>
+          <w:szCs w:val="22"/>
+        </w:rPr>
+      </w:pPr>
+      <w:r>
+        <w:rPr>
+          <w:rFonts w:ascii="Bahnschrift" w:eastAsia="Bahnschrift" w:hAnsi="Bahnschrift" w:cs="Bahnschrift"/>
           <w:b/>
           <w:bCs/>
           <w:color w:val="000000"/>
-          <w:sz w:val="22"/>
           <w:szCs w:val="22"/>
         </w:rPr>
         <w:t>Próximos pasos:</w:t>
@@ -6132,137 +5303,106 @@
       <w:r>
         <w:rPr>
           <w:rFonts w:ascii="Bahnschrift" w:eastAsia="Bahnschrift" w:hAnsi="Bahnschrift" w:cs="Bahnschrift"/>
-          <w:sz w:val="22"/>
-          <w:szCs w:val="22"/>
-        </w:rPr>
-        <w:t xml:space="preserve"> calibrar el umbral de decisión del modelo seleccionado, y adicionalmente validar la calibración de las probabilidades que produce (</w:t>
-      </w:r>
-      <w:proofErr w:type="spellStart"/>
-      <w:r>
-        <w:rPr>
-          <w:rFonts w:ascii="Bahnschrift" w:eastAsia="Bahnschrift" w:hAnsi="Bahnschrift" w:cs="Bahnschrift"/>
-          <w:sz w:val="22"/>
-          <w:szCs w:val="22"/>
-        </w:rPr>
-        <w:t>predict_proba</w:t>
-      </w:r>
-      <w:proofErr w:type="spellEnd"/>
-      <w:r>
-        <w:rPr>
-          <w:rFonts w:ascii="Bahnschrift" w:eastAsia="Bahnschrift" w:hAnsi="Bahnschrift" w:cs="Bahnschrift"/>
-          <w:sz w:val="22"/>
-          <w:szCs w:val="22"/>
-        </w:rPr>
-        <w:t xml:space="preserve">) — un Random Forest no garantiza que un valor como 35% refleje una frecuencia real observada, lo cual es distinto de solo ajustar el punto de corte de decisión; esto es relevante porque el tablero muestra ese porcentaje directamente al usuario. También se debe probar validación cruzada (en vez de una sola partición </w:t>
-      </w:r>
-      <w:proofErr w:type="spellStart"/>
-      <w:r>
-        <w:rPr>
-          <w:rFonts w:ascii="Bahnschrift" w:eastAsia="Bahnschrift" w:hAnsi="Bahnschrift" w:cs="Bahnschrift"/>
-          <w:sz w:val="22"/>
-          <w:szCs w:val="22"/>
-        </w:rPr>
-        <w:t>train</w:t>
-      </w:r>
-      <w:proofErr w:type="spellEnd"/>
-      <w:r>
-        <w:rPr>
-          <w:rFonts w:ascii="Bahnschrift" w:eastAsia="Bahnschrift" w:hAnsi="Bahnschrift" w:cs="Bahnschrift"/>
-          <w:sz w:val="22"/>
-          <w:szCs w:val="22"/>
-        </w:rPr>
-        <w:t xml:space="preserve">/test) y explorar </w:t>
-      </w:r>
-      <w:proofErr w:type="spellStart"/>
-      <w:r>
-        <w:rPr>
-          <w:rFonts w:ascii="Bahnschrift" w:eastAsia="Bahnschrift" w:hAnsi="Bahnschrift" w:cs="Bahnschrift"/>
-          <w:sz w:val="22"/>
-          <w:szCs w:val="22"/>
-        </w:rPr>
-        <w:t>Gradient</w:t>
-      </w:r>
-      <w:proofErr w:type="spellEnd"/>
-      <w:r>
-        <w:rPr>
-          <w:rFonts w:ascii="Bahnschrift" w:eastAsia="Bahnschrift" w:hAnsi="Bahnschrift" w:cs="Bahnschrift"/>
-          <w:sz w:val="22"/>
-          <w:szCs w:val="22"/>
-        </w:rPr>
-        <w:t xml:space="preserve"> </w:t>
-      </w:r>
-      <w:proofErr w:type="spellStart"/>
-      <w:r>
-        <w:rPr>
-          <w:rFonts w:ascii="Bahnschrift" w:eastAsia="Bahnschrift" w:hAnsi="Bahnschrift" w:cs="Bahnschrift"/>
-          <w:sz w:val="22"/>
-          <w:szCs w:val="22"/>
-        </w:rPr>
-        <w:t>Boosting</w:t>
-      </w:r>
-      <w:proofErr w:type="spellEnd"/>
-      <w:r>
-        <w:rPr>
-          <w:rFonts w:ascii="Bahnschrift" w:eastAsia="Bahnschrift" w:hAnsi="Bahnschrift" w:cs="Bahnschrift"/>
-          <w:sz w:val="22"/>
-          <w:szCs w:val="22"/>
-        </w:rPr>
-        <w:t xml:space="preserve"> como alternativa adicional antes de empaquetar la versión final del modelo.</w:t>
+          <w:szCs w:val="22"/>
+        </w:rPr>
+        <w:t xml:space="preserve"> calibrar el umbral de decisión del modelo seleccionado, y adicionalmente validar la calibración de las probabilidades que produce (predict_proba) — un Random Forest no garantiza que un valor como 35% refleje una frecuencia real observada, lo cual es distinto de solo ajustar el punto de corte de decisión; esto es relevante porque el tablero muestra ese porcentaje directamente al usuario. También se debe probar validación cruzada (en vez de una sola partición train/test) y explorar Gradient Boosting como alternativa adicional antes de empaquetar la versión final del modelo.</w:t>
       </w:r>
     </w:p>
     <w:p>
       <w:pPr>
         <w:pStyle w:val="Ttulo1"/>
-        <w:spacing w:before="240" w:after="120"/>
-        <w:rPr>
-          <w:rFonts w:ascii="Bahnschrift" w:hAnsi="Bahnschrift" w:cs="Arial"/>
-        </w:rPr>
-      </w:pPr>
-      <w:r>
-        <w:rPr>
-          <w:rFonts w:ascii="Bahnschrift" w:hAnsi="Bahnschrift" w:cs="Arial"/>
+        <w:spacing w:before="160" w:after="60"/>
+        <w:rPr>
+          <w:rFonts w:ascii="Bahnschrift" w:hAnsi="Bahnschrift" w:cs="Arial"/>
+        </w:rPr>
+      </w:pPr>
+      <w:r>
+        <w:rPr>
+          <w:rFonts w:ascii="Bahnschrift" w:hAnsi="Bahnschrift" w:cs="Arial"/>
+          <w:sz w:val="31"/>
         </w:rPr>
         <w:t>7. Tablero desarrollado</w:t>
       </w:r>
     </w:p>
     <w:p>
       <w:pPr>
+        <w:spacing w:after="60"/>
+        <w:rPr>
+          <w:rFonts w:ascii="Bahnschrift" w:hAnsi="Bahnschrift" w:cs="Arial"/>
+          <w:sz w:val="22"/>
+          <w:szCs w:val="22"/>
+        </w:rPr>
+      </w:pPr>
+      <w:r>
+        <w:rPr>
+          <w:rFonts w:ascii="Bahnschrift" w:hAnsi="Bahnschrift" w:cs="Arial"/>
+          <w:szCs w:val="22"/>
+        </w:rPr>
+        <w:t xml:space="preserve">El tablero es accesible en </w:t>
+      </w:r>
+      <w:r>
+        <w:rPr>
+          <w:rFonts w:ascii="Bahnschrift" w:hAnsi="Bahnschrift" w:cs="Arial"/>
+          <w:color w:val="4472C4" w:themeColor="accent1"/>
+          <w:szCs w:val="22"/>
+        </w:rPr>
+        <w:t>http://44.204.142.207:8501/</w:t>
+      </w:r>
+    </w:p>
+    <w:p>
+      <w:pPr>
         <w:pStyle w:val="Ttulo2"/>
+        <w:spacing w:before="100" w:after="40"/>
         <w:rPr>
           <w:rFonts w:ascii="Bahnschrift" w:hAnsi="Bahnschrift"/>
         </w:rPr>
       </w:pPr>
-    </w:p>
-    <w:p>
-      <w:pPr>
-        <w:spacing w:after="120"/>
-        <w:rPr>
-          <w:rFonts w:ascii="Bahnschrift" w:hAnsi="Bahnschrift" w:cs="Arial"/>
-          <w:sz w:val="22"/>
-          <w:szCs w:val="22"/>
-        </w:rPr>
-      </w:pPr>
-      <w:r>
-        <w:rPr>
-          <w:rFonts w:ascii="Bahnschrift" w:hAnsi="Bahnschrift" w:cs="Arial"/>
-          <w:sz w:val="22"/>
-          <w:szCs w:val="22"/>
-        </w:rPr>
-        <w:t xml:space="preserve">El tablero es accesible en </w:t>
-      </w:r>
-      <w:r>
-        <w:rPr>
-          <w:rFonts w:ascii="Bahnschrift" w:hAnsi="Bahnschrift" w:cs="Arial"/>
-          <w:color w:val="4472C4" w:themeColor="accent1"/>
-          <w:sz w:val="22"/>
-          <w:szCs w:val="22"/>
-        </w:rPr>
-        <w:t>http://44.204.142.207:8501/</w:t>
+      <w:r>
+        <w:rPr>
+          <w:rFonts w:ascii="Bahnschrift" w:hAnsi="Bahnschrift"/>
+          <w:sz w:val="25"/>
+        </w:rPr>
+        <w:t>7.1 Empaquetamiento del modelo</w:t>
+      </w:r>
+    </w:p>
+    <w:p>
+      <w:pPr>
+        <w:spacing w:after="60"/>
+        <w:rPr>
+          <w:rFonts w:ascii="Bahnschrift" w:hAnsi="Bahnschrift" w:cs="Arial"/>
+          <w:sz w:val="22"/>
+          <w:szCs w:val="22"/>
+        </w:rPr>
+      </w:pPr>
+      <w:r>
+        <w:rPr>
+          <w:rFonts w:ascii="Bahnschrift" w:hAnsi="Bahnschrift" w:cs="Arial"/>
+          <w:szCs w:val="22"/>
+        </w:rPr>
+        <w:t>Al finalizar el entrenamiento, el script mlflow/train.py selecciona automáticamente el modelo con mejor recall entre las 4 corridas (random_forest_balanced) y lo serializa con joblib en mlflow/model.pkl, junto con el listado de features y el nombre del modelo, en un único artefacto: {model, features, model_name}. Esto permite que el modelo se cargue correctamente sin necesidad de conocer de antemano cuál fue el ganador.</w:t>
+      </w:r>
+    </w:p>
+    <w:p>
+      <w:pPr>
+        <w:spacing w:after="60"/>
+        <w:rPr>
+          <w:rFonts w:ascii="Bahnschrift" w:hAnsi="Bahnschrift" w:cs="Arial"/>
+          <w:sz w:val="22"/>
+          <w:szCs w:val="22"/>
+        </w:rPr>
+      </w:pPr>
+      <w:r>
+        <w:rPr>
+          <w:rFonts w:ascii="Bahnschrift" w:hAnsi="Bahnschrift" w:cs="Arial"/>
+          <w:szCs w:val="22"/>
+        </w:rPr>
+        <w:t>La confirmación de este empaquetamiento es visible en la Figura 3 (línea final: "Modelo guardado en mlflow/model.pkl (modelo seleccionado: random_forest_balanced)").</w:t>
       </w:r>
     </w:p>
     <w:p>
       <w:pPr>
         <w:pStyle w:val="Ttulo2"/>
+        <w:spacing w:before="100" w:after="40"/>
         <w:rPr>
           <w:rFonts w:ascii="Bahnschrift" w:hAnsi="Bahnschrift"/>
         </w:rPr>
@@ -6270,356 +5410,26 @@
       <w:r>
         <w:rPr>
           <w:rFonts w:ascii="Bahnschrift" w:hAnsi="Bahnschrift"/>
-        </w:rPr>
-        <w:t>7.1 Empaquetamiento del modelo</w:t>
-      </w:r>
-    </w:p>
-    <w:p>
-      <w:pPr>
-        <w:pStyle w:val="Ttulo2"/>
-        <w:rPr>
-          <w:rFonts w:ascii="Bahnschrift" w:hAnsi="Bahnschrift"/>
-        </w:rPr>
-      </w:pPr>
-    </w:p>
-    <w:p>
-      <w:pPr>
-        <w:spacing w:after="120"/>
-        <w:rPr>
-          <w:rFonts w:ascii="Bahnschrift" w:hAnsi="Bahnschrift" w:cs="Arial"/>
-          <w:sz w:val="22"/>
-          <w:szCs w:val="22"/>
-        </w:rPr>
-      </w:pPr>
-      <w:r>
-        <w:rPr>
-          <w:rFonts w:ascii="Bahnschrift" w:hAnsi="Bahnschrift" w:cs="Arial"/>
-          <w:sz w:val="22"/>
-          <w:szCs w:val="22"/>
-        </w:rPr>
-        <w:t xml:space="preserve">Al finalizar el entrenamiento, el script mlflow/train.py selecciona automáticamente el modelo con mejor </w:t>
-      </w:r>
-      <w:proofErr w:type="spellStart"/>
-      <w:r>
-        <w:rPr>
-          <w:rFonts w:ascii="Bahnschrift" w:hAnsi="Bahnschrift" w:cs="Arial"/>
-          <w:sz w:val="22"/>
-          <w:szCs w:val="22"/>
-        </w:rPr>
-        <w:t>recall</w:t>
-      </w:r>
-      <w:proofErr w:type="spellEnd"/>
-      <w:r>
-        <w:rPr>
-          <w:rFonts w:ascii="Bahnschrift" w:hAnsi="Bahnschrift" w:cs="Arial"/>
-          <w:sz w:val="22"/>
-          <w:szCs w:val="22"/>
-        </w:rPr>
-        <w:t xml:space="preserve"> entre las 4 corridas (</w:t>
-      </w:r>
-      <w:proofErr w:type="spellStart"/>
-      <w:r>
-        <w:rPr>
-          <w:rFonts w:ascii="Bahnschrift" w:hAnsi="Bahnschrift" w:cs="Arial"/>
-          <w:sz w:val="22"/>
-          <w:szCs w:val="22"/>
-        </w:rPr>
-        <w:t>random_forest_balanced</w:t>
-      </w:r>
-      <w:proofErr w:type="spellEnd"/>
-      <w:r>
-        <w:rPr>
-          <w:rFonts w:ascii="Bahnschrift" w:hAnsi="Bahnschrift" w:cs="Arial"/>
-          <w:sz w:val="22"/>
-          <w:szCs w:val="22"/>
-        </w:rPr>
-        <w:t xml:space="preserve">) y lo serializa con </w:t>
-      </w:r>
-      <w:proofErr w:type="spellStart"/>
-      <w:r>
-        <w:rPr>
-          <w:rFonts w:ascii="Bahnschrift" w:hAnsi="Bahnschrift" w:cs="Arial"/>
-          <w:sz w:val="22"/>
-          <w:szCs w:val="22"/>
-        </w:rPr>
-        <w:t>joblib</w:t>
-      </w:r>
-      <w:proofErr w:type="spellEnd"/>
-      <w:r>
-        <w:rPr>
-          <w:rFonts w:ascii="Bahnschrift" w:hAnsi="Bahnschrift" w:cs="Arial"/>
-          <w:sz w:val="22"/>
-          <w:szCs w:val="22"/>
-        </w:rPr>
-        <w:t xml:space="preserve"> en </w:t>
-      </w:r>
-      <w:proofErr w:type="spellStart"/>
-      <w:r>
-        <w:rPr>
-          <w:rFonts w:ascii="Bahnschrift" w:hAnsi="Bahnschrift" w:cs="Arial"/>
-          <w:sz w:val="22"/>
-          <w:szCs w:val="22"/>
-        </w:rPr>
-        <w:t>mlflow</w:t>
-      </w:r>
-      <w:proofErr w:type="spellEnd"/>
-      <w:r>
-        <w:rPr>
-          <w:rFonts w:ascii="Bahnschrift" w:hAnsi="Bahnschrift" w:cs="Arial"/>
-          <w:sz w:val="22"/>
-          <w:szCs w:val="22"/>
-        </w:rPr>
-        <w:t>/</w:t>
-      </w:r>
-      <w:proofErr w:type="spellStart"/>
-      <w:r>
-        <w:rPr>
-          <w:rFonts w:ascii="Bahnschrift" w:hAnsi="Bahnschrift" w:cs="Arial"/>
-          <w:sz w:val="22"/>
-          <w:szCs w:val="22"/>
-        </w:rPr>
-        <w:t>model.pkl</w:t>
-      </w:r>
-      <w:proofErr w:type="spellEnd"/>
-      <w:r>
-        <w:rPr>
-          <w:rFonts w:ascii="Bahnschrift" w:hAnsi="Bahnschrift" w:cs="Arial"/>
-          <w:sz w:val="22"/>
-          <w:szCs w:val="22"/>
-        </w:rPr>
-        <w:t xml:space="preserve">, junto con el listado de </w:t>
-      </w:r>
-      <w:proofErr w:type="spellStart"/>
-      <w:r>
-        <w:rPr>
-          <w:rFonts w:ascii="Bahnschrift" w:hAnsi="Bahnschrift" w:cs="Arial"/>
-          <w:sz w:val="22"/>
-          <w:szCs w:val="22"/>
-        </w:rPr>
-        <w:t>features</w:t>
-      </w:r>
-      <w:proofErr w:type="spellEnd"/>
-      <w:r>
-        <w:rPr>
-          <w:rFonts w:ascii="Bahnschrift" w:hAnsi="Bahnschrift" w:cs="Arial"/>
-          <w:sz w:val="22"/>
-          <w:szCs w:val="22"/>
-        </w:rPr>
-        <w:t xml:space="preserve"> y el nombre del modelo, en un único artefacto: </w:t>
-      </w:r>
-      <w:r>
-        <w:rPr>
-          <w:rFonts w:ascii="Bahnschrift" w:hAnsi="Bahnschrift" w:cs="Arial"/>
-          <w:sz w:val="22"/>
-          <w:szCs w:val="22"/>
-        </w:rPr>
-        <w:lastRenderedPageBreak/>
-        <w:t>{</w:t>
-      </w:r>
-      <w:proofErr w:type="spellStart"/>
-      <w:r>
-        <w:rPr>
-          <w:rFonts w:ascii="Bahnschrift" w:hAnsi="Bahnschrift" w:cs="Arial"/>
-          <w:sz w:val="22"/>
-          <w:szCs w:val="22"/>
-        </w:rPr>
-        <w:t>model</w:t>
-      </w:r>
-      <w:proofErr w:type="spellEnd"/>
-      <w:r>
-        <w:rPr>
-          <w:rFonts w:ascii="Bahnschrift" w:hAnsi="Bahnschrift" w:cs="Arial"/>
-          <w:sz w:val="22"/>
-          <w:szCs w:val="22"/>
-        </w:rPr>
-        <w:t xml:space="preserve">, </w:t>
-      </w:r>
-      <w:proofErr w:type="spellStart"/>
-      <w:r>
-        <w:rPr>
-          <w:rFonts w:ascii="Bahnschrift" w:hAnsi="Bahnschrift" w:cs="Arial"/>
-          <w:sz w:val="22"/>
-          <w:szCs w:val="22"/>
-        </w:rPr>
-        <w:t>features</w:t>
-      </w:r>
-      <w:proofErr w:type="spellEnd"/>
-      <w:r>
-        <w:rPr>
-          <w:rFonts w:ascii="Bahnschrift" w:hAnsi="Bahnschrift" w:cs="Arial"/>
-          <w:sz w:val="22"/>
-          <w:szCs w:val="22"/>
-        </w:rPr>
-        <w:t xml:space="preserve">, </w:t>
-      </w:r>
-      <w:proofErr w:type="spellStart"/>
-      <w:r>
-        <w:rPr>
-          <w:rFonts w:ascii="Bahnschrift" w:hAnsi="Bahnschrift" w:cs="Arial"/>
-          <w:sz w:val="22"/>
-          <w:szCs w:val="22"/>
-        </w:rPr>
-        <w:t>model_name</w:t>
-      </w:r>
-      <w:proofErr w:type="spellEnd"/>
-      <w:r>
-        <w:rPr>
-          <w:rFonts w:ascii="Bahnschrift" w:hAnsi="Bahnschrift" w:cs="Arial"/>
-          <w:sz w:val="22"/>
-          <w:szCs w:val="22"/>
-        </w:rPr>
-        <w:t>}. Esto permite que el modelo se cargue correctamente sin necesidad de conocer de antemano cuál fue el ganador.</w:t>
-      </w:r>
-    </w:p>
-    <w:p>
-      <w:pPr>
-        <w:spacing w:after="120"/>
-        <w:rPr>
-          <w:rFonts w:ascii="Bahnschrift" w:hAnsi="Bahnschrift" w:cs="Arial"/>
-          <w:sz w:val="22"/>
-          <w:szCs w:val="22"/>
-        </w:rPr>
-      </w:pPr>
-      <w:r>
-        <w:rPr>
-          <w:rFonts w:ascii="Bahnschrift" w:hAnsi="Bahnschrift" w:cs="Arial"/>
-          <w:sz w:val="22"/>
-          <w:szCs w:val="22"/>
-        </w:rPr>
-        <w:t xml:space="preserve">La confirmación de este empaquetamiento es visible en la Figura 3 (línea final: "Modelo guardado en </w:t>
-      </w:r>
-      <w:proofErr w:type="spellStart"/>
-      <w:r>
-        <w:rPr>
-          <w:rFonts w:ascii="Bahnschrift" w:hAnsi="Bahnschrift" w:cs="Arial"/>
-          <w:sz w:val="22"/>
-          <w:szCs w:val="22"/>
-        </w:rPr>
-        <w:t>mlflow</w:t>
-      </w:r>
-      <w:proofErr w:type="spellEnd"/>
-      <w:r>
-        <w:rPr>
-          <w:rFonts w:ascii="Bahnschrift" w:hAnsi="Bahnschrift" w:cs="Arial"/>
-          <w:sz w:val="22"/>
-          <w:szCs w:val="22"/>
-        </w:rPr>
-        <w:t>/</w:t>
-      </w:r>
-      <w:proofErr w:type="spellStart"/>
-      <w:r>
-        <w:rPr>
-          <w:rFonts w:ascii="Bahnschrift" w:hAnsi="Bahnschrift" w:cs="Arial"/>
-          <w:sz w:val="22"/>
-          <w:szCs w:val="22"/>
-        </w:rPr>
-        <w:t>model.pkl</w:t>
-      </w:r>
-      <w:proofErr w:type="spellEnd"/>
-      <w:r>
-        <w:rPr>
-          <w:rFonts w:ascii="Bahnschrift" w:hAnsi="Bahnschrift" w:cs="Arial"/>
-          <w:sz w:val="22"/>
-          <w:szCs w:val="22"/>
-        </w:rPr>
-        <w:t xml:space="preserve"> (modelo seleccionado: </w:t>
-      </w:r>
-      <w:proofErr w:type="spellStart"/>
-      <w:r>
-        <w:rPr>
-          <w:rFonts w:ascii="Bahnschrift" w:hAnsi="Bahnschrift" w:cs="Arial"/>
-          <w:sz w:val="22"/>
-          <w:szCs w:val="22"/>
-        </w:rPr>
-        <w:t>random_forest_balanced</w:t>
-      </w:r>
-      <w:proofErr w:type="spellEnd"/>
-      <w:r>
-        <w:rPr>
-          <w:rFonts w:ascii="Bahnschrift" w:hAnsi="Bahnschrift" w:cs="Arial"/>
-          <w:sz w:val="22"/>
-          <w:szCs w:val="22"/>
-        </w:rPr>
-        <w:t>)").</w:t>
-      </w:r>
-    </w:p>
-    <w:p>
-      <w:pPr>
-        <w:spacing w:after="120"/>
-        <w:rPr>
-          <w:rFonts w:ascii="Bahnschrift" w:hAnsi="Bahnschrift" w:cs="Arial"/>
-          <w:sz w:val="22"/>
-          <w:szCs w:val="22"/>
-        </w:rPr>
-      </w:pPr>
-    </w:p>
-    <w:p>
-      <w:pPr>
-        <w:pStyle w:val="Ttulo2"/>
-        <w:rPr>
-          <w:rFonts w:ascii="Bahnschrift" w:hAnsi="Bahnschrift"/>
-        </w:rPr>
-      </w:pPr>
-      <w:r>
-        <w:rPr>
-          <w:rFonts w:ascii="Bahnschrift" w:hAnsi="Bahnschrift"/>
+          <w:sz w:val="25"/>
         </w:rPr>
         <w:t>7.2 API de inferencia</w:t>
       </w:r>
     </w:p>
-    <w:p/>
-    <w:p>
-      <w:pPr>
-        <w:spacing w:after="120"/>
-        <w:rPr>
-          <w:rFonts w:ascii="Bahnschrift" w:hAnsi="Bahnschrift" w:cs="Arial"/>
-          <w:sz w:val="22"/>
-          <w:szCs w:val="22"/>
-        </w:rPr>
-      </w:pPr>
-      <w:r>
-        <w:rPr>
-          <w:rFonts w:ascii="Bahnschrift" w:hAnsi="Bahnschrift" w:cs="Arial"/>
-          <w:sz w:val="22"/>
-          <w:szCs w:val="22"/>
-        </w:rPr>
-        <w:t xml:space="preserve">Se desarrolló una API REST con </w:t>
-      </w:r>
-      <w:proofErr w:type="spellStart"/>
-      <w:r>
-        <w:rPr>
-          <w:rFonts w:ascii="Bahnschrift" w:hAnsi="Bahnschrift" w:cs="Arial"/>
-          <w:sz w:val="22"/>
-          <w:szCs w:val="22"/>
-        </w:rPr>
-        <w:t>FastAPI</w:t>
-      </w:r>
-      <w:proofErr w:type="spellEnd"/>
-      <w:r>
-        <w:rPr>
-          <w:rFonts w:ascii="Bahnschrift" w:hAnsi="Bahnschrift" w:cs="Arial"/>
-          <w:sz w:val="22"/>
-          <w:szCs w:val="22"/>
-        </w:rPr>
-        <w:t xml:space="preserve"> (api/main.py) que carga el artefacto empaquetado y expone los siguientes </w:t>
-      </w:r>
-      <w:proofErr w:type="spellStart"/>
-      <w:r>
-        <w:rPr>
-          <w:rFonts w:ascii="Bahnschrift" w:hAnsi="Bahnschrift" w:cs="Arial"/>
-          <w:sz w:val="22"/>
-          <w:szCs w:val="22"/>
-        </w:rPr>
-        <w:t>endpoints</w:t>
-      </w:r>
-      <w:proofErr w:type="spellEnd"/>
-      <w:r>
-        <w:rPr>
-          <w:rFonts w:ascii="Bahnschrift" w:hAnsi="Bahnschrift" w:cs="Arial"/>
-          <w:sz w:val="22"/>
-          <w:szCs w:val="22"/>
-        </w:rPr>
-        <w:t>:</w:t>
+    <w:p>
+      <w:pPr>
+        <w:spacing w:after="60"/>
+        <w:rPr>
+          <w:rFonts w:ascii="Bahnschrift" w:hAnsi="Bahnschrift" w:cs="Arial"/>
+          <w:sz w:val="22"/>
+          <w:szCs w:val="22"/>
+        </w:rPr>
+      </w:pPr>
+      <w:r>
+        <w:rPr>
+          <w:rFonts w:ascii="Bahnschrift" w:hAnsi="Bahnschrift" w:cs="Arial"/>
+          <w:szCs w:val="22"/>
+        </w:rPr>
+        <w:t>Se desarrolló una API REST con FastAPI (api/main.py) que carga el artefacto empaquetado y expone los siguientes endpoints:</w:t>
       </w:r>
     </w:p>
     <w:p>
@@ -6628,7 +5438,7 @@
           <w:ilvl w:val="0"/>
           <w:numId w:val="5"/>
         </w:numPr>
-        <w:spacing w:after="120"/>
+        <w:spacing w:after="60"/>
         <w:rPr>
           <w:rFonts w:ascii="Bahnschrift" w:hAnsi="Bahnschrift" w:cs="Arial"/>
           <w:sz w:val="22"/>
@@ -6640,27 +5450,13 @@
           <w:rFonts w:ascii="Bahnschrift" w:hAnsi="Bahnschrift" w:cs="Arial"/>
           <w:b/>
           <w:bCs/>
-          <w:sz w:val="22"/>
-          <w:szCs w:val="22"/>
-        </w:rPr>
-        <w:t>/</w:t>
-      </w:r>
-      <w:proofErr w:type="spellStart"/>
-      <w:r>
-        <w:rPr>
-          <w:rFonts w:ascii="Bahnschrift" w:hAnsi="Bahnschrift" w:cs="Arial"/>
-          <w:b/>
-          <w:bCs/>
-          <w:sz w:val="22"/>
-          <w:szCs w:val="22"/>
-        </w:rPr>
-        <w:t>health</w:t>
-      </w:r>
-      <w:proofErr w:type="spellEnd"/>
-      <w:r>
-        <w:rPr>
-          <w:rFonts w:ascii="Bahnschrift" w:hAnsi="Bahnschrift" w:cs="Arial"/>
-          <w:sz w:val="22"/>
+          <w:szCs w:val="22"/>
+        </w:rPr>
+        <w:t>/health</w:t>
+      </w:r>
+      <w:r>
+        <w:rPr>
+          <w:rFonts w:ascii="Bahnschrift" w:hAnsi="Bahnschrift" w:cs="Arial"/>
           <w:szCs w:val="22"/>
         </w:rPr>
         <w:t>: estado de la API, usado por el tablero para verificar conectividad antes de renderizar.</w:t>
@@ -6672,7 +5468,7 @@
           <w:ilvl w:val="0"/>
           <w:numId w:val="5"/>
         </w:numPr>
-        <w:spacing w:after="120"/>
+        <w:spacing w:after="60"/>
         <w:rPr>
           <w:rFonts w:ascii="Bahnschrift" w:hAnsi="Bahnschrift" w:cs="Arial"/>
           <w:sz w:val="22"/>
@@ -6684,66 +5480,16 @@
           <w:rFonts w:ascii="Bahnschrift" w:hAnsi="Bahnschrift" w:cs="Arial"/>
           <w:b/>
           <w:bCs/>
-          <w:sz w:val="22"/>
-          <w:szCs w:val="22"/>
-        </w:rPr>
-        <w:t>/</w:t>
-      </w:r>
-      <w:proofErr w:type="spellStart"/>
-      <w:r>
-        <w:rPr>
-          <w:rFonts w:ascii="Bahnschrift" w:hAnsi="Bahnschrift" w:cs="Arial"/>
-          <w:b/>
-          <w:bCs/>
-          <w:sz w:val="22"/>
-          <w:szCs w:val="22"/>
-        </w:rPr>
-        <w:t>predict</w:t>
-      </w:r>
-      <w:proofErr w:type="spellEnd"/>
-      <w:r>
-        <w:rPr>
-          <w:rFonts w:ascii="Bahnschrift" w:hAnsi="Bahnschrift" w:cs="Arial"/>
-          <w:sz w:val="22"/>
-          <w:szCs w:val="22"/>
-        </w:rPr>
-        <w:t>: recibe las 11 variables del formulario y devuelve la probabilidad de riesgo (</w:t>
-      </w:r>
-      <w:proofErr w:type="spellStart"/>
-      <w:r>
-        <w:rPr>
-          <w:rFonts w:ascii="Bahnschrift" w:hAnsi="Bahnschrift" w:cs="Arial"/>
-          <w:sz w:val="22"/>
-          <w:szCs w:val="22"/>
-        </w:rPr>
-        <w:t>risk_probability</w:t>
-      </w:r>
-      <w:proofErr w:type="spellEnd"/>
-      <w:r>
-        <w:rPr>
-          <w:rFonts w:ascii="Bahnschrift" w:hAnsi="Bahnschrift" w:cs="Arial"/>
-          <w:sz w:val="22"/>
-          <w:szCs w:val="22"/>
-        </w:rPr>
-        <w:t>) y su categoría (</w:t>
-      </w:r>
-      <w:proofErr w:type="spellStart"/>
-      <w:r>
-        <w:rPr>
-          <w:rFonts w:ascii="Bahnschrift" w:hAnsi="Bahnschrift" w:cs="Arial"/>
-          <w:sz w:val="22"/>
-          <w:szCs w:val="22"/>
-        </w:rPr>
-        <w:t>risk_level</w:t>
-      </w:r>
-      <w:proofErr w:type="spellEnd"/>
-      <w:r>
-        <w:rPr>
-          <w:rFonts w:ascii="Bahnschrift" w:hAnsi="Bahnschrift" w:cs="Arial"/>
-          <w:sz w:val="22"/>
-          <w:szCs w:val="22"/>
-        </w:rPr>
-        <w:t>).</w:t>
+          <w:szCs w:val="22"/>
+        </w:rPr>
+        <w:t>/predict</w:t>
+      </w:r>
+      <w:r>
+        <w:rPr>
+          <w:rFonts w:ascii="Bahnschrift" w:hAnsi="Bahnschrift" w:cs="Arial"/>
+          <w:szCs w:val="22"/>
+        </w:rPr>
+        <w:t>: recibe las 11 variables del formulario y devuelve la probabilidad de riesgo (risk_probability) y su categoría (risk_level).</w:t>
       </w:r>
     </w:p>
     <w:p>
@@ -6752,7 +5498,7 @@
           <w:ilvl w:val="0"/>
           <w:numId w:val="5"/>
         </w:numPr>
-        <w:spacing w:after="120"/>
+        <w:spacing w:after="60"/>
         <w:rPr>
           <w:rFonts w:ascii="Bahnschrift" w:hAnsi="Bahnschrift" w:cs="Arial"/>
           <w:sz w:val="22"/>
@@ -6764,165 +5510,85 @@
           <w:rFonts w:ascii="Bahnschrift" w:hAnsi="Bahnschrift" w:cs="Arial"/>
           <w:b/>
           <w:bCs/>
-          <w:sz w:val="22"/>
-          <w:szCs w:val="22"/>
-        </w:rPr>
-        <w:t>/</w:t>
-      </w:r>
-      <w:proofErr w:type="spellStart"/>
+          <w:szCs w:val="22"/>
+        </w:rPr>
+        <w:t>/metrics</w:t>
+      </w:r>
+      <w:r>
+        <w:rPr>
+          <w:rFonts w:ascii="Bahnschrift" w:hAnsi="Bahnschrift" w:cs="Arial"/>
+          <w:szCs w:val="22"/>
+        </w:rPr>
+        <w:t xml:space="preserve"> y </w:t>
+      </w:r>
       <w:r>
         <w:rPr>
           <w:rFonts w:ascii="Bahnschrift" w:hAnsi="Bahnschrift" w:cs="Arial"/>
           <w:b/>
           <w:bCs/>
-          <w:sz w:val="22"/>
-          <w:szCs w:val="22"/>
-        </w:rPr>
-        <w:t>metrics</w:t>
-      </w:r>
-      <w:proofErr w:type="spellEnd"/>
-      <w:r>
-        <w:rPr>
-          <w:rFonts w:ascii="Bahnschrift" w:hAnsi="Bahnschrift" w:cs="Arial"/>
-          <w:sz w:val="22"/>
-          <w:szCs w:val="22"/>
-        </w:rPr>
-        <w:t xml:space="preserve"> y </w:t>
+          <w:szCs w:val="22"/>
+        </w:rPr>
+        <w:t>/model-info</w:t>
+      </w:r>
+      <w:r>
+        <w:rPr>
+          <w:rFonts w:ascii="Bahnschrift" w:hAnsi="Bahnschrift" w:cs="Arial"/>
+          <w:szCs w:val="22"/>
+        </w:rPr>
+        <w:t>: exponen las métricas de evaluación y los hiperparámetros del modelo seleccionado, para que el tablero los muestre sin tenerlos escritos a mano.</w:t>
+      </w:r>
+    </w:p>
+    <w:p>
+      <w:pPr>
+        <w:pStyle w:val="Ttulo2"/>
+        <w:spacing w:before="100" w:after="40"/>
+        <w:rPr>
+          <w:rFonts w:ascii="Bahnschrift" w:hAnsi="Bahnschrift"/>
+        </w:rPr>
+      </w:pPr>
+      <w:r>
+        <w:rPr>
+          <w:rFonts w:ascii="Bahnschrift" w:hAnsi="Bahnschrift"/>
+          <w:sz w:val="25"/>
+        </w:rPr>
+        <w:t>7.</w:t>
+      </w:r>
+      <w:r>
+        <w:rPr>
+          <w:rFonts w:ascii="Bahnschrift" w:hAnsi="Bahnschrift"/>
+          <w:sz w:val="25"/>
+        </w:rPr>
+        <w:t>3</w:t>
+      </w:r>
+      <w:r>
+        <w:rPr>
+          <w:rFonts w:ascii="Bahnschrift" w:hAnsi="Bahnschrift"/>
+          <w:sz w:val="25"/>
+        </w:rPr>
+        <w:t xml:space="preserve"> Implementación del tablero</w:t>
+      </w:r>
+    </w:p>
+    <w:p>
+      <w:pPr>
+        <w:spacing w:after="60"/>
+        <w:rPr>
+          <w:rFonts w:ascii="Bahnschrift" w:hAnsi="Bahnschrift" w:cs="Arial"/>
+          <w:sz w:val="22"/>
+          <w:szCs w:val="22"/>
+        </w:rPr>
+      </w:pPr>
+      <w:r>
+        <w:rPr>
+          <w:rFonts w:ascii="Bahnschrift" w:hAnsi="Bahnschrift" w:cs="Arial"/>
+          <w:szCs w:val="22"/>
+        </w:rPr>
+        <w:t xml:space="preserve">Se desarrolló el tablero en Streamlit siguiendo la maqueta diseñada en la Entrega 1. </w:t>
       </w:r>
       <w:r>
         <w:rPr>
           <w:rFonts w:ascii="Bahnschrift" w:hAnsi="Bahnschrift" w:cs="Arial"/>
           <w:b/>
           <w:bCs/>
-          <w:sz w:val="22"/>
-          <w:szCs w:val="22"/>
-        </w:rPr>
-        <w:t>/</w:t>
-      </w:r>
-      <w:proofErr w:type="spellStart"/>
-      <w:r>
-        <w:rPr>
-          <w:rFonts w:ascii="Bahnschrift" w:hAnsi="Bahnschrift" w:cs="Arial"/>
-          <w:b/>
-          <w:bCs/>
-          <w:sz w:val="22"/>
-          <w:szCs w:val="22"/>
-        </w:rPr>
-        <w:t>model-info</w:t>
-      </w:r>
-      <w:proofErr w:type="spellEnd"/>
-      <w:r>
-        <w:rPr>
-          <w:rFonts w:ascii="Bahnschrift" w:hAnsi="Bahnschrift" w:cs="Arial"/>
-          <w:sz w:val="22"/>
-          <w:szCs w:val="22"/>
-        </w:rPr>
-        <w:t xml:space="preserve">: exponen las métricas de evaluación y los </w:t>
-      </w:r>
-      <w:proofErr w:type="spellStart"/>
-      <w:r>
-        <w:rPr>
-          <w:rFonts w:ascii="Bahnschrift" w:hAnsi="Bahnschrift" w:cs="Arial"/>
-          <w:sz w:val="22"/>
-          <w:szCs w:val="22"/>
-        </w:rPr>
-        <w:t>hiperparámetros</w:t>
-      </w:r>
-      <w:proofErr w:type="spellEnd"/>
-      <w:r>
-        <w:rPr>
-          <w:rFonts w:ascii="Bahnschrift" w:hAnsi="Bahnschrift" w:cs="Arial"/>
-          <w:sz w:val="22"/>
-          <w:szCs w:val="22"/>
-        </w:rPr>
-        <w:t xml:space="preserve"> del modelo seleccionado, para que el tablero los muestre sin tenerlos escritos a mano.</w:t>
-      </w:r>
-    </w:p>
-    <w:p>
-      <w:pPr>
-        <w:spacing w:after="120"/>
-        <w:rPr>
-          <w:rFonts w:ascii="Bahnschrift" w:hAnsi="Bahnschrift" w:cs="Arial"/>
-          <w:sz w:val="22"/>
-          <w:szCs w:val="22"/>
-        </w:rPr>
-      </w:pPr>
-    </w:p>
-    <w:p>
-      <w:pPr>
-        <w:pStyle w:val="Ttulo2"/>
-        <w:rPr>
-          <w:rFonts w:ascii="Bahnschrift" w:hAnsi="Bahnschrift"/>
-        </w:rPr>
-      </w:pPr>
-      <w:r>
-        <w:rPr>
-          <w:rFonts w:ascii="Bahnschrift" w:hAnsi="Bahnschrift"/>
-        </w:rPr>
-        <w:t>7.</w:t>
-      </w:r>
-      <w:r>
-        <w:rPr>
-          <w:rFonts w:ascii="Bahnschrift" w:hAnsi="Bahnschrift"/>
-        </w:rPr>
-        <w:t>3</w:t>
-      </w:r>
-      <w:r>
-        <w:rPr>
-          <w:rFonts w:ascii="Bahnschrift" w:hAnsi="Bahnschrift"/>
-        </w:rPr>
-        <w:t xml:space="preserve"> Implementación del tablero</w:t>
-      </w:r>
-    </w:p>
-    <w:p>
-      <w:pPr>
-        <w:pStyle w:val="Ttulo2"/>
-        <w:rPr>
-          <w:rFonts w:ascii="Bahnschrift" w:hAnsi="Bahnschrift"/>
-        </w:rPr>
-      </w:pPr>
-    </w:p>
-    <w:p>
-      <w:pPr>
-        <w:spacing w:after="120"/>
-        <w:rPr>
-          <w:rFonts w:ascii="Bahnschrift" w:hAnsi="Bahnschrift" w:cs="Arial"/>
-          <w:sz w:val="22"/>
-          <w:szCs w:val="22"/>
-        </w:rPr>
-      </w:pPr>
-      <w:r>
-        <w:rPr>
-          <w:rFonts w:ascii="Bahnschrift" w:hAnsi="Bahnschrift" w:cs="Arial"/>
-          <w:sz w:val="22"/>
-          <w:szCs w:val="22"/>
-        </w:rPr>
-        <w:t xml:space="preserve">Se desarrolló el tablero en </w:t>
-      </w:r>
-      <w:proofErr w:type="spellStart"/>
-      <w:r>
-        <w:rPr>
-          <w:rFonts w:ascii="Bahnschrift" w:hAnsi="Bahnschrift" w:cs="Arial"/>
-          <w:sz w:val="22"/>
-          <w:szCs w:val="22"/>
-        </w:rPr>
-        <w:t>Streamlit</w:t>
-      </w:r>
-      <w:proofErr w:type="spellEnd"/>
-      <w:r>
-        <w:rPr>
-          <w:rFonts w:ascii="Bahnschrift" w:hAnsi="Bahnschrift" w:cs="Arial"/>
-          <w:sz w:val="22"/>
-          <w:szCs w:val="22"/>
-        </w:rPr>
-        <w:t xml:space="preserve"> siguiendo la maqueta diseñada en la Entrega 1. </w:t>
-      </w:r>
-      <w:r>
-        <w:rPr>
-          <w:rFonts w:ascii="Bahnschrift" w:hAnsi="Bahnschrift" w:cs="Arial"/>
-          <w:b/>
-          <w:bCs/>
-          <w:sz w:val="22"/>
           <w:szCs w:val="22"/>
         </w:rPr>
         <w:t>A diferencia de un prototipo inicial que cargaba el modelo directamente, el tablero actual consume el modelo exclusivamente a través de la API</w:t>
@@ -6930,92 +5596,9 @@
       <w:r>
         <w:rPr>
           <w:rFonts w:ascii="Bahnschrift" w:hAnsi="Bahnschrift" w:cs="Arial"/>
-          <w:sz w:val="22"/>
-          <w:szCs w:val="22"/>
-        </w:rPr>
-        <w:t xml:space="preserve"> descrita en 7.2: llama a /</w:t>
-      </w:r>
-      <w:proofErr w:type="spellStart"/>
-      <w:r>
-        <w:rPr>
-          <w:rFonts w:ascii="Bahnschrift" w:hAnsi="Bahnschrift" w:cs="Arial"/>
-          <w:sz w:val="22"/>
-          <w:szCs w:val="22"/>
-        </w:rPr>
-        <w:t>predict</w:t>
-      </w:r>
-      <w:proofErr w:type="spellEnd"/>
-      <w:r>
-        <w:rPr>
-          <w:rFonts w:ascii="Bahnschrift" w:hAnsi="Bahnschrift" w:cs="Arial"/>
-          <w:sz w:val="22"/>
-          <w:szCs w:val="22"/>
-        </w:rPr>
-        <w:t xml:space="preserve"> para obtener el riesgo, y a /</w:t>
-      </w:r>
-      <w:proofErr w:type="spellStart"/>
-      <w:r>
-        <w:rPr>
-          <w:rFonts w:ascii="Bahnschrift" w:hAnsi="Bahnschrift" w:cs="Arial"/>
-          <w:sz w:val="22"/>
-          <w:szCs w:val="22"/>
-        </w:rPr>
-        <w:t>metrics</w:t>
-      </w:r>
-      <w:proofErr w:type="spellEnd"/>
-      <w:r>
-        <w:rPr>
-          <w:rFonts w:ascii="Bahnschrift" w:hAnsi="Bahnschrift" w:cs="Arial"/>
-          <w:sz w:val="22"/>
-          <w:szCs w:val="22"/>
-        </w:rPr>
-        <w:t xml:space="preserve"> y /</w:t>
-      </w:r>
-      <w:proofErr w:type="spellStart"/>
-      <w:r>
-        <w:rPr>
-          <w:rFonts w:ascii="Bahnschrift" w:hAnsi="Bahnschrift" w:cs="Arial"/>
-          <w:sz w:val="22"/>
-          <w:szCs w:val="22"/>
-        </w:rPr>
-        <w:t>model-info</w:t>
-      </w:r>
-      <w:proofErr w:type="spellEnd"/>
-      <w:r>
-        <w:rPr>
-          <w:rFonts w:ascii="Bahnschrift" w:hAnsi="Bahnschrift" w:cs="Arial"/>
-          <w:sz w:val="22"/>
-          <w:szCs w:val="22"/>
-        </w:rPr>
-        <w:t xml:space="preserve"> para poblar la página de detalle del modelamiento — sin acceder al </w:t>
-      </w:r>
-      <w:proofErr w:type="gramStart"/>
-      <w:r>
-        <w:rPr>
-          <w:rFonts w:ascii="Bahnschrift" w:hAnsi="Bahnschrift" w:cs="Arial"/>
-          <w:sz w:val="22"/>
-          <w:szCs w:val="22"/>
-        </w:rPr>
-        <w:t>archivo .</w:t>
-      </w:r>
-      <w:proofErr w:type="spellStart"/>
-      <w:r>
-        <w:rPr>
-          <w:rFonts w:ascii="Bahnschrift" w:hAnsi="Bahnschrift" w:cs="Arial"/>
-          <w:sz w:val="22"/>
-          <w:szCs w:val="22"/>
-        </w:rPr>
-        <w:t>pkl</w:t>
-      </w:r>
-      <w:proofErr w:type="spellEnd"/>
-      <w:proofErr w:type="gramEnd"/>
-      <w:r>
-        <w:rPr>
-          <w:rFonts w:ascii="Bahnschrift" w:hAnsi="Bahnschrift" w:cs="Arial"/>
-          <w:sz w:val="22"/>
-          <w:szCs w:val="22"/>
-        </w:rPr>
-        <w:t xml:space="preserve"> ni recalcular nada localmente.</w:t>
+          <w:szCs w:val="22"/>
+        </w:rPr>
+        <w:t xml:space="preserve"> descrita en 7.2: llama a /predict para obtener el riesgo, y a /metrics y /model-info para poblar la página de detalle del modelamiento — sin acceder al archivo .pkl ni recalcular nada localmente.</w:t>
       </w:r>
     </w:p>
     <w:p>
@@ -7024,7 +5607,7 @@
           <w:ilvl w:val="0"/>
           <w:numId w:val="6"/>
         </w:numPr>
-        <w:spacing w:after="120"/>
+        <w:spacing w:after="60"/>
         <w:rPr>
           <w:rFonts w:ascii="Bahnschrift" w:hAnsi="Bahnschrift" w:cs="Arial"/>
           <w:sz w:val="22"/>
@@ -7036,7 +5619,6 @@
           <w:rFonts w:ascii="Bahnschrift" w:hAnsi="Bahnschrift" w:cs="Arial"/>
           <w:b/>
           <w:bCs/>
-          <w:sz w:val="22"/>
           <w:szCs w:val="22"/>
         </w:rPr>
         <w:t>Formulario de evaluación individual:</w:t>
@@ -7044,7 +5626,6 @@
       <w:r>
         <w:rPr>
           <w:rFonts w:ascii="Bahnschrift" w:hAnsi="Bahnschrift" w:cs="Arial"/>
-          <w:sz w:val="22"/>
           <w:szCs w:val="22"/>
         </w:rPr>
         <w:t xml:space="preserve"> recoge las 11 variables usadas por el modelo.</w:t>
@@ -7056,7 +5637,7 @@
           <w:ilvl w:val="0"/>
           <w:numId w:val="6"/>
         </w:numPr>
-        <w:spacing w:after="120"/>
+        <w:spacing w:after="60"/>
         <w:rPr>
           <w:rFonts w:ascii="Bahnschrift" w:hAnsi="Bahnschrift" w:cs="Arial"/>
           <w:sz w:val="22"/>
@@ -7068,36 +5649,17 @@
           <w:rFonts w:ascii="Bahnschrift" w:hAnsi="Bahnschrift" w:cs="Arial"/>
           <w:b/>
           <w:bCs/>
-          <w:sz w:val="22"/>
-          <w:szCs w:val="22"/>
-        </w:rPr>
+          <w:szCs w:val="22"/>
+        </w:rPr>
+        <w:lastRenderedPageBreak/>
         <w:t>Predicción en tiempo real vía API:</w:t>
       </w:r>
       <w:r>
         <w:rPr>
           <w:rFonts w:ascii="Bahnschrift" w:hAnsi="Bahnschrift" w:cs="Arial"/>
-          <w:sz w:val="22"/>
-          <w:szCs w:val="22"/>
-        </w:rPr>
-        <w:t xml:space="preserve"> al enviar el formulario, el tablero hace un POST a /</w:t>
-      </w:r>
-      <w:proofErr w:type="spellStart"/>
-      <w:r>
-        <w:rPr>
-          <w:rFonts w:ascii="Bahnschrift" w:hAnsi="Bahnschrift" w:cs="Arial"/>
-          <w:sz w:val="22"/>
-          <w:szCs w:val="22"/>
-        </w:rPr>
-        <w:t>predict</w:t>
-      </w:r>
-      <w:proofErr w:type="spellEnd"/>
-      <w:r>
-        <w:rPr>
-          <w:rFonts w:ascii="Bahnschrift" w:hAnsi="Bahnschrift" w:cs="Arial"/>
-          <w:sz w:val="22"/>
-          <w:szCs w:val="22"/>
-        </w:rPr>
-        <w:t xml:space="preserve"> y muestra el porcentaje de riesgo, clasificado en tres niveles (bajo &lt;20%, moderado 20–45%, alto &gt;45%) con su color correspondiente, una barra de progreso y una comparación contra la prevalencia promedio de la población.</w:t>
+          <w:szCs w:val="22"/>
+        </w:rPr>
+        <w:t xml:space="preserve"> al enviar el formulario, el tablero hace un POST a /predict y muestra el porcentaje de riesgo, clasificado en tres niveles (bajo &lt;20%, moderado 20–45%, alto &gt;45%) con su color correspondiente, una barra de progreso y una comparación contra la prevalencia promedio de la población.</w:t>
       </w:r>
     </w:p>
     <w:p>
@@ -7106,7 +5668,7 @@
           <w:ilvl w:val="0"/>
           <w:numId w:val="6"/>
         </w:numPr>
-        <w:spacing w:after="120"/>
+        <w:spacing w:after="60"/>
         <w:rPr>
           <w:rFonts w:ascii="Bahnschrift" w:hAnsi="Bahnschrift" w:cs="Arial"/>
           <w:sz w:val="22"/>
@@ -7118,7 +5680,6 @@
           <w:rFonts w:ascii="Bahnschrift" w:hAnsi="Bahnschrift" w:cs="Arial"/>
           <w:b/>
           <w:bCs/>
-          <w:sz w:val="22"/>
           <w:szCs w:val="22"/>
         </w:rPr>
         <w:t>Panel de estadísticas descriptivas:</w:t>
@@ -7126,28 +5687,9 @@
       <w:r>
         <w:rPr>
           <w:rFonts w:ascii="Bahnschrift" w:hAnsi="Bahnschrift" w:cs="Arial"/>
-          <w:sz w:val="22"/>
-          <w:szCs w:val="22"/>
-        </w:rPr>
-        <w:t xml:space="preserve"> número de registros analizados, prevalencia general, nombre del modelo activo, y dos gráficas de prevalencia por IMC y por grupo de edad, calculadas en vivo sobre el </w:t>
-      </w:r>
-      <w:proofErr w:type="spellStart"/>
-      <w:r>
-        <w:rPr>
-          <w:rFonts w:ascii="Bahnschrift" w:hAnsi="Bahnschrift" w:cs="Arial"/>
-          <w:sz w:val="22"/>
-          <w:szCs w:val="22"/>
-        </w:rPr>
-        <w:t>dataset</w:t>
-      </w:r>
-      <w:proofErr w:type="spellEnd"/>
-      <w:r>
-        <w:rPr>
-          <w:rFonts w:ascii="Bahnschrift" w:hAnsi="Bahnschrift" w:cs="Arial"/>
-          <w:sz w:val="22"/>
-          <w:szCs w:val="22"/>
-        </w:rPr>
-        <w:t xml:space="preserve"> completo, cada una con una explicación breve de qué variable resalta y por qué.</w:t>
+          <w:szCs w:val="22"/>
+        </w:rPr>
+        <w:t xml:space="preserve"> número de registros analizados, prevalencia general, nombre del modelo activo, y dos gráficas de prevalencia por IMC y por grupo de edad, calculadas en vivo sobre el dataset completo, cada una con una explicación breve de qué variable resalta y por qué.</w:t>
       </w:r>
     </w:p>
     <w:p>
@@ -7156,7 +5698,7 @@
           <w:ilvl w:val="0"/>
           <w:numId w:val="6"/>
         </w:numPr>
-        <w:spacing w:after="120"/>
+        <w:spacing w:after="60"/>
         <w:rPr>
           <w:rFonts w:ascii="Bahnschrift" w:hAnsi="Bahnschrift" w:cs="Arial"/>
           <w:sz w:val="22"/>
@@ -7168,7 +5710,6 @@
           <w:rFonts w:ascii="Bahnschrift" w:hAnsi="Bahnschrift" w:cs="Arial"/>
           <w:b/>
           <w:bCs/>
-          <w:sz w:val="22"/>
           <w:szCs w:val="22"/>
         </w:rPr>
         <w:t>Mensaje de responsabilidad:</w:t>
@@ -7176,7 +5717,6 @@
       <w:r>
         <w:rPr>
           <w:rFonts w:ascii="Bahnschrift" w:hAnsi="Bahnschrift" w:cs="Arial"/>
-          <w:sz w:val="22"/>
           <w:szCs w:val="22"/>
         </w:rPr>
         <w:t xml:space="preserve"> se aclara que el resultado es una estimación de un prototipo académico, no un diagnóstico médico.</w:t>
@@ -7188,7 +5728,7 @@
           <w:ilvl w:val="0"/>
           <w:numId w:val="6"/>
         </w:numPr>
-        <w:spacing w:after="120"/>
+        <w:spacing w:after="60"/>
         <w:rPr>
           <w:rFonts w:ascii="Bahnschrift" w:hAnsi="Bahnschrift" w:cs="Arial"/>
           <w:sz w:val="22"/>
@@ -7200,7 +5740,6 @@
           <w:rFonts w:ascii="Bahnschrift" w:hAnsi="Bahnschrift" w:cs="Arial"/>
           <w:b/>
           <w:bCs/>
-          <w:sz w:val="22"/>
           <w:szCs w:val="22"/>
         </w:rPr>
         <w:t>Aislamiento de dependencias:</w:t>
@@ -7208,97 +5747,23 @@
       <w:r>
         <w:rPr>
           <w:rFonts w:ascii="Bahnschrift" w:hAnsi="Bahnschrift" w:cs="Arial"/>
-          <w:sz w:val="22"/>
-          <w:szCs w:val="22"/>
-        </w:rPr>
-        <w:t xml:space="preserve"> tablero, API y </w:t>
-      </w:r>
-      <w:proofErr w:type="spellStart"/>
-      <w:r>
-        <w:rPr>
-          <w:rFonts w:ascii="Bahnschrift" w:hAnsi="Bahnschrift" w:cs="Arial"/>
-          <w:sz w:val="22"/>
-          <w:szCs w:val="22"/>
-        </w:rPr>
-        <w:t>MLflow</w:t>
-      </w:r>
-      <w:proofErr w:type="spellEnd"/>
-      <w:r>
-        <w:rPr>
-          <w:rFonts w:ascii="Bahnschrift" w:hAnsi="Bahnschrift" w:cs="Arial"/>
-          <w:sz w:val="22"/>
-          <w:szCs w:val="22"/>
-        </w:rPr>
-        <w:t xml:space="preserve"> corren en tres entornos virtuales de Python separados en la misma instancia EC2, evitando conflictos de versiones (p. ej. </w:t>
-      </w:r>
-      <w:proofErr w:type="spellStart"/>
-      <w:r>
-        <w:rPr>
-          <w:rFonts w:ascii="Bahnschrift" w:hAnsi="Bahnschrift" w:cs="Arial"/>
-          <w:sz w:val="22"/>
-          <w:szCs w:val="22"/>
-        </w:rPr>
-        <w:t>protobuf</w:t>
-      </w:r>
-      <w:proofErr w:type="spellEnd"/>
-      <w:r>
-        <w:rPr>
-          <w:rFonts w:ascii="Bahnschrift" w:hAnsi="Bahnschrift" w:cs="Arial"/>
-          <w:sz w:val="22"/>
-          <w:szCs w:val="22"/>
-        </w:rPr>
-        <w:t xml:space="preserve"> entre </w:t>
-      </w:r>
-      <w:proofErr w:type="spellStart"/>
-      <w:r>
-        <w:rPr>
-          <w:rFonts w:ascii="Bahnschrift" w:hAnsi="Bahnschrift" w:cs="Arial"/>
-          <w:sz w:val="22"/>
-          <w:szCs w:val="22"/>
-        </w:rPr>
-        <w:t>Streamlit</w:t>
-      </w:r>
-      <w:proofErr w:type="spellEnd"/>
-      <w:r>
-        <w:rPr>
-          <w:rFonts w:ascii="Bahnschrift" w:hAnsi="Bahnschrift" w:cs="Arial"/>
-          <w:sz w:val="22"/>
-          <w:szCs w:val="22"/>
-        </w:rPr>
-        <w:t xml:space="preserve"> y </w:t>
-      </w:r>
-      <w:proofErr w:type="spellStart"/>
-      <w:r>
-        <w:rPr>
-          <w:rFonts w:ascii="Bahnschrift" w:hAnsi="Bahnschrift" w:cs="Arial"/>
-          <w:sz w:val="22"/>
-          <w:szCs w:val="22"/>
-        </w:rPr>
-        <w:t>MLflow</w:t>
-      </w:r>
-      <w:proofErr w:type="spellEnd"/>
-      <w:r>
-        <w:rPr>
-          <w:rFonts w:ascii="Bahnschrift" w:hAnsi="Bahnschrift" w:cs="Arial"/>
-          <w:sz w:val="22"/>
-          <w:szCs w:val="22"/>
-        </w:rPr>
-        <w:t>) — un paso intermedio antes de la contenedorización con Docker.</w:t>
-      </w:r>
-    </w:p>
-    <w:p>
-      <w:pPr>
-        <w:spacing w:after="120"/>
+          <w:szCs w:val="22"/>
+        </w:rPr>
+        <w:t xml:space="preserve"> tablero, API y MLflow corren en tres entornos virtuales de Python separados en la misma instancia EC2, evitando conflictos de versiones (p. ej. protobuf entre Streamlit y MLflow) — un paso intermedio antes de la contenedorización con Docker.</w:t>
+      </w:r>
+    </w:p>
+    <w:p>
+      <w:pPr>
+        <w:spacing w:after="60"/>
         <w:jc w:val="center"/>
       </w:pPr>
       <w:r>
         <w:rPr>
           <w:noProof/>
         </w:rPr>
-        <w:lastRenderedPageBreak/>
         <w:drawing>
           <wp:inline distT="0" distB="0" distL="0" distR="0" wp14:anchorId="5C1B0EAA" wp14:editId="3AB41002">
-            <wp:extent cx="5462546" cy="2959241"/>
+            <wp:extent cx="5189418" cy="2811278"/>
             <wp:effectExtent l="0" t="0" r="5080" b="0"/>
             <wp:docPr id="1263892348" name="Imagen 1"/>
             <wp:cNvGraphicFramePr>
@@ -7320,7 +5785,7 @@
                   <pic:spPr>
                     <a:xfrm>
                       <a:off x="0" y="0"/>
-                      <a:ext cx="5499177" cy="2979085"/>
+                      <a:ext cx="5189418" cy="2811278"/>
                     </a:xfrm>
                     <a:prstGeom prst="rect">
                       <a:avLst/>
@@ -7335,7 +5800,7 @@
     </w:p>
     <w:p>
       <w:pPr>
-        <w:spacing w:after="200"/>
+        <w:spacing w:after="80"/>
         <w:jc w:val="center"/>
         <w:rPr>
           <w:rFonts w:ascii="Bahnschrift" w:hAnsi="Bahnschrift"/>
@@ -7374,36 +5839,12 @@
           <w:sz w:val="16"/>
           <w:szCs w:val="16"/>
         </w:rPr>
-        <w:t xml:space="preserve">. Tablero </w:t>
-      </w:r>
-      <w:proofErr w:type="spellStart"/>
-      <w:r>
-        <w:rPr>
-          <w:rFonts w:ascii="Bahnschrift" w:hAnsi="Bahnschrift"/>
-          <w:i/>
-          <w:iCs/>
-          <w:color w:val="5F5E5A"/>
-          <w:sz w:val="16"/>
-          <w:szCs w:val="16"/>
-        </w:rPr>
-        <w:t>DiabetesRisk</w:t>
-      </w:r>
-      <w:proofErr w:type="spellEnd"/>
-      <w:r>
-        <w:rPr>
-          <w:rFonts w:ascii="Bahnschrift" w:hAnsi="Bahnschrift"/>
-          <w:i/>
-          <w:iCs/>
-          <w:color w:val="5F5E5A"/>
-          <w:sz w:val="16"/>
-          <w:szCs w:val="16"/>
-        </w:rPr>
-        <w:t xml:space="preserve"> en funcionamiento, accedido desde la IP pública de la instancia EC2 (44.204.142.207:8501).</w:t>
-      </w:r>
-    </w:p>
-    <w:p>
-      <w:pPr>
-        <w:spacing w:after="120"/>
+        <w:t>. Tablero DiabetesRisk en funcionamiento, accedido desde la IP pública de la instancia EC2 (44.204.142.207:8501).</w:t>
+      </w:r>
+    </w:p>
+    <w:p>
+      <w:pPr>
+        <w:spacing w:after="60"/>
       </w:pPr>
       <w:r>
         <w:rPr>
@@ -7427,6 +5868,7 @@
     <w:p>
       <w:pPr>
         <w:pStyle w:val="Ttulo2"/>
+        <w:spacing w:before="100" w:after="40"/>
         <w:rPr>
           <w:rFonts w:ascii="Bahnschrift" w:hAnsi="Bahnschrift"/>
         </w:rPr>
@@ -7434,33 +5876,28 @@
       <w:r>
         <w:rPr>
           <w:rFonts w:ascii="Bahnschrift" w:hAnsi="Bahnschrift"/>
+          <w:sz w:val="25"/>
         </w:rPr>
         <w:t>7.</w:t>
       </w:r>
       <w:r>
         <w:rPr>
           <w:rFonts w:ascii="Bahnschrift" w:hAnsi="Bahnschrift"/>
+          <w:sz w:val="25"/>
         </w:rPr>
         <w:t>4</w:t>
       </w:r>
       <w:r>
         <w:rPr>
           <w:rFonts w:ascii="Bahnschrift" w:hAnsi="Bahnschrift"/>
+          <w:sz w:val="25"/>
         </w:rPr>
         <w:t xml:space="preserve"> Estado actual y proyecciones</w:t>
       </w:r>
     </w:p>
     <w:p>
       <w:pPr>
-        <w:pStyle w:val="Ttulo2"/>
-        <w:rPr>
-          <w:rFonts w:ascii="Bahnschrift" w:hAnsi="Bahnschrift"/>
-        </w:rPr>
-      </w:pPr>
-    </w:p>
-    <w:p>
-      <w:pPr>
-        <w:spacing w:after="120"/>
+        <w:spacing w:after="60"/>
         <w:rPr>
           <w:rFonts w:ascii="Bahnschrift" w:hAnsi="Bahnschrift" w:cs="Arial"/>
           <w:sz w:val="22"/>
@@ -7472,7 +5909,6 @@
           <w:rFonts w:ascii="Bahnschrift" w:hAnsi="Bahnschrift" w:cs="Arial"/>
           <w:b/>
           <w:bCs/>
-          <w:sz w:val="22"/>
           <w:szCs w:val="22"/>
         </w:rPr>
         <w:t>Estado actual:</w:t>
@@ -7480,69 +5916,14 @@
       <w:r>
         <w:rPr>
           <w:rFonts w:ascii="Bahnschrift" w:hAnsi="Bahnschrift" w:cs="Arial"/>
-          <w:sz w:val="22"/>
-          <w:szCs w:val="22"/>
-        </w:rPr>
-        <w:t xml:space="preserve"> modelo entrenado, empaquetado y servido a través de una API REST (</w:t>
-      </w:r>
-      <w:proofErr w:type="spellStart"/>
-      <w:r>
-        <w:rPr>
-          <w:rFonts w:ascii="Bahnschrift" w:hAnsi="Bahnschrift" w:cs="Arial"/>
-          <w:sz w:val="22"/>
-          <w:szCs w:val="22"/>
-        </w:rPr>
-        <w:t>FastAPI</w:t>
-      </w:r>
-      <w:proofErr w:type="spellEnd"/>
-      <w:r>
-        <w:rPr>
-          <w:rFonts w:ascii="Bahnschrift" w:hAnsi="Bahnschrift" w:cs="Arial"/>
-          <w:sz w:val="22"/>
-          <w:szCs w:val="22"/>
-        </w:rPr>
-        <w:t>); tablero (</w:t>
-      </w:r>
-      <w:proofErr w:type="spellStart"/>
-      <w:r>
-        <w:rPr>
-          <w:rFonts w:ascii="Bahnschrift" w:hAnsi="Bahnschrift" w:cs="Arial"/>
-          <w:sz w:val="22"/>
-          <w:szCs w:val="22"/>
-        </w:rPr>
-        <w:t>Streamlit</w:t>
-      </w:r>
-      <w:proofErr w:type="spellEnd"/>
-      <w:r>
-        <w:rPr>
-          <w:rFonts w:ascii="Bahnschrift" w:hAnsi="Bahnschrift" w:cs="Arial"/>
-          <w:sz w:val="22"/>
-          <w:szCs w:val="22"/>
-        </w:rPr>
-        <w:t xml:space="preserve">) que consume esa API para todas sus predicciones y estadísticas; </w:t>
-      </w:r>
-      <w:proofErr w:type="spellStart"/>
-      <w:r>
-        <w:rPr>
-          <w:rFonts w:ascii="Bahnschrift" w:hAnsi="Bahnschrift" w:cs="Arial"/>
-          <w:sz w:val="22"/>
-          <w:szCs w:val="22"/>
-        </w:rPr>
-        <w:t>MLflow</w:t>
-      </w:r>
-      <w:proofErr w:type="spellEnd"/>
-      <w:r>
-        <w:rPr>
-          <w:rFonts w:ascii="Bahnschrift" w:hAnsi="Bahnschrift" w:cs="Arial"/>
-          <w:sz w:val="22"/>
-          <w:szCs w:val="22"/>
-        </w:rPr>
-        <w:t>, API y tablero corriendo de forma persistente en la instancia EC2, cada uno en su propio entorno de Python.</w:t>
-      </w:r>
-    </w:p>
-    <w:p>
-      <w:pPr>
-        <w:spacing w:after="120"/>
+          <w:szCs w:val="22"/>
+        </w:rPr>
+        <w:t xml:space="preserve"> modelo entrenado, empaquetado y servido a través de una API REST (FastAPI); tablero (Streamlit) que consume esa API para todas sus predicciones y estadísticas; MLflow, API y tablero corriendo de forma persistente en la instancia EC2, cada uno en su propio entorno de Python.</w:t>
+      </w:r>
+    </w:p>
+    <w:p>
+      <w:pPr>
+        <w:spacing w:after="60"/>
         <w:rPr>
           <w:rFonts w:ascii="Bahnschrift" w:hAnsi="Bahnschrift" w:cs="Arial"/>
           <w:sz w:val="22"/>
@@ -7554,7 +5935,6 @@
           <w:rFonts w:ascii="Bahnschrift" w:hAnsi="Bahnschrift" w:cs="Arial"/>
           <w:b/>
           <w:bCs/>
-          <w:sz w:val="22"/>
           <w:szCs w:val="22"/>
         </w:rPr>
         <w:t>Pendiente para las próximas semanas:</w:t>
@@ -7566,38 +5946,19 @@
           <w:ilvl w:val="0"/>
           <w:numId w:val="7"/>
         </w:numPr>
-        <w:spacing w:after="120"/>
-        <w:rPr>
-          <w:rFonts w:ascii="Bahnschrift" w:hAnsi="Bahnschrift" w:cs="Arial"/>
-          <w:sz w:val="22"/>
-          <w:szCs w:val="22"/>
-        </w:rPr>
-      </w:pPr>
-      <w:r>
-        <w:rPr>
-          <w:rFonts w:ascii="Bahnschrift" w:hAnsi="Bahnschrift" w:cs="Arial"/>
-          <w:sz w:val="22"/>
-          <w:szCs w:val="22"/>
-        </w:rPr>
-        <w:t xml:space="preserve">Empaquetar modelo, API y tablero en contenedores Docker independientes (carpeta </w:t>
-      </w:r>
-      <w:proofErr w:type="spellStart"/>
-      <w:r>
-        <w:rPr>
-          <w:rFonts w:ascii="Bahnschrift" w:hAnsi="Bahnschrift" w:cs="Arial"/>
-          <w:sz w:val="22"/>
-          <w:szCs w:val="22"/>
-        </w:rPr>
-        <w:t>docker</w:t>
-      </w:r>
-      <w:proofErr w:type="spellEnd"/>
-      <w:r>
-        <w:rPr>
-          <w:rFonts w:ascii="Bahnschrift" w:hAnsi="Bahnschrift" w:cs="Arial"/>
-          <w:sz w:val="22"/>
-          <w:szCs w:val="22"/>
-        </w:rPr>
-        <w:t>/, ya definida desde la Entrega 1), replicando en contenedores la misma separación de dependencias lograda con los entornos virtuales de esta entrega.</w:t>
+        <w:spacing w:after="60"/>
+        <w:rPr>
+          <w:rFonts w:ascii="Bahnschrift" w:hAnsi="Bahnschrift" w:cs="Arial"/>
+          <w:sz w:val="22"/>
+          <w:szCs w:val="22"/>
+        </w:rPr>
+      </w:pPr>
+      <w:r>
+        <w:rPr>
+          <w:rFonts w:ascii="Bahnschrift" w:hAnsi="Bahnschrift" w:cs="Arial"/>
+          <w:szCs w:val="22"/>
+        </w:rPr>
+        <w:t>Empaquetar modelo, API y tablero en contenedores Docker independientes (carpeta docker/, ya definida desde la Entrega 1), replicando en contenedores la misma separación de dependencias lograda con los entornos virtuales de esta entrega.</w:t>
       </w:r>
     </w:p>
     <w:p>
@@ -7606,92 +5967,56 @@
           <w:ilvl w:val="0"/>
           <w:numId w:val="7"/>
         </w:numPr>
-        <w:spacing w:after="120"/>
-        <w:rPr>
-          <w:rFonts w:ascii="Bahnschrift" w:hAnsi="Bahnschrift" w:cs="Arial"/>
-          <w:sz w:val="22"/>
-          <w:szCs w:val="22"/>
-        </w:rPr>
-      </w:pPr>
-      <w:r>
-        <w:rPr>
-          <w:rFonts w:ascii="Bahnschrift" w:hAnsi="Bahnschrift" w:cs="Arial"/>
-          <w:sz w:val="22"/>
-          <w:szCs w:val="22"/>
-        </w:rPr>
-        <w:t xml:space="preserve">Desplegar la versión </w:t>
-      </w:r>
-      <w:proofErr w:type="spellStart"/>
-      <w:r>
-        <w:rPr>
-          <w:rFonts w:ascii="Bahnschrift" w:hAnsi="Bahnschrift" w:cs="Arial"/>
-          <w:sz w:val="22"/>
-          <w:szCs w:val="22"/>
-        </w:rPr>
-        <w:t>contenedorizada</w:t>
-      </w:r>
-      <w:proofErr w:type="spellEnd"/>
-      <w:r>
-        <w:rPr>
-          <w:rFonts w:ascii="Bahnschrift" w:hAnsi="Bahnschrift" w:cs="Arial"/>
-          <w:sz w:val="22"/>
-          <w:szCs w:val="22"/>
-        </w:rPr>
-        <w:t xml:space="preserve"> en la instancia EC2 (o un servicio gestionado equivalente), con los tres componentes orquestados vía </w:t>
-      </w:r>
-      <w:proofErr w:type="spellStart"/>
-      <w:r>
-        <w:rPr>
-          <w:rFonts w:ascii="Bahnschrift" w:hAnsi="Bahnschrift" w:cs="Arial"/>
-          <w:sz w:val="22"/>
-          <w:szCs w:val="22"/>
-        </w:rPr>
-        <w:t>docker-compose</w:t>
-      </w:r>
-      <w:proofErr w:type="spellEnd"/>
-      <w:r>
-        <w:rPr>
-          <w:rFonts w:ascii="Bahnschrift" w:hAnsi="Bahnschrift" w:cs="Arial"/>
-          <w:sz w:val="22"/>
-          <w:szCs w:val="22"/>
-        </w:rPr>
-        <w:t>.</w:t>
+        <w:spacing w:after="60"/>
+        <w:rPr>
+          <w:rFonts w:ascii="Bahnschrift" w:hAnsi="Bahnschrift" w:cs="Arial"/>
+          <w:sz w:val="22"/>
+          <w:szCs w:val="22"/>
+        </w:rPr>
+      </w:pPr>
+      <w:r>
+        <w:rPr>
+          <w:rFonts w:ascii="Bahnschrift" w:hAnsi="Bahnschrift" w:cs="Arial"/>
+          <w:szCs w:val="22"/>
+        </w:rPr>
+        <w:t>Desplegar la versión contenedorizada en la instancia EC2 (o un servicio gestionado equivalente), con los tres componentes orquestados vía docker-compose.</w:t>
       </w:r>
     </w:p>
     <w:p>
       <w:pPr>
         <w:pStyle w:val="Ttulo1"/>
-        <w:spacing w:before="240" w:after="120"/>
-        <w:rPr>
-          <w:rFonts w:ascii="Bahnschrift" w:hAnsi="Bahnschrift" w:cs="Arial"/>
-        </w:rPr>
-      </w:pPr>
-      <w:r>
-        <w:rPr>
-          <w:rFonts w:ascii="Bahnschrift" w:hAnsi="Bahnschrift" w:cs="Arial"/>
+        <w:spacing w:before="160" w:after="60"/>
+        <w:rPr>
+          <w:rFonts w:ascii="Bahnschrift" w:hAnsi="Bahnschrift" w:cs="Arial"/>
+        </w:rPr>
+      </w:pPr>
+      <w:r>
+        <w:rPr>
+          <w:rFonts w:ascii="Bahnschrift" w:hAnsi="Bahnschrift" w:cs="Arial"/>
+          <w:sz w:val="31"/>
         </w:rPr>
         <w:t>8</w:t>
       </w:r>
       <w:r>
         <w:rPr>
           <w:rFonts w:ascii="Bahnschrift" w:hAnsi="Bahnschrift" w:cs="Arial"/>
+          <w:sz w:val="31"/>
         </w:rPr>
         <w:t>. Reporte de trabajo en equipo</w:t>
       </w:r>
     </w:p>
     <w:p>
       <w:pPr>
-        <w:spacing w:after="120"/>
-        <w:rPr>
-          <w:rFonts w:ascii="Bahnschrift" w:hAnsi="Bahnschrift" w:cs="Arial"/>
-          <w:sz w:val="22"/>
-          <w:szCs w:val="22"/>
-        </w:rPr>
-      </w:pPr>
-      <w:r>
-        <w:rPr>
-          <w:rFonts w:ascii="Bahnschrift" w:hAnsi="Bahnschrift" w:cs="Arial"/>
-          <w:sz w:val="22"/>
+        <w:spacing w:after="60"/>
+        <w:rPr>
+          <w:rFonts w:ascii="Bahnschrift" w:hAnsi="Bahnschrift" w:cs="Arial"/>
+          <w:sz w:val="22"/>
+          <w:szCs w:val="22"/>
+        </w:rPr>
+      </w:pPr>
+      <w:r>
+        <w:rPr>
+          <w:rFonts w:ascii="Bahnschrift" w:hAnsi="Bahnschrift" w:cs="Arial"/>
           <w:szCs w:val="22"/>
         </w:rPr>
         <w:t>Para esta segunda entrega, las aportaciones del equipo se distribuyeron de la siguiente manera:</w:t>
@@ -7704,38 +6029,19 @@
           <w:ilvl w:val="0"/>
           <w:numId w:val="4"/>
         </w:numPr>
-        <w:spacing w:after="60"/>
-        <w:rPr>
-          <w:rFonts w:ascii="Bahnschrift" w:hAnsi="Bahnschrift" w:cs="Arial"/>
-          <w:sz w:val="22"/>
-          <w:szCs w:val="22"/>
-        </w:rPr>
-      </w:pPr>
-      <w:r>
-        <w:rPr>
-          <w:rFonts w:ascii="Bahnschrift" w:hAnsi="Bahnschrift" w:cs="Arial"/>
-          <w:sz w:val="22"/>
-          <w:szCs w:val="22"/>
-        </w:rPr>
-        <w:t xml:space="preserve">Infraestructura EC2, configuración y despliegue del servidor </w:t>
-      </w:r>
-      <w:proofErr w:type="spellStart"/>
-      <w:r>
-        <w:rPr>
-          <w:rFonts w:ascii="Bahnschrift" w:hAnsi="Bahnschrift" w:cs="Arial"/>
-          <w:sz w:val="22"/>
-          <w:szCs w:val="22"/>
-        </w:rPr>
-        <w:t>MLflow</w:t>
-      </w:r>
-      <w:proofErr w:type="spellEnd"/>
-      <w:r>
-        <w:rPr>
-          <w:rFonts w:ascii="Bahnschrift" w:hAnsi="Bahnschrift" w:cs="Arial"/>
-          <w:sz w:val="22"/>
-          <w:szCs w:val="22"/>
-        </w:rPr>
-        <w:t>, script de entrenamiento, desarrollo del tablero y registro de experimentos (Jared Foster Orduz).</w:t>
+        <w:spacing w:after="40"/>
+        <w:rPr>
+          <w:rFonts w:ascii="Bahnschrift" w:hAnsi="Bahnschrift" w:cs="Arial"/>
+          <w:sz w:val="22"/>
+          <w:szCs w:val="22"/>
+        </w:rPr>
+      </w:pPr>
+      <w:r>
+        <w:rPr>
+          <w:rFonts w:ascii="Bahnschrift" w:hAnsi="Bahnschrift" w:cs="Arial"/>
+          <w:szCs w:val="22"/>
+        </w:rPr>
+        <w:t>Infraestructura EC2, configuración y despliegue del servidor MLflow, script de entrenamiento, desarrollo del tablero y registro de experimentos (Jared Foster Orduz).</w:t>
       </w:r>
     </w:p>
     <w:p>
@@ -7745,19 +6051,19 @@
           <w:ilvl w:val="0"/>
           <w:numId w:val="4"/>
         </w:numPr>
-        <w:spacing w:after="60"/>
-        <w:rPr>
-          <w:rFonts w:ascii="Bahnschrift" w:hAnsi="Bahnschrift" w:cs="Arial"/>
-          <w:sz w:val="22"/>
-          <w:szCs w:val="22"/>
-        </w:rPr>
-      </w:pPr>
-      <w:r>
-        <w:rPr>
-          <w:rFonts w:ascii="Bahnschrift" w:hAnsi="Bahnschrift" w:cs="Arial"/>
-          <w:sz w:val="22"/>
-          <w:szCs w:val="22"/>
-        </w:rPr>
+        <w:spacing w:after="40"/>
+        <w:rPr>
+          <w:rFonts w:ascii="Bahnschrift" w:hAnsi="Bahnschrift" w:cs="Arial"/>
+          <w:sz w:val="22"/>
+          <w:szCs w:val="22"/>
+        </w:rPr>
+      </w:pPr>
+      <w:r>
+        <w:rPr>
+          <w:rFonts w:ascii="Bahnschrift" w:hAnsi="Bahnschrift" w:cs="Arial"/>
+          <w:szCs w:val="22"/>
+        </w:rPr>
+        <w:lastRenderedPageBreak/>
         <w:t>Redacción de observaciones y conclusiones sobre el comportamiento de los modelos (Jeferson David Vargas Toca).</w:t>
       </w:r>
     </w:p>
@@ -7768,56 +6074,19 @@
           <w:ilvl w:val="0"/>
           <w:numId w:val="4"/>
         </w:numPr>
-        <w:spacing w:after="60"/>
-        <w:rPr>
-          <w:rFonts w:ascii="Bahnschrift" w:hAnsi="Bahnschrift" w:cs="Arial"/>
-          <w:sz w:val="22"/>
-          <w:szCs w:val="22"/>
-        </w:rPr>
-      </w:pPr>
-      <w:r>
-        <w:rPr>
-          <w:rFonts w:ascii="Bahnschrift" w:hAnsi="Bahnschrift" w:cs="Arial"/>
-          <w:sz w:val="22"/>
-          <w:szCs w:val="22"/>
-        </w:rPr>
-        <w:t>Selección final de variables predictoras y revisión de consistencia con la exploración de datos de la Entrega 1 (</w:t>
-      </w:r>
-      <w:proofErr w:type="spellStart"/>
-      <w:r>
-        <w:rPr>
-          <w:rFonts w:ascii="Bahnschrift" w:hAnsi="Bahnschrift" w:cs="Arial"/>
-          <w:sz w:val="22"/>
-          <w:szCs w:val="22"/>
-        </w:rPr>
-        <w:t>Andres</w:t>
-      </w:r>
-      <w:proofErr w:type="spellEnd"/>
-      <w:r>
-        <w:rPr>
-          <w:rFonts w:ascii="Bahnschrift" w:hAnsi="Bahnschrift" w:cs="Arial"/>
-          <w:sz w:val="22"/>
-          <w:szCs w:val="22"/>
-        </w:rPr>
-        <w:t xml:space="preserve"> Felipe </w:t>
-      </w:r>
-      <w:proofErr w:type="spellStart"/>
-      <w:r>
-        <w:rPr>
-          <w:rFonts w:ascii="Bahnschrift" w:hAnsi="Bahnschrift" w:cs="Arial"/>
-          <w:sz w:val="22"/>
-          <w:szCs w:val="22"/>
-        </w:rPr>
-        <w:t>Florez</w:t>
-      </w:r>
-      <w:proofErr w:type="spellEnd"/>
-      <w:r>
-        <w:rPr>
-          <w:rFonts w:ascii="Bahnschrift" w:hAnsi="Bahnschrift" w:cs="Arial"/>
-          <w:sz w:val="22"/>
-          <w:szCs w:val="22"/>
-        </w:rPr>
-        <w:t xml:space="preserve"> Garces).</w:t>
+        <w:spacing w:after="40"/>
+        <w:rPr>
+          <w:rFonts w:ascii="Bahnschrift" w:hAnsi="Bahnschrift" w:cs="Arial"/>
+          <w:sz w:val="22"/>
+          <w:szCs w:val="22"/>
+        </w:rPr>
+      </w:pPr>
+      <w:r>
+        <w:rPr>
+          <w:rFonts w:ascii="Bahnschrift" w:hAnsi="Bahnschrift" w:cs="Arial"/>
+          <w:szCs w:val="22"/>
+        </w:rPr>
+        <w:t>Selección final de variables predictoras y revisión de consistencia con la exploración de datos de la Entrega 1 (Andres Felipe Florez Garces).</w:t>
       </w:r>
     </w:p>
     <w:p>
@@ -7827,17 +6096,16 @@
           <w:ilvl w:val="0"/>
           <w:numId w:val="4"/>
         </w:numPr>
-        <w:spacing w:after="60"/>
-        <w:rPr>
-          <w:rFonts w:ascii="Bahnschrift" w:hAnsi="Bahnschrift" w:cs="Arial"/>
-          <w:sz w:val="22"/>
-          <w:szCs w:val="22"/>
-        </w:rPr>
-      </w:pPr>
-      <w:r>
-        <w:rPr>
-          <w:rFonts w:ascii="Bahnschrift" w:hAnsi="Bahnschrift" w:cs="Arial"/>
-          <w:sz w:val="22"/>
+        <w:spacing w:after="40"/>
+        <w:rPr>
+          <w:rFonts w:ascii="Bahnschrift" w:hAnsi="Bahnschrift" w:cs="Arial"/>
+          <w:sz w:val="22"/>
+          <w:szCs w:val="22"/>
+        </w:rPr>
+      </w:pPr>
+      <w:r>
+        <w:rPr>
+          <w:rFonts w:ascii="Bahnschrift" w:hAnsi="Bahnschrift" w:cs="Arial"/>
           <w:szCs w:val="22"/>
         </w:rPr>
         <w:t>Evaluación comparativa de modelos y revisión funcional del tablero (Oscar Enrique Morillo).</w:t>
@@ -7846,7 +6114,7 @@
     <w:sectPr>
       <w:headerReference w:type="default" r:id="rId23"/>
       <w:pgSz w:w="12240" w:h="15840"/>
-      <w:pgMar w:top="1000" w:right="1100" w:bottom="1000" w:left="1100" w:header="708" w:footer="708" w:gutter="0"/>
+      <w:pgMar w:top="835" w:right="1008" w:bottom="835" w:left="1008" w:header="708" w:footer="708" w:gutter="0"/>
       <w:cols w:space="720"/>
       <w:titlePg/>
       <w:docGrid w:linePitch="360"/>
